--- a/Fiche_investigation.docx
+++ b/Fiche_investigation.docx
@@ -450,51 +450,14 @@
               <w:rPr>
                 <w:sz w:val="20"/>
               </w:rPr>
-              <w:t>: Boucle avancée (</w:t>
-            </w:r>
-            <w:proofErr w:type="spellStart"/>
-            <w:r>
-              <w:rPr>
-                <w:sz w:val="20"/>
-              </w:rPr>
-              <w:t>forEach</w:t>
-            </w:r>
-            <w:proofErr w:type="spellEnd"/>
-            <w:r>
-              <w:rPr>
-                <w:sz w:val="20"/>
-              </w:rPr>
-              <w:t xml:space="preserve">... </w:t>
-            </w:r>
-            <w:proofErr w:type="spellStart"/>
-            <w:r>
-              <w:rPr>
-                <w:sz w:val="20"/>
-              </w:rPr>
-              <w:t>filter</w:t>
-            </w:r>
-            <w:proofErr w:type="spellEnd"/>
-            <w:r>
-              <w:rPr>
-                <w:sz w:val="20"/>
-              </w:rPr>
-              <w:t xml:space="preserve"> </w:t>
-            </w:r>
-            <w:proofErr w:type="spellStart"/>
+              <w:t xml:space="preserve">: Boucle avancée (forEach... filter </w:t>
+            </w:r>
             <w:r>
               <w:rPr>
                 <w:spacing w:val="-2"/>
                 <w:sz w:val="20"/>
               </w:rPr>
-              <w:t>ect</w:t>
-            </w:r>
-            <w:proofErr w:type="spellEnd"/>
-            <w:r>
-              <w:rPr>
-                <w:spacing w:val="-2"/>
-                <w:sz w:val="20"/>
-              </w:rPr>
-              <w:t>..)</w:t>
+              <w:t>ect..)</w:t>
             </w:r>
           </w:p>
           <w:p>
@@ -1005,23 +968,7 @@
                 <w:spacing w:val="-2"/>
                 <w:sz w:val="20"/>
               </w:rPr>
-              <w:t>(for..</w:t>
-            </w:r>
-            <w:proofErr w:type="spellStart"/>
-            <w:r>
-              <w:rPr>
-                <w:spacing w:val="-2"/>
-                <w:sz w:val="20"/>
-              </w:rPr>
-              <w:t>while</w:t>
-            </w:r>
-            <w:proofErr w:type="spellEnd"/>
-            <w:r>
-              <w:rPr>
-                <w:spacing w:val="-2"/>
-                <w:sz w:val="20"/>
-              </w:rPr>
-              <w:t>)</w:t>
+              <w:t>(for..while)</w:t>
             </w:r>
           </w:p>
           <w:p>
@@ -1037,7 +984,7 @@
               <w:rPr>
                 <w:sz w:val="20"/>
               </w:rPr>
-              <w:t>Dans cette option, le code utilise les boucles natives de JavaScript. Le benchmark JSBEN.CH montre qu'elle est environ 17 % plus rapide en moyenne, avec des résultats identiques.</w:t>
+              <w:t>Dans cette option, le code utilise les boucles natives de JavaScript. Le benchmark JSBEN.CH montre qu'elle est  plus rapide, avec des résultats identiques.</w:t>
             </w:r>
           </w:p>
         </w:tc>
@@ -2119,21 +2066,7 @@
         <w:rPr>
           <w:spacing w:val="-2"/>
         </w:rPr>
-        <w:t>'</w:t>
-      </w:r>
-      <w:proofErr w:type="spellStart"/>
-      <w:r>
-        <w:rPr>
-          <w:spacing w:val="-2"/>
-        </w:rPr>
-        <w:t>recipeToDisplay</w:t>
-      </w:r>
-      <w:proofErr w:type="spellEnd"/>
-      <w:r>
-        <w:rPr>
-          <w:spacing w:val="-2"/>
-        </w:rPr>
-        <w:t>'</w:t>
+        <w:t>'recipeToDisplay'</w:t>
       </w:r>
     </w:p>
     <w:p>
@@ -2379,21 +2312,7 @@
         <w:rPr>
           <w:spacing w:val="-2"/>
         </w:rPr>
-        <w:t>'</w:t>
-      </w:r>
-      <w:proofErr w:type="spellStart"/>
-      <w:r>
-        <w:rPr>
-          <w:spacing w:val="-2"/>
-        </w:rPr>
-        <w:t>recipeToDisplay</w:t>
-      </w:r>
-      <w:proofErr w:type="spellEnd"/>
-      <w:r>
-        <w:rPr>
-          <w:spacing w:val="-2"/>
-        </w:rPr>
-        <w:t>'</w:t>
+        <w:t>'recipeToDisplay'</w:t>
       </w:r>
     </w:p>
     <w:p>
@@ -2641,21 +2560,7 @@
         <w:rPr>
           <w:spacing w:val="-2"/>
         </w:rPr>
-        <w:t>'</w:t>
-      </w:r>
-      <w:proofErr w:type="spellStart"/>
-      <w:r>
-        <w:rPr>
-          <w:spacing w:val="-2"/>
-        </w:rPr>
-        <w:t>recipeToDisplay</w:t>
-      </w:r>
-      <w:proofErr w:type="spellEnd"/>
-      <w:r>
-        <w:rPr>
-          <w:spacing w:val="-2"/>
-        </w:rPr>
-        <w:t>'</w:t>
+        <w:t>'recipeToDisplay'</w:t>
       </w:r>
     </w:p>
     <w:p>
@@ -2820,15 +2725,7 @@
         <w:ind w:left="2731" w:hanging="1210"/>
       </w:pPr>
       <w:r>
-        <w:t xml:space="preserve">Les </w:t>
-      </w:r>
-      <w:proofErr w:type="spellStart"/>
-      <w:r>
-        <w:t>ustensils</w:t>
-      </w:r>
-      <w:proofErr w:type="spellEnd"/>
-      <w:r>
-        <w:t xml:space="preserve"> correspondent à la recherche / au tag choisi</w:t>
+        <w:t>Les ustensils correspondent à la recherche / au tag choisi</w:t>
       </w:r>
     </w:p>
     <w:p>
@@ -2911,21 +2808,7 @@
         <w:rPr>
           <w:spacing w:val="-2"/>
         </w:rPr>
-        <w:t>'</w:t>
-      </w:r>
-      <w:proofErr w:type="spellStart"/>
-      <w:r>
-        <w:rPr>
-          <w:spacing w:val="-2"/>
-        </w:rPr>
-        <w:t>recipeToDisplay</w:t>
-      </w:r>
-      <w:proofErr w:type="spellEnd"/>
-      <w:r>
-        <w:rPr>
-          <w:spacing w:val="-2"/>
-        </w:rPr>
-        <w:t>'</w:t>
+        <w:t>'recipeToDisplay'</w:t>
       </w:r>
     </w:p>
     <w:p>
@@ -3537,7 +3420,7 @@
           </mc:Choice>
           <mc:Fallback>
             <w:pict>
-              <v:group w14:anchorId="49585EEE" id="Group 5" o:spid="_x0000_s1026" style="position:absolute;margin-left:28.8pt;margin-top:64.8pt;width:550.3pt;height:727.75pt;z-index:-15849472;mso-wrap-distance-left:0;mso-wrap-distance-right:0;mso-position-horizontal-relative:page;mso-position-vertical-relative:page" coordsize="69888,92424" o:gfxdata="UEsDBBQABgAIAAAAIQCxgme2CgEAABMCAAATAAAAW0NvbnRlbnRfVHlwZXNdLnhtbJSRwU7DMAyG&#10;70i8Q5QralN2QAit3YGOIyA0HiBK3DaicaI4lO3tSbpNgokh7Rjb3+8vyXK1tSObIJBxWPPbsuIM&#10;UDltsK/5++apuOeMokQtR4dQ8x0QXzXXV8vNzgOxRCPVfIjRPwhBagArqXQeMHU6F6yM6Rh64aX6&#10;kD2IRVXdCeUwAsYi5gzeLFvo5OcY2XqbynsTjz1nj/u5vKrmxmY+18WfRICRThDp/WiUjOluYkJ9&#10;4lUcnMpEzjM0GE83SfzMhtz57fRzwYF7SY8ZjAb2KkN8ljaZCx1IwMK1TpX/Z2RJS4XrOqOgbAOt&#10;Z+rodC5buy8MMF0a3ibsDaZjupi/tPkGAAD//wMAUEsDBBQABgAIAAAAIQA4/SH/1gAAAJQBAAAL&#10;AAAAX3JlbHMvLnJlbHOkkMFqwzAMhu+DvYPRfXGawxijTi+j0GvpHsDYimMaW0Yy2fr2M4PBMnrb&#10;Ub/Q94l/f/hMi1qRJVI2sOt6UJgd+ZiDgffL8ekFlFSbvV0oo4EbChzGx4f9GRdb25HMsYhqlCwG&#10;5lrLq9biZkxWOiqY22YiTra2kYMu1l1tQD30/bPm3wwYN0x18gb45AdQl1tp5j/sFB2T0FQ7R0nT&#10;NEV3j6o9feQzro1iOWA14Fm+Q8a1a8+Bvu/d/dMb2JY5uiPbhG/ktn4cqGU/er3pcvwCAAD//wMA&#10;UEsDBBQABgAIAAAAIQD36HbsiwcAACclAAAOAAAAZHJzL2Uyb0RvYy54bWzsWluPm0YUfq/U/4D8&#10;npgZZgawslu1u91VpCiNmlR9ZjG2UTBQYC/59/3mBti7ZtioqZK0WcUM5jB85/adM4Nf/fSwL7y7&#10;rGnzqjxbkJf+wsvKtFrn5fZs8ceHqxfRwmu7pFwnRVVmZ4tPWbv46fzHH17d16uMVruqWGeNh0nK&#10;dnVfny12XVevlss23WX7pH1Z1VmJi5uq2ScdTpvtct0k95h9Xyyp74vlfdWs66ZKs7bFt5f64uJc&#10;zb/ZZGn322bTZp1XnC2ArVOfjfq8kZ/L81fJatsk9S5PDYzkM1Dsk7zEQ/upLpMu8W6b/NFU+zxt&#10;qrbadC/Tar+sNps8zZQO0Ib4R9pcN9VtrXTZru63dW8mmPbITp89bfr27rqp39fvGo0ewzdV+rGF&#10;XZb39XY1vi7Pt4Pww6bZy5ughPegLPqpt2j20HkpvhRxFEV+vPBSXIspwx/XNk93cMyj+9Ldr447&#10;l8lKP1jB6+HUebrCf2MijB6ZyB1KuKu7bbKFmWQ/a4590ny8rV/Am3XS5Td5kXefVGTCbxJUefcu&#10;T6V15Qms+a7x8jUMs/DKZI+EeL1PtpknpFGshJSX9n90+02R11d5UUiry7EBinA+CocndNWhdlml&#10;t/us7HTuNFkBzFXZ7vK6XXjNKtvfZADXvF4TuAx52wFh3eRlp53Wdk3WpTv5/A1w/I70kkCTVX9B&#10;gR5wShVaE1zz4oUJFoZDvBCfykf3Xk9WddN211m19+QAWIEBpk5Wyd2b1qCxIsaGGoBCBjySGsA1&#10;rbUezh7Z71np9H6X1BkgyGkHB0MH7eBrQy6h1MPIyHwzZyesI2JOCeMLD3lDZOLEJm9sZhEags9k&#10;WomQ8JDHR2ZKb7WZxqYBPa21kWCunR2lD6UdSmNKpiwUU3YICRh44YEpb+T0MH7Syfvs0NsNj5ff&#10;7au77EOlrnZHuQ0PDleL8rGUVEPwwKihJXCTfKLyf/9ofDlWrii9e3ALYUSFQVsV+domSdtsby6K&#10;xrtLJP2rf2b+AzEZL5dJu9Ny6lIPA8+WTtNukqObav0JSXwPt54t2r9uE8kYxesSUSQLjB00dnBj&#10;B01XXFSqDCkD4ZkfHv5MmtoEcgfPvq1sMD2KZy0r7yyrn2+7apOrYB8QGaAIbM0kCPVvhg3RJIzZ&#10;MJLWl9Qh0+lrYEP6xdlQxITzEIUSCR0JEgeR6U1svocBCSQMXNdDmOjbY0UoeMiKirZmsyKPSRDE&#10;qE0nWdEPokj0xCg4jZUdR5Yac4etGf88MYKSiMWiSFJDeYokpVwI4pNKWbCnqDLwQxZAvZHoEVNq&#10;xpSU+DnPFyHKL7MkfAqFBnAoewTDMLeqFf8T9ndH2AQhMGZsnH9llI18+sINLAfRRBR9HpIxQnqz&#10;ULWqyer7omwCuj3kbHwDZ88m7UAIQiKUeGknRlgYH9mJkphxS9qcRYJZGrRLhn+Ns3so4GyD5CnK&#10;poSEfqyrNcSY1gg8d4oxQxGFumwdiNs+2B5r1TWjEaZWOIyFavwxtxWyRy0cUB9xJ23LAyIo6xtX&#10;3WEfCjNYWskCcajdeHJiTfIsxKTWHXYye9QItKDWUDcl9ro9ajkiIoFlL5BKzCqGTj4cvZBphhTk&#10;qWkH007DjCgNtfLTcmPfuiQFiWJNAFq5KZxUyhoEWr1p6TiITci4TYuw7aVneIySMER3oKOGCEZU&#10;w33SGZQEEUEfpYKM2aXohDiljNnkcAbw2N5PJkdaVG2mbeVcDB4s6w5Wf1dXV+TiwmTHSOwbXN1J&#10;5v3i+xcEpHJE+4q2/8u0/5hCTvE9gpoIQw0uEhlKiUtylFdU7RhO5SC4xlAT12vJCeEg8JmmZiqC&#10;6RIyJgMnN2MLKyCRrmWCimnOh3BETC2LAmo3tGwRsUddTChqJBaDipOIHwm7ZLFS9thLh8w3u2kB&#10;GozJKknJ83hdCN8s36hPsXk5zevYEg81bsp8hMi0dBiI2EiHMXE5faB1d4lFPcIbB10RA8GdFowC&#10;4usYYcTn000J5uayi5MVg2Fbw6VlFIa+Dlbuh2gVp23yzDqKLQPteeHH1BUnkIh06RKCUsV4E3kT&#10;BwyLZaml7Nlc6TvU6OdVdEk7TtxD/QdwZ0EfoMxqFwY9WQhac+XxYEQG7MLlT7mpoz3EsBEinMHS&#10;hy0n2BqfnxN8TqvDe6LgARP6bdVEBAwsxINQYDU4HboDw3Hmg2Zc4j17coZodBnymW3awPqccSSs&#10;AwyozVQUzrBd6cI+KlZY8jlWMc4m8JjPh/L6ZM94KD7U7RnCw3pijvBzlmqaUXQX7TSgJCtNzjOc&#10;MyyXuLs/1xSrYTiDSrO3FnYGrCwMukTMSAZZc4yC7kR71iqXolKaakIjdBXTca2KsFKQsgDL48kE&#10;VvVdC/tgiklhIvsuKTuDBLnZR5pBr2bOuety5i4HekZ3lUEHZ3YaUKSnmU71b0p3VH8HsfQOmNEP&#10;9Z51d1pDmDs7zyF9nB3tkJbOTnlIdxUJU3E12vFx1LOBnaa7jYHyjuWes5ye/W71kv/C+wIyWl3j&#10;bcT39m5V/e4Ev8ZRr9/ML4fkz33G5+pd7PD7pvO/AQAA//8DAFBLAwQKAAAAAAAAACEANZ4Bnbnr&#10;AAC56wAAFAAAAGRycy9tZWRpYS9pbWFnZTEucG5niVBORw0KGgoAAAANSUhEUgAABbIAAAeVCAYA&#10;AABI0zIqAAAABmJLR0QA/wD/AP+gvaeTAAAACXBIWXMAAA7EAAAOxAGVKw4bAAAgAElEQVR4nOzd&#10;aZzVdf338e85M8CwDYysIiibpqGYirspCJkiSeaGtqn/vyQgAibm1urWlQZkhrigpplZFJpLdl2y&#10;WkYsCS6hGckyIijKjoAzc64beWIaARFm5vc95zyft2Q4+Hjf4owvP3N+qUwmE2patmxZp3vuueeS&#10;3/3ud19auHDhQVVVVemPvAgAIITQrVu3RaeddtofhgwZcuenP/3pvye9BwAAgPyTqh6y165d22L0&#10;6NG33nfffRdXVlYWhRBCs2bNNpSUlGxObCEAEK2KioriNWvWtMz+esCAAU/eeeedQzp27Fie5C4A&#10;AADyy39C9rvvvtuqX79+z86fP/8zzZs3X3/hhRc+MHjw4Lt79OjxSiqV+ujZNgBACGHJkiX73Xff&#10;fRffdddd31i5cmW7Dh06LJ82bVqfAw444B9JbwMAACA/pDKZTFi7dm2L3r17T58/f/5njj766L/+&#10;7ne/+1KHDh2WJz0OAMgd69evb37RRRfd/9vf/vasDh06LP/Tn/50QpcuXd5IehcAAAC5Lx1CCFde&#10;eeVt2Yj9xz/+8fMiNgDwSTVv3nz9r371q0Hnnnvur5cvX97ha1/72oOZTCaV9C4AAAByX2rp0qWd&#10;OnfuvLhp06YbX3311QNFbABgT2zevLmkZ8+eL77++uv7T5069eQ+ffpMS3oTAAAAuS199913D66q&#10;qkpfeOGFD4jYAMCeKikp2Txy5MhxIYQwfvz4oUnvAQAAIPelPv3pT7/y97///dMvvfTSIQcffPDL&#10;SQ8CAHLfunXrStu1a7eyqqoqvWHDhmYNGjT4IOlNAAAA5K70q6++emCzZs029OjR45WkxwAA+aG0&#10;tHTdIYcc8tLWrVsbvvHGG12S3gMAAEBuS1dVVaVLSko2p1KpTNJjAID8UVJSsjmEECorK4uS3gIA&#10;AEBuSyc9AAAAAAAAdkbIBgAAAAAgakI2AAAAAABRE7IBAAAAAIiakA0AAAAAQNSEbAAAAAAAoiZk&#10;AwAAAAAQNSEbAAAAAICoCdkAAAAAAERNyAYAAAAAIGpCNgAAAAAAUROyAQAAAACImpANAAAAAEDU&#10;hGwAAAAAAKImZAMAAAAAEDUhGwAAAACAqAnZAAAAAABETcgGAAAAACBqQjYAAAAAAFETsgEAAAAA&#10;iJqQDQAAAABA1IRsAAAAAACiJmQDAAAAABA1IRsAAAAAgKgJ2QAAAAAARE3IBgAAAAAgakI2AAAA&#10;AABRE7IBAAAAAIiakA0AAAAAQNSEbAAAAAAAoiZkAwAAAAAQNSEbAAAAAICoCdkAAAAAAERNyAYA&#10;AAAAIGpCNgAAAAAAUROyAQAAAACImpANAAAAAEDUhGwAAAAAAKImZAMAAAAAEDUhGwAAAACAqKVD&#10;CCGTyaSSHgIA5BffXwAAAFBb0i1btlyzevXqso0bNzZNegwAkD/efPPNfUIIYa+99nov6S0AAADk&#10;tvTxxx//56qqqvTkyZPPTHoMAJAf5s2bd8Qbb7zRpWvXrv9q167dyqT3AAAAkNvSl1xyyT0hhDB+&#10;/PihfgQYAKgN48ePHxpCCNnvMwAAAGBPpD744IPi7t27/3PJkiX7TZw48X8uvvji+5IeBQDkrj/9&#10;6U8nnHTSSTMaNmy4denSpfu2adPmnaQ3AQAAkNvSxcXFFdmrqcGDB9/96KOPnpf0KAAgN82aNeuY&#10;008//amqqqr0zTfffK2IDQAAQG1IhxBC//79n54wYcKllZWVRRdccMEvr7nmmlveeeedNkmPAwBy&#10;w4YNG5qNGzduZL9+/Z5dt25d6ahRo8aOHDlyXNK7AAAAyA+pTCbzn19MnDjxf4YNG/azLVu2NGrY&#10;sOHWM888c/Kxxx77l5KSks0JbgQAIlVRUVG8YMGCQx999NHz1q1bVxpCCNdcc80tN91003WpVCrz&#10;cX8eAAAAdsV/hewQQnj11VcPvPXWW0c/8sgj57///vuNE9oFAOSQoqKiyjPOOOP3V1555W3HHXfc&#10;80nvAQAAIL98JGRnrV69uuwPf/jDaa+99tqnKisri+p5FxChBQsW9HzyySe/cMwxx/ylb9++U5Pe&#10;A8Sha9eu/zrllFP+b8eOHcuT3gIAAEB+2mHIBqjp/vvvv+jiiy++b/To0bf+6Ec/uirpPQAAAAAU&#10;hnTSAwAAAAAAYGeEbAAAAAAAoiZkAwAAAAAQNSEbAAAAAICoCdkAAAAAAERNyAYAAAAAIGpCNgAA&#10;AAAAUROyAQAAAACImpANAAAAAEDUhGwAAAAAAKImZAMAAAAAEDUhGwAAAACAqAnZAAAAAABETcgG&#10;AAAAACBqQjYAAAAAAFETsgEAAAAAiJqQDQAAAABA1IRsAAAAAACiJmQDAAAAABA1IRsAAAAAgKgJ&#10;2QAAAAAARE3IBgAAAAAgakI2AAAAAABRE7IBAAAAAIiakA0AAAAAQNSEbAAAAAAAoiZkAwAAAAAQ&#10;NSEbAAAAAICoCdkAAAAAAERNyAYAAAAAIGpCNgAAAAAAUROyAQAAAACImpANAAAAAEDUhGwAAAAA&#10;AKImZAMAAAAAEDUhGwAAAACAqAnZAAAAAABETcgGAAAAACBqQjYAAAAAAFETsgEAAAAAiJqQDQAA&#10;AABA1IRsAAAAAACiJmQDAAAAABA1IRsAAAAAgKgJ2QAAAAAARE3IBgAAAAAgakI2AAAAAABRE7IB&#10;AAAAAIiakA0AAAAAQNSEbAAAAAAAoiZkAwAAAAAQNSEbAAAAAICoCdkAAAAAAERNyAYAAAAAIGpC&#10;NgAAAAAAUROyAQAAAACImpAN/Me6detK165d22JP/h1btmxp9Pbbb7etrU0AAAAAIGQD/9G0adON&#10;/fv3f/qGG2749icN2lu2bGl05513DunVq9fchg0bbq2rjQAAAAAUHiEb+I+ioqLK4cOH//Q73/nO&#10;Dzp37rx4V4J2NmB37979n0OHDh1/1lln/bZly5Zr6mszAAAAAPlPyAb+yznnnPObgw46aOGaNWta&#10;7ixo1wzY5eXlHVu0aLF25MiR45LaDgAAAEB+ErKB/1JUVFT5ne985wfZX1cP2r///e+/EEII8+fP&#10;/0z1gJ197ciRI8e5xgYAAACgtqUymUzSG4DIVFZWFh1yyCEvLVy48KBd/TMtWrRYu3jx4s5CNgAA&#10;AAC1zUU28BE1r7J3hWtsAAAAAOqKi2xguz7JVbZrbAAAAADqkotsYLs+yVW2a2wAAAAA6pKLbGCH&#10;duUq2zU2AAAAAHXNRTawQ7tyle0aGwAAAIC65iIb2KmdXWW7xgYAAACgPrjIBnZqZ1fZI0aM+ImI&#10;DQAAAEBdc5ENfKztXWWXlpauW7x4ceeysrLVSW4DAAAAIP+5yAY+1vauskeOHDlOxAYAAACgPrjI&#10;BnZJ9ats19gAAAAA1CcX2cAuqX6V7RobAAAAgPq0w4vsN954o8vjjz8+cOHChQdVVlYW1fMuIEJV&#10;VVWpp556asApp5zyx0aNGm1Neg8Qh+7du//ztNNO+8Ohhx66IOktAAAA5KePhOy//OUvx950003X&#10;Pf300/0zmUwqoV0AQI457rjjnr/qqqt+NHDgwMeT3gIAAEB++a+Qfcstt1xz3XXX3ZTJZFJlZWWr&#10;v/a1rz14zDHHzCopKdmc4EYAIFIVFRXFCxYsOPTnP//515ctW9YphBAuvvji++6+++7BRUVFlUnv&#10;AwAAID/8J2T/4Ac/+M53v/vd75eUlGy+5ZZbrvnGN75xV+PGjd9PeB8AkAMqKiqKJ02adPbw4cN/&#10;umrVqtZf+cpXfvHAAw9cKGYDAABQG1KZTCY88sgj519wwQW/LCkp2fzEE098oV+/fs8mPQwAyD0L&#10;Fy48qE+fPtNWrlzZ7tvf/vYNP/jBD76T9CYAAAByX2rz5s2N9ttvvyUrV65sN3ny5DO/+MUvPpb0&#10;KAAgd7344os9jzzyyDlVVVXpN954o0vHjh3Lk94EAABAbkv/7ne/+9LKlSvb9e3bd4qIDQDsqZ49&#10;e744ePDguysqKorvvvvuwUnvAQAAIPelJ06c+D8hhDB06NDxSY8BAPLDkCFD7gwhhPvuu+/iTCaT&#10;SnoPAAAAuS3VrFmz9Zs3by5Zv35985KSks1JDwIA8sOnPvWp1/7xj38cUF5e3nGfffZ5M+k9AAAA&#10;5K70hg0bmrVs2XKNiA0A1KZ27dqtDCGEdevWlSa9BQAAgNyWTnoAAAAAAADsjJANAAAAAEDUhGwA&#10;AAAAAKImZAMAAAAAEDUhGwAAAACAqAnZAAAAAABETcgGAAAAACBqQjYAAAAAAFETsgEAAAAAiJqQ&#10;DQAAAABA1IRsAAAAAACiJmQDAAAAABA1IRsAAAAAgKgJ2QAAAAAARE3IBgAAAAAgakI2AAAAAABR&#10;E7IBAAAAAIiakA0AAAAAQNSEbAAAAAAAoiZkAwAAAAAQNSEbAAAAAICoCdkAAAAAAERNyAYAAAAA&#10;IGpCNgAAAAAAUROyAQAAAACImpANAAAAAEDUhGwAAAAAAKImZAMAAAAAEDUhGwAAAACAqAnZAAAA&#10;AABETcgGAAAAACBqQjYAAAAAAFETsgEAAAAAiJqQDQAAAABA1IRsAAAAAACiJmQDAAAAABA1IRsA&#10;AAAAgKgJ2QAAAAAARE3IBgAAAAAgakI2AAAAAABRE7IBAAAAAIhauqioqHLTpk1NqqqqRG0AoNZs&#10;3LixaQghNGjQ4IOktwAAAJDb0gcffPDLmzZtavK3v/3t8KTHAAD54b333tvr5ZdfPrhJkyabOnfu&#10;vDjpPQAAAOS29HnnnfdoCCFMmDDh0qTHAAD54f77779o69atDc8+++xJxcXFFUnvAQAAILelVq5c&#10;2bZjx47lRUVFlS+99NIh3bt3/2fSowCA3LVu3brSHj16vFJeXt5x1qxZxxx99NF/TXoTAAAAuS3d&#10;tm3bt4cPH/7TzZs3l3zhC194YsWKFe2THgUA5KZNmzY1Oeuss35bXl7esX///k8fddRRs5PeBAAA&#10;QO5LZTKZ8P777zc+7bTT/jBjxoyTDjzwwFcnT5585oEHHvhq0uMAgNyxYsWK9hdccMEvp02b1ueA&#10;Aw74x4wZM05q3779iqR3AQAAkPtSmUwmhBDCxo0bmw4YMODJ6dOn9y4uLq4488wzJw8ePPjuY489&#10;9i8lJSWbE94JAESooqKieMGCBYdOnDjxfx5++OEvb9y4sen+++//+vTp03t36NBhedL7AAAAyA//&#10;CdkhhLBly5ZGN9544/Vjx44dtXHjxqYJ7gIAckxxcXHF17/+9Z/feuuto8vKylYnvQcAAID88V8h&#10;O2vdunWlDz300Fd/+9vfnvXaa699qrKysiiBbQBADujateu/+vfv//T//u//3uujRAAAAKgL2w3Z&#10;QLLeeeedNqtXry5r167dyhYtWqxNeg8AAAAAJCmd9ADgo8aMGXPFpz71qdd+85vfnJP0FgAAAABI&#10;mpANEcpkMqmkNwAAAABALIRsiFgqlfLZPwAAAAAUPCEbIuQiGwAAAAC2EbIhQtmQ7SIbAAAAAIRs&#10;iJqQDQAAAABCNkTJR4sAAAAAwDZCNkTMRTYAAAAACNkQJRfZAAAAALCNkA0R8rBHAAAAANhGyIaI&#10;CdkAAAAAIGRDlHy0CAAAAABsI2RDxFxkAwAAAICQDVFykQ0AAAAA2wjZECEPewQAAACAbYRsiJiQ&#10;DQAAAABCNkTJR4sAAAAAwDZCNkTMRTYAAAAACNkQJRfZAAAAALCNkA0R8rBHAAAAANhGyIaICdkA&#10;AAAAIGRDlHy0CAAAAABsI2RDxFxkAwAAAICQDVFykQ0AAAAA2wjZECEPewQAAACAbYRsiJiQDQAA&#10;AABCNkTJR4sAAAAAwDZCNkTMRTYAAAAACNkQJRfZAAAAALCNkA0R8rBHAAAAANhGyIaICdkAAAAA&#10;IGRDlHy0CAAAAABsI2RDxFxkAwAAAICQDVFykQ0AAAAA2wjZECEPewQAAACAbYRsiJiQDQAAAABC&#10;NkTJR4sAAAAAwDZCNkTMRTYAAAAACNkQJRfZAAAAALCNkA0R8rBHAAAAANhGyIaICdkAAAAAIGRD&#10;lHy0CAAAAABsI2RDxFxkAwAAAICQDVFykQ0AAAAA2wjZECEPewQAAACAbYRsiJiQDQAAAABCNkTJ&#10;R4sAAAAAwDZCNkTMRTYAAAAACNkQJRfZAAAAALCNkA0R8rBHAAAAANhGyIaICdkAAAAAIGRDlHy0&#10;CAAAAABsI2RDxFxkAwAAAICQDVFykQ0AAAAA2xQnPQD4KA97BArF1q1bm5SXl/dcsWLFgVu3bm2S&#10;9B6gcKTT6cqysrLyTp06vdCyZcvlSe8BAGDnhGyImJAN5KNMJpN65ZVXPj9z5swhr7zyyqkVFRUN&#10;k94EFLa999574fHHHz/x+OOPn9ikSZM1Se8BAOCjhGyIkI8WAfLVihUrDnzwwQcnLlq06LgQQmjY&#10;sGHo3r176NChQygpKUl6HlBAqqqqwqpVq8KSJUvCW2+9ddCkSZNue/rpp68/66yzRh9//PETHRQA&#10;AMRFyIaI+Q8oIJ/Mnj37gp///Of3VVRUNGrTpk3o27dvOOyww0LDhg6ygeRkMpmwZMmSMHPmzPDC&#10;Cy+0fOihh+55+eWX+1988cVfadiw4aak9wEA8G9CNkTIRTaQb55//vkLH3zwwfsymUyqb9++4dRT&#10;Tw3Fxb4NAZKXSqVC586dQ+fOncMxxxwTHnnkkfDCCy+cOX78+MeHDh16RsOGDd9PeiMAACGkkx4A&#10;fJSHPQL55PXXX//sQw89dG8IIfXlL385DBgwQMQGonTAAQeEESNGhDZt2oSFCxf2e+SRR36W9CYA&#10;AP5NyIaICdlArtu6dWuTBx544IGqqqqigQMHhl69eiU9CWCnWrZsGYYMGRKaNm0ann/++YsWLFjw&#10;haQ3AQAgZEOUfLQIkC+mTp06fNWqVV3333//cOKJJyY9B2CXlJWVhS996UshhBAmTZo0pqqqqijh&#10;SQAABU/Ihoi5yAZyWWVlZfH06dMvCyGEM844I6RS/h8dkDsOO+yw0KlTp/D22293f/nll09Leg8A&#10;QKETsiFCLrKBfPCPf/zjpNWrV3fcb7/9QseOHZOeA/CJpFKpcMIJJ4QQQpg1a9ZXE54DAFDwhGyI&#10;mItsIJctWrTohBBCOPjgg5OeArBbevToEULY9vcZAADJEbIhQi6ygXxQXl7eM4TgGhvIWU2bNg1l&#10;ZWVhzZo1HTZs2NAq6T0AAIVMyIYIZUO2i2wgl23YsKFNCCG0aNEi6SkAuy37d1j27zQAAJIhZEPE&#10;hGwgH6TTvt0Acpe/wwAA4uC7MoiQjxYBAAAAgG2EbIiYi2wAAAAAELIhSi6yAQAAAGAbIRsi5GGP&#10;AAAAALCNkA0RE7IBAAAAQMiGKPloEQAAAADYRsiGiLnIBgAAAAAhG6LkIhsAAAAAthGyIQEzZ848&#10;cerUqSfvKFh/3MMe169f3/zee+/938rKyqK63AkAAAAAMRCyIQGHH374384777xHe/fuPX369Om9&#10;d/S6miF7/fr1zX/4wx9e3aVLlzfeeeedNkVFRZV1PhYAAAAAEiZkQwKaNWu24corr7xt5syZJ/bp&#10;02danz59ps2YMeOk7O/XvNRet25d6c0333xt586dF19zzTW3hBDCZZdddkd97wYAAACAJAjZkJBh&#10;w4b9rFWrVu+GEML06dN79+7de3rfvn2nPPfcc5/Nvmbjxo1Nbrrppuu6dOnyxnXXXXfTe++9t1cI&#10;IVx55ZW3NW/efH1S2wEAAACgPhUnPQAKVbNmzTZ885vf/PG11157c/ZrU6dOPXnq1KknZwP3wIED&#10;f79+/frm1f9c69atV7nGBgAAAKCQuMiGBF122WV37LXXXu/V/Pq7777bKoR/fyZ2zd8bPXr0rc2a&#10;NdtQH/sAAAAAIAZCNiSoefPm66+44ooxu/r6Nm3avDNs2LCf1eUmAAAAAIiNkA0JGz58+E/LyspW&#10;78prr7rqqh81bdp0Y11vAgAAAICYCNmQsNLS0nWjRo0a+3Gva9u27dtDhgy5sz42AQAAAEBMhGyI&#10;wOWXX357y5Yt1+zsNd/61rf+j2tsoL7MnTu314QJEy7dsmVLo6S3AAAAgJANEWjRosXakSNHjtvR&#10;77dr127lpZdeOqE+NwGF7fDDD//bhAkTLt1///1fF7QBAABImpANkRgxYsRPWrRosXZ7v/etb33r&#10;/zRp0mRTfW8CClc6na767ne/+/1ly5Z1GjJkyJ2CNgAAAEkSsiESLVu2XDNixIif1Px6+/btV7jG&#10;BpIwcODAxw899NAFIYQgaAMAAJAkIRsiMnLkyHGlpaXrqn/t6quv/mHjxo3fT2oTULiyV9nVvyZo&#10;AwAAkAQhGyJSVla2+vLLL789++u99977rcGDB9+d5CagsFW/yq5O0AYAAKA+CdkQmVGjRo1t3rz5&#10;+hBCuOaaa25xjQ0kaXtX2dUJ2gAAANSH4qQHAP9tr732eu+yyy772aRJky6+5JJL7kl6D7BNZWVl&#10;USaTSSW9o76dfvrpTx566KELFixYcOiOXpMN2jfffPO111577c0XXXTR/fW5EaAuVVVVhYqKiqKK&#10;igr//QSRSKfTVel0uirpHQDUH9+IQWQqKioatm3btufnPve5pm+//fZB++677wtJbwJC2Lx5c8no&#10;0aN/dMcddwxPekvMqgfts88+e0vSewBqw2OPPRbuvffel5PeAWxz4403XnfllVf+uFGjRr7fACgQ&#10;QjZEpKKiouHdd9/964ULF/YPIYSxY8dOGTVqVF8xG5J38803X3vHHXcMLy0tXdekSZNNSe+pb++/&#10;/37jtWvXttjV17dr125lo0aNGm/cuLEuZwHUi5KSktC2bdt30ul0ZdJbgBDWr1/f7Prrr7+pVatW&#10;71166aUTkt4DQP0QsiES2Yi9YMGCgWVlZaFr165h3rx5ZWI2xOWWW265ZujQoeOT3lGfKioqig88&#10;8MBXdyVk9+rVa+73vve97/Xv3//pH//4xzPee++9+pgIUKf69+8fvv/975/Yvn37V5PeAoRw/fXX&#10;33jTTTddl/QOAOqXhz1CBGpG7GHDhoULLrggHHfccWHTpk1lY8eOnbJ06dLDkt4JFKZf/OIXX1m0&#10;aFG3nb2mV69ec5988skBs2fPPur0009/KpVKZeprHwAAAPlPyIaEbS9it2rVKqTT6XDWWWeJ2UCi&#10;Kioqim+88cbrd/T7AjYAAAD1QciGBO0oYmeJ2UDSdnSNLWADAABQn4RsSMjHRewsMRtIyvausY84&#10;4oh5TzzxxBcEbAAAAOqTkA0JqKioaHjPPfc8+nERO6tmzB43btyzYjZQ1x5++OEvZ6+xswF7zpw5&#10;Rw4YMOBJARsAAID6JGRDPctG7Pnz539xVyJ2VjZmH3vssWHjxo17idlAXaqoqCi+4YYbvi1gAwAA&#10;EAMhG+pR9YjdsmXLXY7YWel0Opx99tliNlDnXnzxxZ7jxo0bKWADAAAQAyEb6knNiH3ZZZd9ooid&#10;JWYD9eHwww//m4ANAABALIRsqAe1FbGzxGwAAAAAComQDXWstiN21vZi9rJlyz5TC5MBAAAAICpC&#10;NtShioqKhvfee++vajtiZ9WM2WPHjp0iZgMAAACQb4RsqCPZiP3CCy+cWRcROysbs4855hgxGwAA&#10;AIC8JGRDHaiviJ2VTqfDOeecI2YDAAAAkJeEbKhl9R2xs8RsAAAAAPKVkA21qGbEHjZsWL1E7Cwx&#10;GwAAAIB8JGRDLdlexG7dunW97xCzAQAAAMg3QjbUgsrKygYxROysHcTsQxMbBAAAAAB7QMiGPVRZ&#10;WdngnnvueTSWiJ21nZg9VcwGAAAAIBcJ2bAHYo3YWWI2AAAAAPlAyIbdFHvEzhKzAQAAAMh1Qjbs&#10;hlyJ2FliNgAAAAC5TMiGTyjXInaWmA0AAABArhKy4RP4MGL/KtcidtZ2YvYUMRsAAACA2AnZsIuq&#10;Rewv5WLEzqoRs1uJ2QAAAADETsiGXZAvETsrG7OPPvpoMRsAAACA6AnZ8DHyLWJnpdPpcO6554rZ&#10;QF3KhBBCVVVV0jsAdltlZWX2HzNJ7gAAKHRCNuxEvkbsLDEbqEulpaUrQghh9erVSU8B2G1r1qwJ&#10;IYTQokWLFQlPAQAoaEI27EDNiD106NC8ithZYjZQVzp16jQ/hBCWLl2a9BSA3bJu3bqwdu3a0KpV&#10;q8WNGzdem/QeAIBCJmTDdmwvYrdp0ybpWXVGzAbqwgEHHDAjhBBefPHFkMn4iXwg97z44oshhG1/&#10;nwEAkBwhG2qorKxscO+99z5SKBE7a3sxu7y8vGfSu4Dc1aVLl1nt2rX7x1tvvRX+9a9/JT0H4BOp&#10;qqoKzz33XAghhGOPPfaBZNcAACBkQzXZiP23v/3trEKK2Fk1Y/aYMWOmitnA7kqn01V9+/YdF0II&#10;jz32WPUHpgFE7/nnnw9vv/126NSp03wX2QAAyROy4UOFHrGzxGygNp1wwgn3durUaX55eXn4wx/+&#10;kPQcgF2yfPny8MQTT4RUKpUZNGjQ8FQq5fORAAASJmRDELFrErOB2lJUVPTBRRdd9LUGDRq8P2XK&#10;lPDss8/6vGwgam+99VaYMGFC2Lp1azjllFN+1L179z8lvQkAACEb/itit2jRouAjdpaYDdSWffbZ&#10;56VLL730S8XFxVueeuqp8PDDD4dNmzYlPQvgv2QymTBnzpxw++23h/Xr14ejjjrq4S9+8YvXJb0L&#10;AIB/E7IpaDUj9rBhw0TsasRsoLYcfPDBzwwfPrx/06ZN3503b164+eabwx//+MewevXqpKcBBe6D&#10;Dz4I8+fPD7fffnv45S9/GTZv3hxOPvnk2y+66KKvp9NpH+4PABCJ4qQHQFJE7F2TjdkhhPDXv/61&#10;1ZgxY6ZeccUVJ3fs2PHFhKcBOebAAw+c+r3vfa/Ho48++pO5c+ee98wzz4RnnnkmtG7dOnTo0CGU&#10;lJQkPREoIJWVlWHVqlVh+fLl4YMPPgghhNC6det/XXDBBUN79Pv1DdEAACAASURBVOjxx4TnAQBQ&#10;g5BNQfowYv9SxN41NWP22LFjp4waNaqvmA18UqWlpSsvueSSQaeffvoNM2bMGDJ//vwzV61a1WHV&#10;qlVJTwMKVHFx8ZYePXpMP/744yd+5jOfeayoqOiDpDcBAPBRQjYFp1rEPlvE3nXZmJ3JZMLs2bNb&#10;i9nAnujQocMr559//mWDBg0avmbNmg4rVqw4cOvWrU2S3gUUjnQ6XVlWVla+9957LxSvIS6bN28u&#10;KSkp2bwn/45MJpPaunVrw0aNGm2prV0AJEvIpqCI2HsmnU6H8847L4QQxGygVqRSqUxZWdmbZWVl&#10;bya9BQCIw7vvvttq8ODBd1999dU//OxnP/vcJ/mzmUwm9fTTT/cfP3780F//+tfnCtkA+cPDHikY&#10;InbtyMbso446KmzYsKH12LFjp3gAJAAAUFv22WefN7t27fqvE088cWa/fv2efe655z77cX8mk8mk&#10;nnrqqdOPOuqo2QMGDHiyd+/e05s2bbqxPvYCUD+EbAqCiF27xGwAAKAuXX311T9s2LDh1ilTpvTd&#10;WdCuGbDnzp3bq3Xr1quGDh06PondANQdIZu8J2LXDTEbAACoK/vss8+bgwcPvjv76+pBe+nSpZ1C&#10;COGll146uHrAzr72qquu+pFrbID8I2ST10TsurW9mP3mm28ekvQuAAAg92Wvsqt/bcqUKX0feuih&#10;r4UQwvjx44dVD9ghhOAaGyB/CdnkrcrKygYTJ058WMSuWzVj9pgxY6aK2QAAwJ6qeZW9K1xjA+Qv&#10;IZu8lI3Y8+bNO0fErntiNgAAUBe2d5W9I66xAfKbkE3eEbGTIWYDAAC17ZNcZbvGBshvQjZ5RcRO&#10;lpgNAADUtl25ynaNDZD/hGzyhogdBzEbAACoTbtyle0aGyD/CdnkhcrKymIROx47iNkHJ70LAADI&#10;TTu7ynaNDVAYhGxy3ocR+5cidly2E7OnidkAAMDu2NlV9ujRo291jQ2Q/4RscpqIHTcxGwAAqC3b&#10;u8p2jQ1QOIRscpaInRvEbAAAoDZs7yp79OjRtzZr1mxDUpsAqD9CNjlJxM4tYjYAAFAbql9lu8YG&#10;KCxCNjlHxM5NYjYAALCnql9lu8YGKCzFSQ+AT0LEzm3ZmB1CCLNnz249ZsyYaVdccUWfffbZ5+WE&#10;pwEA1KrKysoGy5cv77FixYoDN27c2CqTyaSS3gT54uSTT17xwgsvrOnZs2fFtGnTLkt6D+SLVCpV&#10;1bx583f23nvvv7dv3/7VdDpdmfQmqE7IJmd8GLEfzkbsoUOHitg5KBuzM5lMmDNnTuuxY8dOHTVq&#10;1MliNgCQ6zZs2NBq1qxZX3vhhRe+tHjx4iMrKioaJb0J8lWPHj3C5MmTf5z0DshXDRs23NStW7fn&#10;jzjiiN8ceeSRvywpKfHTDyROyCYnVIvY52Yjdtu2bZOexW5Kp9Nh0KBBIYQQ5syZ00bMBgBy2apV&#10;q7o8/fTT18+ePfuCDz74oCSEEBo0aBA6d+4cOnToEJo1axZSKQfZAMStqqoqrFu3LixfvjwsX768&#10;ycKFC/stXLiw36RJk2477rjj7jvttNNuKS0tXZn0TgqXkE30ROz8JGYDALmuqqqq6Nlnn73i8ccf&#10;v6GioqJRcXFx6NWrVzj66KNDly5dQlFRUdITAWC3VFRUhNdffz3MmjUrvPzyy82nTp064vnnn7/o&#10;3HPPHXXcccfdn0qlMklvpPAI2URNxM5vYjYAkKvWrl2791133TVp0aJFx6XT6dC7d+/Qt2/f0KxZ&#10;s6SnAcAeKy4uDgcddFA46KCDwurVq8MzzzwTZs+eXfrggw9OnD9//hcvvvjirzZu3Hht0jspLOmk&#10;B8COiNiFIRuzjzzyyLB+/fo2Y8eOnfrmm28enPQuAIAdWbVqVecf/vCHsxYtWnRc+/btw4gRI8LA&#10;gQNFbADyUllZWTj//PPDkCFDQsuWLcOLL774hdtuu23mhg0bWie9jcIiZBMlEbuwiNkAQK549913&#10;9xszZsz09957b98ePXqEkSNHhn333TfpWQBQ5w444IDwzW9+M3Tu3DmUl5f3HDt27JQNGza0SnoX&#10;hUPIJjqVlZXF99133y/mzZt3bmlpqYhdILYXs5cvX94j6V0AAFlbtmxp+rOf/eyJd999d7+DDz44&#10;XHjhhaFRo0ZJzwKAetOsWbPwjW984z8x+5577vl1VVWVh0JQL4RsopKN2HPnzj2vtLQ0DBs2TMQu&#10;IDVj9pgxY6aJ2QBALCZPnnzLm2++eUjnzp3D17/+9VBc7JFDABSekpKSMHjw4NCmTZvw6quvnvzs&#10;s89ekfQmCoOQTTREbEIQswGAOL3++uufnTZt2vBGjRqFr371qyI2AAWtcePG4Stf+UpIp9Ph8ccf&#10;v2HlypUHJL2J/CdkEwURm+rEbAAgJplMJjVp0qQfhxDCgAEDwl577ZX0JABI3L777hv69OkTKioq&#10;Gk2ePPmWpPeQ/4RsEidisz1iNgAQi3/+858nLF68+Mg2bdqEY489Nuk5ABCNfv36hSZNmoT58+ef&#10;+c4773RNeg/5TcgmUSI2OyNmAwAxmDFjxtAQQjjhhBNCUZHnWQFAVklJSTj66KNDJpNJzZw589Kk&#10;95DfhGwSI2KzK8RsACBJW7dubTJ//vwvFhcXhyOPPDLpOQAQnexPK82ZM+f8TCaTSngOeUzIJhGV&#10;lZXF999//0MiNrsiG7N79eolZgMA9WrRokXHfvDBByXdu3cPjRs3TnoOAESnTZs2oX379mH16tUd&#10;33777f2T3kP+ErKpd9mIPWfOnEEiNrsqnU6H888/v3rMnipmAwB1benSpUeEEMJ+++2X9BQAiFb2&#10;fXLJkiVHJDyFPCZkU69EbPZEjZjdVswGAOpaeXl5zxBC6NixY9JTACBa2ffJ8vLyQxOeQh4Tsqk3&#10;Ija1QcwGAOrT2rVrO4QQQllZWdJTACBa2ffJ7Psm1AUhm3ohYlObxGwAoL5UVlY2CCGE4uLipKcA&#10;QLSy75PZ902oC74bo86J2NSFbMwOIYS5c+e2ve2226b26dNnVOvWrd9IeBp5qry83M+UAwAAQEKE&#10;bOrcr371qzvmzJkzqEGDBmHo0KEiNrUmG7M3bdoUFixY0PaMM854OOlN5Lfu3bv/c5999nkz6R0A&#10;AABQaIRs6tzxxx8/cc6cOYPef//9Fn/+85/DmWeeGVKpVNKzyBNLly4NixYtCqlUKhxxxBGLOnTo&#10;8PekN5G/LrroovsHDhz4eNI7AAAAoNAI2dS5zp07zxk5cuTnxo0b9/+ee+65FiEEMZtasXjx4jBh&#10;woSwZcuWcOqpp4659957r0ylUpmkdwEAAABQuzzskXqRjdmNGzde+9xzz4XJkyeHTEZvZPdVj9j9&#10;+vUbc/bZZ4vYAAAAAHlKyKbeiNnUFhEbAAAAoLAI2dQrMZs9JWIDAAAAFB4hm3onZrO7RGwAAACA&#10;wiRkk4iaMfuxxx4Ts9mpGhF7rIgNAAAAUDiEbBLTuXPnOSNGjDilcePGa2fOnClms0PbidjfFLEB&#10;AAAACoeQTaK6dOkyW8xmZ0RsAAAAAIRsEidmsyMiNgAAAAAhCNlEQsymJhEbAAAAgCwhm2iI2WSJ&#10;2AAAAABUJ2QTlWzMLikpWSdmF6bqEbtv377jRGwAAAAAhGyi06VLl9kjR478nJhdeBYvXhzuuuuu&#10;/0Tsc8455woRGwAAAAAhmyiJ2YUnG7E3b94sYgMAAADwX4RsoiVmFw4RGwAAAICdEbKJmpid/0Rs&#10;AAAAAD6OkE30xOz8JWIDAAAAsCuEbHKCmJ1/lixZImIDAAAAsEuEbHLGhzH7FDE79y1ZsiRMmDAh&#10;bN68OZx88sk/EbEBAAAA2Bkhm5zSpUuXv4rZua1mxD733HNHidgAAAAA7IyQTc6pGbMff/xxMTtH&#10;iNgAAAAA7A4hm5xUPWbPmDFDzM4BIjYAAAAAu0vIJmeJ2blDxAYAAABgTwjZ5DQxO34iNgAAAAB7&#10;Ssgm54nZ8aoRsW8XsQEAAADYHUI2eaFLly5/HTFixOfF7HhsJ2KPFLEBAAAA2B1CNnmja9eus8Ts&#10;OIjYAAAAANQmIZu8ImYnT8QGAAAAoLYJ2eQdMTs5IjYAAAAAdUHIJi+J2fVPxAYAAACgrgjZ5C0x&#10;u/6I2AAAAADUJSGbvFYtZq8Xs+tG9Yjdp0+fn4rYAAAAANQ2IZu892HMPkXMrn01I/Z55503QsQG&#10;AAAAoLYJ2RQEMbv2idgAAAAA1Bchm4JRM2b//ve/F7N3k4gNAAAAQH0Ssiko1WP29OnTxezdIGID&#10;AAAAUN+EbAqOmL37li5dKmIDAAAAUO+EbApS165dZ11++eWfF7N33dKlS8Odd96Zjdh3iNgAAAAA&#10;1Bchm4LVrVu3v4jZu2Y7EftyERsAAACA+iJkU9DE7I8nYgMAAACQNCGbgidm75iIDQAAAEAMhGwI&#10;Yvb2iNgAAAAAxELIhg+J2duI2AAAAADERMiGasRsERsAAACA+AjZUEMhx+zqEbt3794/E7EBAAAA&#10;iIGQDdvxYcw+tZBids2IPWjQoOEiNgAAAAAxELJhB7p16/Z8ocRsERsAAACAmAnZsBM1Y/YTTzyR&#10;dzFbxAYAAAAgdkI2fIzqMXvatGl5FbNFbAAAAABygZANuyAfY/bSpUvDhAkTRGwAAAAAoidkwy7K&#10;xuxGjRptyPWYnY3Y77//fjjppJPGi9gAAAAAxEzIhk+gW7duz48YMeLzuRyza0bs888//zIRGwAA&#10;AICYCdnwCeVyzBaxAQAAAMhFQjbshlyM2SI2AAAAALlKyIbdlEsxW8QGAAAAIJcJ2bAHciFmL1u2&#10;TMQGAAAAIKcJ2bCHYo7Zy5YtC3feeaeIDQAAAEBOE7KhFnTr1u35yy+//NSYYnaNiH2niA0AAABA&#10;rhKyoZZ07979z7HE7O1E7GEiNgAAAAC5SsiGWhRDzBaxAQAAAMg3QjbUsiRjtogNAAAAQD4SsqEO&#10;1IzZTz75ZJ3H7PLychEbAAAAgLwkZEMdqR6zp06dWqcxW8QGAAAAIJ8J2VCH6iNmZyP2pk2bRGwA&#10;AAAA8pKQDXXsw5h9Wl3E7JoRe9CgQZeJ2AAAAADkGyEb6kH37t3/VNsxe3sRO51OV9XSZAAAAACI&#10;hpAN9aQ2Y7aIDQAAAEAhEbKhHtVGzBaxAQAAACg0QjbUs5ox+6mnntrlmC1iAwAAAFCIhGxIQPWY&#10;PWXKlF2K2SI2AAAAAIVKyIaEVIvZGz8uZleP2CeeeOIEERsAAACAQiJkQ4I+jNmn7ixm14zY559/&#10;/jARGwAAAIBCImRDwnYWs0VsAAAAABCyIQrbi9kiNgAAAAD8m5ANkagZs8eNGydiAwAAAEAQsiEq&#10;2Zi9ePHiLfPmzQuHHXbYAyI2AAAAAIVOyIbIdO/e/U+rV69eOHv27HDCCSfcJmIDAAAAUOiEbIhQ&#10;48aN14UQQjqdziS9BQAAAACSJmQDAADsQCqVyoQQQlWVH5IDgB2p9j7pII86I2QDAADsQLNmzd4J&#10;IYT169cnPQUAopV9n2zevPk7CU8hjwnZAAAAO7D33nsvDCGE5cuXJz0FAKKVfZ/ce++9/57wFPKY&#10;kA0AALAD++6777wQQli2bFnSUwAgWtn3yez7JtQFIRsAAGAHunXr9nwIIbz22muhsrIy6TkAEJ1N&#10;mzaFxYsXh5KSkvUdO3Z8Mek95C8hGwAAYAdKS0tX7r///s9t3LgxvPLKK0nPAYDozJ07N1RVVYWe&#10;PXs+UVxcvDXpPeQvIZv/z96dxkdd3/v//kx2EggQISwCsrqggogrIqiItce1Yk+1p7X/1qO1amvb&#10;c1xqe6qe2qr9d3VB66mt1XNsbd3tYhWs4lKogoCCVnaRLawBkpCEzPxu4GhElghJvt+Zua57HQYf&#10;rxt9ZJIn78wAAAC7MGbMmDtDCOHFF1+MegoAxEoymQwvvfRSCCGEMWPG3BXxHLKckA0AALALI0aM&#10;eKRz584r5s2bF+bNmxf1HACIjenTp4eqqqrQt2/fmYMHD/YvvrQpIRsAAGAXCgsL688444zrQgjh&#10;97//fWho8FvTALBp06bw+OOPhxBCOPvss7+VSCRSEU8iywnZAAAAu3Hcccfds//++z+3Zs2a939o&#10;B4BclUwmw4MPPhhqamrC0Ucf/b+HHHLIU1FvIvsJ2QAAALuRl5eXvOCCCy7s0KFD9csvvxz+9re/&#10;RT0JACKRSqXCE088EebMmRO6du367mc+85krot5EbhCyAQAAWqB79+4LL7744n/Nz89vfOKJJ8Rs&#10;AHJOMpkMjz/+eHj++edDSUnJpksvvfSssrKydVHvIjcI2QAAAC00dOjQp7/85S9PSMfsBx98MNTX&#10;10c9CwDa3ObNm8O99977fsS+4oorTunXr9+MqHeRO4RsAACAj2H48OFPXn755aeVlpZumDp1avjh&#10;D38Y3nzzzZBK+YwrALJPKpUKM2bMCLfcckt4/fXXQ5cuXZZ/85vfPHHgwIFTo95GbimIegAAAECm&#10;GTp06DP/9V//Nfz+++//n7lz555y9913h/322y+MHj06DB8+PBQWFkY9EQD2Sn19fZg+fXp48cUX&#10;w4oVK0IIIRx55JG/O++8877asWPHNRHPIwcJ2QBkjYaGhtK1a9fuV1tb2zXqLQDsnZKSko377LPP&#10;4pKSks1Rb9mZioqKd772ta+dOnXq1M8/+eST/71kyZL9lixZEh566KEwaNCg0Ldv39C7d+/QsWPH&#10;kEgkop4LALuUTCbDxo0bw/Lly8PSpUvDwoULQ2NjYwghhN69e885++yzvzV8+PAnI55JDhOyAchY&#10;TU1NBXPnzv3EzJkzz1q0aNExK1asGJpMJvOj3gVA60gkEqkePXr8c8CAAdOGDRv25LBhw54sKCho&#10;iHpXc4lEInXsscfed9RRRz3w+uuvnzZlypRL3nzzzZPnzp1bMHfu3KjnQVaqrq4OmzZtCl26dAkd&#10;O3aMeg5krcLCwi2HH374n8aMGXPngQce+GwikfAeWkQq4X3cIH7Gjh37/JQpU8bMmTPn4KFDh/oJ&#10;CLZTV1dX/txzz132/PPPf2X9+vV904+XlJSEnj17hrKyMpdvABkslUqFurq6sGrVqlBTU/P+4506&#10;dao6/vjj/2fcuHE/i/OvNNfV1ZUvXrz4yHfeeWfkypUrD6ypqdkn6k2QTZ588skDn3rqqf3PO++8&#10;2ccff/ziqPdAFkl16tSpqnfv3nP79es3fb/99pteVFRUG/UoSHORDUDGSKVSiVdfffUzv/vd727b&#10;vHlztxBC6N+/fzjyyCPDkCFDQrdu3QRsgCySSqXC+vXrw/z588Orr74a5s2bV/nnP//5288+++xX&#10;J0yYcNXxxx9/dxyvwzp06LDxoIMOmnzQQQdNjnoLZKPly5ff+NRTT3177Nixd15yySV3Rb0HgPYh&#10;ZAOQEerq6jrfd99998yYMWNCCCEMGzYsnHLKKWHfffeNehoAbSSRSISKiopw1FFHhaOOOipUVVWF&#10;SZMmhVdeeaX8//7v/+6aMWPGuV/60pf+rby8vCrqrQAAtK28qAcAwO5UV1f3vOWWW16eMWPGhE6d&#10;OoULL7wwfPGLXxSxAXJMZWVl+OxnPxsuu+yyUFFREd58882Tb7rppldWr149KOptAAC0LSEbgFir&#10;rq7u+ZOf/ORvK1asGDpw4MBw1VVXhUMOOSTqWQBEaPDgweHKK68MQ4cODevWrev34x//+LnVq1cP&#10;jHoXAABtR8gGILYaGho63HHHHX9cuXLlgYMGDQoXX3yxT6YHIISw7QN+v/jFL4ZDDz00rF+/vs+t&#10;t976VE1NTdeodwEA0DaEbABi67HHHvvBkiVLRvbt2zdcdNFFobi4OOpJAMRIQUFBuOCCC8L+++8f&#10;qqqqhvz2t7+9I+pNAAC0DSEbgFiaP3/+6GefffaKoqKi8IUvfEHEBmCHCgoKwuc///lQVlYWXnnl&#10;lfNnzpx5dtSbAABofUI2ALGTTCbzfve7392aSqUSZ5xxRthnn32ingRAjHXs2DGce+65IYQQfv/7&#10;3/+0sbHRv34CAGQZIRuA2HnzzTfHL126dETPnj3DqFGjop4DQAYYPnx4GDRoUFi7dm3/GTNmfDrq&#10;PQAAtC4hG4DYef755y8NIYSxY8eGvDwvVQDsXiKRCCeccEIIIYTnnnvusmjXAADQ2tQBAGJl8+bN&#10;3WbPnn16SUlJGDFiRNRzAMggQ4cODV26dAkLFy48ZuXKlQdEvQcAgNYjZAMQK2+99da4VCqVN3To&#10;UB/wCMDHkpeXF4YPHx5CCGHu3LmfiHgOAACtSMgGIFYWL158RAghDBgwIOopAGSg9OvHkiVLRkY8&#10;BQCAViRkAxArS5cuHRFCCH369Il6CgAZKP368c477xwe8RQAAFqRkA1ArKxbt65fCCF069Yt6ikA&#10;ZKCuXbuGvLy8sH79+r5RbwEAoPUI2QDESmNjY0kIIRQVFUU9BYAMlJeXFwoLC99/PQEAIDsI2QAA&#10;AAAAxJqQDQAAAABArAnZAAAAAADEmpANAAAAAECsCdkAAAAAAMSakA0AAAAAQKwJ2QAAAAAAxJqQ&#10;DQAAAABArAnZAAAAAADEmpANAAAAAECsCdkAAAAAAMSakA0AAAAAQKwJ2QAAAAAAxJqQDQAAAABA&#10;rAnZAAAAAADEmpANAAAAAECsCdkAAAAAAMSakA0AAAAAQKwJ2QAAAAAAxJqQDQAAAABArAnZAAAA&#10;AADEmpANAAAAAECsCdkAAAAAAMSakA0AAAAAQKwJ2QAAAAAAxJqQDQAAAABArAnZAAAAAADEmpAN&#10;AAAAAECsCdkAAAAAAMSakA0AAAAAQKwJ2QAAAAAAxJqQDVkqmUzmTZs27eiodwAAZKItW7aUvPba&#10;ayOi3gEAwDZCNmSZZDKZ9/DDD0847LDDZs6YMePwqPcAAGSSLVu2lNx+++2XDxo0aEF9fX1x1HsA&#10;ANhGyIYskUwm8x555JFzDjvssJnnnnvuQ+vXr+/6pS996VdR7wIAyARbtmwpueOOOy4bNGjQgq9+&#10;9au3DRs2bPYxxxwzNepdAABsUxD1AGDvJJPJvMcee+zsG2644brZs2cPSz9+7bXX/qC4uLg+ym0A&#10;AHG3ZcuWknvuuefCm2666VvLli3bN/34ddddd0OUuwAA+DAhGzLUzgJ2CCH06dPnXdfYAAA7t7OA&#10;HUIIp5566lOusQEA4kXIhgyzq4Cd5hobAGDHdhWw01xjAwDEj5ANGaIlATsE19gAADvSkoAdgmts&#10;AIC4ErIh5pLJZN7jjz9+1vXXX3/9rgJ2mmtsAIAP1NfXF99zzz0X/uAHP7h2VwE7zTU2AEA8CdkQ&#10;Y5MmTRp3/vnn/7YlATuEEEpLS2tffPHF4/7+978f29bboK3MmDGj4sgjj4x6BgBZYOLEiZe2NGCH&#10;EELv3r2XT5w48dKJEyde2tbbgD03c+bMw6LeAED7E7Ihxr773e9+r7q6unNLn19bW1v6wAMP/Ftb&#10;boL2MHLkyKgnAJDhmpqa8r/xjW/8tKGhoailf2f58uW977///s+35S6gdVxwwQW/GT9+/DNR7wCg&#10;/QjZEGNPP/30+EmTJo3/8Y9//B/r1q2r2N3zCwoKtv7yl7+8sHv37mvaYx+0hV//+tf3FhYWdo96&#10;BwCZLT8/v2nhwoWDbr755mvuvvvui1sStHv06LHq7rvvvqigoKCpPTYCe+6ggw56c8CAAYui3gFA&#10;+xGyIcY6duxYc+211/7g8ssvv/3222+/fHdBe+vWrQX/+Mc/jr7jjjsua8+d0JqmTJmyZf369VHP&#10;ACAL7Lvvvstuu+22r15zzTU3tyRor1q1qsfq1asrL7zwwnvacycAALuXF/UAYPfKy8s3XnvttT9Y&#10;tGjRgO9///vfrqioWLez5/7yl7/896VLl/Ztz30AAHGWDtoLFy4cePnll99eVFTUsLPn3njjjd9p&#10;bGwsbM99AADsnpANGaR50L7xxhu/07Vr14+crTY0NBTdfPPN10SxDwAgztJBe8GCBYMuu+yyO3YU&#10;tBcvXtz/vvvuuyCKfQAA7JyQDRmovLx847e//e3vL168uP+OgrarbACAnevTp8+7t99+++U7C9qu&#10;sgEA4kfIhgy2s6DtKhsAYPd2FrRdZQMAxI+QDVlgR0HbVTYAQMvsKGi7ygYAiBchG7JI86D93e9+&#10;97/vvvvui6PeBACQKZoH7dNOO+1PDz744Gei3gQAwDYFUQ8AWl86aG/ZsqUk6i0AAJkmHbR9LwUA&#10;EB8usiGLlZSUbIl6AwBApvK9FABAfAjZAAAAAADEmpANAAAAAECsCdkAAAAAAMSakA0AAAAAQKwJ&#10;2QAAAAAAxJqQDQAAAABArAnZAAAAAADEmpANAAAAAECsCdkAAAAAAMSakA0AAAAAQKwJ2QAAAAAA&#10;xJqQDQAAAABArAnZAAAAAADEmpANAAAAAECsCdkAAAAAAMSakA0AAAAAQKwJ2QAAAAAAxJqQDQAA&#10;AABArAnZAAAAAADEmpANAAAAAECsCdkAAAAAAMSakA0AAAAAQKwJ2QAAAAAAxJqQDQAAAABArAnZ&#10;AAAAAADEmpANAAAAAECsCdkAAAAAAMSakA0AAAAAQKwJ2QAAAAAAxJqQDQAAAABArAnZAMRSKpWK&#10;egIAGcprCABA9hGyAYiV0tLSDSGEUFtbG/UUADJQQ0NDaGhoCKWlpeuj3gIAQOsRsgGIlcrKynkh&#10;hLBixYqopwCQgVatWhVCCKGysnJ+xFMAAGhFQjYAsbLffvtNDyGEd999N+opAGSg9OtHv379pkc8&#10;BQCAViRkAxArAwcO/HsIIbz99ttRTwEgA6VfPwYOHDg14ikAALQiIRuAWBk8ePCLZWVl6xYuXBjW&#10;rl0b9RwAMkhNTU2YM2dOKCgoaBg6dOhfo94DAEDrEbIBiJX8/PzGUaNG/TqVSoWXX3456jkAZJBX&#10;XnklNDY2hpEjR/6+rKzMhz0CAGQRIRuA2BkzZsxdiUQiGmBwcAAAIABJREFU9fLLL4fNmzdHPQeA&#10;DNDQ0BCee+65EEIIJ5544u3RrgEAoLUJ2QDETmVl5fxjjjnmN1u2bAmPPvpo1HMAyAB//vOfQ3V1&#10;dTjkkEP+MmDAgGlR7wEAoHUJ2QDE0jnnnHN1p06dVs+YMSPMmjUr6jkAxNj8+fPDlClTQlFRUe15&#10;5513edR7AABofUI2ALFUXl5e9dnPfvYrIYTw29/+NixdujTqSQDEUFVVVfjNb34TUqlUmDBhwpXd&#10;u3dfGPUmAABan5ANQGwdfvjhD48fP/5H9fX14c477xSzAfiQqqqqcMcdd4TNmzeHY4455r6xY8fe&#10;GfUmAADahpANQKxNmDDhqrFjx95ZV1cX7rjjDm8zAkAIIYS333473HrrrWHjxo1h5MiRf7jgggsu&#10;TCQSqah3AQDQNgqiHgAAu5JIJFLnn3/+ZUVFRTXPPPPMf957771h5MiR4eyzzw4dO3aMeh4A7WzL&#10;li3hj3/8Y3jppZdCCCGMGjXq15/73Ocuzs/P3xrxNAAA2pCQDUDsJRKJ1LnnnnvlgAEDpj3wwAN3&#10;Tp8+vducOXPCcccdF0aNGhUqKiqinghAG6uurg5Tp04NL7zwQqipqQklJSWbPv3pT3/juOOO+5VL&#10;bACA7CdkA5AxRo4c+dCQIUOmPPLIIz+cOnXqBZMnT048++yzYdCgQWHIkCGhb9++oWfPnqGsrCzq&#10;qQDspdra2lBVVRWWLl0a5s+fH95+++2QTCZDCCGMGDHikX/913/9RkVFxTsRzwQAoJ0kUinHCxA3&#10;Y8eOfX7KlClj5syZc/DQoUPnRr0H4mjVqlVDpkyZcsnLL7/8xdra2q5R7wGgbRUXF28++uij//eE&#10;E06YuO+++74e9R4AANqXi2wAMlKPHj3mffrTn/6PT33qU9+aN2/e8YsWLTrmnXfeGVlVVTW4tra2&#10;S9T7ANg7JSUlm7p3776gX79+MwYMGDBt//33f66oqKgu6l0AAERDyAYgoxUUFDQcdNBBkw866KDJ&#10;UW8BAAAA2kZe1AMAAAAAAGBXhGwAAAAAAGJNyAYAAAAAINaEbAAAAAAAYk3IBgAAAAAg1oRsAAAA&#10;AABiTcgGAAAAACDWhGwAAAAAAGJNyAYAAAAAINaEbAAAAAAAYk3IBgAAAAAg1oRsAAAAAABiTcgG&#10;AAAAACDWhGwAAAAAAGJNyAYAAAAAINaEbAAAAAAAYk3IBgAAAAAg1oRsAAAAAABiTcgGAAAAACDW&#10;hGwAAAAAAGJNyAYAAAAAINaEbAAAAAAAYk3IBgAAAAAg1oRsAAAAAABiTcgGAAAAACDWhGwAAAAA&#10;AGJNyAYAAAAAINaEbAAAAAAAYk3IBgAAAAAg1oRsAAAAAABiTcgGAAAAACDWhGwAAAAAAGJNyAYA&#10;AAAAINaEbAAAAAAAYk3IBgAAAAAg1oRsAAAAAABiTcgGAAAAACDWhGwAAAAAAGJNyAYAAAAAINaE&#10;bAAAAAAAYk3IBgAAAAAg1oRsAAAAAABiTcgGAAAAACDWhGwAAAAAAGJNyAYAAAAAINaEbAAAAAAA&#10;Yk3IBgAAAAAg1oRsAAAAAABiTcgGAAAAACDWhGwAAAAAAGJNyAYAAAAAINaEbAAAAAAAYk3IBgAA&#10;AAAg1oRsAAAAAABirSDqAQBA7trSsLXTu1WbR6xaV3tgw9am0qj3ALkjkUg0de1U/G6f7h1fqygv&#10;WZJIJFJRbwIAYOeEbACgXSVTqbw3Fq49/cXZy77y1pL145OpVH7Um4Dc1q1zhwWjDul1z3GH9r67&#10;rEPh2qj3AADwUUI2ANBulq3ZfOgDT791z5JVm44MIYSiwvzQs1t56NalLBQV5IdEIuqFQK5IJlNh&#10;w+YtYdXaTWFNdd2gJ15a+IO/vrLkW2eNHnTN6GG978pLJJJRbwQA4ANCNgDQLqbNXfGFByb98+6m&#10;plRRRXlpOOLgvmFw326hIN9HdgDRqlq3Ocz857Lw1uKqTr9/9u075ixa+y9fOu3gzxQX5tdEvQ0A&#10;gG385AgAtLmXXl9+0f1/fevepqZU0VGH9AvnnzoiHNi/UsQGYqGyomM45dgDwoRxw0KnsuIwZ9Ha&#10;0+56bPafGhq9dz8AQFz46REAaFNvL11/4u8m//OuRCKEU0cdGI45dL+QL2ADMbRvZefwr+MPCxXl&#10;pWHeuxvG/nbyP38R9SYAALbxUyQA0GbqG7Z2/N+n3/pVKhXyxh4+KOy/X/eoJwHsUlmHonD2iYeE&#10;DsWF4ZU3V31u1vzVn4p6EwAAQjYA0Iaem7nsa+s2bunfr2eXcOiQXlHPAWiRjqXF4YQjBoUQQnh0&#10;yvwfJZOp/IgnAQDkPCEbAGgTTU3Jwikz370shBBGjxgYEolE1JMAWmxw326h5z6dwprqLQPfWLT2&#10;tKj3AADkOiEbAGgT897dMLa6pqF3r27loVuXsqjnAHwsiUTi/d8keeXNlZ+LeA4AQM4TsgGANrFw&#10;efXoEEIYsG9F1FMA9siA3tu+fqW/ngEAEB0hGwBoE8vWbB4WQgiVFR2jngKwR0qKC0N5WXGormno&#10;tbmuoVvUewAAcpmQDQC0ic11jd1CCKGsQ1HUUwD2WFmH4hDCB1/TAACIhpANALSpRPAhj0Dm8jm1&#10;AADxIGQDAAAAABBrQjYAAAAAALEmZAMAAAAAEGtCNgAAAAAAsSZkAwAAAAAQa0I2AAAAAACxJmQD&#10;AAAAABBrQjYAAAAAALEmZEMEJk+ePO6FF144fk///urVq7tPnDjx0lQqlWjNXQAAAAAQR0I2RGDk&#10;yJHTzzjjjCdPPvnkSR8naK9evbr7Nddcc/OAAQMW5eXlJROJRKotdwIAAABAHAjZEIEuXbps+PrX&#10;v/6zyZMnjxszZsyU3QXt5gH7lltuubqiomLdF7/4xV+352YAAAAAiIqQDRH5+te//rPOnTtXh7Dt&#10;rUZ2FLTXrVvXtXnArqmpKQshhGuvvfYHxcXF9VFtBwAAAID2VBD1AMhV6avsG2644br0Y5MnTx43&#10;efLkcV26dNkQQginnHLKM3V1dR2a/72+ffsudY0NAAAAQC5xkQ0Ran6V3dyGDRu6hBDC9hE7BNfY&#10;AAAAAOQeIRsilL7Kbunz+/Tp865rbAAAAAByjZANEdvZVfaOuMYGAAAAIBcJ2RCxll5l9+nT590v&#10;felLv2qPTQAAAAAQJ0I2xEBLrrJdYwPt6dVXXz3i5z//+RU7eq9+AAAAaG9CNsTA7q6yXWMD7W3k&#10;yJHT77vvvgsGDhy4UNAGAAAgakI2xMSurrJdYwPtLZFIpK6//vrrV65c2fPrX//6zwRtAAAAoiRk&#10;Q0zs7CrbNTYQldNPP/2Phx9++IwQQhC0AQAAiJKQDTGyo6ts19hAVBKJROq66667ofljgjYAAABR&#10;ELIhRra/ynaNDUTtjDPOeHLEiBGvbf9486B96623fk3QBgAAoC0J2RAzza+yXWMDUUu/V/bO/nzl&#10;ypU9r7jiip8PGjRogaANAABAW0mkUqmoNwDb+e53r/vePffc8+8LFy7oL2RDfNTX1xdv3bq1IOod&#10;7S2VSoXRo0e/NGvWrOG7e26vXr1WXHPNNTdfdNFF/3PXk2/+dcGy6uM/9y8jQ0Xn0vaYCtDqHpo0&#10;K7yzfHW46vzDD+9RUfZ21HuAbYqKihoKCwsbo94BQPsRsiFmGrcmi2998OUnnp309OiJN/3nCfv1&#10;LH8l6k1ACDU1NWVXXXXVDydOnHhp1FsyQa9evVb825V319aFskFCNpDJHpo0K/zsW+eH1e/Oi3oK&#10;0MwNN9zw3SuvvPJHHTp0qIt6CwDtI+euyiDOGrcmi3/5xzceWVTVeMqAYSeG2x+Z9czl5wwfL2ZD&#10;9G655ZarJ06ceGlFRcW6jh07bo56T3vbvHlz2bp16/Zp6fMHDBiwqLS0tFNdbVuuAmgfpZ0qwr59&#10;+i7Pz0tsjXoLEMKGDRs6X3fddf9dWVm5+pJLLrkr6j0AtA8hG2IiHbHnLFr7L+VlJaFPj85h7sJV&#10;ncVsiJfvfe97/3XppZdOjHpHe2psbCzcf//9325JyB41atTL119//fUnn3zypJ/94bXn19ZWt8dE&#10;gDZ1+kU3he984ahxPSvK3op6CxDCd77znRu///3vfzvqHQC0Lx/2CDGwfcQ+Z9yhYdxRQ8KwIb1C&#10;Xf3Wzrc/MuuZJSs3Hhn1TiA33XfffRcsXry4/66eM2rUqJeffvrpU1588cXR48ePfyaRSHjvMgAA&#10;AFqNkA0R21HELi8rCYlEIowdOUjMBiLV2NhYeOONN35nZ38uYAMAANAehGyI0M4idpqYDURtZ9fY&#10;AjYAAADtSciGiLwXsR/eWcRO22HMXrXxiAgmAzmmsbGxcPv3nzz22GP//te//vUTAjYAAADtSciG&#10;CDSL2KftKmKnfSRmPzxrkpgNtLX777//84sWLRoQwgcB+6WXXjrulFNOeVrABgAAoD0J2dDOPm7E&#10;ThOzgfaUfm9sARsAAIA4ELKhHX04Yhe3OGKnidlAe3njjTcOueuuuy4RsAEAAIgDIRvayUcj9rCP&#10;FbHTxGygPYwYMeI1ARsAAIC4ELKhHbRWxE4TswEAAADIJUI2tLHWjthpO4jZz4jZAAAAAGQjIRva&#10;UOPWZPE9f3zjodaO2GnbxewuYjYAAAAA2UjIhjaSjthvLFp7eltE7LR0zD5UzAYAAAAgSwnZ0Aba&#10;K2KnJRKJcIKYDQAAAECWErKhlX0kYp/UthE7TcwGAAAAIFsJ2dCKdhixO7Z9xE4TswEAAADIRkI2&#10;tJKoI3aamA0AAABAthGyoRXEJWKn7Shmv7Nq08jIBgEAAADAXhCyYS81bk0W/+pPb/whLhE7bfuY&#10;fdvDMyeJ2QAAAABkIiEb9kI6Yr++cO0ZcYrYae/H7MFiNgAAAACZS8iGPdQ8YneKYcROSyQS4YQj&#10;xGwAAAAAMpeQDXtg+4g9IaYRO03MBgAAACCTCdnwMWVaxE4TswEAAADIVEI2fAxbm5JFmRix03YU&#10;s5eu2nR41LsAAAAAYFeEbGihrU3Jonv++MZDmRqx08RsAAAAADKNkA0tkC0RO615zK6t39pVzAYA&#10;AAAgzoRs2I1si9hpYjbQ1hIhpEIIIZVKRT0FYI8lk9u+hiVCwhczAIAICdmwC9kasdPEbKAtlZcV&#10;rwghhI01W6KeArDHNtXWhxBCKC8rWhnxFACAnCZkw05ke8ROE7OBttKnsuPMEEJYtW5z1FMA9sjm&#10;2vpQU9cQunUuWdihuKA66j0AALlMyIYdyJWInSZmA21hSJ8uz4UQwvyla7y9CJCR5i9dE0IIYXCf&#10;Ls9HPAUAIOcJ2bCdbRF7zh9yJWKnidlAa+vfs3xaj4rSt9ZV14ZlVQ4ZgcySTKbC7HkrQgghHHNw&#10;r19HPAcAIOcJ2dDMBxF7zZm5FLHTxGygNSUSidRJI/r+NIQQpsxYGJqaklFPAmix2fOWhw2b6kK/&#10;yk7TB/Xu/GLUewAAcp2QDe/J9YidJmYDremYQ3r+ql9lp+lrNtSEl2cvjnoOQIusXr85vDxrcUgk&#10;QvLTJw75aiKR8P5IAAARE7IhiNjbE7OB1pKfl7f186ce9IWiwvya195aFqa9vsT7ZQOxtmZDTXjs&#10;b2+ErU3JcMqR+900oHfnv0e9CQAAIRs+HLFLi8M5OR6x08RsoLX02qdszpfPPOSswvy8LdPeeCf8&#10;5aW3Ql19Y9SzAD4klUqFOQtWhj88MyvU1TeGYw7u+evTRg34btS7AADYRsgmp30kYo8bFjqL2O8T&#10;s4HWckC/ismXTRh+SqfSwqr5S9eE+558Nbw8a3Go3lwX9TQgxzVubQpvLa4KDz49M0z+x7zQuLUp&#10;jBvZ90efHX/gv+clEt7cHwAgJgqiHgBR2dqULPrVn+b8XsTetXTMDiGE1+ev6HrbwzMnffXcw8b1&#10;rez0WsTTgAwzeN8uL3z7gqMOfuT5+T/5x5urPv/q3KXh1blLQ6fS4tCtS1koKsyPeiKQQ5qSqVC9&#10;eUtYW10Tksltb3nUo2vpPz8zbv+v7N+3698ingcAwHaEbHJSOmLPXrDmLBF799IxOxVS4Y35K7ve&#10;9tDMyWI2sCc6dihac8GpQy849ej+N74we9kls+ev+dTajVv6b6qtj3oakKOKCvNrDujf5dljD+l1&#10;z8ED9vlTfl7e1qg3AQDwUUI2OUfE3jOJRCKceMTgEEIQs4G9Vtm19O0JY4d8c8LYId/cVNvQfdX6&#10;2gMbGptKo94F5I68RKKpS6fidyu7lM7Ly0s0Rb0H+EBtbW1phw4d6hKJxB5/QnQymcyrr68v7tCh&#10;g/cxA8gSQjY5RcTeO2I20BY6lRat7lRatDrqHQBAPFRXV3c+++yzH7v66qtvOemkk579OEE7mUzm&#10;PfbYY2f/4he/+PKjjz76qbbcCUD78mGP5AwRu3WkY/Yhg3tu+wDIh2ZOXlq1aUTUuwAAgOzQq1ev&#10;FQcffPCck08+edKYMWOmTJ48eVwqlUrs6u8kk8m8Rx999FMjRox4bcKECQ+feuqpT5WWlta212YA&#10;2p6QTU4QsVuXmA0AALSlq6666oclJSVbXnzxxdG7CtrNA/Y555zzyOzZs4f16NFj1Ze//OVfRLUd&#10;gLYhZJP1PhqxDxWxW4GYDQAAtJVevXqtuOSSS+5K/+/mQXvRokX9Qwhh5syZhzUP2OnnXn311be4&#10;xgbIPkI2WW3HEbtD1LOyhpgNAAC0lfRVdvPHXnzxxdEPPPDAv4UQwi9+8YsvNw/YIYRQWVlZ5Rob&#10;IDsJ2WSt9yL2gyJ223o/Zg96L2Y/PHOSmA0AAOyt7a+yW8I1NkD2ErLJSs0i9tkidttLJBLhxCPf&#10;i9lbtlaI2QAAQGvY0VX2zlRWVlZ93PANQOYQssk6InY0xGwAAKC1fZyrbNfYANlNyCariNjRErMB&#10;AIDW1pKrbNfYANlPyCZrNI/YHUXsyIjZAABAa+rVq9eK3X2Ao2tsgOwnZJMVto/YE0TsSO0oZr9b&#10;temwqHcBAACZ6eqrr75lZ1fZrrEBcoOQTcbb2pQs+vWf5/xOxI6XdMw++L2YfevDMyeL2QAAwJ7Y&#10;1VW2a2yA3CBkk9HSEXvW/DWfErHjJ5FIhJPEbAAAoBXs6CrbNTZA7hCyyVgidmYQswEAgNawo6vs&#10;q6666oeusQFyg5BNRhKxM4uYDQAAtIbmV9musQFyi5BNxhGxM5OYDQAA7K3mV9lXXXXVD8vKymqi&#10;3gRA+yiIegB8HCJ2ZkvH7BBCmLNgZcWtD8+c/LUJh43rU9lpZsTTAABaVcPWpg7L19Qcumpd7YE1&#10;Wxr3CamQiHoTZIsTzrpo/awlteuHjjqr8NnpS78Z9R7IFolESHbsULi65z5lc3vtUzanID+vIepN&#10;0JyQTcZoakoWNo/Y55wkYmeiHcbsc0ec1Kd7x1kRTwMA2Cubahsqp85Z8cWZ81efs7Rq8+HJZMrP&#10;W9BGDh5zfvjT1KU3Rb0DslV+fqJhQM/yqSP2r/zDUQf1vL9DcUF11JvAN1ZkhKamZOGv/jznweYR&#10;u0snETtTfSRmP/Tas2I2AJCpqtbXDvnLtMXfnfHPqs80JVOFIYRQVJgfunfrGLp1KQulJYUh4SAb&#10;gJhLplKhpq4hrNlQE1av31w0f1n1mPnLqsc8/sKCW44e2vM3nzi6/41dOhYvj3onuUvIJvZE7Owk&#10;ZgMAma6pKVn4zKvvXPWXqYuva0qmCgvy88LBg3qEoQN6hJ7dOoVEQrwGIDM1JZNhedXGMGfhyjB/&#10;6ZrSF2Yv/8o/3lz1+bPHDLpy9KG9f5FIJFJRbyT3CNnEmoid3cRsACBTrd+0pc8vn3zjkSWrNh2Z&#10;l0iEkUP7hJEH9QklRYVRTwOAvZaflxf69uwS+vbsEmrqGsK0N5aEN+av7Pjg5LfvfH3BmrP+v08O&#10;/WxpSeH6qHeSW/KiHgA7I2LnhnTMPnhQz1C7ZWvFrQ+99uy7qzcPj3oXAMDOrN5QO/jHv5sxdcmq&#10;TUd261IWPvOJw8JxwweI2ABkpbIOReGkI4eECeOGhfKykjB38bpTf/r7117YVNtQGfU2couQTSx9&#10;OGIXidhZTswGADLFmg11A3/+h5l/27C5ft9BffYJnx4/PHTv2jHqWQDQ5vat7BzO+8RhoXf38rBi&#10;bc3BP//Da3/bVNvQPepd5A4hm9jZFrHn/u6DiD1MxM4B28fs2x6aOVnMBgDipL5ha8e7Hp/9xw2b&#10;6/sM7tstnHrcgaGwID/qWQDQbkqKC8OZYw8JvbuXh5Xraofe88c3HmpKJr11Me1CyCZWPojYq88R&#10;sXNPOmYPHdgj1Gxp3EfMBgDi5LEXFvxw5brag3p3Lw+fOPaAkJ/nxykAck9RYX44Y+zBoaK8NMxf&#10;Vj1m8qtLr4x6E7nBd17EhohNCNti9rijhojZAECszFu6/oQXZi//SlFB/raIne9HKQByV3FhQTjl&#10;2ANCXiIR/jR10fUr19YcFPUmsp/vvogFEZvmxGwAIE5SqVTikSnzfxxCCKNHDAidykqingQAkaus&#10;6BhGDu0TmppSRU+8tPCmqPeQ/YRsIidisyNiNgAQF/OXVY9ZWrX58K6dOoShA3tGPQcAYmPkQX1D&#10;SVFBmL1gzVlV62uHRL2H7CZkEykRm10RswGAOHhh1rJLQwhh+P69Q15eIuo5ABAbRYX54eBB2/6R&#10;96XXl3854jlkOSGbyIjYtISYDQBEqb6xqWz2gjVn5efnhQP6V0Y9BwBi55DB20L29H9WnZdKpfyL&#10;L21GyCYSTU3Jwl//Ze5vRWxaYkcxe9nqzcOi3gUAZL9Fy6uP3dqULO7bo3MoLiqIeg4AxE7njh3C&#10;Pp1Lw4bN9fuuWl97QNR7yF5CNu0uHbFnzls9QcSmpbaP2bc+NPNZMRsAaGtLqzaNDCGEHhWdop4C&#10;ALHVs1t5CCGEpau2vW5CWxCyaVciNntDzAYA2tuyNTXDQgihe0XHqKcAQGx171oWQvjgdRPagpBN&#10;uxGxaQ1iNgDQnqo31/cOIYROpcVRTwGA2Eq/TlbXbHvdhLYgZNMuRGxak5gNALSXZDJVEEII+fl+&#10;dAKAnUm/TqZfN6Et+D8XbU7Epi2kY3YIIcxduGqfn/1++rNH96m7snuXDgsjnkaWWrJkyX5RbwAA&#10;AIBcJWTT5h589u2JM+etnpCfnydi06rSMbuuvjG8vXDZPp8++7RfRb2J7HbAAQf8s1+/fu9EvQMA&#10;AAByjZBNmzt++L4TZ85bPaG2fmvX195aFk44YlBIJBJRzyJLLF+9Mby7akNI5OWHY8ee+s/e3cre&#10;iHoT2euCCy647/TTT/9j1DsAAAAg1wjZtLm+lZ1e++q5h4277aGZk1+fv6JrCEHMplUsq6oOTzz/&#10;RmjcmgyfHDX45juv/PO1iUQiFfUuAAAAAFqXTyyhXaRjdmlxwfrX568Iz726IKRSeiN7rnnEHn9k&#10;v5vPPG6giA0AAACQpYRs2o2YTWsRsQEAAAByi5BNuxKz2VsiNgAAAEDuEbJpd2I2e0rEBgAAAMhN&#10;QjaR6FvZ6bWvTjjsZDGbllq+ulnEPqLfLSI2AAAAQO4QsolM3x6dZojZtMTy1dXh8eeaRezRA78l&#10;YgMAAADkDiGbSInZ7I6IDQAAAICQTeTEbHZGxAYAAAAgBCGbmBCz2Z6IDQAAAECakE1siNmkidgA&#10;AAAANCdkEytiNs0j9slH9PuhiA0AAACAkE3siNm5a1vEnvN+xD5r9MBrRGwAAAAAhGxiSczOPR9E&#10;7CYRGwAAAIAPEbKJLTE7d4jYAAAAAOyKkE2sidnZT8QGAAAAYHeEbGJPzM5eIjYAAAAALSFkkxHE&#10;7OwjYgMAAADQUkI2GaNvj04zLp9w2PgOxQUbxOzM9uGI3ff/F7EBAAAA2BUhm4zSr0en6V+dcNjJ&#10;78fs6WJ2pvloxB50tYgNAAAAwK4I2WScD8XseWJ2JhGxAQAAANgTQjYZSczOPCI2AAAAAHtKyCZj&#10;idmZQ8QGAAAAYG8I2WQ0MTv+VqzeKGIDAAAAsFeEbDKemB1fK1ZvDI8990Zo3NoUxo3s+yMRGwAA&#10;AIA9IWSTFfr16DT98gnDx4vZ8bF9xD77+EFXidgAAAAA7Akhm6yxX4/yV5vH7OfF7MiI2AAAAAC0&#10;JiGbrNI8Zs8WsyMhYgMAAADQ3KxZs4ZPnz595N78N4Rsso6YHR0RGwAAAIDt7b///m+feeaZT5x5&#10;5plP7GnQFrLJSmJ2+xOxAQAAANiRDh061F199dW3PPnkk2ccccQRr+5J0BayyVpidvsRsQEAAADY&#10;lYsuuuh/evXqtSKEENJB+6yzznq8pUFbyCarNYvZ1WJ221ixemN4/IOI/WMRGwAAAIDtpa+ymz/2&#10;xBNPnNnSoC1kk/Xei9kni9mtLx2xGz6I2FeK2AAAAADsyMUXX3x3z549V27/ePOgPWPGjMN39HeF&#10;bHKCmN36RGwAAAAAPo4OHTrUXXPNNTfv7M+feOKJM0eOHDl9R0FbyCZniNmtR8QGAAAAYE/s7Cq7&#10;uR0F7YSQR65ZsmrjEbc/PGtSXf3WzsOG9ApjRw4KiUQi6lkZQ8QGAHLJTx+c8cKC5dWjP3fayFBR&#10;Xhr1HACIpXdWrg93/M//hhlP3b2+orxkSdR7iL/Vq1d3X7Zs2b4tff6ZZ575REFbDoI4Sl9m3/7w&#10;rEmz563oHEIQs1toxRoRGwAAAPio+i014Z2Fb3V9J4SuUW8h+zz//PNjhWxy0n49yl+9/Jzh429/&#10;ZNYzYnbLrFizMTz+t20R+6TD+/5ExAYAAADS+h1wRPjRbyY9/pmTDrg86i3EWyqVCmedddYTr732&#10;2ojdPbdz587V3/jGN356xRVX/FzIJmft17P8FTG7ZbaP2J8aM+g/RWwAAAAgraCwOFR0q6zr06fP&#10;u1FvId6eeuqpU3cXsZsH7C5dumwIwYc9kuPSMTv9AZBTZiz0AZDbEbEBAAAAaA2pVCpx/fXXX7+z&#10;P+/cuXP19ddff/3ixYv7X3fddTekI3YIQjZ8KGbCzwCbAAAgAElEQVTPenu5mN2MiA0AAABAa/nr&#10;X//6iWnTph29/eO7CthpQjYEMXtHRGwAAAAAWsuOrrFbErDThGx4j5j9AREbAAAAgNbU/Br74wTs&#10;NCEbmhGzRWwAAAAAWlf6GntPAnZaQVsOhEyUjtm3PzLrmVlvL+8cQghjDh8YEolE1NPaXPOIfeLh&#10;fX4qYgMAAACwt6ZNm3b0Jz/5yb889dRTp36ceN2ckA07sF/P8lcuO2f4KXc8MuvpXInZ20fsc8YM&#10;/g8RGwAAAIC9dfTRR0875phjpu7Nf8Nbi8BO9O9Z/o/Lzhl+Si68zYiIDQAAAEBbaY3OJGTDLuRC&#10;zBaxAQAAAIg7IRt2I5tjtogNAAAAQCYQsqEFsjFmi9gAAAAAZAohG1ooHbNLivI3ZnrMXrFmY3j8&#10;ufci9og+PxOxAQAAAIgzIRs+hv49y/9x+YTDxmdyzH4/Yje+F7HHDv6miA0AAABAnAnZ8DFlcswW&#10;sQEAAADIREI27IHtY/YLGRCzRWwAAAAAMpWQDXuoecyeGfOYLWIDAAAAkMmEbNgLmRCzV4rYAAAA&#10;AGQ4IRv2Upxj9so1G8NjIjYAAAAAGU7IhlbQv2f5Py4/57BT4hSzm0fsE0b0+bmIDQAAAECmErKh&#10;lfTvVT4tLjF7+4g9Yezgb4jYAAAAAGQqIRtaURxitogNAAAAQLYRsqGVRRmzRWwAAAAAspGQDW3g&#10;IzH7tbaP2SvXbhKxAQAAAMhKQja0kQ/F7H+2bcxeuXZTeOxvr4vYAAAAAGQlIRvaUHvE7A9F7MP6&#10;3CpiAwAAAJBthGxoY/17lU+77Jzhn2iLmP2RiH3C4K+L2AAAAABkGyEb2sGAXp2ntnbMFrEBAAAA&#10;yBVCNrST1ozZIjYAAAAAuUTIhnbUGjFbxAYAAAAg1wjZ0M4+GrMXtThmi9gAAAAA5CIhGyLw4Zi9&#10;rEUxW8QGAAAAIFcJ2RCRdMwuLsrftLuY3Txijz1s39tEbAAAAAByiZANERrQq/PUy88ZfsquYvb2&#10;EfvcE4ZcIWIDAAAAkEuEbIjYrmK2iA0AAAAAQjbEwo5itogNAAAAANsI2RAT28fsh56ZJWIDAAAA&#10;QBCyIVbSMfuxid9ouvd754ee+av+IGIDAAAAkOsKoh4AfNiAXp2nrlz0Rmhqagpd8tY8J2IDAAAA&#10;kOtcZEOMJRKJqCcAAAAAQOSEbAAAgJ1JhFQIIaRSfkkOAHYmmdz2OpkIwQsmbUbIBgAA2ImOHYpW&#10;hxBCTV1D1FMAILZqt2x7nexYWlQV8RSymJANAACwE732KZ0bQghrNtREPQUAYmvN+m2vk70qyuZG&#10;PIUsJmQDAADsRN/KTtNDCKFq7eaopwBAbK1at+11sm+Pba+b0BaEbAAAgJ0Y2Lvzy4kQUu+sXB+a&#10;ksmo5wBA7Gypbwyr1m4KJUX5G3t3K3s96j1kLyEbAABgJzqVFlUN7tNlypaGrWHhu2ujngMAsfPm&#10;4qqQTKXCoYO6PVGQn+dDJWgzQjYAAMAujB7W+84QQpg9b0XUUwAgVpLJVHj9vdfH0Yfue1fEc8hy&#10;QjYAAMAuDB/c/dEuHYuXLauqDu+sXB/1HACIjbcWrwobNtWFfpWdpg/sXf5y1HvIbkI2AADALhTk&#10;5zWcNmrAf4UQwrP/mB8aGpuingQAkaupawgvvLYohBDCmaMHfiuRSKQinkSWE7IBAAB245ihPe89&#10;oF/XyRtrtoQpMxaEVMrP6gDkrmQyFSZNezvUN2wNxwztee+B+1U8E/Umsp+QDQAAsBuJRCL1b+MP&#10;vLC0uGD93IWrwvS570Y9CQAikUqlwpQZC8KSFetDRXnJknPGDv5G1JvIDUI2AABAC1SUlyy58PRD&#10;zi3Iz6t/efbi8OqcpS6zAcgpqVQqPD99QZg9b0XoUFxQffGZh55VWlK4Iepd5AYhGwAAoIUO6Nf1&#10;2YvPPOTsdMx+5r1fqwaAbFdT1xCenDL3/Yh9+YThJ/fp3nFW1LvIHUI2AADAxzC0/z5PXfqpYZ8s&#10;LSlY99aiqvB/f5kRFi5b6zobgP/H3p3G113Qef/+nuxLm3RL27R0pS0tUCiyFUEogrIoMoj8XQbv&#10;cVwB554bVBB3ZAY3QNGZEWHUwRFXUFxBFNkE2QotFCjQfW+T7k3SNNv5PyhHY21LaZP8fufkuh7B&#10;6SmvzwPoSd58c05BymazMX/xuvjBnU/G0tUbY/DA8uX/74KjThk3omZ20tvoX0qSHgAAAJBvpowZ&#10;fN8n333c9B/d8+LNzy3Z8KbfPPh8DB8yIKZPqo8p4+qitKQ46YkAcEB2tHXEC0sb4pkFq2PT1u0R&#10;EXHctJH/+7ZZky6tqijdlPA8+iEhG4CCsX1HR82Gra0Ttre2D056CwAHpqKsZOvQ2oolaf5GedCA&#10;8tUXnTv9nKdeanj7b/685N8aNjZN+uPjC+KBJxfFqLqaGD5kYAwbVB2VFaWRSXosALyCbDaiubUt&#10;Gjc1RcPGplizfmt0de38aaOD6gbMfctJE688dPzQuxOeST8mZAOQtzo7u0qfXbLhzc8sWn/u0jVb&#10;ZzZsapmSDa0AoJAMq61YPH5kzWOHTxz26yMnDbujtKS4NelN3WUymezRh4z48VFThv90/tKNZzz0&#10;zOqL5i/beMbytZvLl6/12VfQGzY1rIgt61fF0JHjY+CQkUnPgYJVXlrcNH3y0F+fdOToGw8eVftQ&#10;JpPxHlokSsgGIO+0tLYPvn/Oyn99aN7qD21tbqvPPV5ZXhpDaquisrw0yXkA9IDWtvbYtHV7rN/S&#10;OnH9ltaJs19seGdVRcnG1x5e/53Xv2bs9TXVZeuS3thdUSbTddiEoXcdNmHoXTvaO6tXNGx7zYp1&#10;245et7FlanNr+9Ck90EhuePRHx/225/ePO3CSz7z1FHHT1+c9B4oINmBVWUNI4dWPz92+MAnR9cN&#10;mFtaUrQj6VGQI2QDkDey2Wzm8fnr3v2z+xfc0LKjY3BExOjhtTFtwogYM6I2BlSVRybjIBugkDRv&#10;b4uVDZvjhSUNsWzNpiH3zF5x+YNPr77kLSdO/MTJM0b/V1Em05X0xl2VlxY3Txo96E+TRg/6U9Jb&#10;oBAtebTu338b8akTp4/67/e9+fBvJb0HgL4hZAOQF1pa2wd//+7535u3eMM5ERFTxtbFsYePiaG1&#10;1UlPA6AXVVeWxSHjhsch44bHlqbtMfv5lfHcorXVt9+/4BtPL2w8/z1nHfrO2gHla5LeCQBA7ypK&#10;egAAvJLNTTtGX/fjpx6Zt3jDOQOqyuLcWYfHmSdOFbEB+pnaAZVx2nGT422nHxGDBlbGgpWbT7n2&#10;R08+0bCpZUrS2wAA6F1CNgCptrlpx+iv3zbnvoZNLYeMHl4b7zrzNTGufnDSswBI0Ki62njnmUfF&#10;xIOGxuamHaNvuG3O/WI2AEBhE7IBSK0d7Z3V3/rFM79p3Lx98pgRg+LcUw6LCh/kCEBElJYUx9kn&#10;TovJY4fF1ua2+m/e8fRdzdt9qCIAQKESsgFIrV89tOhLKxubZowYOjDOOfnQKCkpTnoSAClSVJSJ&#10;M06YGuPqB8f6La0Tf/zHF29MehMAAL1DyAYglRas3HzKA3NX/UtpSXGcdeJUERuA3SoqysQbTzgk&#10;qipKY86CxgvmvNTwtqQ3AQDQ84RsAFKnK5stuv2+l74REXHSUROiproi6UkApFhleWmceuykiIj4&#10;+YMLr2/v6PTCAQBQYIRsAFJn/tKNZ65a33zE0NqqOPzgkUnPASAPHHzQsDhoRG1s2rZj7FMvNbw9&#10;6T0AAPQsIRuA1PnT06sujoiYccjoyGQySc8BIE8cdchBERHx4NxVH054CgAAPUzIBiBVtrW01T23&#10;dMPZ5aUlMWVcXdJzAMgj4+oHx8Dq8li2btuxazc0T0t6DwAAPUfIBiBVXly+6fRsNorGjxocpT7g&#10;EYBXoagoE5MOGhYREfOXb3xjwnMAAOhBQjYAqbJ83bZjIiLq62qSngJAHsq9fuReTwAAKAxCNgCp&#10;srKxaUZExPDBA5KeAkAeqnv59WNlQ9NRCU8BAKAHCdkApMqmba1jIiJqB1YmPQWAPFRTXR6ZTMTm&#10;ph0HJb0FAICeI2QDkCodnV0VERElxV6iAHj1MplMlBQXR3vHztcTAAAKg0oAAAAAAECqCdkAAAAA&#10;AKSakA0AAAAAQKoJ2QAAAAAApJqQDQAAAABAqgnZAAAAAACkmpANAAAAAECqCdkAAAAAAKSakA0A&#10;AAAAQKoJ2QAAAAAApJqQDQAAAABAqgnZAAAAAACkmpANAAAAAECqCdkAAAAAAKSakA0AAAAAQKoJ&#10;2QAAAAAApJqQDQAAAABAqgnZAAAAAACkmpANAAAAAECqCdkAAAAAAKSakA0AAAAAQKoJ2QAAAAAA&#10;pJqQDQAAAABAqgnZAAAAAACkmpANAAAAAECqCdkAAAAAAKSakA0AAAAAQKoJ2QAAAAAApJqQDQAA&#10;AABAqgnZAAAAAACkmpANAAAAAECqCdlQoDo7O4sffvjhE5PeAQCQj1paWqqefPLJo5PeAQDATkI2&#10;FJjOzs7iH/3oR+88/PDDn33uuecOS3oPAEA+aWlpqfrqV7/6kYkTJy7u6ury/RIAQEr4wgwKRGdn&#10;Z/GPf/zjdxx++OHPvutd7/phS0tL1Xve855bkt4FAJAPWlpaqr72ta9dNnHixMUf/ehHrz/mmGNm&#10;H3vssU8kvQsAgJ1Kkh4AHJjOzs7i22677YKrr776s/Pnz5+We/xTn/rUNWVlZW1JbgMASLuWlpaq&#10;m2666UNf/vKXP75u3boRucc/97nPfT7JXQAA/C0hG/LUngJ2RMTYsWOXu8YGANizPQXsiIg3velN&#10;v3WNDQCQLkI25Jm9Bewc19gAALu3t4Cd4xobACB9hGzIE/sSsCNcYwMA7M6+BOwI19gAAGklZEPK&#10;dXZ2Ft9+++1v+/znP/+5vQXsHNfYAAB/1dLSUnXzzTd/8Etf+tKVewvYOa6xAQDSSciGFHvyySdf&#10;M3369Hn7ErAjIqqqqlr+8Ic/nH7vvfe+vre3QW+Zt3j90BPPuzTpGQDkvWzccMMNl+5rwI6IqK+v&#10;X3399dd/tLeXAQdm3rx505PeAEDfy2Sz2aQ3ALsoKSnp6OzsLK6urt7W3Nw8MOk90Nfee/Ud8ZF/&#10;PitKS4qTngJAHrrxtj9HR3t7x3c+fU779u3bK5PeA/S89773vd/9zGc+82/jx49fmvQWAPqGi2xI&#10;sauvvvqzXV1dJV/5yleuaGxsrHul55eUlHTccsst/zRixIiGvtgHveGWO5/7QVlF1fCkdwCQ34pL&#10;SjoXL1488dprr738xhtvvHhfgvbw4cMbbrnlln8qLS3t6IuNwP6bPHnygnHjxi1LegcAfUfIhhQr&#10;Ly9v+/CHP3zDxRdffOONN9548SsF7Y6OjpI//elPJ3/rW9+6qC93Qk96YGnVjk3bdiQ9A4ACMHLk&#10;yLXXX3/9Ry+//PJr9yVoNzQ0DF+xYsXYD37wgzf35U4AAF5ZUdIDgFdWXV3d/LGPfey6JUuWTLj2&#10;2msvr6ura9zTc7/73e++d9myZeP6ch8AQJrlgvbixYsnfuQjH/lqZWXl9j0995prrvlUW1tbWV/u&#10;AwDglQnZkEe6B+2vfOUrV+wuaLe3t5d+8Ytf/EQS+wAA0qx70L7sssu+VlFR0brrc5YvXz72lltu&#10;eU8C8wAA2AshG/JQdXV18+WXX37tnoK2q2wAgD0bOXLk2q9+9asfWbJkyYTdBW1X2QAA6SNkQx7b&#10;NWgPGzZsfYSrbACAfbGnoO0qGwAgfYRsKAC5oL106dLxuaDtKhsAYN/sLmi7ygYASBchGwpI96B9&#10;zTXXfOrb3/72+5PeBACQL7oH7fPPP/9nP/nJT96e9CYAAHYqSXoA0PNyQdsVEQDAq5cL2r6WAgBI&#10;DxfZUMDKysrakt4AAJCvfC0FAJAeQjYAAAAAAKkmZAMAAAAAkGpCNgAAAAAAqSZkAwAAAACQakI2&#10;AAAAAACpJmQDAAAAAJBqQjYAAAAAAKkmZAMAAAAAkGpCNgAAAAAAqSZkAwAAAACQakI2AAAAAACp&#10;JmQDAAAAAJBqQjYAAAAAAKkmZAMAAAAAkGpCNgAAAAAAqSZkAwAAAACQakI2AAAAAACpJmQDAAAA&#10;AJBqQjYAAAAAAKkmZAMAAAAAkGpCNgAAAAAAqSZkAwAAAACQakI2AAAAAACpJmQDAAAAAJBqQjYA&#10;AAAAAKkmZAMAAAAAkGpCNgAAAAAAqSZkAwAAAACQakI2AAAAAACpJmQDAAAAAJBqQjYAqZTNJr0A&#10;gHyV9SICAFBwhGwAUqWqvGRTRERrW3vSUwDIQx0dndHR2RVVFTtfTwAAKAxCNgCpMnxw1UsRERs2&#10;tyQ9BYA8tGHLztePukGVCxKeAgBADxKyAUiVMcMHPhUR0bBpW9JTAMhDDZuaIiJi7PCBTyY8BQCA&#10;HiRkA5AqE+prHomIWLF2c9JTAMhDudePCaNqH0l4CgAAPUjIBiBVJo6qfbi6onTD6satsXnb9qTn&#10;AJBHtu9ojyWrNkRJcdGOaeOG3J30HgAAeo6QDUCqFBcXtZ9weP13IiLmLVyT9BwA8sjzi9dFZ1c2&#10;jj5k+I8ry0u2JL0HAICeI2QDkDonTR91UyYTXc8uXBstrW1JzwEgD7S1d8acF1ZGRMTJR47+r4Tn&#10;AADQw4RsAFJn2KDKxTMPq/+f9o7OeODJRUnPASAP/PnpJdHS2h6HTxj6m3Eja55Ieg8AAD1LyAYg&#10;lc49aeKVA6vK1i1Yvj5eWtaY9BwAUmzF2s3xzII1UV5a3HTBqZP/b9J7AADoeUI2AKk0oLJs/TtO&#10;m3JRRMQ9j70Ua9ZvTXoSACm0YUtz3PXw/IiIeOvJkz46tLZyabKLAADoDUI2AKl15KS6X7zx2LFf&#10;7Ojsil/e/2ysFbMB6GbDlua449550drWESccXv+d106v/++kNwEA0DuEbABS7ZwTJ35q1lEHfb2t&#10;vTN+fu+8eHFZQ9KTAEiBpas3xu33PBMtre1xzNQRP3znaYd8KJPJZJPeBQBA7yhJegAA7E0mk8me&#10;f8qky8pLi5vvfnzZJ+/+84uxaMWGOOXog6O6sizpeQD0sda29nhozpJ4fvG6iIg4cfqom9/++imX&#10;FBVlOhOeBgBALxKyAUi9TCaTPefEiZ8aN7LmsR/d8+LNC1esH7FszcY47OD6OGJyfQwaWJn0RAB6&#10;2bbm1nh20dp4ZsGa2NHWEZXlJZsvmDX5X4+dNuJWl9gAAIVPyAYgbxxx8LBfHTyq9uFfPrzoi488&#10;u+Z9c19cVTT3xVVRP6wmxowYFMOHDIghtVVRWV6a9FQADlBrW0ds2toSDRubYuW6zbGqcUtkX87V&#10;Rx8y/MfnnTzpo4MGlK9OdiUAAH1FyAYgr1RXlm541+lTP3jGseO+8NC81R965Nk171uzfmvdGh8E&#10;CVDQKstLNh8/beT/nnTkqBtHDql+Iek9AAD0LSEbgLw0tLZy6bknHfyJN792wmeWrtk6c8marTNX&#10;NGw7unHT9sktOzoGJb0PgANTUVa8bdigykVjhw98ctzImscOHl37UElxUVvSuwAASIaQDUBeKy4q&#10;6jh49KCHDh496KGktwAAAAC9oyjpAQAAAAAAsDdCNgAAAAAAqSZkAwAAAACQakI2AAAAAACpJmQD&#10;AAAAAJBqQjYAAAAAAKkmZAMAAAAAkGpCNgAAAAAAqSZkAwAAAACQakI2AAAAAACpJmQDAAAAAJBq&#10;QjYAAAAAAKkmZAMAAAAAkGpCNgAAAAAAqSZkAwAAAACQakI2AAAAAACpJmQDAAAAAJBqQjYAAAAA&#10;AKkmZAMAAAAAkGpCNgAAAAAAqSZkAwAAAACQakI2AAAAAACpJmQDAAAAAJBqQjYAAAAAAKkmZAMA&#10;AAAAkGpCNgAAAAAAqSZkAwAAAACQakI2AAAAAACpJmQDAAAAAJBqQjYAAAAAAKkmZAMAAAAAkGpC&#10;NgAAAAAAqSZkAwAAAACQakI2AAAAAACpJmQDAAAAAJBqQjYAAAAAAKkmZAMAAAAAkGpCNgAAAAAA&#10;qSZkAwAAAACQakI2AAAAAACpJmQDAAAAAJBqQjYAAAAAAKkmZAMAAAAAkGpCNgAAAAAAqSZkAwAA&#10;AACQakI2AAAAAACpJmQDAAAAAJBqQjYAAAAAAKkmZAMAAAAAkGpCNgAAAAAAqSZkAwAAAACQakI2&#10;AAAAAACpJmQDAAAAAJBqQjYAAAAAAKlWkvQAAKD/2t7WPHjNluVHr29aO7W9s60q6T1A/1GUKeqs&#10;qRy8cmTNmDlDqocvyGQy2aQ3AQCwZ0I2ANCnurJdxS+snXPe7KUPXrxsw4uzspH1E2JAomorhyyf&#10;MebE7x497uRvDSivWZf0HgAA/p6QDQD0mTVblh/166f/97trt66YERFRVlwRQwfUR23VsCgtLkt6&#10;HtCPdGW7onnHltjYtDa2bN849oGXfn3Vnxf9/vJTDzn308dPOPUbmUxRV9IbAQD4KyEbAOgTTy1/&#10;6P13zvvBjV3ZrpLaymExtf7YGD1oYhQVFSc9DejntmzfEAvWzYll6+dX//75n35tYeOzZ11w9Ife&#10;Vl5SsS3pbQAA7ORHeQGAXvfE0vsv+c0z3//vbDZbctjoE+K0Q98RY4ZMFrGBVKitHBrHjD89Zk19&#10;W1SX18bixuff+MPHvnFXW0frgKS3AQCwk5ANAPSqxY3zT7/r2R//ZyYycfzBZ8W0+mOjKONLECB9&#10;hg6oj9dPvSBqKofGik2LTvz1M9//dtKbAADYyXeRAECv2dHROvBXT3/vuxHZzFHjTo2DBk9KehLA&#10;XpWXVsXrJv9DlJdUxXOrZ7/9+dVPXpD0JgAAhGwAoBc9tviPl25t3TRmZO24mDDssKTnAOyTyrLq&#10;eM24UyMi4g/zf3ZtV1enzxYCAEiYkA0A9IrOrs7S2cseuDgiYvpBJ0Umk0l6EsA+GzVoYgytro8t&#10;2zeMe2ndM+ckvQcAoL8TsgGAXrF0w4unNu3YUj9swKiorRya9ByAVyWTycTE4dMjImLeqsf/MeE5&#10;AAD9npANAPSKFRsXnhQRUT9oQtJTAPZLfe34iIhYsWnhickuAQBAyAYAesW6baumR0QMrhqe9BSA&#10;/VJWUhHVZTXRtGPryOYd2+qS3gMA0J8J2QBAr9je1jw0IqK8tCrpKQD7raK0OiIitrc3e48kAIAE&#10;CdkAQK/KhA95BPKXD6oFAEgHIRsAAAAAgFQTsgEAAAAASDUhGwAAAACAVBOyAQAAAABINSEbAAAA&#10;AIBUE7IBAAAAAEg1IRsAAAAAgFQTsgEAAAAASDUhGxLwvve9778vuuiib3Z2dmb25/ffe++9s448&#10;8si5+/v7AQAAACCfCNmQgMsuu+xrN91008Xl5eXtryZo33vvvbNGjBix7rTTTruvqqpqe3Fxcba3&#10;twIAAABA0oRsSMDhhx/+/IQJExZ3dnYW70vQ7h6wGxoahkdE/Pa3vz2rb1cDAAAAQDKEbEjIr371&#10;q3Nyf71r0M5mdx5av/jii5N3DdgRETNnznx0yJAhmxOYDQAAAAB9TsiGhOSusrs/lgvaXV1dxRER&#10;//Ef/3Fp94Cd4xobAAAAgP5EyIYEdb/K3leusQEAAADob4RsSNDurrJfiWtsAAAAAPobIRsS9mqu&#10;so8//vjHXGMDAAAA0N8I2ZCwV3OVfeedd57Z23sAAAAAIG2EbEiBfbnKdo0N9KUnnnji2Guvvfby&#10;pqamAUlvAQAAACEbUmBfrrJdYwN96Zhjjpl92223XTBhwoQlgjYAAABJE7IhJfZ2le0aG+hrmUwm&#10;e9VVV121fv36YVdcccVXckG7ubm5OultAAAA9D9CNqTE3q6yXWMDSTjrrLPuOvbYY5+IiMgF7fHj&#10;xy8VtAEAAOhrQjakyO6usl1jA0nJZDLZz33uc5/v/pigDQAAQBKEbEiR3V1lu8YGknT22Wffecwx&#10;x8ze9fHubzly3XXXfUzQBgAAoDcJ2ZAy3a+yXWMDScu9V/aefr2xsbHu8ssvv1bQBgAAoDdlstls&#10;0huAXUw8eOLiJYuXTNiwYcNgIRvSo6WlpWrHjh3lSe/oa9lsNk4//fQ/zpkz56hXem5dXV3jFVdc&#10;8ZWLL774xtuevvGu5RsXvO6Nh10YNZVD+mIqQI+7/4XbY2XD0njvCR8/fuiAEQuS3gPsVFlZub2i&#10;oqI16R0A9B0hG1KmvbOt8hu/uPr3t3/vVzN/+r07Th4z+OBHkt4ERGzdurXmiiuu+MpNN930oaS3&#10;5IO6urrGf/3PdzZ1VbVOELKBfHb/C7fHv7//P2PNovVJTwG6+exnP/v5K6644trq6urmpLcA0DdK&#10;kh4A/FV7Z1vlT2bf+Ivm8saTzvrgCfGDx75x9z8e/69niNmQvOuuu+5jN91004fq6uoaa2trtyS9&#10;p69t2bKlprGxcfi+Pv+www57buDAgUO2dDqUAvJf7bDqqIiBy4ozxe1JbwEiNmzYMPTqq6/+XH19&#10;/dqLLrroW0nvAaBvCNmQErmIvbjx+TcOKK+N4TVjYnHjswPFbEiXq6666qpLLrnkm0nv6EttbW1l&#10;kydP3qcfp581a9b9V1111VWnnHLKA7f8+boHt2xs7O15AL3unZ8+Iy6Z9fkzhw0Y+ULSW4CIT3/6&#10;0/9+zTXXfCrpHQD0LR/2CCmwa8Q++ZC3xlFjT43JI46Kto7WgT947Bt3r9i06ISkdwL90y233PKe&#10;5cuXj93bc2bNmnX//fffP+u+++479ZRTTnmgr7YBAADQPwjZkLDdReyqsoGRyWTiiINOErOBRLW1&#10;tZXt7eJp1qxZ9993332nCtgAAAD0JiEbErSniJ0jZgNJ29M1dveAPWvWrPsTmAYAAEA/ImRDQjo6&#10;2yv2FrFzdhezV25aPDOByUA/09bWVvaFL3zhk90fO+WUUx4QsAEAAOhrQjYkYF8jds6uMfvWx77+&#10;ezEb6G3f+973/mnZsmXjIv4asO+///5ZAim1ku0AACAASURBVDYAAAB9TciGPpaL2IsanztjXyJ2&#10;zl9j9gwxG+h1uffGFrABAABIAyEb+lD3iF39KiJ2zs6Y/ToxG+h1zz///KG33HLLewRsAAAA0kDI&#10;hj6ya8Q+5VVG7BwxG+gLM2bMmCtgAwAAkBZCNvSBnorYOWI2AAAAAP2JkA29rKcjdo6YDQAAAEB/&#10;IWRDL+qtiJ2za8z+wWNfv1vMBgAAAKDQCNnQS3o7Yuf8JWYPnxE7OlprxGwAAAAACo2QDb2gryJ2&#10;TiaTiSPGiNkAAAAAFCYhG3pYX0fsHDEbAAAAgEIlZEMPSipi54jZAAAAABQiIRt6SNIRO0fMBgAA&#10;AKDQCNnQA16O2HckHbFzdh+zlxyf2CAAAAAAOABCNhygbhH7zDRE7Jy/j9k3/F7MBgAAACAfCdlw&#10;ANIasXNyMXuSmA0AAABAHhOyYT+lPWLnZDKZOFLMBgAAACCPCdmwH/IlYueI2QAAAADkMyEbXqV8&#10;i9g5YjYAAAAA+UrIhlchXyN2zu5i9qpNS45LehcAAAAA7I2QDfuoo7O94qezv/XzfI3YObvG7Fsf&#10;u+EPYjYAAAAAaSZkwz7IReyFjc+elc8RO+evMftIMRsAAACA1BOy4RUUWsTO2RmzTxazgV6TyWS6&#10;IiKy2a6kpwDst66X/wzLRMYfZgAACRKyYS8KNWLniNlAbxpQXrsmIqK5bWvSUwD2W8vLf4YNKK9Z&#10;m/AUAIB+TciGPfi7iD2lsCJ2jpgN9JaRNQfNjYjY1Lwu6SkA+6WlbVu0trfE4Kphi8tLK/1fOQCA&#10;BAnZsBu7jdjlhRexc8RsoDeMH3rIfRERKzctimw2m/QcgFdt1aaFERExfujUexOeAgDQ7wnZsIv+&#10;FrFzxGygp40aNP6JuoGjntvWujEatq1Ieg7Aq9KV7YpFDc9ERMSMMa/9n4TnAAD0e0I2dNPR2V7x&#10;0ye/9bP+FrFz/j5mf/33YjawvzKZTHbmhNO+FhHx9Io/RWdXR9KTAPbZwnVzo2nHlhg9aPzjBw2e&#10;+EjSewAA+jshG172l4jd8OzZ/TFi5/xtzN5eK2YDB+LIg0743uhB4x/fun1DzFv5sLcYAfLCxuZ1&#10;8dyqRyITma4zD3vH/81kMv7wAgBImJANIWLvSswGekpRUXHHuTP++Z/KSiq2LWx4Op5b9YiYDaTa&#10;puaGeOilX0ZntjNOnvLmq0cPnvB40psAABCy4W8jdllNv4/YOWI20FOGDRj5wjuO/fA5pcVlLS+s&#10;nR2PLPpttLY3Jz0L4G9ks9lY2PBM3P/i7dHW2RqvGfu6m0+efPa/Jb0LAICdhGz6tb+L2IecL2J3&#10;I2YDPWX80CkPXDjz0tMHlg9avXrz4vjdvO/HMyv+FFu3b0x6GtDPtXfuiCXrn4t7nv9RzF1+f3R2&#10;dWZPmnTWF940/V0XZzJFXUnvAwBgp5KkB0BSOjrby0XsV5aL2RERCxuerr31sa///sKZl75h9KDx&#10;TyQ8DcgzYwYf/MhFp3z28Hvm/+zauSv+/M8vrZtT9NK6OVFRWhW1lcOipLgs6YlAP5LNdkXTji2x&#10;bfvGyMbOtzwaPnDUs2dP/8eLxw6Z9FDC8wAA2IWQTb/0csT+uYi9b3IxOxvZWNTwTO2tj97wBzEb&#10;2B+VZdWbzjny/7z/pMlnX/PUsgc/9MLauedtaF43pbV9edLTgH6qoqRq84RhU/941NgTv3Nw3aF3&#10;u8IGAEgnIZt+R8TeP5lMJmaMOSUiQswGDtjgqmFLTpv21itPm/bWK1vbWwZtaFo3pb2zrTrpXUD/&#10;kclkOmsqBq8cVDVsSSaT8Sm0kCJNTU0Dqqurmw/kv83Ozs7iHTt2lFdVVbX05DYAkiNk06+I2AdG&#10;zAZ6Q0Vp1ebRgyc8nvQOACAdmpubq88555xfX3HFFV8588wzf/dqgnZnZ2fxbbfddsG3v/3t9//6&#10;178+pzd3AtC3fNgj/YaI3TNyMfvg4Ufs/ADIR2/4w6rNS49NehcAAFAYRowYse7oo49+8uyzz75z&#10;5syZj951111nZbPZzN5+T2dnZ/FPfvKTt0+fPn3eO9/5zh+95S1v+VVlZeX2vtoMQO8TsukXROye&#10;JWYDAAC96fLLL7+2srJy++OPP37c3oJ294D9jne848fz58+fVl9fv+YDH/jAfye1HYDeIWRT8HaN&#10;2Ccf8lYRuweI2QAAQG8ZMWLEuksuueSbub/vHrQXLlx4cETE7Nmzj+4esHPPvfLKK7/kGhug8AjZ&#10;FLSOzvby25686WfdI3Z1eU3SswrG7mL26s1Lj0l6FwAAkP9yV9ndH3v88ceP+8lPfvKOiIjvfOc7&#10;7+8esCMiRo4cudY1NkBhErIpWLmIvaBh3ptE7N7zl5hdtzNmf//RG+4RswEAgAO161X2vnCNDVC4&#10;hGwKkojdtzKZTMwYK2YDAAA9a3dX2XsycuTItR/84Adv7u1NACRDyKbgiNjJELMBAICe9mqusl1j&#10;AxQ2IZuCImInS8wGAAB62r5cZbvGBih8QjYFo3vErhKxEyNmAwAAPWnEiBHrLr744hv39hzX2ACF&#10;T8imIOwasU8RsRO1a8y+9dGv/0HMBgAA9tferrJdYwP0D0I2eW9nxL75dhE7Xf4as6dHa0fLIDEb&#10;AADYXyNHjly7p6ts19gA/YOQTV77a8R+5s0idvrsjNmzxGwAAOCA7e4q2zU2QP8hZJO3ROz8IGYD&#10;AAA9YXdX2R//+Me/7BoboH8QsslLInZ+EbMBAICe0P0qe+TIkWs/9KEP3ZT0JgD6hpBN3hGx85OY&#10;DQAAHKjuV9musQH6l5KkB8CrIWLnt1zMjohY1Dhv0K2Pfv0PF878f28YNWj87GSXAQD0rLaO1gFr&#10;t66csb5p7dTtbU1DsxGZpDdBoXjDhTO3L9x26sYZZxw84KGFv7sy6T1QKDKR6aouH9g4bED98yNq&#10;Rj9TWlzmfxSRKkI2eUPELgy5mJ2NiMV/idmXnj5q0Lgnk94GAHAgtm7fNHruij+/94W1c966duvK&#10;IyOy4jX0kqPfMjkeXPSbf0t6BxSqTKaoc3Tt+Cem1b/m9iPHnHBLVdmADUlvAiGbvNDR2V5++1M3&#10;3yZiF4ZMJhNHvXyZvTNm33CPmA0A5KvGbWumPfDSr6+av3bO+dlsV3FERFlJRQyqGh6DKodGeWlV&#10;ZBxkA5ByXdmuaG1viS3bG2NTS2Pxys2LZ67cvHjmvS/+4pojRh9/68lT3nx1beWQ5UnvpP8Sskm9&#10;XMR+ad0z54jYhUPMBgDyXWdXR9mfFtz5qYcW3vXJrmxXSUlRaYwbdliMH3ZYDKqqi0xGvAYgP2Wz&#10;XbG+aU0sXf98rNj4UvmcFQ+/79nVT7zz9VPP+8Rx42f9ZyZT1JX0RvofIZtUE7ELm5gNAOSrzS0b&#10;xv109o13rN264qiiTHFMqz8upow8KkqLy5OeBgAHLJMpirqBo6Nu4Og44qATY/6aJ2Jhw9NVdz/3&#10;k6+/tO7pt5z/mg+83duN0NeKkh4AeyJi9w+5mD2xbnq0drQMuvXRG+5ZvXnZ0UnvAgDYk/VNaw/5&#10;7sNffmTt1hVHDaqqi9MOfUccNnqmiA1AQSovrYoZY0+JU6deEAPKB8WS9S+c9j8Pf+Xhba1b6pPe&#10;Rv8iZJNKfxuxB4rYBU7MBgDyxYbmdZP/95Gv3te0Y0v9QYMnx6lTL4jayqFJzwKAXjd0QH2cNu3t&#10;UTfwoNjQvO6Q/33k+vuadmwdkfQu+g8hm9Tp7Ooo+9uIfb6I3Q/sLmav2bL8NUnvAgDI2dG+vebH&#10;j//Xb5p2bKkfM2RKHDfxjCgu8m6NAPQfpSXlceKkc/4Ss2+b/a2fd3Z1lia9i/5ByCZVOrs6ym57&#10;8qbbRez+adeY/f1HvyZmAwCp8Yf5t1+3oXndlLqBo+PY8W+IooxvpwDof0qKS+O1k94cNZVDY8Wm&#10;Ra99eOHvrkx6E/2Dr7xIDRGbiF1idnvLYDEbAEiDJevnn/bU8oc+UFpcFsdNOCOKioqTngQAifnL&#10;62GmKB5c8NvPNGxddXjSmyh8QjapIGLTnZgNAKRJNpvN/OH5n10XEXHEmNdFZdmApCcBQOIGVQ2L&#10;qfXHRle2s/SPL9zxpaT3UPiEbBInYrM7YjYAkBZLN7x46tqtK2bUVAyJ8UMPTXoOAKTGlBGvifKS&#10;yljQMO9N65vWHpL0HgqbkE2iRGz2RswGANJg9tIHLomIOHj4EZHJZJKeAwCpUVJcGhOGHRYREU8u&#10;e/CihOdQ4IRsEiNisy/EbAAgSW0drQNeanjmnOKikhg7dGrScwAgdSbU7Xx77OdWz357NtulNdJr&#10;/MtFInZG7JtvE7HZF2I2AJCUFZsWv7azq6OsbuBBUVpclvQcAEid6vKaqK0cFk07ttSvb1rn7UXo&#10;NUI2fe6vEfvpt4jY7CsxGwBIwpoty46OiBhSPTLpKQCQWkOqR0RExJoty49OeAoFTMimT4nYHAgx&#10;GwDoaw1bV02PiBhcVZf0FABIrUEvv042bFt5RMJTKGBCNn1GxKYniNkAQF/atmNLfUREZdnApKcA&#10;QGpVvfw6ua115+sm9AYhmz4hYtOTxGwAoK9ks10lERFFGd86AcCeFGWKIyKi6+XXTegN/uWi14nY&#10;9IZczI6IWNw4b/D3Hr7+ngltx31qSPXwhckuo1AtXrx4QtIbAAAAoL8Ssul1v533g2+9tO7ptxRl&#10;iuPkKeeJ2PSYXMxubW+OpWtfHPyOCy78ZtKbKGyHHnroc+PHj1+a9A4AAADob4Rset3xE0674aV1&#10;z5zT0tY07IW1s+PocadFJpNJehYFonHbqli3dXlkijJx2ptOfnZ4zeh5SW+icL3rXe/64dlnn31n&#10;0jsAAACgvxGy6XUjag565t0zLzvt+49+7Y9L1z8/LCLEbHpEw9aV8fDCX0VnV0ecdti5V1/963Ou&#10;ymQy2aR3AQAAANCzfGIJfSIXs6vKBqxfuv75eHLZHyOb1RvZf90j9smT33T1KVNEbAAAAIBCJWTT&#10;Z8RseoqIDQAAANC/CNn0KTGbAyViAwAAAPQ/QjZ9TsxmfzVuE7EBAAAA+iMhm0TkYnZlafUGMZt9&#10;0bhtZTy04C8R+99EbAAAAID+Q8gmMSNqDnrm/5zwkdeL2byS3UTsz4nYAAAAAP2HkE2ixGxeiYgN&#10;AAAAgJBN4sRs9kTEBgAAACBCyCYlxGx2JWIDAAAAkCNkkxpiNjkiNgAAAADdCdmkyoiag5559wmX&#10;nSZm91/dI/brJp/97yI2AAAAAEI2qTOyZszT3WP2U8vuFbP7iV0j9qwpb/msiA0AAACAkE0qdY/Z&#10;S9Y/J2b3AyI2AAAAAHsiZJNaYnb/IWIDAAAAsDdCNqkmZhc+ERsAAACAVyJkk3piduESsQEAAADY&#10;F0I2eUHMLjwiNgAAAAD7Ssgmb3SL2RvF7Pz2NxF70tnXiNgAAAAA7I2QTV55OWa/XszOX38XsQ95&#10;y2dEbAAAAAD2Rsgm74jZ+UvEBgAAAGB/CNnkJTE7/4jYAAAAAOwvIZu8JWbnDxEbAAAAgAMhZJPX&#10;xOz0a9y2SsQGAAAA4IAI2eS9kTVjnn73zMtOE7PTZ2fE/mV0dnXESZPO+oKIDQAAAMD+ELIpCCNr&#10;x8wVs9Nl14h96iHnflrEBgAAAGB/CNkUDDE7PURsAAAAAHqSkE1B+fuYfZ+Y3cdEbAAAAAC6mzt3&#10;7oxHHnnkhAP5ZwjZFJy/jdnPitl9SMQGAAAAYFdTp0594YILLrjtzDPP/N3+Bm0hm4IkZvc9ERsA&#10;AACA3amoqGj9xCc+8cW77777jNe+9rV/3p+gLWRTsMTsvtO4bVU8vOBXIjYAAAAAu/W+973vO6NH&#10;j14VEZEL2medddZdjz766Mx9+f1CNgVNzO59uYjd0dUeJ00684siNgAAAAC7qqioaL3yyiu/1P2x&#10;3/3ud2eecMIJj+xL0BayKXgja8fMvXDmpaeL2T3v7yP2P3xKxAYAAABgd97//vd/e9SoUat3fXxf&#10;graQTb9QXzt2TveYPWe5mH2gRGwAAAAAXo3ce2Xv6df3FrSFbPqN7jF7caOYfSBEbAAAAAD2x56u&#10;srvbXdDOCHn0N2u2LD/q1kdvuGd7e/OQiXWHx1FjT41MJpP0rLwhYgMA/cktf772T8s3LjzpjYdd&#10;GDWVQ5KeAwCptG7L8vje7f8Vf/zunK01FYNWJr2H9Nu4ceOQtWvXjtzX55955pm/K+nNQZBGucvs&#10;Wx+94Z7Fjc8OiQgxex+J2AAAAMDutG1vj5WLV9dErD406S0Unscff/w4IZt+KRezv//o1/64uPHZ&#10;wRFi9ivpHrFPPPjML4nYAAAAQM6ko8fEd/5w/R1vPuLCi5LeQrpls9k488wz7547d+6MV3rukCFD&#10;Nn7sYx+77l/+5V/+U8im36qvHTvn3TMvO03MfmW7RuzXT/2HT4rYAAAAQE5JaXHUDqnZMXz48Iak&#10;t5Buv/3tb9/0ShG7e8AeOHDgtggf9kg/l4vZFaVVm3wA5O6J2AAAAAD0hGw2m7nqqquu2tOvDxky&#10;ZOMXvvCFTy5dunT8Jz7xiS/mInaEkA27idn3i9kvE7EBAAAA6Cl33nnn2bNnzz5m18f3FrBzhGyI&#10;XWP2PDE7RGwAAAAAes7urrH3JWDnCNnwMjH7r9ZvWy1iAwAAANBjul9jv5qAnSNkQzdi9s6I/dCC&#10;X4rYAAAAAPSI3DX2/gTsHCEbdvFyzD69P8bsv43YZ3xZxAYAAADgQD322GPHn3feeXfsT8DOKemN&#10;YZDv6mvHPvXumZed/v1Hv3bP4sZ5gyMijho7KzKZTNLTes3fR+zzPiFiAwAAAHCgZs6c+ejMmTMf&#10;PZB/hots2INczO4Pl9kiNgAAAABpJmTDXvSHmC1iAwAAAJB2Qja8gkKO2SI2AAAAAPlAyIZ9UIgx&#10;W8QGAAAAIF8I2bCPCilmd4/Yrz34jK+I2AAAAACkmZANr0IhxOxdI/ZpU8+7UsQGAAAAIM2EbHiV&#10;8jlmi9gAAAAA5CMhG/ZDPsZsERsAAACAfCVkw37Kp5gtYgMAAACQz4RsOAD5ELPXN4nYAAAAAOQ3&#10;IRsOUJpj9vqm1fHQSyI2AAAAAPlNyIYeUF879qkLj7/0DRUlVZvTErP/NmK/8VoRGwAAAIB8JWRD&#10;Dxk1aNyTF8689PQ0xOy/j9hv/biIDQAAAEC+ErKhB6UhZovYAAAAABQaIRt62K4xe24fxmwRGwAA&#10;AIBCJGRDL+gesxf1Ucxe37RGxAYAAACgIAnZ0Ev6MmbvjNi/ELEBAAAAKEhCNvSivojZ3SP2CRPf&#10;cJ2IDQAAAEChEbKhl+2M2f/vDb0Rs3eN2KdPO/8KERsAAACAQiNkQx8YNWj87J6O2SI2AAAAAP2F&#10;kA19pCdjtogNAAAAQH8iZEMf+vuY/cCrjtkiNgAAAAD9jZANfexvY/Yzrypm74zYvxSxAQAAAOhX&#10;hGxIwP7E7L9G7DYRGwAAAIB+RciGhORidnlJ5ZZXitm7ROzrRWwAAAAA+hMhGxI0atD42e+eeenp&#10;e4vZu4nYl4vYAAAAAPQnQjYkbG8xW8QGAAAAACEbUmF3MVvEBgAAAICdhGxIiV1j9gMv3C5iAwAA&#10;AEAI2ZAquZj99D2Ltt/z/cdjWu1x3xSxAQAAAOjvhGxImVGDxs9e/cS2+Q/+dE4cOmTmf4nYAAAA&#10;APR3QjakUFlJRVNERCaTSXoKAAAAACROyAYAANiDTGS6IiKy4YfkAGBPstEVERGZzM7XTegNQjYA&#10;AMAeVJUNbIyIaG1rTnoKAKTW9vadr5PVZQMaE55CAROyAQAA9qBuYP3zERGbt69PegoApNaWlp2v&#10;k3UDRz2X8BQKmJANAACwB/W1Y5+MiNjUvC7pKQCQWpuaGyIior523JMJT6GACdkAAAB7MGbIpIcj&#10;MtmGrSuiq6sz6TkAkDo7OrbHxua1UV5SuWX4wNHzkt5D4RKyAQAA9qCqbMD68UMPua+tszVWbV6U&#10;9BwASJ1l6+dHNrIxdeSMXxQXFbcnvYfCJWQDAADsxTHjT74xImJRwzNJTwGAVOnKdsWixp1H2EeP&#10;O/lbCc+hwAnZAAAAe3HIiBm/rKkYvGJ90+pYu2VZ0nMAIDWWrn8+mndsiVGDxj8xetCEx5LeQ2ET&#10;sgEAAPaiuKi4/dSp5346IuKpZfdGe2db0pMAIHHb25pi3sqHIyLi9Klv/Xgmk8kmPIkCJ2QDAAC8&#10;giNGz/z+wXWH3d3Sti3mLn8gslnfqwPQf2WzXfHE0nuivXNHHDXmpG+PH3bIfUlvovAJ2QAAAK8g&#10;k8lk33zEhR+oLK3esGzD/Ji/5vGkJwFAIrLZbDy17L5o2Lo8BlcNW/yGQ9/2saQ30T8I2QAAAPug&#10;tnLIiv/vmIveWlJU2vr86sfi+dWPucwGoF/JZrviqWX3xZL1z0VlafXGtx9zybkVpZVbkt5F/yBk&#10;AwAA7KNxQ6c8+I5jP3xOLmY/vuTuaOtoTXoWAPS67W1N8acFv4ol65+NytLqjRfOvPT04TWjn016&#10;F/2HkA0AAPAqTKybds+FMy99Q1XZgMYVG1+K3z/3g1i5cYHrbAAKUjbbFYsbn43fP3drNGxdHoMq&#10;hy35pxM+ekp97dg5SW+jfylJegAAAEC+GTtk0kMXnfK56XfO++GNL6ydc96ji++K2sqhMbHuiBg7&#10;dEqUFpcnPREADsiO9u2xdMP8WNw4L5p37Hz3kKPGnPTtNx76to+Wl1ZuTXge/ZCQDUDB2N7WPGRj&#10;c8Ok1vaWwUlvAeDAlJdWbhlcNWxxdXlNQ9Jb9mRAec26C47+0PkvrJ1z3n0v/urf1zetmTZn+X3x&#10;9IoHY+iAkTG4anjUVA6LitLKiMgkPRcA9iqbzUZre3Ns2b4+NjWvi43N6yIbO3/aaPSg8Y+fNvWt&#10;V44fdsh9Cc+kHxOyAchbHZ3t5S+ue/ofXlw799yVm5fM3NyyfkLSmwDoWTUVg1eOHjThsSkjjvj1&#10;tPrX3F5WUt6c9KbuMplMdlr9a34+deRRdyzd8MLrZy978KKFDc+e3bhtVVXjtlVJz4OC1LB8U2xY&#10;tTlGThgag0fWJD0HClZ5SeWWqSNn/OLocafcOHrQ+MczmYz30CJRQjYAeaelrWnYo4vvueyp5Q99&#10;oKVtW13u8YrS6qipHBrlJRXh8g0gn2WjrWNHbGvdGFtbNx20de2mg+avfer83z33k6/PGHPCLSdM&#10;fOO1NZWDU1WJM5lMdsKwaX+cMGzaHzs62yvWbl155Joty47e0LR2akt789Ck90Eh+eEv7jji/2fv&#10;zuOsLuj9j3/OzADDbOz7OoCouCPuloqJZmlZpuaWZXbN6+3e+9NruSXultlts7xXU7PF1mtpLqBZ&#10;mpqCgAsqsq+CgDDMDMvAzJzfHzSKCMgyM9/vmfN8/tfh4OP96KEeePnhe/7w08f3/soVZ0/4yIEH&#10;z0x6D7QVmYhsafuKpd3L+7zep9PAST3L+00tLCjckPQuaCJkA5AzstlsZsqCZ89//PXf3VZXv64i&#10;IqJnxcAY3G3P6FkxIIrblSQ9EYBmVle/NpbVLIr570yLxVVzOr0w58l/nzTv7/9yzO6fuuqQIcd+&#10;ryBT0JD0xs0VFbZb179L5Qv9u1S+kPQWaIsm955zQ8TDex8w4Ih7PnPA+XckvQeA1iFkA5AT1qyv&#10;7f7AlLt/MWvZa8dHRAzqtkfs0efgKC/unPQ0AFpQh6KO0b/LsOjfZVisqauJN5dMitnLXi1+/I3f&#10;f2fakimf+ezIC06v6NhlYdI7AQBoWQVJDwCAD7Nq7YqBP33mludnLXvt+JL2FfHR4afEQZVjRGyA&#10;PFPSoTwOGHR0HLPn56KiuGssWDnr8LueuWnispq3RiS9DQCAliVkA5Bqq9auGHDfP27768o1y4b2&#10;rBgYx434fPSsGJD0LAAS1LW0dxw74ozo32VY1NZV977v+f9+clnN4j2T3gUAQMsRsgFIrfX168ru&#10;n/DDR1auWT6kd6dBccSwT0a7og5JzwIgBQoLiuKQISfEwK67x+q66l6/mvDDR1fXvfcFwAAAtC1C&#10;NgCp9fgbf7h1ac1be3cr7ROHDf1EFBb4agcA3pPJFMRBlcdFn06VsWrtO4MefvWX/5PNZjNJ7wIA&#10;oPkJ2QCk0pzlbxw7ad7TFxYVto9Dhp4gYgOwRU0xu7hdaUxbMuWU19568fSkNwEA0PyEbABSpzHb&#10;WDjutd9+LyJiv/4fiZL25UlPAiDF2hcVx8hBx0RExBNv/OHWDQ3rOyY8CQCAZiZkA5A6M5dO/fjS&#10;mrf27tyxRwzuPiLpOQDkgL6dh0TPioFRvW5l/6mLJn4+6T0AADQvIRuA1Hlx7lMXRUQM67V/ZDIe&#10;dQrA9hnea/+IiHhx3lMXeVY2AEDbImQDkCqr66p7zlz22gntCjvEgK67JT0HgBzSq2JQlLaviMWr&#10;5h24vHbxnknvAQCg+QjZAKTK7OXTPhaRzfTpXOkLHgHYIZlMJvp1GRYREbOWvTEm4TkAADQjIRuA&#10;VFlcNW9URES30j5JTwEgB3Ur6x0REYtXzR2V8BQAAJqRkA1AqiypXrB/RESX0h5JTwEgB3Uu6RkR&#10;EUtWLTgg4SkAADQjIRuAVKleu3JARERp+05JTwEgB5W0L49MZKJ63cr+SW8BAKD5CNkApEp944YO&#10;EeH52ADslEwmE4UFRVHfWN8h6S0AADQfIRsAAAAAgFQTsgEAAAAASDUhGwAAAACAVBOyAQAAAABI&#10;NSEbAAAAAIBUE7IBAAAAAEg1IRsAAAAAgFQTsgEAAAAASDUhGwAAAACAVBOyAQAAAABINSEbAAAA&#10;AIBUE7IBAAAAAEg1IRsAAAAAgFQTsgEAAAAASDUhGwAAAACAVBOyAQAAAABINSEbAAAAAIBUE7IB&#10;AAAAAEg1IRsAAAAAgFQTsgEAAAAASDUhGwAAAACAVBOyAQAAAABINSEbAAAAAIBUE7IBAAAAAEg1&#10;IRsAAAAAgFQTsgEAAAAASDUhGwAAHLBsPwAAIABJREFUAACAVBOyAQAAAABINSEbAAAAAIBUE7IB&#10;AAAAAEg1IRsAAAAAgFQTsqGNqq+vL3rqqaeOSnoHAEAuqqmpKZ8wYcLBSe8AAGAjIRvamPr6+qKf&#10;/exnX9hjjz2mzZw5c1jSewAAcklNTU35Lbfc8o0hQ4bMLioqqk96DwAAGwnZ0EbU19cX3Xfffefu&#10;ueeeb5x33nn3NjQ0FJ577rn3Jb0LACAX1NbWln3rW9/6emVl5ZzLL7/85sMPP/y5kSNHTk56FwAA&#10;GxUlPQDYNfX19UW/+tWvzrz++uuv3vQC+6qrrrqhXbt2G5LcBgCQdrW1tWW33377v956663/9c47&#10;73Rrev2aa665NsldAAC8n5ANOWprATsiYvDgwXNdYwMAbN3WAnZExMknn/yga2wAgHQRsiHHbCtg&#10;N3GNDQCwZdsK2E1cYwMApI+QDTliewJ2hGtsAIAt2Z6AHeEaGwAgrYRsSLn6+vqi+++///PXXXfd&#10;N7cVsJu4xgYAeE9tbW3Zj3/844tuvfXW/1q+fHn3D3u/a2wAgHQSsiHFHnzwwZPuvvvu82fMmLHb&#10;9ry/pKRkzUMPPfTJhx9++BMtvQ1aysylr3X/5NcOT3oGALkuG/Htb3/7su0N2BERvXv3XnzDDTdc&#10;1dLTgF3z+uuvj0h6AwCtT8iGFLvtttsuWb58eY/tff+aNWtK/vSnP326JTdBa/j4RYcmPQGAHNfQ&#10;0FB483XXfXP16tWl2/tzlixZ0ueBBx44pSV3Ac3jggsu+N8TTzzxkaR3ANB6hGxIsXHjxh3/zDPP&#10;fOSWW275xuLFi/t82PsLCwsbfvnLX57Zt2/fxa2xD1rCb1+84/fFJe17Jr0DgNxWWFTYMHfu3MG3&#10;3XbbJT/84Q//bXuCdo8ePZbdf//9Z7Rv395j2iDlKisr5/Tv339h0jsAaD1CNqRYcXFx3de+9rUf&#10;XHDBBXfeeeedF3xY0G5oaCh84oknjrvzzjsvaM2d0Jwm1T1cV71uZdIzAGgDunfvvvzmm2++/JJL&#10;Lrlte4L2smXLekyfPn33r371qz9pzZ0AAHy4gqQHAB+uY8eOa7/2ta/9YNasWUO///3v/3ufPn22&#10;enF97733njdnzpzK1twHAJBmTUF77ty5g7/xjW/cUlpaunpr773pppuuqKur69Ca+wAA+HBCNuSQ&#10;7Qna9fX1RTfddNMVSewDAEiz7QnaCxcu7H/33Xd/KYl9AABsnZANOejDgrarbACArfuwoO0qGwAg&#10;fYRsyGFbC9qusgEAPtzWgrarbACA9BGyoQ3YUtB2lQ0AsH22FLRdZQMApIuQDW3IpkH7tttuu+Te&#10;e+89L+lNAAC5YtOgffbZZ//it7/97WlJbwIAYKOipAcAza8paNfX1/tnHABgBzUFbb+WAgBIDxfZ&#10;0IYVFRXVJ70BACBX+bUUAEB6CNkAAAAAAKSakA0AAAAAQKoJ2QAAAAAApJqQDQAAAABAqgnZAAAA&#10;AACkmpANAAAAAECqCdkAAAAAAKSakA0AAAAAQKoJ2QAAAAAApJqQDQAAAABAqgnZAAAAAACkmpAN&#10;AAAAAECqCdkAAAAAAKSakA0AAAAAQKoJ2QAAAAAApJqQDQAAAABAqgnZAAAAAACkmpANAAAAAECq&#10;CdkAAAAAAKSakA0AAAAAQKoJ2QAAAAAApJqQDQAAAABAqgnZAAAAAACkmpANAAAAAECqCdkAAAAA&#10;AKSakA0AAAAAQKoJ2QAAAAAApJqQDQAAAABAqgnZAAAAAACkmpANAAAAAECqCdkApFQ26QEA5Kis&#10;zxAAgDZHyAYgVTq2L10REVFXvy7pKQDkoPqGDdHQWB8d2238PAEAoG0QsgFIlW6lvaZHRFSvfSfp&#10;KQDkoOp1Gz8/upVt/DwBAKBtELIBSJU+nQZOiohYuWZp0lMAyEErV2/8/OhTMXBywlMAAGhGQjYA&#10;qdK/y5B/REQsrV6Q9BQAclDT50fT5wkAAG2DkA1AqgzoMvS5kvbly5bXvhU166qSngNADqnbsCYW&#10;r5obRQXt1g3tMWJc0nsAAGg+QjYAqVJQUFh/wIAjfhoRMXvZK0nPASCHzFn+ejRmG2Lvfgfd36Fd&#10;x+qk9wAA0HyEbABS58BBH/mfTKagYfay12LdhtVJzwEgB2xoWB8z3p4SEREHDT7mRwnPAQCgmQnZ&#10;AKRO55Luc0cOOPKuhsYNMWXe3yKbzSY9CYCUe3Xhs1FXvzZ2773/H/t08kWPAABtjZANQCqN3uPT&#10;l5d16LR4UdWsmL/izaTnAJBiS1bNi9nLXo0ORcXVJ+x1+teS3gMAQPMTsgFIpY7tS1d+ct+zvxIR&#10;MXnek7G85q2kJwGQQqvWLI8XZj8WERHH73X6f3Tq2HVBwpMAAGgBQjYAqTW8175//uhun7iuobE+&#10;npnxp1heK2YD8J5Va5bHU9MfiA0NdTFq0FE/2a//YfcmvQkAgJYhZAOQakcNP2ns4UPH3FrfuCH+&#10;/uYDMXf5G56ZDUC8tXJ2/PXN38f6+rWxX//D7j1h7zP+LZPJ+IAAAGijipIeAADbkslkssfu8Zmv&#10;tyvsUPvU9IeufXHu47GoamaMHHhMdGxflvQ8AFpZ3Ya18fLCv8f8d6ZFRMTBg4/54fF7nfYfmUxB&#10;Y8LTAABoQUI2AKmXyWSyRw3/5HX9Og+e+NArP79zcdWcfo9VL4jB3UbE0J77REXHbklPBKCF1a6r&#10;itnLpsbs5VOjvmF9dGxX+s6J+5z5r3v1HfWbpLcBANDyhGwAcsawnns/+tWjrtn7r2/+6YZJ857+&#10;l1nLXimateyV6FLSM3pWDIguJT2jomO3aF9UHJmkxwKw07IRsaGhLqrXroiqNUtjac3CeKd28T9/&#10;NJPdt/+hP//Ynp+9rKxDxdtJ7gQAoPUI2QDklOJ2JVUf3/vzFx8x9IRbJs//+wVT5j/75ZVrlvZd&#10;uWZp0tMAaEEl7cuW79f/sHtHDTrqJ11Ke8xOeg8AAK1LyAYgJ1V07LLw6N1Pvuao4Z+89q2qeaMW&#10;Vs05dPGqeQeuWL10t3Ub1nZOeh8Au6ZDUXF1l9Ies/pUDJzcr0vlC/07Vz5fUFBYn/QuAACSIWQD&#10;kNMymYLGfl0qJ/TrUjkh6S0AAABAyyhIegAAAAAAAGyLkA0AAAAAQKoJ2QAAAAAApJqQDQAAAABA&#10;qgnZAAAAAACkmpANAAAAAECqCdkAAAAAAKSakA0AAAAAQKoJ2QAAAAAApJqQDQAAAABAqgnZAAAA&#10;AACkmpANAAAAAECqCdkAAAAAAKSakA0AAAAAQKoJ2QAAAAAApJqQDQAAAABAqgnZAAAAAACkmpAN&#10;AAAAAECqCdkAAAAAAKSakA0AAAAAQKoJ2QAAAAAApJqQDQAAAABAqgnZAAAAAACkmpANAAAAAECq&#10;CdkAAAAAAKSakA0AAAAAQKoJ2QAAAAAApJqQDQAAAABAqgnZAAAAAACkmpANAAAAAECqCdkAAAAA&#10;AKSakA0AAAAAQKoJ2QAAAAAApJqQDQAAAABAqgnZAAAAAACkmpANAAAAAECqCdkAAAAAAKSakA0A&#10;AAAAQKoJ2QAAAAAApJqQDQAAAABAqgnZAAAAAACkmpANAAAAAECqCdkAAAAAAKSakA0AAAAAQKoJ&#10;2QAAAAAApJqQDQAAAABAqgnZAAAAAACkmpANAAAAAECqCdkAAAAAAKSakA0AAAAAQKoJ2QAAAAAA&#10;pJqQDQAAAABAqgnZAAAAAACkmpANAAAAAECqFSU9AADIX3WrqnpWz5o1avWihXs01NWVJL0HyB+Z&#10;goKG4m7dF5ZXVk4p6z/g9UxBQWPSmwAA2DohGwBoVY0NDUVvP/fsafPHPfrVqmlvHJn0HoAOXbos&#10;7nfMsfcMOP7jPy7u1m1R0nsAAPggIRsAaDWrZkw/eOqPf3R37YL5e0VEtCspjU4DB0Zpj55R1KFD&#10;RCbphUC+yDY0xtqqlVGzaFHUvr2kz+z/+/0Vcx968P8NO/2Mawaf9KnbMoWFDUlvBADgPUI2ANAq&#10;5j/26EXT7r7zB9nGxsLyPn1i4OFHRrfdhkemwFd2AMla887yWDRxQrw1ZUrx9F/c963lL005Yf//&#10;+sYp7UpLVyW9DQCAjfzOEQBocfMefujf37jrf27PZqNwyOiPxQFf+FJ0330PERtIhZJu3WO3E06M&#10;ked9KTp27RYrpr56zKQbrh1Xv3ZtedLbAADYyO8eAYAWtXzK5BOm3fPT72UKCmOvz54aAw49TMAG&#10;Uqm8T5844NzzoqxXr1g1Y/ohU2//wT3ZbNZDjwAAUsDvIgGAFrNh9epOU39y+10REbt9/MToPnz3&#10;pCcBbFO7kpLY54yzon1ZWbz9/D8+u+TZv5+R9CYAAIRsAKAFzXv4of+sW/FOv267DY/e++6X9ByA&#10;7dK+tDSGf/wTEREx/Rf3fauxvr5dwpMAAPKekA0AtIjGDRvaLxj/2IUREZXHjI5Mxp/OB3JHt92G&#10;R6cBA2Ld8uUDlr444eSk9wAA5DshGwBoESumvjp6fVVVr04DB0Vp9x5JzwHYYX1HjoqIiMV/f/qs&#10;hKcAAOQ9IRsAaBErp71xREREt2HDkp4CsFO6Dt3476+qN6cd7ksfAQCSJWQDAC2idv78fSIiynr3&#10;SXoKwE4pKi6O4s5dYn1VVa/11av80RIAgAQJ2QBAi9hQW9M1IqJ9aVnSUwB2Wvuy0oiI2FBb2zXh&#10;KQAAeU3IBgBalj+MD+QwX1QLAJAOQjYAAAAAAKkmZAMAAAAAkGpCNgAAAAAAqSZkAwAAAACQakI2&#10;AAAAAACpJmQDAAAAAJBqQjYAAAAAAKkmZAMAAAAAkGpCNiRg/PjxYx599NGPZ7PZzM78/IULF/b/&#10;7ne/+/929ucDAAAAQC4RsiEBhx566PNnn332Lw499NDndyRoL1y4sP/FF1/8o6FDh87q3LlzVSaT&#10;ybb0VgAAAABImpANCaioqKi+5JJLbpswYcLBJ5544iMfFrQ3Ddi33377v/br12/ROeec8/PW3g0A&#10;AAAASRCyISEXX3zxj7p27boiImILQTsiIpYsWdJr04C9fv369hERV1111Q3t2rXbkOB8AAAAAGg1&#10;RUkPgHzVdJV95ZVX3tj0WlPQLi8vr4mIOOGEE8Zt2LCh3aY/r7Kyco5rbAAAAADyiYtsSNCmV9mb&#10;qqmpKY+I2DxiR7jGBgAAACD/CNmQoKar7O19/+DBg+e6xgYAAAAg3wjZkLCtXWVviWtsAAAAAPKR&#10;kA0J296r7MGDB88999xz72uNTQAAAACQJkI2pMD2XGW7xgZa08SJEw+68cYbr6yurq5IegsAAAAI&#10;2ZACH3aV7RobaG2jRo168c9//vMnBw8ePFfQBgAAIGlCNqTEtq6yXWMDrS2TyWTHjh07duXKlV2u&#10;uuqqGwRtAAAAkiRkQ0ps7SrbNTaQlDFjxow/9NBDn4+IELQBAABIkpANKbKlq2zX2EBSMplM9ppr&#10;rrl209cEbQAAAJIgZEOKbH6V7RobSNrxxx8/7pBDDnlh89c3Ddo33XTTFYI2AAAALUnIhpTZ9Crb&#10;NTaQtKZnZW/tx1euXNnlyiuvvLGysnKOoA0AAEBLKUp6APB+FRUV1f/1H//xg0d/ff9XXGNDutTU&#10;1JSvWbOmJOkdrW3//fefMnLkyMmTJ08eubX3rFixouuVV15542233XbJJZdcctvFF1/8o9bcCNCS&#10;quvWx9Jly7qtLmrXK+ktwEZlZWW1paWlq5PeAUDrEbIhZerXrSs9qm7N6P33GdG1Zsb0w7qO2Ovp&#10;pDcBGy+PL7vssm/dddddFyS9Jc02Ddr/c9KJ1eVJDwJoBlc881zMPGDkM0nvAN5zxRVX3Pj1r3/9&#10;2xUVFdVJbwGgdQjZkCL169aVTrnlxoeqp73x0UxETL7x+kdGXnn1iWI2JO+///u///Ouu+66oE+f&#10;Pou7dOmyMuk9rW3FihVdlixZ0md73z9q1KgXO3fq1LOhtqYlZwG0ij6lpVHUs9fMgqKi9UlvASKW&#10;Ll3a86abbrpywIABCy+88MI7kt4DQOsQsiElmiL2iqmvHtOxW7foWjkkFr04sVTMhnS56qqrbrjo&#10;oot+nPSO1lRXV9dh2LBhM7fnvWPGjBk/duzYsYcddtg/Jlx9xdMrF7X0OoCWd+WhB8UR3//RSWX9&#10;+k9Leguw8ddjN95445VJ7wCgdfmyR0iBzSP2fmedE0OPOz4GHHZENNStK5184/WPrHj9tY8mvRPI&#10;T3ffffeXFi5c2H9b7xkzZsz455577vBx48Ydf9hhh/2jtbYBAACQH4RsSNiWInaHsvLIZDJRefQx&#10;YjaQqLq6ug433XTTFVv78TFjxox/9tlnjxCwAQAAaElCNiSooa6uZEsRu8mWYvbKN17/SIKTgTyz&#10;tWvsTQP24Ycf/lwS2wAAAMgfQjYkpKGurmTyzTf8eWsRu8nmMXvSDdc9KmYDraGurq7DzTfffPmm&#10;rx133HGPC9gAAAC0NiEbErC9EbuJmA0k4Z577vniggULBkS8F7DHjx8/RsAGAACgtQnZ0Mp2NGI3&#10;eS9mHy5mAy2u6dnYAjYAAABpIGRDK3pfxO66/RG7ycaYPVrMBlrctGnT9vj1r399hoANAABAGgjZ&#10;0Eo+ELHP3rGI3UTMBlrDfvvt97KADQAAQFoI2dAKGurqSibfcuNDuxqxm2wlZh/ZjJMBAAAAIDWE&#10;bGhh70bsV18Z3RwRu8kWYvZjYjYAAAAAbZGQDS2opSJ2EzEbAAAAgHwgZEMLaemI3eTdmH2omA0A&#10;AABA2yRkQwv4QMQ+q2UidpNMJhOVx4jZAAAAALRNQjY0sy1G7PKWi9hNxGwAAAAA2iohG5pRUhG7&#10;iZgNAAAAQFskZEMz+WfEfjCpiN3kAzH7xuseFbMBAAAAyGVCNjSDTSL2sUlG7Cbvi9nr1pWJ2QAA&#10;AADkMiEbdlHaInYTMRsAAACAtkLIhl2Q1ojd5L2YfZiYDQAAAEDOErJhJ70/YndNXcRusjFmHytm&#10;AwAAAJCzhGzYCR+M2OemMmI32WLMnvbGEUnvAgAAAIDtIWTDDmqoqyuZ8q2b/pQrEbvJB2L2Ddc+&#10;JmYDAAAAkAuEbNgBTRH7nVde/lguRewmYjYAAAAAuUjIhu2U6xG7iZgNAAAAQK4RsmE7tJWI3aQp&#10;Zvc/RMwGAAAAIP2EbPgQbS1iN8lkMjFktJgNtKCCgsaIiGxjNuklADutsaExIiIymUxjwlMAAPKa&#10;kA3b0FBX1/H9EfucNhGxm2wxZr857fCkdwFtQ4cuXd6KiFhXtTLpKQA7JZvNxrpVVRER0aFL18UJ&#10;zwEAyGtCNmzFPyP2g++P2BVJz2p2H4jZ148dJ2YDzaFicOVLERE1i99KegrATqmrro4Nq1dHSe8+&#10;M4s6dqxJeg8AQD4TsmEL8iViNxGzgZbQdZ99n4yIWDbtjchmPV4EyD3Lpr0eERFd99nnyYSnAADk&#10;PSEbNpNvEbuJmA00t4ohQyeVDRz06tp33omVc2YnPQdghzQ2NMRbkyZFRES/Y469J+E5AAB5T8iG&#10;TeRrxG7yXsw+VMwGdlkmk8kOPulT342ImPXE+Gisr096EsB2Wzjh+VhXtTI6D9/9H512G/5C0nsA&#10;APKdkA3/lO8Ru8nGmP0xMRtoFn0/etTPO+++x3Nrli+PWU+M94gRICdUL1oYc59+KjIFBQ17fvkr&#10;F2cyGf/yAgBImJAN8c+I/e2b/5TvEbuJmA00l0xhYcPeF3/tvKKSklVvTZ4Us5/8i5gNpFr1okXx&#10;yq9/FdmGhhh2xpnfrBgydHLSmwAAELLhvYj98kvHdewiYjf5QMy+4drHxGxgZ5T26Ttj5BVXf6Kw&#10;uLh24Qv/iKm//XXU1VQnPQvgfbKNjbFwwvPx8i/vi4a6uhhwwom3V57y2ZuT3gUAwEZCNnntAxH7&#10;bBF7U++L2WvXlovZwM7qsseezx409vrRxd27L1gxa2ZMuOPHMXP8Y1G79G0X2kCiNqxdG29NnhQv&#10;3vU/MeuJx6OxoaFx6GlnjN3z/Av+zSNFAADSoyjpAZAUEXv7NMXsiIiFLzxfPumGax878KprTuiy&#10;+x7PJTwNyDGdhu028Yjv/mDv6b+875aFj4//yqIXJxYuenFiFHXsGKU9ekZRhw5JTwTySLaxMdau&#10;XBlrV7zz7mvllUOmjPjKhV/t7MsdAQBSR8gmL4nYO+bdmJ2NWDhBzAZ2XlFJSfWICy68qPKUU29e&#10;+MT4C5ZOeP6U2gUL9lo1f14m6W1Afmpf0WlZ1333faL/6I/9tOs++z7pChsAIJ2EbPKOiL1zMplM&#10;DDn2n5fZYjawizp2775gtzPO/OZuZ5z5zfq1a8vWLFkyrGF9XUnSu4D8kSkoaCju2nVRh67dFonX&#10;kC41NTXlZWVltbvyz2Z9fX1RXV1dh9LS0tXNuQ2A5AjZ5BURe9dsKWaPuuqa4zvvvsc/Ep4G5LCi&#10;jh1rKyorX0p6BwCQDuvWrSs+8cQTH7n00ku/c/LJJz+4I0G7vr6+6Fe/+tWZ99xzzxcfffTRj7fk&#10;TgBaly97JG/8M2L/UcTeNU0xu//BG78A8sUbrh1X9ea0w5LeBQAAtA09evRYdvjhhz/36U9/+o8j&#10;R46c/Kc//elT2Wx2m48hq6+vL/r5z39+zp577vnGF77whZ+deuqpvy8uLl7XWpsBaHlCNnlhk4g9&#10;RsTedWI2AADQki699NLvlJSUrHnppZf231bQbgrYI0aMeP3cc8+9b+bMmcP69eu36Pzzz/9pUtsB&#10;aBlCNm3eByL2WSJ2cxCzAQCAltKjR49lF1988Y+a/vemQXv69OnDIyJeeOGFQ5oC9owZM3Zreu/l&#10;l19+s2tsgLZHyKZN22LErhCxm4uYDQAAtJSmq+xNX3vppZf2/93vfve5iIh77733vE0DdkRE3759&#10;33KNDdA2Cdm0WSJ263gvZh8iZgMAAM1m86vs7eEaG6DtErJpkxrWry8WsVvPxph93Ptj9vQ3D016&#10;FwAAkNu2dJW9NX379n3ry1/+8l0tvQmAZAjZtDkidjI+ELOvHztezAYAAHbFjlxlu8YGaNuEbNqU&#10;dyP2S1OOF7Fbn5gNAAA0t0suueS2D7vKdo0N0PYJ2bQZm0bs4i5dROyEiNkAAEBz6tmz59J//dd/&#10;vX1b73GNDdD2Cdm0CZtH7P3POlfETpCYDQAANKdtPSvbNTZAfhCyyXkidjo1xex+B4nZAADArtnW&#10;VbZrbID8IGST00TsdMtkMjH0Y2I2AACw67Z0le0aGyB/CNnkLBE7N2wesyddf+04MRsAANhRW7rK&#10;/sY3vnGLa2yA/CBkk5NE7NyyacyuX7umQswGAAB2xqZX2X369Fl8wQUX3Jn0JgBah5BNzhGxc5OY&#10;DQAA7KpNr7I9GxsgvxQlPQB2hIid25pidkTEookvVEy6/tpxB159zfGdh+/+fMLTAACa1Yba2i7V&#10;c2YfsHrRoj021NZ0i2w2k/QmaCvOGrFHdt0Rh71zXPeuPWb97jffTHoPtBmZTGP7ik7LygYMeL18&#10;cOWUoo4da5OeBJsSsskZm0fs/c46R8TOQe/F7GwsmjhBzAYA2oy1y5YOWvjE419++4XnP7N64YIR&#10;Se+BtuwTvXvGvD/87uqkd0CblclkKyqHTOl16GG/7zf6Y3d36Nz57aQngZBNTmhYv774pVtveWDT&#10;iF1c0SnpWeykjTF7TETEezH7m2PHdN5t+AsJTwMA2GE18+buO/PX91+39MUJJzddXrcvLYuyPn2i&#10;rGfPaFdaGpmMg2wA0i3b2Bjra2uj9u23o2bJ4kz17Fkjq2fPGjnzN7++ts+RR/566OdOv7akd59Z&#10;Se8kfwnZpF5TxF4+ZfIJInbb8YGYfd3Y8WI2AJBLGtavL571u99cM+eP/3dZZLMFRcXF0Wuf/aL3&#10;fvtHaY8e4jUAOSubzUbNW2/FkpenxNuvTW331lN/O2fJc8+eNuzzZ101+BMn/XemsLAh6Y3kHyGb&#10;VBOx2zYxGwDIVWuWLB465ds3/7F2/vy9C4qKYuARR0b/gw6Jwvbtk54GALssk8lERb9+UdGvX1Qe&#10;c2zMf+6ZWDhhQofp991767KJE07e79LLTu3QqfPSpHeSXwqSHgBbI2Lnh6aY3e+gg6N+7ZqKSdeN&#10;HV81Y/ohSe8CANia2gULRrxw5Teeq50/f+/yvv3iwPMviEFHfETEBqBNatexYww99rg44AtfjJJu&#10;3WPlG69/ZMKVlz+77p3l/ZPeRn4Rskml90XsziJ2WydmAwC5onbRwj0mjr3qr+tXrerZc6+9Y/9z&#10;vhAl3bonPQsAWlxF375xwHlfii6VQ2LNksXDJl5z9V/XrVjRN+ld5A8hm9T5QMQ+W8TOB2I2AJB2&#10;G1av7jz55hv+vH7Vqp699t4n9jjpU1FQWJj0LABoNUUdOsRep572bsx+6ds3P9C4YYM/kkSrELJJ&#10;FRE7v70bs0e9F7NXzZh+cNK7AAAiIt689+7vrl2yZGjnwZWx+ydPjkyB304BkH8K27WLvT77uSjt&#10;2StWzZxx8Oz/+/2VSW8iP/iVF6nxz4j9fyJ2fstkMjH0uPdi9ovXjX1czAYAkrb8pSljFv31L18s&#10;Ki6OPU7+lIgNQF4rbN8+9vzUKZEpLIzZ//f7K2rmzd036U20fX71RSpsErE/LmIjZgMAaZJtbCx4&#10;8757vxMRMfS446NDWXnSkwAgcaU9esSgIz4S2YaGoum/uO9bSe+h7ROySZyIzZaI2QBAWqyY+uro&#10;2vnz9int0SN67b1P0nMAIDX6H3JotCstjeVTJp9Qu3DBnknvoW0TskmUiM22iNkAQBrMH/foRRER&#10;fUcdHJlMJuk5AJAahe3aRZ/9R0ZExILx4y5MeA5tnJBNYkRstoeYDQAkqX7t2vJlk178REG7dtFr&#10;r72TngMAqdNn/wMiImLJc8+elm1s1BppMf7mIhEfiNhnidhs3Xsx+yAxGwBoVVVvTjs8W1/fvsvg&#10;yihs3z7pOQCQOsWdOkVZr14xOzmDAAAgAElEQVSxvmpl79WLFu2R9B7aLiGbVtewfn3xS9/51h/e&#10;F7E7idhs28aYffx7Mfv6sePFbACgpVXPnnVgRER5n75JTwGA1Crv2y8i3vvchJYgZNOq3o3Ykyed&#10;KGKzo94Xs9es6SRmAwAtrWbevH0iIsp69056CgCkVlmvjZ+TNfPm7pvwFNowIZtWI2LTHMRsAKA1&#10;1VWt7BMR0aGiIukpAJBaTZ+TdVUr/ZdfWoyQTasQsWlOYjYA0FqyDQ2FEREFBYVJTwGA1Coo3Pg5&#10;mW1oLEp4Cm2Yv7locSI2LaEpZkdELHpxYqcXrv3m+KqjRl9b2rff9ISn0UbNmDFjWNIbAAAAIF8J&#10;2bS41//3jjuWT550YkFRUex35tkiNs2mKWbX1dTEwtemdjr9K//y3aQ30bbtu+++rwwdOnRW0jsA&#10;AAAg3wjZtLjKT53y7eVTJn18/apVPec+/bfY/ZMnR6bAU21oHivnzI4Vs2ZGQSYTnzn6qCnlgwa/&#10;kvQm2q7TTz/9N8cff/y4pHcAAABAvhGyaXFlAwa8ftDYG46ZOPaqv7499dWeESFm0yxWzJ4Vr/3+&#10;t9FYXx8jzjrn6j+cetoNSW8CAAAAoPkpibSKppjdvlOnpW9PfTXe/PODkW1sTHoWOWzTiD3sjDOv&#10;HipiAwAAALRZQjatRsymuYjYAAAAAPlFyKZVidnsKhEbAAAAIP8I2bQ6MZudtXLObBEbAAAAIA8J&#10;2SRCzGZHrZwzO6b+7jciNgAAAEAeErJJzMaYff3od2P2ww+J2WzRZhH7myI2AAAAQH4RsklU2YCB&#10;r70bs199RczmA7YQsa9PehMAAAAArUvIJnFiNlsjYgMAAAAQIWSTEmI2mxOxAQAAAGgiZJMaYjZN&#10;RGwAAAAANiVkkyrvxuyKimVidn4SsQEAAADYnJBN6pQNGPjaQdfecIyYnX/eF7FP//w1IjYAAAAA&#10;EUI2KSVm558PROzPnX5d0psAAAAASAchm9QSs/OHiA0AAADAtgjZpJqY3faJ2AAAAAB8GCGb1BOz&#10;2y4RGwAAAIDtIWSTE8Tstmfl3DkiNgAAAADbRcgmZ5QNGPjaqLHXjxazc9/KuXNi6m9/LWIDAAAA&#10;sF2EbHJK+cBBU8Xs3LZpxB562hljRWwAAAAAPoyQTc75QMx+5M9ido7YPGIPO+2Ma5PeBAAAAED6&#10;CdnkpPfF7FdeFrNzgIgNAAAAwM4SsslZYnbuELEBAAAA2BVCNjlNzE4/ERsAAACAXSVkk/OaYna7&#10;8orlYna6bIzYvxGxAQAAANglQjZtQvnAQVMPuvb6Y8Ts9HgvYm+Ioaedca2IDQAAAMDOErJpM7YY&#10;s7PZpGflpS1E7LFJbwIAAAAgdwnZtCmbx+zpDz8kZrcyERsAAACATU2ZMuWAp5566qhd+WsI2bQ5&#10;m8bsJWJ2qxKxAQAAANjciBEjXj/nnHN+Pnr06Cd3NmgL2bRJYnbrE7EBAAAA2JIOHTrUXXHFFTf9&#10;9a9/Peboo4/+27HHHvuXp59++qM78tcQsmmzxOzWI2IDAAAAsC1f/OIX7xkwYMCCiIgnn3xy9FFH&#10;HfXUjgRtIZs2rXzgoKkHjb1+tJjdckRsAAAAAD5Mhw4d6i6//PKbN31tR4K2kE2bVz5o0KtidssQ&#10;sQEAAADYXl/60pfu7t+//8LNX9+eoC1kkxfE7OYnYgMAAACwI5qelb21H99W0BayyRtidvMRsQEA&#10;AADYGVu7yt7UloJ2Rsgj39TMm7fPxLFXP7mhprp77333i+GfOCkymUzSs3KGiA0A5JMXrrr871XT&#10;3jjyoK98NUq6d096DgCk0so5s+Nn3/te/GTa9Nr2nTsvSXoP6bdq1apOy5Yt67G97x89evSTRS05&#10;CNKo6TJ74tirn1zyysvdI0LM3k5V8+aK2AAAAMAHrGuoj/nLl5fF8uXDkt5C2zN16tS9hWzykpi9&#10;46rmzY1Xf/PrjRH7c6dfJ2IDAAAATQ7q3Sv+fuP1f9j7oou/nPQW0i2bzcbRRx/91CuvvLLvh723&#10;Z8+eSy+77LJvX3jhhXcI2eStjTH7umMnjv3mX8Tsbds8Yg8VsQEAAIBNFBUURHnHjhs6d+5clfQW&#10;0u3BBx88+cMi9qYBu7S0dHWEL3skz5UPGvzKQWOvO/bdL4B85M++AHIzW4rYmUzG/0kAAAAA7JBs&#10;NpsZO3bs2K39eM+ePZd+5zvfuXT27NlDLrnkktuaInaEkA3vj9kvvyRmb0LEBgAAAKC5PPTQQydN&#10;mTLlgM1f31bAbiJkQ4jZWyJiAwAAANBctnSNvT0Bu4mQDf8kZr9HxAYAAACgOW16jb0jAbuJkA2b&#10;ELNFbAAAAACaV9M19s4E7CZCNmzmvZhd/k6+xexNI/aQU0+7XsQGAAAAYFdNmDDh4DPPPPNXOxOw&#10;mwjZsAUbY/b1o/MpZm8esYed/vlrRGwAAAAAdtUhhxzywqWXXvqdnQnYTYRs2Ip8itkiNgAAAABp&#10;JmTDNuRDzBaxAQAAAEg7IRs+RFuO2VXz5sarvxWxAQAAAEg3IRu2Q1uM2e9G7A0iNgAAAADpJmTD&#10;diofNPiVUddcd2xbiNnvi9if/dwNIjYAAAAAaSZkww6oGFz5cq7H7A9E7DPO/KaIDQAAAECaCdmw&#10;g3I5ZovYAAAAAOQiIRt2wgdi9qMPpz5mi9gAAAAA5CohG3bS+2L2S1NSHbNFbAAAAABymZANuyAX&#10;YnbVvHkiNgAAAAA5TciGXZTmmL0xYt8vYgMAAACQ04RsaAbvxuyyshVpidmbRewbRWwAAAAAcpWQ&#10;Dc2kYnDly6PGXj86DTF7CxH7ahEbAAAAgFwlZEMzSkPMFrEBAAAAaGuEbGhmScZsERsAAACAtkjI&#10;hhawecye0Qoxu2q+iA0AAABA2yRkQwvZNGYvbuGYXTV/Xrz6GxEbAAAAgLZJyIYWVDG48uVR11x/&#10;bEvG7PdF7M+cepOIDQAAAEBbI2RDC6uorHyppWL2ByL258+6SsQGAAAAoK0RsqEVtETMFrEBAAAA&#10;yBdCNrSS5ozZIjYAAAAA+UTIhlbUHDFbxAYAAAAg3wjZ0Mo+ELMfe2S7Y7aIDQAAAEA+ErIhAe+L&#10;2VMmb1fMFrEBAAAAyFdCNiRkR2L2phG78pTP3ixiAwAAAJBPhGxI0MaYfd3HthWzN4/Yu5159pUi&#10;NgAAAAD5RMiGhFVUDpmytZgtYgMAAACAkA2psKWYXTVPxAYAAACACCEbUmPzmP3yL+8TsQEAAAAg&#10;hGxIlaaY/eiit1bf9eprUT76Y98XsQEAAADId0I2pExF5ZApLzZm3vz99JnR6ahj/lfEBgAAACDf&#10;CdmQQoXFxbUREZlMJukpAAAAAJA4IRsAAGArMgUFjRER2Wxj0lMAILWyjRs/JzMFGR+YtBghGwAA&#10;YCvad+q0NCJifW1t0lMAILXqamoiIqJ9xcbPTWgJQjYAAMBWlA0Y+FpERM2SJUlPAYDUWr307YiI&#10;KBs4cGrCU2jDhGwAAICtqBgydFJERO3it5KeAgCpVfPPz8mKIcMmJTyFNkzIBgAA2IrOu+/+XGQK&#10;GlfOnRON9fVJzwGA1Fm/enVUv/VWFJWWVpUNGPBa0ntou4RsAACArWhfXvFOt332ebJ+3bpY/ua0&#10;pOcAQOoseeXliGw2eh186AMFRUUbkt5D2yVkAwAAbMOAMSf8JCJi0aSJkc1mk54DAKmRbWyMxVM2&#10;Pk1kwPEbPy+hpQjZAAAA29DjoIMf7Niz59zqhQtjxayZSc8BgNRY/NKUWFdVFZ2G7/58p2G7TUx6&#10;D22bkA0AALANBYWF9bt9/uwrIyJmPPpI1K9bl/QkAEjcuupVMfuvf4mIiOFnn/v1hOeQB4RsAACA&#10;D9H7yI/c3+PAUQ/X1VTHjHGPesQIAHkt29gYbz70YDTU1cWAMSfc0XXEXk8nvYm2T8gGAAD4EJlM&#10;JjviXy76SvuKimVLX5sac5/6m5gNQF7KZrPx5iN/jqp5c6Okd5+Zw8/5wmVJbyI/CNkAAADbobhr&#10;17f2v+zyUwo7dFgz/7lnxGwA8k62sTGmP/xQvP3Ky9GuvGL5AZdfeVJRx441Se8iPwjZAAAA26nL&#10;Hns+O/KKq09sitmvP/CH2LBmTdKzAKDFrVu1Kl7+1S9iyT8j9kFjrx9d1q//tKR3kT+EbAAAgB3Q&#10;da+9nxp1zXXHtu/cZcnyaW/ExDvviLdfm+o6G4A2qbGhIRZNmhgv3nlHrJo/L0r69Jlx8A03faR8&#10;0KBXk95GfilKegAAAECu6Tx89+eP+O7393njp//7oyXPPnP6tD89EPOf+Xv0GXlg9Np7n2jXsWPS&#10;EwFgl6yvrY3FL78Ui6dMjrrqVRERMeD4j/94+Nnnfr2oY8fahOeRh4RsANqMupUre69ZsnjYhtWr&#10;uyS9BYBdU1RSsqqkV6/ZHbp2W5TJZFJ56ty+omL5fv956Rl9P3r0z2fc/8sba+bO2W/W4+Ni9l8e&#10;j/I+faO8T58o7dEz2pWWRiaTSXouAGxTtrEx1tfWRu3St6Nm8eKoXbIkIjZ+BHfeY89nhp91zuVd&#10;9hzxTLIryWdCNgA5q6GuruTt5//x2aUTX/hU1fTph9ateKdf0psAaF7tO3Va2mm34S/0GHXQQ30O&#10;P/I3RSUl1Ulv2lyPA0c93H3kgY9UTXvjyAXjH7tw6YsTT6petLC8etHCpKdBmzRnVXXMr66J3bp0&#10;ir5lZUnPgTarXUXF8l4HH/rAgONP+ElF5ZApSe+BjOe4QfocddRRTz399NMffe211/YaMWLE60nv&#10;gbSpq6rqNffBP1668Mknzq+vrX33+rq4U+co6dFj4x/ndvkGkLuy2ahfty7WvLM81q5Y8e7LhcXF&#10;tX2POvrnlZ/+7C0de/SYn+DCbWqsr29Xu2D+3tWzZh24etHCPdbX1nRLehO0JT986OGRd44bv+9V&#10;p5/2j9M+csSbSe+BtiITmWz7Tp2WlvYf8HqnoUMnlfbtNy1TWNiQ9C5o4iIbgJyRbWwsWDB+3IXT&#10;f/6zbzfUrSuNyETXYbtF7332jc6DKz2PFKANql+3LlYtmB9vv/pKLJ/+ZtmCcY99deFfnjh/2Gln&#10;jB38qVNuLSgsrE964+YKioo2VFQOmeJ6DVpGz8VLb4hx4/ftd/Qx9+1z4YV3JL0HgNYhZAOQE+pW&#10;VfV85XvfvX/Fq6+Mjkwmeu9/QAw6/Mgo7tw56WkAtKCi4uLottvw6Lbb8KirrYmFz/8jFr04sf2M&#10;X/3iprcnvHDK/pf81+c69ug5L+mdAAC0rIKkBwDAh1m7dOngFy6/7IUVr74yurhLl9jvrHNj9xM/&#10;KWID5JkOZeUx9GNj4oDzzo/Snj2jeuaMg57/+qUTa+bN2yfpbQAAtCwhG4BUW7t06eAJ11z5t7VL&#10;lw7uOnRYHPilC6LzwIFJzwIgQeW9e8fI886PnnvtHeurq3tMHHv1kzXz5+2d9C4AAFqOkA1AatWv&#10;WVMx6abrHlm3bNmgbrsNj71OPS2KOnRIehYAKVBQVBR7nPzp6L3vfrGhprr7pBuve7SuqqpX0rsA&#10;AGgZQjYAqTXtZ3d/d/XChXt2GjAwRnzm1CgoLEx6EgApkslkYvgnTopuw3ePunfe6f/aHbffmc1m&#10;M0nvgv/f3r1H2VnX9x7/7kvmlsnMhNxDEpIMIaBIuFis59DWilBFKRdlrbMUi8hlBeF0sbR69Bjx&#10;iKBFjx6qFFQQLFJqUWrtKU2gopxVKyhCQvACucAkIZlJJpNM5pa57b3PH6zY0CZkqjPz/Cbzev2V&#10;2fPsWZ9/sp7JO795BgAYfUI2AEnavW7tudsf/f4VxZqaOOnCi0VsAA4pl8vFie/446iaNi3af/bk&#10;+a3/8v/ek/UmAABGn5ANQHIqpVLhuW98/daIiOa3nBvV06ZlPQmAhBVramL5ee+IiIgN9917S2lg&#10;oC7jSQAAjDIhG4DktD/91Nt7X3rppPq5c2PO607Jeg4AE8AxzcfH9KXNMbBnz/wdTmUDABx1hGwA&#10;krP14dUfiIhY8DtviFzOo04BGJkFZ74hIiK2PbzmGs/KBgA4ugjZACRlYO/euR3PrDu3WFsbs056&#10;TdZzAJhApi9ZGjXTp0f3iy+c1rNt62uz3gMAwOgRsgFISsez68+OSiU34/hlkS8Ws54DwASSy+Vi&#10;1vITIyKi45l152Y8BwCAUSRkA5CUrs2bXh8R0XDsgqynADABHbh/dL2w+YyMpwAAMIqEbACS0t3y&#10;4qkREfVz52U9BYAJ6MD9o+vFl+8nAAAcHYRsAJLS39GxICKitqkp6ykATEDVDQ2Ry+djYE+HH+0B&#10;ADiKCNkAJKU8PFQdEZGfMiXrKQBMQLlcLvLFYpSHXr6fAABwdBCyAQAAAABImpANAAAAAEDShGwA&#10;AAAAAJImZAMAAAAAkDQhGwAAAACApAnZAAAAAAAkTcgGAAAAACBpQjYAAAAAAEkTsgEAAAAASJqQ&#10;DQAAAABA0oRsAAAAAACSJmQDAAAAAJA0IRsAAAAAgKQJ2QAAAAAAJE3IBgAAAAAgaUI2AAAAAABJ&#10;E7IBAAAAAEiakA0AAAAAQNKEbAAAAAAAkiZkAwAAAACQNCEbAAAAAICkCdkAAAAAACRNyAYAAAAA&#10;IGlCNgAAAAAASROyAQAAAABImpANAAAAAEDShGwAAAAAAJImZAMAAAAAkDQhGwAAAACApAnZAAAA&#10;AAAkTcgGAAAAACBpQjYcpQYHB6t+8IMfvDnrHQAAE1FnZ2fT448//sasdwAA8DIhG44yg4ODVXfe&#10;eedVJ5xwwoatW7cuynoPAMBE0tnZ2XTjjTfesHTp0hdqa2v3Z70HAICXCdlwlBgcHKy66667rjzh&#10;hBM2XH311V8rFovDl1566X1Z7wIAmAj27dvX+OlPf/oTS5YsefGTn/zkp970pjc9duqpp67LehcA&#10;AC8rZj0A+O0MDg5W3XvvvX9y0003rdqyZctxB15ftWrVTcVicTjLbQAAqdu3b1/jl770pT/94he/&#10;+MHOzs6mA6/fcMMNN2a5CwCAVxKyYYI6XMCOiGhubt7sNDYAwOEdLmBHRFx00UXfdRobACAtQjZM&#10;MAcC9s033/zxlpaWxYe6xmlsAIBDe7WAfYDT2AAA6RGyYYIYScCOcBobAOBQRhKwI5zGBgBIlZAN&#10;iRsaGppy4BEirxawD3AaGwDg3+zbt6/xy1/+8n//whe+8KFXC9gHOI0NAJAmIRsS9uCDD1589913&#10;XzGSgB0RUVdX1/fAAw9c8p3vfOddYzwNxsyeZ9fP+rNTX5f1DAAmuEol4qabblo10oAdETF37ty2&#10;VatW3TTW24DfzvPPP7886w0AjD8hGxJ2++23f6CtrW3eSK/v6+urW7169XljuQnGw/Apr816AgAT&#10;XKlUKnz+85//cFdXV8NI39PW1jb3oYceevtY7gJGx8qVK+84//zz/2/WOwAYP0I2JGz16tVve+KJ&#10;J974mc985n9u27Zt4ZGuz+fz5QceeOCSBQsWbB+PfTAWnv7zm783NRdzst4BwMRWLBZKLS0ti2+9&#10;9dbrb7311utHErRnzpzZ/uCDD76zurp6cDw2Ar+5RYsWbZ03b15r1jsAGD9CNiSsqqpqaOXKlV+5&#10;/PLL77nnnnsuP1LQLpfL+Yceeugdd9999/vHcyeMpv45swf7d+/OegYAR4Hp06fv/dSnPvXJ66+/&#10;/taRBO3du3fPWr9+/YrrrrvutvHcCQDAkeWzHgAcWXV19cDKlSu/snHjxmV33HHHNQsXLtx2uGvv&#10;vffeP9m8eXPzeO4DAEjZgaDd0tKy+IYbbrixoaGh63DXfvazn/1Yf39/zXjuAwDgyIRsmEBGErRL&#10;pVLh5ptv/ngW+wAAUjaSoL1jx475d91115VZ7AMA4PCEbJiAjhS0ncoGADi8IwVtp7IBANIjZMME&#10;drig7VQ2AMCRHS5oO5UNAJAeIRuOAocK2k5lAwCMzKGCtlPZAABpEbLhKHJw0L7tttuu++Y3v/ne&#10;rDcBAEwUBwftK6+88q5vf/vbl2S9CQCAlxWzHgCMvgNBu1QqFbLeAgAw0RwI2r6XAgBIhxPZcBQr&#10;FAqlrDcAAExUvpcCAEiHkA0AAAAAQNKEbAAAAAAAkiZkAwAAAACQNCEbAAAAAICkCdkAAAAAACRN&#10;yAYAAAAAIGlCNgAAAAAASROyAQAAAABImpANAAAAAEDShGwAAAAAAJImZAMAAAAAkDQhGwAAAACA&#10;pAnZAAAAAAAkTcgGAAAAACBpQjYAAAAAAEkTsgEAAAAASJqQDQAAAABA0oRsAAAAAACSJmQDAAAA&#10;AJA0IRsAAAAAgKQJ2QAAAAAAJE3IBgAAAAAgaUI2AAAAAABJE7IBAAAAAEiakA0AAAAAQNKEbAAA&#10;AAAAkiZkAwAAAACQNCEbAAAAAICkCdkAAAAAACRNyAYAAAAAIGlCNgBpqlSyXgDABFVxDwEAOOoI&#10;2QAkZUr9tD0REYN9vVlPAWACKg0NRXloKKbU1+/JegsAAKNHyAYgKVPnz38+IqKvvT3rKQBMQL27&#10;dkVExNT5xz6f8RQAAEaRkA1AUhqWNj8VEdHd1pr1FAAmoAP3jwP3EwAAjg5CNgBJaVp+4o8jIva+&#10;+ELWUwCYgA7cPxqXL3884ykAAIwiIRuApDSesPyJqqamnV0vvRR9HbuzngPABDLY2xt7Nm2KQnV1&#10;38wVpz2S9R4AAEaPkA1AUvKFwvCCN7/l6xERO572U+EAjFzrurVRKZdi3lm/f3+xtrY76z0AAIwe&#10;IRuA5Cw454++misUhlvXPh0D3V1ZzwFgAhju74/tT/4kIiIWvvW8v8x4DgAAo0zIBiA5tbNmbV3w&#10;lnO/Vh4ejo1rVkelUsl6EgCJ2/yD78dQX1/MeeN/+U7DkiXrst4DAMDoErIBSNKyd1/68epjZmzv&#10;2Lghdq5/Jus5ACSsY9PGaFu3NopTp3ae+L4rrs96DwAAo0/IBiBJU6ZO7Tz5mmuvjIjYsGZ1dG5p&#10;yXgRACnqbmuLX33vuxERcdL7r/rTmhkztmc8CQCAMSBkA5CsmaedvmbZuy/9eKU0HM8+8K3o3LIl&#10;60kAJKS7rS3W/819URoYiOPefv5fzP+DN30z600AAIwNIRuApC256J2fXfrOS24qDw3F+m/dH61r&#10;n/bMbACi/Ve/jGfu+6sY3r8/Fpxz7teWX3b5B7PeBADA2ClmPQAAXk0ul6sc/9/efUOhurpv4/33&#10;fWbD6odi94bnY9lb3xY1jU1ZzwNgnA329sSmRx6O9l/9MiIiFp9/wRdOeO9lH8nl8+WMpwEAMIaE&#10;bACSl8vlKksvftdnG49f9tOf337b3Xs2b1r006/cHnNfd0rMP+P1UT9nbtYTARhjfR27Y8fTT0Xr&#10;urVRHhqKqsbGXa+5auU1c373jX+X9TYAAMaekA3AhDHjlBWP/tcv/sXrNj3wrf+1dc0/Xdu6bm1V&#10;67q1MXX27Ji+eEnUz50XU2fNjim1tRG5rNcC8BurRAz190dfx+7oaW2Nzi0t0d26IyIicvl8acHZ&#10;59yz7D3v/VhVQ8PujJcCADBOhGwAJpRiXV3Xie97/weXXHjxLS89+s9XvvT9f76qd9eu43p37cp6&#10;GgBjqKppetuCN59994Jz/uirtbNmbc16DwAA40vIBmBCqm5q2tn8zktuXnrxuz7TvaXllH0bnn9j&#10;1+bNZ/S2tS4b7u318GyACa5YW9tVO3fu5oYlzU83LVv2k4bm43/mOdgAAJOXkA3AhJbL5SoNi5c8&#10;07B4yTNZbwEAAADGRj7rAQAAAAAA8GqEbAAAAAAAkiZkAwAAAACQNCEbAAAAAICkCdkAAAAAACRN&#10;yAYAAAAAIGlCNgAAAAAASROyAQAAAABImpANAAAAAEDShGwAAAAAAJImZAMAAAAAkDQhGwAAAACA&#10;pAnZAAAAAAAkTcgGAAAAACBpQjYAAAAAAEkTsgEAAAAASJqQDQAAAABA0oRsAAAAAACSJmQDAAAA&#10;AJA0IRsAAAAAgKQJ2QAAAAAAJE3IBgAAAAAgaUI2AAAAAABJE7IBAAAAAEiakA0AAAAAQNKEbAAA&#10;AAAAkiZkAwAAAACQNCEbAAAAAICkCdkAAAAAACRNyAYAAAAAIGlCNgAAAAAASROyAQAAAABImpAN&#10;AAAAAEDShGwAAAAAAJImZAMAAAAAkDQhGwAAAACApAnZAAAAAAAkTcgGAAAAACBpQjYAAAAAAEkT&#10;sgEAAAAASJqQDQAAAABA0oRsAAAAAACSJmQDAAAAAJA0IRsAAAAAgKQJ2QAAAAAAJE3IBgAAAAAg&#10;aUI2AAAAAABJE7IBAAAAAEiakA0AAAAAQNKEbAAAAAAAkiZkAwAAAACQNCEbAAAAAICkCdkAAAAA&#10;ACRNyAYAAAAAIGlCNgAAAAAASROyAQAAAABImpANAAAAAEDShGwAAAAAAJImZAMAAAAAkDQhGwAA&#10;AACApAnZAAAAAAAkTcgGAAAAACBpQjYAAAAAAEkTsgEAAAAASJqQDQAAAABA0oRsAAAAAACSJmQD&#10;AAAAAJA0IRsAAAAAgKQJ2QAAAAAAJE3IBgAAAAAgaUI2AAAAAABJE7IBAAAAAEiakA0AAAAAQNKE&#10;bAAAAAAAkiZkAwAAAACQNCEbAAAAAICkCdmQgTVr1rz1e9/73gWVSiX3m7y/paVl8ec+97mP/Kbv&#10;BwAAAICJRMiGDJx11lk/uuKKK75++umnP/2fCdotLS2Lr7766q8tW7Zs45w5c3bmcrnKWG8FAAAA&#10;gKwJ2ZCB+vr6ng9/+MOfX7du3akXXnjh3x8paB8csO+8886rjjvuuC3vec97/nq8dwMAAABAFoRs&#10;yMi11177lzNmzOiIiDhE0I6IiO3bt88/OGAPDw8XIyI+8YlPfLpYLA5nOB8AAAAAxk3uQDADxt8t&#10;t9zyPz760Y/++b9/ferUqT29vb31hUKhVCqVCgd/rrm5efNzzz13opANAAAAwGQhZEOGenp66hcv&#10;XtzS0dExY6Tv+cY3vtCTjNwAAAsFSURBVPG+yy677K/GchcAAAAApMSjRSBDB56VPdLrm5ubN3s2&#10;NgAAAACTjZANGTv4WdlHsmrVqps8UgQAAACAyUbIhoyN9FR2c3Pz5ksvvfS+8dgEAAAAACkRsiEB&#10;IzmV7TQ2AAAAAJOVkA0JONKpbKexAQAAAJjMhGxIxKudynYaGwAAAIDJTMiGRBzuVLbT2AAAAABM&#10;dkI2JORQp7KdxgYAAABgshOyISH//lS209gAAAAAIGRDcg4+le00NgAAAABE5CqVym/85kqlkisP&#10;728oD/c1jOImmPRuv+OOa/7m/vvf/cPHHntTsVAoZb0Hjha5fHGoUNXQnsvl/b0CAACACeQ/FbIr&#10;lUpuf+emN/Tseuod+/dtPrN/3wtnlIZ6jhnDfQAwunKF4ZppC39e07D0qakzT360fvbp/1go1nZn&#10;PQsAAAA4vBGF7HJpsLbzpccu37v1kWsGuredfPDnplQ3RL5YE7kxmwgAo6NcLsXwYFeUS0O/fi1f&#10;qOlpPPb37z1m8du+VF0///kM5wEAAACHccSQ3b3zyQtaf3HPbcP9HQsiIqpqZ0Tj7NfE1IaFUVM/&#10;O/KFqnEZCgCjoVKpxOD+vbG/e0d079kY3R2bIqISkcuXpi865445y9/9sXyxpifrnQAAAMC/OWzI&#10;Lg3vn9b286/fvm/Hv1waETG1aXHMXPC7Ude4MHI5568BODoMDfTE3ra10bH9Z1EpD8WU2tkvHrvi&#10;uvfWHbP8X7PeBgAAALzskCF7qH/vvK1P3vzIQPe2kwvF2pjbfE40zjoxg3kAMD4G+/dF66aHo7ez&#10;JSJXGDr2lA+8r/HYs+7PehcAAABwiJA9PNA5t+WJG3842Lv9xNppx8bCky6IYlV9RvMAYPxUKpXo&#10;2P5k7Gp5LCJy5fkrrr2s6djfuy/rXQAAADDZvSJkl4f7p774+A3/OtC9ZUVd46JY9JqLPQMbgEln&#10;78710bpxTUTkyot+52Pn1c9a8XDWmwAAAGAyyx/8Qduv7v0/A91bVtROmydiAzBpTZ9zSsxtPici&#10;Kvnt677818MDnXOy3gQAAACT2a9Ddk/7M+d2bnv0qnyhOhaceKGIDcCkdsy806Jx9mujNNQ9o/Xn&#10;X7+jUqn4TccAAACQkXxERKU8PKXtF/fcFhExd+mbY0r1tGxXAUAC5i49O4pVU6N7508v6t29/tys&#10;9wAAAMBklY+I6Gr7ybsG+1qX1U6bH42zT856EwAkoVCsidnH/UFEROze9Hcfz3gOAAAATFr5iIi9&#10;Wx75QETEjGPPjFzOT04DwAGNs06KYlV99O197vf6u7f6314AAADIQH6gt3VZ397nzipW1ce0Gcdn&#10;vQcAkpLLF2L63BUREdG57bH3ZzwHAAAAJqV8T/u6t0VENMxcHrlc/kjXA8Ck0zDrpIiI6Glfe17G&#10;UwAAAGBSyvd3bjozIqKuYWHWWwAgSVU106MwpS4Ge3csLw31NWa9BwAAACabfH9Xy2kRETX1c7Le&#10;AgBJyuVyv75P9ne1nJrxHAAAAJh08oP72xfncoWYUt2Q9RYASFZ17TERETG0v31xtksAAABg8slX&#10;SgN1+UJV5HK5rLcAQLLyhaqIiCiXBqZmPAUAAAAmHb/dEQBGxH/4AgAAQFaEbAAAAAAAkiZkAwAA&#10;AACQNCEbAAAAAICkCdkAAAAAACRNyAYAAAAAIGlCNgAAAAAASROyAQAAAABImpANAAAAAEDShGwA&#10;AAAAAJImZAMAAAAAkDQhGwAAAACApAnZAAAAAAAkTcgGAAAAACBpQjYAAAAAAEkTsgEAAAAASJqQ&#10;DQAAAABA0oRsAAAAAACSJmQDAAAAAJA0IRsAAAAAgKQJ2QAAAAAAJE3IBgAAAAAgaUI2AAAAAABJ&#10;E7IBAAAAAEiakA0AAAAAQNKEbAAAAAAAkiZkAwAAAACQNCEbAAAAAICkCdkAAAAAACRNyAYAAAAA&#10;IGlCNgAAAAAASROyAQAAAABImpANAAAAAEDShGwAAAAAAJImZAMAAAAAkDQhGwAAAACApAnZAAAA&#10;AAAkTcgGAAAAACBpQjYAAAAAAEkTsgEAAAAASJqQDQAAAABA0oRsAAAAAACSJmQDAAAAAJA0IRsA&#10;AAAAgKQJ2QAAAAAAJE3IBgAAAAAgaUI2AAAAAABJE7IBAAAAAEiakA0AAAAAQNKEbAAAAAAAkiZk&#10;AwAAAACQNCEbAAAAAICkCdkAAAAAACRNyAYAAAAAIGlCNgAAAAAASROyAQAAAABImpANAAAAAEDS&#10;hGwAAAAAAJImZAMAAAAAkDQhGwAAAACApAnZAAAAAAAkTcgGAAAAACBpQjYAAAAAAEkTsgEAAAAA&#10;SJqQDQAAAABA0oRsAAAAAACSJmQDAAAAAJA0IRsAAAAAgKQJ2QAAAAAAJE3IBgAAAAAgaUI2AAAA&#10;AABJE7IBAAAAAEiakA0AAAAAQNKEbAAAAAAAkiZkAwAAAACQNCEbAAAAAICkCdkAAAAAACRNyAYA&#10;AAAAIGlCNgAAAAAASROyAQAAAABImpANAAAAAEDShGwAGJFK1gMAAABg0srnCzU9pdJAVCr+gQ4A&#10;h1MaHoiIiHyxtivjKQAAADDp5KfUzdkclXIM9u/NegsAJGuwryMiIqrqZr+Q8RQAAACYdPK1jUue&#10;jojo79mZ9RYASFKlUon9vTsjIleumXbcM1nvAQAAgMkmX9u07CcREb37tma9BQCSNNDbHuXh/qie&#10;tujZfLGmN+s9AAAAMNnk62ed+k8REd27N0S5PJz1HgBIzr72X0RExLTZp/9jxlMAAABgUspPqZ25&#10;beqsU9eUhvdHV/tzWe8BgKSUy8PRufPZiMhVmhb+4d1Z7wEAAIDJKB8Rccyic2+PiOjY/tOoVMrZ&#10;LgKAhOxteyZKw/1RP2vFmqq6OX7RIwAAAGQgHxFRP/u0h2oalqwd6Nsde3b8LOtNAJCEoYHuaN/y&#10;o4iImHn8u27MeA4AAABMWvmIiFwuX5538pUrI3LlXVt+FAN9HVnvAoBMVSqVaN30cJRLA9G08Ow7&#10;66YveyLrTQAAADBZ5Q/8obbp+J/ObL7glkp5OLb96rsxPNSX5S4AyFT71h9Fz94XolgzY9ucEy/9&#10;s6z3AAAAwGSWP/iDWcsu+WTdjNf+cHD/ntjy7N+K2QBMSu1bfxy7tz0eufyU/oWnf+idhSl1XVlv&#10;AgAAgMnsFSE7ly8OLTzjwxfUTj/hxwN97dGy/n6PGQFg0qiUS9H2wqPRvvVHL0fs13/kj2ubmp/M&#10;ehcAAABMdrlKpfIfXiwN9TVse/p//31fxy/+MJcvxuzjzopj5r8+crn8Ib4EAEx8+3vaYseG1THQ&#10;1x75Ym3XwtM/dPHUma97NOtdAAAAwGFCdkREpTw8ZdeGB27seOEfPhJRyVfXzYwZC94QDTOXRz5f&#10;HOeZADA29ve0xZ4dT8W+Xb+MiErUNDY/eeyK695bXT//+ay3AQAAAC87bMg+YH/npjNbf37XV/q7&#10;XjwtIqJQrI2GmSdEXeOiqKmfE1U10yOXy43LWAD4bZWG+6O/Z2f0de+I7o6N0d/TFhER+UJt98zj&#10;L7p5xpJ3fCGXLwxnPBMAAAA4yBFDdkREpVLO9+xa+/Y9Wx/5QG/7ure+8ivko1CoHqt9ADBqKpVS&#10;lEuDr3htSu2sLdMXveWrTQvffGexqmF3RtMAAACAVzGikH2wof27F3bvWvv2/n2bzty/78Uzhvp2&#10;Li2X+uvHaB8AjJ5cYXhK9fQd1Q2L1tc2Ln2qbsbJj9ZNX/7jXC5fynoaAAAAcHj/Hz0Us9urRiZ5&#10;AAAAAElFTkSuQmCCUEsDBAoAAAAAAAAAIQB3zFCg/wAAAP8AAAAUAAAAZHJzL21lZGlhL2ltYWdl&#10;Mi5wbmeJUE5HDQoaCgAAAA1JSERSAAAADwAAAA8IBgAAADvWlUoAAAAGYktHRAD/AP8A/6C9p5MA&#10;AAAJcEhZcwAADsQAAA7EAZUrDhsAAACfSURBVCiRlc+xDQMhDIXhJ5SaRfA43JL2OGSR1CfLacKJ&#10;AxtdCjcWvz8BAEZETUSqqiYzQzSqmkSkElEDYCilvAHY7sgS/d6CmY++mI+c5/maoz4iUqGqadTH&#10;yTl/vD0RNVVNMDNX342IVDPD9adIj9Qr/kfv6i1+oo/qLX6ij+oS7/RZXeKdPqtu7Ome6sae7qlh&#10;POqRGsajzsxH9OYL+KXGt7/X8gsAAAAASUVORK5CYIJQSwMECgAAAAAAAAAhADtaUtBsAQAAbAEA&#10;ABQAAABkcnMvbWVkaWEvaW1hZ2UzLnBuZ4lQTkcNChoKAAAADUlIRFIAAAAQAAAADwgGAAAA7XNP&#10;LwAAAAZiS0dEAP8A/wD/oL2nkwAAAAlwSFlzAAAOxAAADsQBlSsOGwAAAQxJREFUKJGdk7FOhUAU&#10;RMdABR3UtCZ2EExsISHaQoG28AMKP6DwAwo/oC1YaAsh0ZYEox0JLTV2vErDWkHMc18eazHlmbt7&#10;7wwIIWDROI5imqaXiqL0ANaDwzDIcRxfy7I8ACAAiK7rb3vBvu+VMAxvRVEcZ3BWVVXWTrBt2yPf&#10;9+95nv/aBgEQy7IqQgj+gHVdnziO80SDfqtpmuPFYJqmg7IsT03TfNkHAiCu6z7OA5Hn+bmmae9r&#10;QACE47jvrusOF4O14PbfF4Msyy5UVf349wvmHRRFcWYYxivzDmhXsG37mekKu3Lged4Dcw5oSQyC&#10;4E4QhA1TEmldiKLoRpKkT6Yu0NqYJMnV3MYfSjzkIDhkV0sAAAAASUVORK5CYIJQSwMEFAAGAAgA&#10;AAAhALjRzC3hAAAADAEAAA8AAABkcnMvZG93bnJldi54bWxMj8FOwzAQRO9I/IO1SNyo4yCXEOJU&#10;VQWcKiRaJMTNjbdJ1NiOYjdJ/57tCW6zO6PZt8Vqth0bcQitdwrEIgGGrvKmdbWCr/3bQwYsRO2M&#10;7rxDBRcMsCpvbwqdGz+5Txx3sWZU4kKuFTQx9jnnoWrQ6rDwPTryjn6wOtI41NwMeqJy2/E0SZbc&#10;6tbRhUb3uGmwOu3OVsH7pKf1o3gdt6fj5vKzlx/fW4FK3d/N6xdgEef4F4YrPqFDSUwHf3YmsE6B&#10;fFpSkvbpM4lrQMgsBXYgJTMpgJcF//9E+QsAAP//AwBQSwMEFAAGAAgAAAAhADcnR2HMAAAAKQIA&#10;ABkAAABkcnMvX3JlbHMvZTJvRG9jLnhtbC5yZWxzvJHBagIxEIbvQt8hzL2b3RWKiFkvIngV+wBD&#10;MpsNbiYhiaW+vYFSqCD15nFm+L//g9lsv/0svihlF1hB17QgiHUwjq2Cz9P+fQUiF2SDc2BScKUM&#10;2+FtsTnSjKWG8uRiFpXCWcFUSlxLmfVEHnMTInG9jCF5LHVMVkbUZ7Qk+7b9kOkvA4Y7pjgYBelg&#10;liBO11ibn7PDODpNu6Avnrg8qJDO1+4KxGSpKPBkHP4sl01kC/KxQ/8ah/4/h+41Dt2vg7x78HAD&#10;AAD//wMAUEsBAi0AFAAGAAgAAAAhALGCZ7YKAQAAEwIAABMAAAAAAAAAAAAAAAAAAAAAAFtDb250&#10;ZW50X1R5cGVzXS54bWxQSwECLQAUAAYACAAAACEAOP0h/9YAAACUAQAACwAAAAAAAAAAAAAAAAA7&#10;AQAAX3JlbHMvLnJlbHNQSwECLQAUAAYACAAAACEA9+h27IsHAAAnJQAADgAAAAAAAAAAAAAAAAA6&#10;AgAAZHJzL2Uyb0RvYy54bWxQSwECLQAKAAAAAAAAACEANZ4BnbnrAAC56wAAFAAAAAAAAAAAAAAA&#10;AADxCQAAZHJzL21lZGlhL2ltYWdlMS5wbmdQSwECLQAKAAAAAAAAACEAd8xQoP8AAAD/AAAAFAAA&#10;AAAAAAAAAAAAAADc9QAAZHJzL21lZGlhL2ltYWdlMi5wbmdQSwECLQAKAAAAAAAAACEAO1pS0GwB&#10;AABsAQAAFAAAAAAAAAAAAAAAAAAN9wAAZHJzL21lZGlhL2ltYWdlMy5wbmdQSwECLQAUAAYACAAA&#10;ACEAuNHMLeEAAAAMAQAADwAAAAAAAAAAAAAAAACr+AAAZHJzL2Rvd25yZXYueG1sUEsBAi0AFAAG&#10;AAgAAAAhADcnR2HMAAAAKQIAABkAAAAAAAAAAAAAAAAAufkAAGRycy9fcmVscy9lMm9Eb2MueG1s&#10;LnJlbHNQSwUGAAAAAAgACAAAAgAAvPoAAAAA&#10;">
+              <v:group w14:anchorId="140637F6" id="Group 5" o:spid="_x0000_s1026" style="position:absolute;margin-left:28.8pt;margin-top:64.8pt;width:550.3pt;height:727.75pt;z-index:-15849472;mso-wrap-distance-left:0;mso-wrap-distance-right:0;mso-position-horizontal-relative:page;mso-position-vertical-relative:page" coordsize="69888,92424" o:gfxdata="UEsDBBQABgAIAAAAIQCxgme2CgEAABMCAAATAAAAW0NvbnRlbnRfVHlwZXNdLnhtbJSRwU7DMAyG&#10;70i8Q5QralN2QAit3YGOIyA0HiBK3DaicaI4lO3tSbpNgokh7Rjb3+8vyXK1tSObIJBxWPPbsuIM&#10;UDltsK/5++apuOeMokQtR4dQ8x0QXzXXV8vNzgOxRCPVfIjRPwhBagArqXQeMHU6F6yM6Rh64aX6&#10;kD2IRVXdCeUwAsYi5gzeLFvo5OcY2XqbynsTjz1nj/u5vKrmxmY+18WfRICRThDp/WiUjOluYkJ9&#10;4lUcnMpEzjM0GE83SfzMhtz57fRzwYF7SY8ZjAb2KkN8ljaZCx1IwMK1TpX/Z2RJS4XrOqOgbAOt&#10;Z+rodC5buy8MMF0a3ibsDaZjupi/tPkGAAD//wMAUEsDBBQABgAIAAAAIQA4/SH/1gAAAJQBAAAL&#10;AAAAX3JlbHMvLnJlbHOkkMFqwzAMhu+DvYPRfXGawxijTi+j0GvpHsDYimMaW0Yy2fr2M4PBMnrb&#10;Ub/Q94l/f/hMi1qRJVI2sOt6UJgd+ZiDgffL8ekFlFSbvV0oo4EbChzGx4f9GRdb25HMsYhqlCwG&#10;5lrLq9biZkxWOiqY22YiTra2kYMu1l1tQD30/bPm3wwYN0x18gb45AdQl1tp5j/sFB2T0FQ7R0nT&#10;NEV3j6o9feQzro1iOWA14Fm+Q8a1a8+Bvu/d/dMb2JY5uiPbhG/ktn4cqGU/er3pcvwCAAD//wMA&#10;UEsDBBQABgAIAAAAIQD36HbsiwcAACclAAAOAAAAZHJzL2Uyb0RvYy54bWzsWluPm0YUfq/U/4D8&#10;npgZZgawslu1u91VpCiNmlR9ZjG2UTBQYC/59/3mBti7ZtioqZK0WcUM5jB85/adM4Nf/fSwL7y7&#10;rGnzqjxbkJf+wsvKtFrn5fZs8ceHqxfRwmu7pFwnRVVmZ4tPWbv46fzHH17d16uMVruqWGeNh0nK&#10;dnVfny12XVevlss23WX7pH1Z1VmJi5uq2ScdTpvtct0k95h9Xyyp74vlfdWs66ZKs7bFt5f64uJc&#10;zb/ZZGn322bTZp1XnC2ArVOfjfq8kZ/L81fJatsk9S5PDYzkM1Dsk7zEQ/upLpMu8W6b/NFU+zxt&#10;qrbadC/Tar+sNps8zZQO0Ib4R9pcN9VtrXTZru63dW8mmPbITp89bfr27rqp39fvGo0ewzdV+rGF&#10;XZb39XY1vi7Pt4Pww6bZy5ughPegLPqpt2j20HkpvhRxFEV+vPBSXIspwx/XNk93cMyj+9Ldr447&#10;l8lKP1jB6+HUebrCf2MijB6ZyB1KuKu7bbKFmWQ/a4590ny8rV/Am3XS5Td5kXefVGTCbxJUefcu&#10;T6V15Qms+a7x8jUMs/DKZI+EeL1PtpknpFGshJSX9n90+02R11d5UUiry7EBinA+CocndNWhdlml&#10;t/us7HTuNFkBzFXZ7vK6XXjNKtvfZADXvF4TuAx52wFh3eRlp53Wdk3WpTv5/A1w/I70kkCTVX9B&#10;gR5wShVaE1zz4oUJFoZDvBCfykf3Xk9WddN211m19+QAWIEBpk5Wyd2b1qCxIsaGGoBCBjySGsA1&#10;rbUezh7Z71np9H6X1BkgyGkHB0MH7eBrQy6h1MPIyHwzZyesI2JOCeMLD3lDZOLEJm9sZhEags9k&#10;WomQ8JDHR2ZKb7WZxqYBPa21kWCunR2lD6UdSmNKpiwUU3YICRh44YEpb+T0MH7Syfvs0NsNj5ff&#10;7au77EOlrnZHuQ0PDleL8rGUVEPwwKihJXCTfKLyf/9ofDlWrii9e3ALYUSFQVsV+domSdtsby6K&#10;xrtLJP2rf2b+AzEZL5dJu9Ny6lIPA8+WTtNukqObav0JSXwPt54t2r9uE8kYxesSUSQLjB00dnBj&#10;B01XXFSqDCkD4ZkfHv5MmtoEcgfPvq1sMD2KZy0r7yyrn2+7apOrYB8QGaAIbM0kCPVvhg3RJIzZ&#10;MJLWl9Qh0+lrYEP6xdlQxITzEIUSCR0JEgeR6U1svocBCSQMXNdDmOjbY0UoeMiKirZmsyKPSRDE&#10;qE0nWdEPokj0xCg4jZUdR5Yac4etGf88MYKSiMWiSFJDeYokpVwI4pNKWbCnqDLwQxZAvZHoEVNq&#10;xpSU+DnPFyHKL7MkfAqFBnAoewTDMLeqFf8T9ndH2AQhMGZsnH9llI18+sINLAfRRBR9HpIxQnqz&#10;ULWqyer7omwCuj3kbHwDZ88m7UAIQiKUeGknRlgYH9mJkphxS9qcRYJZGrRLhn+Ns3so4GyD5CnK&#10;poSEfqyrNcSY1gg8d4oxQxGFumwdiNs+2B5r1TWjEaZWOIyFavwxtxWyRy0cUB9xJ23LAyIo6xtX&#10;3WEfCjNYWskCcajdeHJiTfIsxKTWHXYye9QItKDWUDcl9ro9ajkiIoFlL5BKzCqGTj4cvZBphhTk&#10;qWkH007DjCgNtfLTcmPfuiQFiWJNAFq5KZxUyhoEWr1p6TiITci4TYuw7aVneIySMER3oKOGCEZU&#10;w33SGZQEEUEfpYKM2aXohDiljNnkcAbw2N5PJkdaVG2mbeVcDB4s6w5Wf1dXV+TiwmTHSOwbXN1J&#10;5v3i+xcEpHJE+4q2/8u0/5hCTvE9gpoIQw0uEhlKiUtylFdU7RhO5SC4xlAT12vJCeEg8JmmZiqC&#10;6RIyJgMnN2MLKyCRrmWCimnOh3BETC2LAmo3tGwRsUddTChqJBaDipOIHwm7ZLFS9thLh8w3u2kB&#10;GozJKknJ83hdCN8s36hPsXk5zevYEg81bsp8hMi0dBiI2EiHMXE5faB1d4lFPcIbB10RA8GdFowC&#10;4usYYcTn000J5uayi5MVg2Fbw6VlFIa+Dlbuh2gVp23yzDqKLQPteeHH1BUnkIh06RKCUsV4E3kT&#10;BwyLZaml7Nlc6TvU6OdVdEk7TtxD/QdwZ0EfoMxqFwY9WQhac+XxYEQG7MLlT7mpoz3EsBEinMHS&#10;hy0n2BqfnxN8TqvDe6LgARP6bdVEBAwsxINQYDU4HboDw3Hmg2Zc4j17coZodBnymW3awPqccSSs&#10;AwyozVQUzrBd6cI+KlZY8jlWMc4m8JjPh/L6ZM94KD7U7RnCw3pijvBzlmqaUXQX7TSgJCtNzjOc&#10;MyyXuLs/1xSrYTiDSrO3FnYGrCwMukTMSAZZc4yC7kR71iqXolKaakIjdBXTca2KsFKQsgDL48kE&#10;VvVdC/tgiklhIvsuKTuDBLnZR5pBr2bOuety5i4HekZ3lUEHZ3YaUKSnmU71b0p3VH8HsfQOmNEP&#10;9Z51d1pDmDs7zyF9nB3tkJbOTnlIdxUJU3E12vFx1LOBnaa7jYHyjuWes5ye/W71kv/C+wIyWl3j&#10;bcT39m5V/e4Ev8ZRr9/ML4fkz33G5+pd7PD7pvO/AQAA//8DAFBLAwQKAAAAAAAAACEANZ4Bnbnr&#10;AAC56wAAFAAAAGRycy9tZWRpYS9pbWFnZTEucG5niVBORw0KGgoAAAANSUhEUgAABbIAAAeVCAYA&#10;AABI0zIqAAAABmJLR0QA/wD/AP+gvaeTAAAACXBIWXMAAA7EAAAOxAGVKw4bAAAgAElEQVR4nOzd&#10;aZzVdf338e85M8CwDYysIiibpqGYirspCJkiSeaGtqn/vyQgAibm1urWlQZkhrigpplZFJpLdl2y&#10;WkYsCS6hGckyIijKjoAzc64beWIaARFm5vc95zyft2Q4+Hjf4owvP3N+qUwmE2patmxZp3vuueeS&#10;3/3ud19auHDhQVVVVemPvAgAIITQrVu3RaeddtofhgwZcuenP/3pvye9BwAAgPyTqh6y165d22L0&#10;6NG33nfffRdXVlYWhRBCs2bNNpSUlGxObCEAEK2KioriNWvWtMz+esCAAU/eeeedQzp27Fie5C4A&#10;AADyy39C9rvvvtuqX79+z86fP/8zzZs3X3/hhRc+MHjw4Lt79OjxSiqV+ujZNgBACGHJkiX73Xff&#10;fRffdddd31i5cmW7Dh06LJ82bVqfAw444B9JbwMAACA/pDKZTFi7dm2L3r17T58/f/5njj766L/+&#10;7ne/+1KHDh2WJz0OAMgd69evb37RRRfd/9vf/vasDh06LP/Tn/50QpcuXd5IehcAAAC5Lx1CCFde&#10;eeVt2Yj9xz/+8fMiNgDwSTVv3nz9r371q0Hnnnvur5cvX97ha1/72oOZTCaV9C4AAAByX2rp0qWd&#10;OnfuvLhp06YbX3311QNFbABgT2zevLmkZ8+eL77++uv7T5069eQ+ffpMS3oTAAAAuS199913D66q&#10;qkpfeOGFD4jYAMCeKikp2Txy5MhxIYQwfvz4oUnvAQAAIPelPv3pT7/y97///dMvvfTSIQcffPDL&#10;SQ8CAHLfunXrStu1a7eyqqoqvWHDhmYNGjT4IOlNAAAA5K70q6++emCzZs029OjR45WkxwAA+aG0&#10;tHTdIYcc8tLWrVsbvvHGG12S3gMAAEBuS1dVVaVLSko2p1KpTNJjAID8UVJSsjmEECorK4uS3gIA&#10;AEBuSyc9AAAAAAAAdkbIBgAAAAAgakI2AAAAAABRE7IBAAAAAIiakA0AAAAAQNSEbAAAAAAAoiZk&#10;AwAAAAAQNSEbAAAAAICoCdkAAAAAAERNyAYAAAAAIGpCNgAAAAAAUROyAQAAAACImpANAAAAAEDU&#10;hGwAAAAAAKImZAMAAAAAEDUhGwAAAACAqAnZAAAAAABETcgGAAAAACBqQjYAAAAAAFETsgEAAAAA&#10;iJqQDQAAAABA1IRsAAAAAACiJmQDAAAAABA1IRsAAAAAgKgJ2QAAAAAARE3IBgAAAAAgakI2AAAA&#10;AABRE7IBAAAAAIiakA0AAAAAQNSEbAAAAAAAoiZkAwAAAAAQNSEbAAAAAICoCdkAAAAAAERNyAYA&#10;AAAAIGpCNgAAAAAAUROyAQAAAACImpANAAAAAEDUhGwAAAAAAKImZAMAAAAAEDUhGwAAAACAqKVD&#10;CCGTyaSSHgIA5BffXwAAAFBb0i1btlyzevXqso0bNzZNegwAkD/efPPNfUIIYa+99nov6S0AAADk&#10;tvTxxx//56qqqvTkyZPPTHoMAJAf5s2bd8Qbb7zRpWvXrv9q167dyqT3AAAAkNvSl1xyyT0hhDB+&#10;/PihfgQYAKgN48ePHxpCCNnvMwAAAGBPpD744IPi7t27/3PJkiX7TZw48X8uvvji+5IeBQDkrj/9&#10;6U8nnHTSSTMaNmy4denSpfu2adPmnaQ3AQAAkNvSxcXFFdmrqcGDB9/96KOPnpf0KAAgN82aNeuY&#10;008//amqqqr0zTfffK2IDQAAQG1IhxBC//79n54wYcKllZWVRRdccMEvr7nmmlveeeedNkmPAwBy&#10;w4YNG5qNGzduZL9+/Z5dt25d6ahRo8aOHDlyXNK7AAAAyA+pTCbzn19MnDjxf4YNG/azLVu2NGrY&#10;sOHWM888c/Kxxx77l5KSks0JbgQAIlVRUVG8YMGCQx999NHz1q1bVxpCCNdcc80tN91003WpVCrz&#10;cX8eAAAAdsV/hewQQnj11VcPvPXWW0c/8sgj57///vuNE9oFAOSQoqKiyjPOOOP3V1555W3HHXfc&#10;80nvAQAAIL98JGRnrV69uuwPf/jDaa+99tqnKisri+p5FxChBQsW9HzyySe/cMwxx/ylb9++U5Pe&#10;A8Sha9eu/zrllFP+b8eOHcuT3gIAAEB+2mHIBqjp/vvvv+jiiy++b/To0bf+6Ec/uirpPQAAAAAU&#10;hnTSAwAAAAAAYGeEbAAAAAAAoiZkAwAAAAAQNSEbAAAAAICoCdkAAAAAAERNyAYAAAAAIGpCNgAA&#10;AAAAUROyAQAAAACImpANAAAAAEDUhGwAAAAAAKImZAMAAAAAEDUhGwAAAACAqAnZAAAAAABETcgG&#10;AAAAACBqQjYAAAAAAFETsgEAAAAAiJqQDQAAAABA1IRsAAAAAACiJmQDAAAAABA1IRsAAAAAgKgJ&#10;2QAAAAAARE3IBgAAAAAgakI2AAAAAABRE7IBAAAAAIiakA0AAAAAQNSEbAAAAAAAoiZkAwAAAAAQ&#10;NSEbAAAAAICoCdkAAAAAAERNyAYAAAAAIGpCNgAAAAAAUROyAQAAAACImpANAAAAAEDUhGwAAAAA&#10;AKImZAMAAAAAEDUhGwAAAACAqAnZAAAAAABETcgGAAAAACBqQjYAAAAAAFETsgEAAAAAiJqQDQAA&#10;AABA1IRsAAAAAACiJmQDAAAAABA1IRsAAAAAgKgJ2QAAAAAARE3IBgAAAAAgakI2AAAAAABRE7IB&#10;AAAAAIiakA0AAAAAQNSEbAAAAAAAoiZkAwAAAAAQNSEbAAAAAICoCdkAAAAAAERNyAYAAAAAIGpC&#10;NgAAAAAAUROyAQAAAACImpAN/Me6detK165d22JP/h1btmxp9Pbbb7etrU0AAAAAIGQD/9G0adON&#10;/fv3f/qGG2749icN2lu2bGl05513DunVq9fchg0bbq2rjQAAAAAUHiEb+I+ioqLK4cOH//Q73/nO&#10;Dzp37rx4V4J2NmB37979n0OHDh1/1lln/bZly5Zr6mszAAAAAPlPyAb+yznnnPObgw46aOGaNWta&#10;7ixo1wzY5eXlHVu0aLF25MiR45LaDgAAAEB+ErKB/1JUVFT5ne985wfZX1cP2r///e+/EEII8+fP&#10;/0z1gJ197ciRI8e5xgYAAACgtqUymUzSG4DIVFZWFh1yyCEvLVy48KBd/TMtWrRYu3jx4s5CNgAA&#10;AAC1zUU28BE1r7J3hWtsAAAAAOqKi2xguz7JVbZrbAAAAADqkotsYLs+yVW2a2wAAAAA6pKLbGCH&#10;duUq2zU2AAAAAHXNRTawQ7tyle0aGwAAAIC65iIb2KmdXWW7xgYAAACgPrjIBnZqZ1fZI0aM+ImI&#10;DQAAAEBdc5ENfKztXWWXlpauW7x4ceeysrLVSW4DAAAAIP+5yAY+1vauskeOHDlOxAYAAACgPrjI&#10;BnZJ9ats19gAAAAA1CcX2cAuqX6V7RobAAAAgPq0w4vsN954o8vjjz8+cOHChQdVVlYW1fMuIEJV&#10;VVWpp556asApp5zyx0aNGm1Neg8Qh+7du//ztNNO+8Ohhx66IOktAAAA5KePhOy//OUvx950003X&#10;Pf300/0zmUwqoV0AQI457rjjnr/qqqt+NHDgwMeT3gIAAEB++a+Qfcstt1xz3XXX3ZTJZFJlZWWr&#10;v/a1rz14zDHHzCopKdmc4EYAIFIVFRXFCxYsOPTnP//515ctW9YphBAuvvji++6+++7BRUVFlUnv&#10;AwAAID/8J2T/4Ac/+M53v/vd75eUlGy+5ZZbrvnGN75xV+PGjd9PeB8AkAMqKiqKJ02adPbw4cN/&#10;umrVqtZf+cpXfvHAAw9cKGYDAABQG1KZTCY88sgj519wwQW/LCkp2fzEE098oV+/fs8mPQwAyD0L&#10;Fy48qE+fPtNWrlzZ7tvf/vYNP/jBD76T9CYAAAByX2rz5s2N9ttvvyUrV65sN3ny5DO/+MUvPpb0&#10;KAAgd7344os9jzzyyDlVVVXpN954o0vHjh3Lk94EAABAbkv/7ne/+9LKlSvb9e3bd4qIDQDsqZ49&#10;e744ePDguysqKorvvvvuwUnvAQAAIPelJ06c+D8hhDB06NDxSY8BAPLDkCFD7gwhhPvuu+/iTCaT&#10;SnoPAAAAuS3VrFmz9Zs3by5Zv35985KSks1JDwIA8sOnPvWp1/7xj38cUF5e3nGfffZ5M+k9AAAA&#10;5K70hg0bmrVs2XKNiA0A1KZ27dqtDCGEdevWlSa9BQAAgNyWTnoAAAAAAADsjJANAAAAAEDUhGwA&#10;AAAAAKImZAMAAAAAEDUhGwAAAACAqAnZAAAAAABETcgGAAAAACBqQjYAAAAAAFETsgEAAAAAiJqQ&#10;DQAAAABA1IRsAAAAAACiJmQDAAAAABA1IRsAAAAAgKgJ2QAAAAAARE3IBgAAAAAgakI2AAAAAABR&#10;E7IBAAAAAIiakA0AAAAAQNSEbAAAAAAAoiZkAwAAAAAQNSEbAAAAAICoCdkAAAAAAERNyAYAAAAA&#10;IGpCNgAAAAAAUROyAQAAAACImpANAAAAAEDUhGwAAAAAAKImZAMAAAAAEDUhGwAAAACAqAnZAAAA&#10;AABETcgGAAAAACBqQjYAAAAAAFETsgEAAAAAiJqQDQAAAABA1IRsAAAAAACiJmQDAAAAABA1IRsA&#10;AAAAgKgJ2QAAAAAARE3IBgAAAAAgakI2AAAAAABRE7IBAAAAAIhauqioqHLTpk1NqqqqRG0AoNZs&#10;3LixaQghNGjQ4IOktwAAAJDb0gcffPDLmzZtavK3v/3t8KTHAAD54b333tvr5ZdfPrhJkyabOnfu&#10;vDjpPQAAAOS29HnnnfdoCCFMmDDh0qTHAAD54f77779o69atDc8+++xJxcXFFUnvAQAAILelVq5c&#10;2bZjx47lRUVFlS+99NIh3bt3/2fSowCA3LVu3brSHj16vFJeXt5x1qxZxxx99NF/TXoTAAAAuS3d&#10;tm3bt4cPH/7TzZs3l3zhC194YsWKFe2THgUA5KZNmzY1Oeuss35bXl7esX///k8fddRRs5PeBAAA&#10;QO5LZTKZ8P777zc+7bTT/jBjxoyTDjzwwFcnT5585oEHHvhq0uMAgNyxYsWK9hdccMEvp02b1ueA&#10;Aw74x4wZM05q3779iqR3AQAAkPtSmUwmhBDCxo0bmw4YMODJ6dOn9y4uLq4488wzJw8ePPjuY489&#10;9i8lJSWbE94JAESooqKieMGCBYdOnDjxfx5++OEvb9y4sen+++//+vTp03t36NBhedL7AAAAyA//&#10;CdkhhLBly5ZGN9544/Vjx44dtXHjxqYJ7gIAckxxcXHF17/+9Z/feuuto8vKylYnvQcAAID88V8h&#10;O2vdunWlDz300Fd/+9vfnvXaa699qrKysiiBbQBADujateu/+vfv//T//u//3uujRAAAAKgL2w3Z&#10;QLLeeeedNqtXry5r167dyhYtWqxNeg8AAAAAJCmd9ADgo8aMGXPFpz71qdd+85vfnJP0FgAAAABI&#10;mpANEcpkMqmkNwAAAABALIRsiFgqlfLZPwAAAAAUPCEbIuQiGwAAAAC2EbIhQtmQ7SIbAAAAAIRs&#10;iJqQDQAAAABCNkTJR4sAAAAAwDZCNkTMRTYAAAAACNkQJRfZAAAAALCNkA0R8rBHAAAAANhGyIaI&#10;CdkAAAAAIGRDlHy0CAAAAABsI2RDxFxkAwAAAICQDVFykQ0AAAAA2wjZECEPewQAAACAbYRsiJiQ&#10;DQAAAABCNkTJR4sAAAAAwDZCNkTMRTYAAAAACNkQJRfZAAAAALCNkA0R8rBHAAAAANhGyIaICdkA&#10;AAAAIGRDlHy0CAAAAABsI2RDxFxkAwAAAICQDVFykQ0AAAAA2wjZECEPewQAAACAbYRsiJiQDQAA&#10;AABCNkTJR4sAAAAAwDZCNkTMRTYAAAAACNkQJRfZAAAAALCNkA0R8rBHAAAAANhGyIaICdkAAAAA&#10;IGRDlHy0CAAAAABsI2RDxFxkAwAAAICQDVFykQ0AAAAA2wjZECEPewQAAACAbYRsiJiQDQAAAABC&#10;NkTJR4sAAAAAwDZCNkTMRTYAAAAACNkQJRfZAAAAALCNkA0R8rBHAAAAANhGyIaICdkAAAAAIGRD&#10;lHy0CAAAAABsI2RDxFxkAwAAAICQDVFykQ0AAAAA2wjZECEPewQAAACAbYRsiJiQDQAAAABCNkTJ&#10;R4sAAAAAwDZCNkTMRTYAAAAACNkQJRfZAAAAALCNkA0R8rBHAAAAANhGyIaICdkAAAAAIGRDlHy0&#10;CAAAAABsI2RDxFxkAwAAAICQDVFykQ0AAAAA2xQnPQD4KA97BArF1q1bm5SXl/dcsWLFgVu3bm2S&#10;9B6gcKTT6cqysrLyTp06vdCyZcvlSe8BAGDnhGyImJAN5KNMJpN65ZVXPj9z5swhr7zyyqkVFRUN&#10;k94EFLa999574fHHHz/x+OOPn9ikSZM1Se8BAOCjhGyIkI8WAfLVihUrDnzwwQcnLlq06LgQQmjY&#10;sGHo3r176NChQygpKUl6HlBAqqqqwqpVq8KSJUvCW2+9ddCkSZNue/rpp68/66yzRh9//PETHRQA&#10;AMRFyIaI+Q8oIJ/Mnj37gp///Of3VVRUNGrTpk3o27dvOOyww0LDhg6ygeRkMpmwZMmSMHPmzPDC&#10;Cy+0fOihh+55+eWX+1988cVfadiw4aak9wEA8G9CNkTIRTaQb55//vkLH3zwwfsymUyqb9++4dRT&#10;Tw3Fxb4NAZKXSqVC586dQ+fOncMxxxwTHnnkkfDCCy+cOX78+MeHDh16RsOGDd9PeiMAACGkkx4A&#10;fJSHPQL55PXXX//sQw89dG8IIfXlL385DBgwQMQGonTAAQeEESNGhDZt2oSFCxf2e+SRR36W9CYA&#10;AP5NyIaICdlArtu6dWuTBx544IGqqqqigQMHhl69eiU9CWCnWrZsGYYMGRKaNm0ann/++YsWLFjw&#10;haQ3AQAgZEOUfLQIkC+mTp06fNWqVV3333//cOKJJyY9B2CXlJWVhS996UshhBAmTZo0pqqqqijh&#10;SQAABU/Ihoi5yAZyWWVlZfH06dMvCyGEM844I6RS/h8dkDsOO+yw0KlTp/D22293f/nll09Leg8A&#10;QKETsiFCLrKBfPCPf/zjpNWrV3fcb7/9QseOHZOeA/CJpFKpcMIJJ4QQQpg1a9ZXE54DAFDwhGyI&#10;mItsIJctWrTohBBCOPjgg5OeArBbevToEULY9vcZAADJEbIhQi6ygXxQXl7eM4TgGhvIWU2bNg1l&#10;ZWVhzZo1HTZs2NAq6T0AAIVMyIYIZUO2i2wgl23YsKFNCCG0aNEi6SkAuy37d1j27zQAAJIhZEPE&#10;hGwgH6TTvt0Acpe/wwAA4uC7MoiQjxYBAAAAgG2EbIiYi2wAAAAAELIhSi6yAQAAAGAbIRsi5GGP&#10;AAAAALCNkA0RE7IBAAAAQMiGKPloEQAAAADYRsiGiLnIBgAAAAAhG6LkIhsAAAAAthGyIQEzZ848&#10;cerUqSfvKFh/3MMe169f3/zee+/938rKyqK63AkAAAAAMRCyIQGHH374384777xHe/fuPX369Om9&#10;d/S6miF7/fr1zX/4wx9e3aVLlzfeeeedNkVFRZV1PhYAAAAAEiZkQwKaNWu24corr7xt5syZJ/bp&#10;02danz59ps2YMeOk7O/XvNRet25d6c0333xt586dF19zzTW3hBDCZZdddkd97wYAAACAJAjZkJBh&#10;w4b9rFWrVu+GEML06dN79+7de3rfvn2nPPfcc5/Nvmbjxo1Nbrrppuu6dOnyxnXXXXfTe++9t1cI&#10;IVx55ZW3NW/efH1S2wEAAACgPhUnPQAKVbNmzTZ885vf/PG11157c/ZrU6dOPXnq1KknZwP3wIED&#10;f79+/frm1f9c69atV7nGBgAAAKCQuMiGBF122WV37LXXXu/V/Pq7777bKoR/fyZ2zd8bPXr0rc2a&#10;NdtQH/sAAAAAIAZCNiSoefPm66+44ooxu/r6Nm3avDNs2LCf1eUmAAAAAIiNkA0JGz58+E/LyspW&#10;78prr7rqqh81bdp0Y11vAgAAAICYCNmQsNLS0nWjRo0a+3Gva9u27dtDhgy5sz42AQAAAEBMhGyI&#10;wOWXX357y5Yt1+zsNd/61rf+j2tsoL7MnTu314QJEy7dsmVLo6S3AAAAgJANEWjRosXakSNHjtvR&#10;77dr127lpZdeOqE+NwGF7fDDD//bhAkTLt1///1fF7QBAABImpANkRgxYsRPWrRosXZ7v/etb33r&#10;/zRp0mRTfW8CClc6na767ne/+/1ly5Z1GjJkyJ2CNgAAAEkSsiESLVu2XDNixIif1Px6+/btV7jG&#10;BpIwcODAxw899NAFIYQgaAMAAJAkIRsiMnLkyHGlpaXrqn/t6quv/mHjxo3fT2oTULiyV9nVvyZo&#10;AwAAkAQhGyJSVla2+vLLL789++u99977rcGDB9+d5CagsFW/yq5O0AYAAKA+CdkQmVGjRo1t3rz5&#10;+hBCuOaaa25xjQ0kaXtX2dUJ2gAAANSH4qQHAP9tr732eu+yyy772aRJky6+5JJL7kl6D7BNZWVl&#10;USaTSSW9o76dfvrpTx566KELFixYcOiOXpMN2jfffPO111577c0XXXTR/fW5EaAuVVVVhYqKiqKK&#10;igr//QSRSKfTVel0uirpHQDUH9+IQWQqKioatm3btufnPve5pm+//fZB++677wtJbwJC2Lx5c8no&#10;0aN/dMcddwxPekvMqgfts88+e0vSewBqw2OPPRbuvffel5PeAWxz4403XnfllVf+uFGjRr7fACgQ&#10;QjZEpKKiouHdd9/964ULF/YPIYSxY8dOGTVqVF8xG5J38803X3vHHXcMLy0tXdekSZNNSe+pb++/&#10;/37jtWvXttjV17dr125lo0aNGm/cuLEuZwHUi5KSktC2bdt30ul0ZdJbgBDWr1/f7Prrr7+pVatW&#10;71166aUTkt4DQP0QsiES2Yi9YMGCgWVlZaFr165h3rx5ZWI2xOWWW265ZujQoeOT3lGfKioqig88&#10;8MBXdyVk9+rVa+73vve97/Xv3//pH//4xzPee++9+pgIUKf69+8fvv/975/Yvn37V5PeAoRw/fXX&#10;33jTTTddl/QOAOqXhz1CBGpG7GHDhoULLrggHHfccWHTpk1lY8eOnbJ06dLDkt4JFKZf/OIXX1m0&#10;aFG3nb2mV69ec5988skBs2fPPur0009/KpVKZeprHwAAAPlPyIaEbS9it2rVKqTT6XDWWWeJ2UCi&#10;Kioqim+88cbrd/T7AjYAAAD1QciGBO0oYmeJ2UDSdnSNLWADAABQn4RsSMjHRewsMRtIyvausY84&#10;4oh5TzzxxBcEbAAAAOqTkA0JqKioaHjPPfc8+nERO6tmzB43btyzYjZQ1x5++OEvZ6+xswF7zpw5&#10;Rw4YMOBJARsAAID6JGRDPctG7Pnz539xVyJ2VjZmH3vssWHjxo17idlAXaqoqCi+4YYbvi1gAwAA&#10;EAMhG+pR9YjdsmXLXY7YWel0Opx99tliNlDnXnzxxZ7jxo0bKWADAAAQAyEb6knNiH3ZZZd9ooid&#10;JWYD9eHwww//m4ANAABALIRsqAe1FbGzxGwAAAAAComQDXWstiN21vZi9rJlyz5TC5MBAAAAICpC&#10;NtShioqKhvfee++vajtiZ9WM2WPHjp0iZgMAAACQb4RsqCPZiP3CCy+cWRcROysbs4855hgxGwAA&#10;AIC8JGRDHaiviJ2VTqfDOeecI2YDAAAAkJeEbKhl9R2xs8RsAAAAAPKVkA21qGbEHjZsWL1E7Cwx&#10;GwAAAIB8JGRDLdlexG7dunW97xCzAQAAAMg3QjbUgsrKygYxROysHcTsQxMbBAAAAAB7QMiGPVRZ&#10;WdngnnvueTSWiJ21nZg9VcwGAAAAIBcJ2bAHYo3YWWI2AAAAAPlAyIbdFHvEzhKzAQAAAMh1Qjbs&#10;hlyJ2FliNgAAAAC5TMiGTyjXInaWmA0AAABArhKy4RP4MGL/KtcidtZ2YvYUMRsAAACA2AnZsIuq&#10;Rewv5WLEzqoRs1uJ2QAAAADETsiGXZAvETsrG7OPPvpoMRsAAACA6AnZ8DHyLWJnpdPpcO6554rZ&#10;QF3KhBBCVVVV0jsAdltlZWX2HzNJ7gAAKHRCNuxEvkbsLDEbqEulpaUrQghh9erVSU8B2G1r1qwJ&#10;IYTQokWLFQlPAQAoaEI27EDNiD106NC8ithZYjZQVzp16jQ/hBCWLl2a9BSA3bJu3bqwdu3a0KpV&#10;q8WNGzdem/QeAIBCJmTDdmwvYrdp0ybpWXVGzAbqwgEHHDAjhBBefPHFkMn4iXwg97z44oshhG1/&#10;nwEAkBwhG2qorKxscO+99z5SKBE7a3sxu7y8vGfSu4Dc1aVLl1nt2rX7x1tvvRX+9a9/JT0H4BOp&#10;qqoKzz33XAghhGOPPfaBZNcAACBkQzXZiP23v/3trEKK2Fk1Y/aYMWOmitnA7kqn01V9+/YdF0II&#10;jz32WPUHpgFE7/nnnw9vv/126NSp03wX2QAAyROy4UOFHrGzxGygNp1wwgn3durUaX55eXn4wx/+&#10;kPQcgF2yfPny8MQTT4RUKpUZNGjQ8FQq5fORAAASJmRDELFrErOB2lJUVPTBRRdd9LUGDRq8P2XK&#10;lPDss8/6vGwgam+99VaYMGFC2Lp1azjllFN+1L179z8lvQkAACEb/itit2jRouAjdpaYDdSWffbZ&#10;56VLL730S8XFxVueeuqp8PDDD4dNmzYlPQvgv2QymTBnzpxw++23h/Xr14ejjjrq4S9+8YvXJb0L&#10;AIB/E7IpaDUj9rBhw0TsasRsoLYcfPDBzwwfPrx/06ZN3503b164+eabwx//+MewevXqpKcBBe6D&#10;Dz4I8+fPD7fffnv45S9/GTZv3hxOPvnk2y+66KKvp9NpH+4PABCJ4qQHQFJE7F2TjdkhhPDXv/61&#10;1ZgxY6ZeccUVJ3fs2PHFhKcBOebAAw+c+r3vfa/Ho48++pO5c+ee98wzz4RnnnkmtG7dOnTo0CGU&#10;lJQkPREoIJWVlWHVqlVh+fLl4YMPPgghhNC6det/XXDBBUN79Pv1DdEAACAASURBVOjxx4TnAQBQ&#10;g5BNQfowYv9SxN41NWP22LFjp4waNaqvmA18UqWlpSsvueSSQaeffvoNM2bMGDJ//vwzV61a1WHV&#10;qlVJTwMKVHFx8ZYePXpMP/744yd+5jOfeayoqOiDpDcBAPBRQjYFp1rEPlvE3nXZmJ3JZMLs2bNb&#10;i9nAnujQocMr559//mWDBg0avmbNmg4rVqw4cOvWrU2S3gUUjnQ6XVlWVla+9957LxSvIS6bN28u&#10;KSkp2bwn/45MJpPaunVrw0aNGm2prV0AJEvIpqCI2HsmnU6H8847L4QQxGygVqRSqUxZWdmbZWVl&#10;bya9BQCIw7vvvttq8ODBd1999dU//OxnP/vcJ/mzmUwm9fTTT/cfP3780F//+tfnCtkA+cPDHikY&#10;InbtyMbso446KmzYsKH12LFjp3gAJAAAUFv22WefN7t27fqvE088cWa/fv2efe655z77cX8mk8mk&#10;nnrqqdOPOuqo2QMGDHiyd+/e05s2bbqxPvYCUD+EbAqCiF27xGwAAKAuXX311T9s2LDh1ilTpvTd&#10;WdCuGbDnzp3bq3Xr1quGDh06PondANQdIZu8J2LXDTEbAACoK/vss8+bgwcPvjv76+pBe+nSpZ1C&#10;COGll146uHrAzr72qquu+pFrbID8I2ST10TsurW9mP3mm28ekvQuAAAg92Wvsqt/bcqUKX0feuih&#10;r4UQwvjx44dVD9ghhOAaGyB/CdnkrcrKygYTJ058WMSuWzVj9pgxY6aK2QAAwJ6qeZW9K1xjA+Qv&#10;IZu8lI3Y8+bNO0fErntiNgAAUBe2d5W9I66xAfKbkE3eEbGTIWYDAAC17ZNcZbvGBshvQjZ5RcRO&#10;lpgNAADUtl25ynaNDZD/hGzyhogdBzEbAACoTbtyle0aGyD/CdnkhcrKymIROx47iNkHJ70LAADI&#10;TTu7ynaNDVAYhGxy3ocR+5cidly2E7OnidkAAMDu2NlV9ujRo291jQ2Q/4RscpqIHTcxGwAAqC3b&#10;u8p2jQ1QOIRscpaInRvEbAAAoDZs7yp79OjRtzZr1mxDUpsAqD9CNjlJxM4tYjYAAFAbql9lu8YG&#10;KCxCNjlHxM5NYjYAALCnql9lu8YGKCzFSQ+AT0LEzm3ZmB1CCLNnz249ZsyYaVdccUWfffbZ5+WE&#10;pwEA1KrKysoGy5cv77FixYoDN27c2CqTyaSS3gT54uSTT17xwgsvrOnZs2fFtGnTLkt6D+SLVCpV&#10;1bx583f23nvvv7dv3/7VdDpdmfQmqE7IJmd8GLEfzkbsoUOHitg5KBuzM5lMmDNnTuuxY8dOHTVq&#10;1MliNgCQ6zZs2NBq1qxZX3vhhRe+tHjx4iMrKioaJb0J8lWPHj3C5MmTf5z0DshXDRs23NStW7fn&#10;jzjiiN8ceeSRvywpKfHTDyROyCYnVIvY52Yjdtu2bZOexW5Kp9Nh0KBBIYQQ5syZ00bMBgBy2apV&#10;q7o8/fTT18+ePfuCDz74oCSEEBo0aBA6d+4cOnToEJo1axZSKQfZAMStqqoqrFu3LixfvjwsX768&#10;ycKFC/stXLiw36RJk2477rjj7jvttNNuKS0tXZn0TgqXkE30ROz8JGYDALmuqqqq6Nlnn73i8ccf&#10;v6GioqJRcXFx6NWrVzj66KNDly5dQlFRUdITAWC3VFRUhNdffz3MmjUrvPzyy82nTp064vnnn7/o&#10;3HPPHXXcccfdn0qlMklvpPAI2URNxM5vYjYAkKvWrl2791133TVp0aJFx6XT6dC7d+/Qt2/f0KxZ&#10;s6SnAcAeKy4uDgcddFA46KCDwurVq8MzzzwTZs+eXfrggw9OnD9//hcvvvjirzZu3Hht0jspLOmk&#10;B8COiNiFIRuzjzzyyLB+/fo2Y8eOnfrmm28enPQuAIAdWbVqVecf/vCHsxYtWnRc+/btw4gRI8LA&#10;gQNFbADyUllZWTj//PPDkCFDQsuWLcOLL774hdtuu23mhg0bWie9jcIiZBMlEbuwiNkAQK549913&#10;9xszZsz09957b98ePXqEkSNHhn333TfpWQBQ5w444IDwzW9+M3Tu3DmUl5f3HDt27JQNGza0SnoX&#10;hUPIJjqVlZXF99133y/mzZt3bmlpqYhdILYXs5cvX94j6V0AAFlbtmxp+rOf/eyJd999d7+DDz44&#10;XHjhhaFRo0ZJzwKAetOsWbPwjW984z8x+5577vl1VVWVh0JQL4RsopKN2HPnzj2vtLQ0DBs2TMQu&#10;IDVj9pgxY6aJ2QBALCZPnnzLm2++eUjnzp3D17/+9VBc7JFDABSekpKSMHjw4NCmTZvw6quvnvzs&#10;s89ekfQmCoOQTTREbEIQswGAOL3++uufnTZt2vBGjRqFr371qyI2AAWtcePG4Stf+UpIp9Ph8ccf&#10;v2HlypUHJL2J/CdkEwURm+rEbAAgJplMJjVp0qQfhxDCgAEDwl577ZX0JABI3L777hv69OkTKioq&#10;Gk2ePPmWpPeQ/4RsEidisz1iNgAQi3/+858nLF68+Mg2bdqEY489Nuk5ABCNfv36hSZNmoT58+ef&#10;+c4773RNeg/5TcgmUSI2OyNmAwAxmDFjxtAQQjjhhBNCUZHnWQFAVklJSTj66KNDJpNJzZw589Kk&#10;95DfhGwSI2KzK8RsACBJW7dubTJ//vwvFhcXhyOPPDLpOQAQnexPK82ZM+f8TCaTSngOeUzIJhGV&#10;lZXF999//0MiNrsiG7N79eolZgMA9WrRokXHfvDBByXdu3cPjRs3TnoOAESnTZs2oX379mH16tUd&#10;33777f2T3kP+ErKpd9mIPWfOnEEiNrsqnU6H888/v3rMnipmAwB1benSpUeEEMJ+++2X9BQAiFb2&#10;fXLJkiVHJDyFPCZkU69EbPZEjZjdVswGAOpaeXl5zxBC6NixY9JTACBa2ffJ8vLyQxOeQh4Tsqk3&#10;Ija1QcwGAOrT2rVrO4QQQllZWdJTACBa2ffJ7Psm1AUhm3ohYlObxGwAoL5UVlY2CCGE4uLipKcA&#10;QLSy75PZ902oC74bo86J2NSFbMwOIYS5c+e2ve2226b26dNnVOvWrd9IeBp5qry83M+UAwAAQEKE&#10;bOrcr371qzvmzJkzqEGDBmHo0KEiNrUmG7M3bdoUFixY0PaMM854OOlN5Lfu3bv/c5999nkz6R0A&#10;AABQaIRs6tzxxx8/cc6cOYPef//9Fn/+85/DmWeeGVKpVNKzyBNLly4NixYtCqlUKhxxxBGLOnTo&#10;8PekN5G/LrroovsHDhz4eNI7AAAAoNAI2dS5zp07zxk5cuTnxo0b9/+ee+65FiEEMZtasXjx4jBh&#10;woSwZcuWcOqpp4659957r0ylUpmkdwEAAABQuzzskXqRjdmNGzde+9xzz4XJkyeHTEZvZPdVj9j9&#10;+vUbc/bZZ4vYAAAAAHlKyKbeiNnUFhEbAAAAoLAI2dQrMZs9JWIDAAAAFB4hm3onZrO7RGwAAACA&#10;wiRkk4iaMfuxxx4Ts9mpGhF7rIgNAAAAUDiEbBLTuXPnOSNGjDilcePGa2fOnClms0PbidjfFLEB&#10;AAAACoeQTaK6dOkyW8xmZ0RsAAAAAIRsEidmsyMiNgAAAAAhCNlEQsymJhEbAAAAgCwhm2iI2WSJ&#10;2AAAAABUJ2QTlWzMLikpWSdmF6bqEbtv377jRGwAAAAAhGyi06VLl9kjR478nJhdeBYvXhzuuuuu&#10;/0Tsc8455woRGwAAAAAhmyiJ2YUnG7E3b94sYgMAAADwX4RsoiVmFw4RGwAAAICdEbKJmpid/0Rs&#10;AAAAAD6OkE30xOz8JWIDAAAAsCuEbHKCmJ1/lixZImIDAAAAsEuEbHLGhzH7FDE79y1ZsiRMmDAh&#10;bN68OZx88sk/EbEBAAAA2Bkhm5zSpUuXv4rZua1mxD733HNHidgAAAAA7IyQTc6pGbMff/xxMTtH&#10;iNgAAAAA7A4hm5xUPWbPmDFDzM4BIjYAAAAAu0vIJmeJ2blDxAYAAABgTwjZ5DQxO34iNgAAAAB7&#10;Ssgm54nZ8aoRsW8XsQEAAADYHUI2eaFLly5/HTFixOfF7HhsJ2KPFLEBAAAA2B1CNnmja9eus8Ts&#10;OIjYAAAAANQmIZu8ImYnT8QGAAAAoLYJ2eQdMTs5IjYAAAAAdUHIJi+J2fVPxAYAAACgrgjZ5C0x&#10;u/6I2AAAAADUJSGbvFYtZq8Xs+tG9Yjdp0+fn4rYAAAAANQ2IZu892HMPkXMrn01I/Z55503QsQG&#10;AAAAoLYJ2RQEMbv2idgAAAAA1Bchm4JRM2b//ve/F7N3k4gNAAAAQH0Ssiko1WP29OnTxezdIGID&#10;AAAAUN+EbAqOmL37li5dKmIDAAAAUO+EbApS165dZ11++eWfF7N33dKlS8Odd96Zjdh3iNgAAAAA&#10;1Bchm4LVrVu3v4jZu2Y7EftyERsAAACA+iJkU9DE7I8nYgMAAACQNCGbgidm75iIDQAAAEAMhGwI&#10;Yvb2iNgAAAAAxELIhg+J2duI2AAAAADERMiGasRsERsAAACA+AjZUEMhx+zqEbt3794/E7EBAAAA&#10;iIGQDdvxYcw+tZBids2IPWjQoOEiNgAAAAAxELJhB7p16/Z8ocRsERsAAACAmAnZsBM1Y/YTTzyR&#10;dzFbxAYAAAAgdkI2fIzqMXvatGl5FbNFbAAAAABygZANuyAfY/bSpUvDhAkTRGwAAAAAoidkwy7K&#10;xuxGjRptyPWYnY3Y77//fjjppJPGi9gAAAAAxEzIhk+gW7duz48YMeLzuRyza0bs888//zIRGwAA&#10;AICYCdnwCeVyzBaxAQAAAMhFQjbshlyM2SI2AAAAALlKyIbdlEsxW8QGAAAAIJcJ2bAHciFmL1u2&#10;TMQGAAAAIKcJ2bCHYo7Zy5YtC3feeaeIDQAAAEBOE7KhFnTr1u35yy+//NSYYnaNiH2niA0AAABA&#10;rhKyoZZ07979z7HE7O1E7GEiNgAAAAC5SsiGWhRDzBaxAQAAAMg3QjbUsiRjtogNAAAAQD4SsqEO&#10;1IzZTz75ZJ3H7PLychEbAAAAgLwkZEMdqR6zp06dWqcxW8QGAAAAIJ8J2VCH6iNmZyP2pk2bRGwA&#10;AAAA8pKQDXXsw5h9Wl3E7JoRe9CgQZeJ2AAAAADkGyEb6kH37t3/VNsxe3sRO51OV9XSZAAAAACI&#10;hpAN9aQ2Y7aIDQAAAEAhEbKhHtVGzBaxAQAAACg0QjbUs5ox+6mnntrlmC1iAwAAAFCIhGxIQPWY&#10;PWXKlF2K2SI2AAAAAIVKyIaEVIvZGz8uZleP2CeeeOIEERsAAACAQiJkQ4I+jNmn7ixm14zY559/&#10;/jARGwAAAIBCImRDwnYWs0VsAAAAABCyIQrbi9kiNgAAAAD8m5ANkagZs8eNGydiAwAAAEAQsiEq&#10;2Zi9ePHiLfPmzQuHHXbYAyI2AAAAAIVOyIbIdO/e/U+rV69eOHv27HDCCSfcJmIDAAAAUOiEbIhQ&#10;48aN14UQQjqdziS9BQAAAACSJmQDAADsQCqVyoQQQlWVH5IDgB2p9j7pII86I2QDAADsQLNmzd4J&#10;IYT169cnPQUAopV9n2zevPk7CU8hjwnZAAAAO7D33nsvDCGE5cuXJz0FAKKVfZ/ce++9/57wFPKY&#10;kA0AALAD++6777wQQli2bFnSUwAgWtn3yez7JtQFIRsAAGAHunXr9nwIIbz22muhsrIy6TkAEJ1N&#10;mzaFxYsXh5KSkvUdO3Z8Mek95C8hGwAAYAdKS0tX7r///s9t3LgxvPLKK0nPAYDozJ07N1RVVYWe&#10;PXs+UVxcvDXpPeQvIZv/z96dxkdd3/v//kx2EggQISwCsrqggogrIqiItce1Yk+1p7X/1qO1amvb&#10;c1xqe6qe2qr9d3VB66mt1XNsbd3tYhWs4lKogoCCVnaRLawBkpCEzPxu4GhElghJvt+Zua57HQYf&#10;rxt9ZJIn78wAAAC7MGbMmDtDCOHFF1+MegoAxEoymQwvvfRSCCGEMWPG3BXxHLKckA0AALALI0aM&#10;eKRz584r5s2bF+bNmxf1HACIjenTp4eqqqrQt2/fmYMHD/YvvrQpIRsAAGAXCgsL688444zrQgjh&#10;97//fWho8FvTALBp06bw+OOPhxBCOPvss7+VSCRSEU8iywnZAAAAu3Hcccfds//++z+3Zs2a939o&#10;B4BclUwmw4MPPhhqamrC0Ucf/b+HHHLIU1FvIvsJ2QAAALuRl5eXvOCCCy7s0KFD9csvvxz+9re/&#10;RT0JACKRSqXCE088EebMmRO6du367mc+85krot5EbhCyAQAAWqB79+4LL7744n/Nz89vfOKJJ8Rs&#10;AHJOMpkMjz/+eHj++edDSUnJpksvvfSssrKydVHvIjcI2QAAAC00dOjQp7/85S9PSMfsBx98MNTX&#10;10c9CwDa3ObNm8O99977fsS+4oorTunXr9+MqHeRO4RsAACAj2H48OFPXn755aeVlpZumDp1avjh&#10;D38Y3nzzzZBK+YwrALJPKpUKM2bMCLfcckt4/fXXQ5cuXZZ/85vfPHHgwIFTo95GbimIegAAAECm&#10;GTp06DP/9V//Nfz+++//n7lz555y9913h/322y+MHj06DB8+PBQWFkY9EQD2Sn19fZg+fXp48cUX&#10;w4oVK0IIIRx55JG/O++8877asWPHNRHPIwcJ2QBkjYaGhtK1a9fuV1tb2zXqLQDsnZKSko377LPP&#10;4pKSks1Rb9mZioqKd772ta+dOnXq1M8/+eST/71kyZL9lixZEh566KEwaNCg0Ldv39C7d+/QsWPH&#10;kEgkop4LALuUTCbDxo0bw/Lly8PSpUvDwoULQ2NjYwghhN69e885++yzvzV8+PAnI55JDhOyAchY&#10;TU1NBXPnzv3EzJkzz1q0aNExK1asGJpMJvOj3gVA60gkEqkePXr8c8CAAdOGDRv25LBhw54sKCho&#10;iHpXc4lEInXsscfed9RRRz3w+uuvnzZlypRL3nzzzZPnzp1bMHfu3KjnQVaqrq4OmzZtCl26dAkd&#10;O3aMeg5krcLCwi2HH374n8aMGXPngQce+GwikfAeWkQq4X3cIH7Gjh37/JQpU8bMmTPn4KFDh/oJ&#10;CLZTV1dX/txzz132/PPPf2X9+vV904+XlJSEnj17hrKyMpdvABkslUqFurq6sGrVqlBTU/P+4506&#10;dao6/vjj/2fcuHE/i/OvNNfV1ZUvXrz4yHfeeWfkypUrD6ypqdkn6k2QTZ588skDn3rqqf3PO++8&#10;2ccff/ziqPdAFkl16tSpqnfv3nP79es3fb/99pteVFRUG/UoSHORDUDGSKVSiVdfffUzv/vd727b&#10;vHlztxBC6N+/fzjyyCPDkCFDQrdu3QRsgCySSqXC+vXrw/z588Orr74a5s2bV/nnP//5288+++xX&#10;J0yYcNXxxx9/dxyvwzp06LDxoIMOmnzQQQdNjnoLZKPly5ff+NRTT3177Nixd15yySV3Rb0HgPYh&#10;ZAOQEerq6jrfd99998yYMWNCCCEMGzYsnHLKKWHfffeNehoAbSSRSISKiopw1FFHhaOOOipUVVWF&#10;SZMmhVdeeaX8//7v/+6aMWPGuV/60pf+rby8vCrqrQAAtK28qAcAwO5UV1f3vOWWW16eMWPGhE6d&#10;OoULL7wwfPGLXxSxAXJMZWVl+OxnPxsuu+yyUFFREd58882Tb7rppldWr149KOptAAC0LSEbgFir&#10;rq7u+ZOf/ORvK1asGDpw4MBw1VVXhUMOOSTqWQBEaPDgweHKK68MQ4cODevWrev34x//+LnVq1cP&#10;jHoXAABtR8gGILYaGho63HHHHX9cuXLlgYMGDQoXX3yxT6YHIISw7QN+v/jFL4ZDDz00rF+/vs+t&#10;t976VE1NTdeodwEA0DaEbABi67HHHvvBkiVLRvbt2zdcdNFFobi4OOpJAMRIQUFBuOCCC8L+++8f&#10;qqqqhvz2t7+9I+pNAAC0DSEbgFiaP3/+6GefffaKoqKi8IUvfEHEBmCHCgoKwuc///lQVlYWXnnl&#10;lfNnzpx5dtSbAABofUI2ALGTTCbzfve7392aSqUSZ5xxRthnn32ingRAjHXs2DGce+65IYQQfv/7&#10;3/+0sbHRv34CAGQZIRuA2HnzzTfHL126dETPnj3DqFGjop4DQAYYPnx4GDRoUFi7dm3/GTNmfDrq&#10;PQAAtC4hG4DYef755y8NIYSxY8eGvDwvVQDsXiKRCCeccEIIIYTnnnvusmjXAADQ2tQBAGJl8+bN&#10;3WbPnn16SUlJGDFiRNRzAMggQ4cODV26dAkLFy48ZuXKlQdEvQcAgNYjZAMQK2+99da4VCqVN3To&#10;UB/wCMDHkpeXF4YPHx5CCGHu3LmfiHgOAACtSMgGIFYWL158RAghDBgwIOopAGSg9OvHkiVLRkY8&#10;BQCAViRkAxArS5cuHRFCCH369Il6CgAZKP368c477xwe8RQAAFqRkA1ArKxbt65fCCF069Yt6ikA&#10;ZKCuXbuGvLy8sH79+r5RbwEAoPUI2QDESmNjY0kIIRQVFUU9BYAMlJeXFwoLC99/PQEAIDsI2QAA&#10;AAAAxJqQDQAAAABArAnZAAAAAADEmpANAAAAAECsCdkAAAAAAMSakA0AAAAAQKwJ2QAAAAAAxJqQ&#10;DQAAAABArAnZAAAAAADEmpANAAAAAECsCdkAAAAAAMSakA0AAAAAQKwJ2QAAAAAAxJqQDQAAAABA&#10;rAnZAAAAAADEmpANAAAAAECsCdkAAAAAAMSakA0AAAAAQKwJ2QAAAAAAxJqQDQAAAABArAnZAAAA&#10;AADEmpANAAAAAECsCdkAAAAAAMSakA0AAAAAQKwJ2QAAAAAAxJqQDQAAAABArAnZAAAAAADEmpAN&#10;AAAAAECsCdkAAAAAAMSakA0AAAAAQKwJ2QAAAAAAxJqQDVkqmUzmTZs27eiodwAAZKItW7aUvPba&#10;ayOi3gEAwDZCNmSZZDKZ9/DDD0847LDDZs6YMePwqPcAAGSSLVu2lNx+++2XDxo0aEF9fX1x1HsA&#10;ANhGyIYskUwm8x555JFzDjvssJnnnnvuQ+vXr+/6pS996VdR7wIAyARbtmwpueOOOy4bNGjQgq9+&#10;9au3DRs2bPYxxxwzNepdAABsUxD1AGDvJJPJvMcee+zsG2644brZs2cPSz9+7bXX/qC4uLg+ym0A&#10;AHG3ZcuWknvuuefCm2666VvLli3bN/34ddddd0OUuwAA+DAhGzLUzgJ2CCH06dPnXdfYAAA7t7OA&#10;HUIIp5566lOusQEA4kXIhgyzq4Cd5hobAGDHdhWw01xjAwDEj5ANGaIlATsE19gAADvSkoAdgmts&#10;AIC4ErIh5pLJZN7jjz9+1vXXX3/9rgJ2mmtsAIAP1NfXF99zzz0X/uAHP7h2VwE7zTU2AEA8CdkQ&#10;Y5MmTRp3/vnn/7YlATuEEEpLS2tffPHF4/7+978f29bboK3MmDGj4sgjj4x6BgBZYOLEiZe2NGCH&#10;EELv3r2XT5w48dKJEyde2tbbgD03c+bMw6LeAED7E7Ihxr773e9+r7q6unNLn19bW1v6wAMP/Ftb&#10;boL2MHLkyKgnAJDhmpqa8r/xjW/8tKGhoailf2f58uW977///s+35S6gdVxwwQW/GT9+/DNR7wCg&#10;/QjZEGNPP/30+EmTJo3/8Y9//B/r1q2r2N3zCwoKtv7yl7+8sHv37mvaYx+0hV//+tf3FhYWdo96&#10;BwCZLT8/v2nhwoWDbr755mvuvvvui1sStHv06LHq7rvvvqigoKCpPTYCe+6ggw56c8CAAYui3gFA&#10;+xGyIcY6duxYc+211/7g8ssvv/3222+/fHdBe+vWrQX/+Mc/jr7jjjsua8+d0JqmTJmyZf369VHP&#10;ACAL7Lvvvstuu+22r15zzTU3tyRor1q1qsfq1asrL7zwwnvacycAALuXF/UAYPfKy8s3XnvttT9Y&#10;tGjRgO9///vfrqioWLez5/7yl7/896VLl/Ztz30AAHGWDtoLFy4cePnll99eVFTUsLPn3njjjd9p&#10;bGwsbM99AADsnpANGaR50L7xxhu/07Vr14+crTY0NBTdfPPN10SxDwAgztJBe8GCBYMuu+yyO3YU&#10;tBcvXtz/vvvuuyCKfQAA7JyQDRmovLx847e//e3vL168uP+OgrarbACAnevTp8+7t99+++U7C9qu&#10;sgEA4kfIhgy2s6DtKhsAYPd2FrRdZQMAxI+QDVlgR0HbVTYAQMvsKGi7ygYAiBchG7JI86D93e9+&#10;97/vvvvui6PeBACQKZoH7dNOO+1PDz744Gei3gQAwDYFUQ8AWl86aG/ZsqUk6i0AAJkmHbR9LwUA&#10;EB8usiGLlZSUbIl6AwBApvK9FABAfAjZAAAAAADEmpANAAAAAECsCdkAAAAAAMSakA0AAAAAQKwJ&#10;2QAAAAAAxJqQDQAAAABArAnZAAAAAADEmpANAAAAAECsCdkAAAAAAMSakA0AAAAAQKwJ2QAAAAAA&#10;xJqQDQAAAABArAnZAAAAAADEmpANAAAAAECsCdkAAAAAAMSakA0AAAAAQKwJ2QAAAAAAxJqQDQAA&#10;AABArAnZAAAAAADEmpANAAAAAECsCdkAAAAAAMSakA0AAAAAQKwJ2QAAAAAAxJqQDQAAAABArAnZ&#10;AAAAAADEmpANAAAAAECsCdkAAAAAAMSakA0AAAAAQKwJ2QAAAAAAxJqQDQAAAABArAnZAMRSKpWK&#10;egIAGcprCABA9hGyAYiV0tLSDSGEUFtbG/UUADJQQ0NDaGhoCKWlpeuj3gIAQOsRsgGIlcrKynkh&#10;hLBixYqopwCQgVatWhVCCKGysnJ+xFMAAGhFQjYAsbLffvtNDyGEd999N+opAGSg9OtHv379pkc8&#10;BQCAViRkAxArAwcO/HsIIbz99ttRTwEgA6VfPwYOHDg14ikAALQiIRuAWBk8ePCLZWVl6xYuXBjW&#10;rl0b9RwAMkhNTU2YM2dOKCgoaBg6dOhfo94DAEDrEbIBiJX8/PzGUaNG/TqVSoWXX3456jkAZJBX&#10;XnklNDY2hpEjR/6+rKzMhz0CAGQRIRuA2BkzZsxdiUQiGmBwcAAAIABJREFU9fLLL4fNmzdHPQeA&#10;DNDQ0BCee+65EEIIJ5544u3RrgEAoLUJ2QDETmVl5fxjjjnmN1u2bAmPPvpo1HMAyAB//vOfQ3V1&#10;dTjkkEP+MmDAgGlR7wEAoHUJ2QDE0jnnnHN1p06dVs+YMSPMmjUr6jkAxNj8+fPDlClTQlFRUe15&#10;5513edR7AABofUI2ALFUXl5e9dnPfvYrIYTw29/+NixdujTqSQDEUFVVVfjNb34TUqlUmDBhwpXd&#10;u3dfGPUmAABan5ANQGwdfvjhD48fP/5H9fX14c477xSzAfiQqqqqcMcdd4TNmzeHY4455r6xY8fe&#10;GfUmAADahpANQKxNmDDhqrFjx95ZV1cX7rjjDm8zAkAIIYS333473HrrrWHjxo1h5MiRf7jgggsu&#10;TCQSqah3AQDQNgqiHgAAu5JIJFLnn3/+ZUVFRTXPPPPMf957771h5MiR4eyzzw4dO3aMeh4A7WzL&#10;li3hj3/8Y3jppZdCCCGMGjXq15/73Ocuzs/P3xrxNAAA2pCQDUDsJRKJ1LnnnnvlgAEDpj3wwAN3&#10;Tp8+vducOXPCcccdF0aNGhUqKiqinghAG6uurg5Tp04NL7zwQqipqQklJSWbPv3pT3/juOOO+5VL&#10;bACA7CdkA5AxRo4c+dCQIUOmPPLIIz+cOnXqBZMnT048++yzYdCgQWHIkCGhb9++oWfPnqGsrCzq&#10;qQDspdra2lBVVRWWLl0a5s+fH95+++2QTCZDCCGMGDHikX/913/9RkVFxTsRzwQAoJ0kUinHCxA3&#10;Y8eOfX7KlClj5syZc/DQoUPnRr0H4mjVqlVDpkyZcsnLL7/8xdra2q5R7wGgbRUXF28++uij//eE&#10;E06YuO+++74e9R4AANqXi2wAMlKPHj3mffrTn/6PT33qU9+aN2/e8YsWLTrmnXfeGVlVVTW4tra2&#10;S9T7ANg7JSUlm7p3776gX79+MwYMGDBt//33f66oqKgu6l0AAERDyAYgoxUUFDQcdNBBkw866KDJ&#10;UW8BAAAA2kZe1AMAAAAAAGBXhGwAAAAAAGJNyAYAAAAAINaEbAAAAAAAYk3IBgAAAAAg1oRsAAAA&#10;AABiTcgGAAAAACDWhGwAAAAAAGJNyAYAAAAAINaEbAAAAAAAYk3IBgAAAAAg1oRsAAAAAABiTcgG&#10;AAAAACDWhGwAAAAAAGJNyAYAAAAAINaEbAAAAAAAYk3IBgAAAAAg1oRsAAAAAABiTcgGAAAAACDW&#10;hGwAAAAAAGJNyAYAAAAAINaEbAAAAAAAYk3IBgAAAAAg1oRsAAAAAABiTcgGAAAAACDWhGwAAAAA&#10;AGJNyAYAAAAAINaEbAAAAAAAYk3IBgAAAAAg1oRsAAAAAABiTcgGAAAAACDWhGwAAAAAAGJNyAYA&#10;AAAAINaEbAAAAAAAYk3IBgAAAAAg1oRsAAAAAABiTcgGAAAAACDWhGwAAAAAAGJNyAYAAAAAINaE&#10;bAAAAAAAYk3IBgAAAAAg1oRsAAAAAABiTcgGAAAAACDWhGwAAAAAAGJNyAYAAAAAINaEbAAAAAAA&#10;Yk3IBgAAAAAg1oRsAAAAAABiTcgGAAAAACDWhGwAAAAAAGJNyAYAAAAAINaEbAAAAAAAYk3IBgAA&#10;AAAg1oRsAAAAAABirSDqAQBA7trSsLXTu1WbR6xaV3tgw9am0qj3ALkjkUg0de1U/G6f7h1fqygv&#10;WZJIJFJRbwIAYOeEbACgXSVTqbw3Fq49/cXZy77y1pL145OpVH7Um4Dc1q1zhwWjDul1z3GH9r67&#10;rEPh2qj3AADwUUI2ANBulq3ZfOgDT791z5JVm44MIYSiwvzQs1t56NalLBQV5IdEIuqFQK5IJlNh&#10;w+YtYdXaTWFNdd2gJ15a+IO/vrLkW2eNHnTN6GG978pLJJJRbwQA4ANCNgDQLqbNXfGFByb98+6m&#10;plRRRXlpOOLgvmFw326hIN9HdgDRqlq3Ocz857Lw1uKqTr9/9u075ixa+y9fOu3gzxQX5tdEvQ0A&#10;gG385AgAtLmXXl9+0f1/fevepqZU0VGH9AvnnzoiHNi/UsQGYqGyomM45dgDwoRxw0KnsuIwZ9Ha&#10;0+56bPafGhq9dz8AQFz46REAaFNvL11/4u8m//OuRCKEU0cdGI45dL+QL2ADMbRvZefwr+MPCxXl&#10;pWHeuxvG/nbyP38R9SYAALbxUyQA0GbqG7Z2/N+n3/pVKhXyxh4+KOy/X/eoJwHsUlmHonD2iYeE&#10;DsWF4ZU3V31u1vzVn4p6EwAAQjYA0Iaem7nsa+s2bunfr2eXcOiQXlHPAWiRjqXF4YQjBoUQQnh0&#10;yvwfJZOp/IgnAQDkPCEbAGgTTU3Jwikz370shBBGjxgYEolE1JMAWmxw326h5z6dwprqLQPfWLT2&#10;tKj3AADkOiEbAGgT897dMLa6pqF3r27loVuXsqjnAHwsiUTi/d8keeXNlZ+LeA4AQM4TsgGANrFw&#10;efXoEEIYsG9F1FMA9siA3tu+fqW/ngEAEB0hGwBoE8vWbB4WQgiVFR2jngKwR0qKC0N5WXGormno&#10;tbmuoVvUewAAcpmQDQC0ic11jd1CCKGsQ1HUUwD2WFmH4hDCB1/TAACIhpANALSpRPAhj0Dm8jm1&#10;AADxIGQDAAAAABBrQjYAAAAAALEmZAMAAAAAEGtCNgAAAAAAsSZkAwAAAAAQa0I2AAAAAACxJmQD&#10;AAAAABBrQjYAAAAAALEmZEMEJk+ePO6FF144fk///urVq7tPnDjx0lQqlWjNXQAAAAAQR0I2RGDk&#10;yJHTzzjjjCdPPvnkSR8naK9evbr7Nddcc/OAAQMW5eXlJROJRKotdwIAAABAHAjZEIEuXbps+PrX&#10;v/6zyZMnjxszZsyU3QXt5gH7lltuubqiomLdF7/4xV+352YAAAAAiIqQDRH5+te//rPOnTtXh7Dt&#10;rUZ2FLTXrVvXtXnArqmpKQshhGuvvfYHxcXF9VFtBwAAAID2VBD1AMhV6avsG2644br0Y5MnTx43&#10;efLkcV26dNkQQginnHLKM3V1dR2a/72+ffsudY0NAAAAQC5xkQ0Ran6V3dyGDRu6hBDC9hE7BNfY&#10;AAAAAOQeIRsilL7Kbunz+/Tp865rbAAAAAByjZANEdvZVfaOuMYGAAAAIBcJ2RCxll5l9+nT590v&#10;felLv2qPTQAAAAAQJ0I2xEBLrrJdYwPt6dVXXz3i5z//+RU7eq9+AAAAaG9CNsTA7q6yXWMD7W3k&#10;yJHT77vvvgsGDhy4UNAGAAAgakI2xMSurrJdYwPtLZFIpK6//vrrV65c2fPrX//6zwRtAAAAoiRk&#10;Q0zs7CrbNTYQldNPP/2Phx9++IwQQhC0AQAAiJKQDTGyo6ts19hAVBKJROq66667ofljgjYAAABR&#10;ELIhRra/ynaNDUTtjDPOeHLEiBGvbf9486B96623fk3QBgAAoC0J2RAzza+yXWMDUUu/V/bO/nzl&#10;ypU9r7jiip8PGjRogaANAABAW0mkUqmoNwDb+e53r/vePffc8+8LFy7oL2RDfNTX1xdv3bq1IOod&#10;7S2VSoXRo0e/NGvWrOG7e26vXr1WXHPNNTdfdNFF/3PXk2/+dcGy6uM/9y8jQ0Xn0vaYCtDqHpo0&#10;K7yzfHW46vzDD+9RUfZ21HuAbYqKihoKCwsbo94BQPsRsiFmGrcmi2998OUnnp309OiJN/3nCfv1&#10;LH8l6k1ACDU1NWVXXXXVDydOnHhp1FsyQa9evVb825V319aFskFCNpDJHpo0K/zsW+eH1e/Oi3oK&#10;0MwNN9zw3SuvvPJHHTp0qIt6CwDtI+euyiDOGrcmi3/5xzceWVTVeMqAYSeG2x+Z9czl5wwfL2ZD&#10;9G655ZarJ06ceGlFRcW6jh07bo56T3vbvHlz2bp16/Zp6fMHDBiwqLS0tFNdbVuuAmgfpZ0qwr59&#10;+i7Pz0tsjXoLEMKGDRs6X3fddf9dWVm5+pJLLrkr6j0AtA8hG2IiHbHnLFr7L+VlJaFPj85h7sJV&#10;ncVsiJfvfe97/3XppZdOjHpHe2psbCzcf//9325JyB41atTL119//fUnn3zypJ/94bXn19ZWt8dE&#10;gDZ1+kU3he984ahxPSvK3op6CxDCd77znRu///3vfzvqHQC0Lx/2CDGwfcQ+Z9yhYdxRQ8KwIb1C&#10;Xf3Wzrc/MuuZJSs3Hhn1TiA33XfffRcsXry4/66eM2rUqJeffvrpU1588cXR48ePfyaRSHjvMgAA&#10;AFqNkA0R21HELi8rCYlEIowdOUjMBiLV2NhYeOONN35nZ38uYAMAANAehGyI0M4idpqYDURtZ9fY&#10;AjYAAADtSciGiLwXsR/eWcRO22HMXrXxiAgmAzmmsbGxcPv3nzz22GP//te//vUTAjYAAADtSciG&#10;CDSL2KftKmKnfSRmPzxrkpgNtLX777//84sWLRoQwgcB+6WXXjrulFNOeVrABgAAoD0J2dDOPm7E&#10;ThOzgfaUfm9sARsAAIA4ELKhHX04Yhe3OGKnidlAe3njjTcOueuuuy4RsAEAAIgDIRvayUcj9rCP&#10;FbHTxGygPYwYMeI1ARsAAIC4ELKhHbRWxE4TswEAAADIJUI2tLHWjthpO4jZz4jZAAAAAGQjIRva&#10;UOPWZPE9f3zjodaO2GnbxewuYjYAAAAA2UjIhjaSjthvLFp7eltE7LR0zD5UzAYAAAAgSwnZ0Aba&#10;K2KnJRKJcIKYDQAAAECWErKhlX0kYp/UthE7TcwGAAAAIFsJ2dCKdhixO7Z9xE4TswEAAADIRkI2&#10;tJKoI3aamA0AAABAthGyoRXEJWKn7Shmv7Nq08jIBgEAAADAXhCyYS81bk0W/+pPb/whLhE7bfuY&#10;fdvDMyeJ2QAAAABkIiEb9kI6Yr++cO0ZcYrYae/H7MFiNgAAAACZS8iGPdQ8YneKYcROSyQS4YQj&#10;xGwAAAAAMpeQDXtg+4g9IaYRO03MBgAAACCTCdnwMWVaxE4TswEAAADIVEI2fAxbm5JFmRix03YU&#10;s5eu2nR41LsAAAAAYFeEbGihrU3Jonv++MZDmRqx08RsAAAAADKNkA0tkC0RO615zK6t39pVzAYA&#10;AAAgzoRs2I1si9hpYjbQ1hIhpEIIIZVKRT0FYI8lk9u+hiVCwhczAIAICdmwC9kasdPEbKAtlZcV&#10;rwghhI01W6KeArDHNtXWhxBCKC8rWhnxFACAnCZkw05ke8ROE7OBttKnsuPMEEJYtW5z1FMA9sjm&#10;2vpQU9cQunUuWdihuKA66j0AALlMyIYdyJWInSZmA21hSJ8uz4UQwvyla7y9CJCR5i9dE0IIYXCf&#10;Ls9HPAUAIOcJ2bCdbRF7zh9yJWKnidlAa+vfs3xaj4rSt9ZV14ZlVQ4ZgcySTKbC7HkrQgghHHNw&#10;r19HPAcAIOcJ2dDMBxF7zZm5FLHTxGygNSUSidRJI/r+NIQQpsxYGJqaklFPAmix2fOWhw2b6kK/&#10;yk7TB/Xu/GLUewAAcp2QDe/J9YidJmYDremYQ3r+ql9lp+lrNtSEl2cvjnoOQIusXr85vDxrcUgk&#10;QvLTJw75aiKR8P5IAAARE7IhiNjbE7OB1pKfl7f186ce9IWiwvya195aFqa9vsT7ZQOxtmZDTXjs&#10;b2+ErU3JcMqR+900oHfnv0e9CQAAIRs+HLFLi8M5OR6x08RsoLX02qdszpfPPOSswvy8LdPeeCf8&#10;5aW3Ql19Y9SzAD4klUqFOQtWhj88MyvU1TeGYw7u+evTRg34btS7AADYRsgmp30kYo8bFjqL2O8T&#10;s4HWckC/ismXTRh+SqfSwqr5S9eE+558Nbw8a3Go3lwX9TQgxzVubQpvLa4KDz49M0z+x7zQuLUp&#10;jBvZ90efHX/gv+clEt7cHwAgJgqiHgBR2dqULPrVn+b8XsTetXTMDiGE1+ev6HrbwzMnffXcw8b1&#10;rez0WsTTgAwzeN8uL3z7gqMOfuT5+T/5x5urPv/q3KXh1blLQ6fS4tCtS1koKsyPeiKQQ5qSqVC9&#10;eUtYW10Tksltb3nUo2vpPz8zbv+v7N+3698ingcAwHaEbHJSOmLPXrDmLBF799IxOxVS4Y35K7ve&#10;9tDMyWI2sCc6dihac8GpQy849ej+N74we9kls+ev+dTajVv6b6qtj3oakKOKCvNrDujf5dljD+l1&#10;z8ED9vlTfl7e1qg3AQDwUUI2OUfE3jOJRCKceMTgEEIQs4G9Vtm19O0JY4d8c8LYId/cVNvQfdX6&#10;2gMbGptKo94F5I68RKKpS6fidyu7lM7Ly0s0Rb0H+EBtbW1phw4d6hKJxB5/QnQymcyrr68v7tCh&#10;g/cxA8gSQjY5RcTeO2I20BY6lRat7lRatDrqHQBAPFRXV3c+++yzH7v66qtvOemkk579OEE7mUzm&#10;PfbYY2f/4he/+PKjjz76qbbcCUD78mGP5AwRu3WkY/Yhg3tu+wDIh2ZOXlq1aUTUuwAAgOzQq1ev&#10;FQcffPCck08+edKYMWOmTJ48eVwqlUrs6u8kk8m8Rx999FMjRox4bcKECQ+feuqpT5WWlta212YA&#10;2p6QTU4QsVuXmA0AALSlq6666oclJSVbXnzxxdG7CtrNA/Y555zzyOzZs4f16NFj1Ze//OVfRLUd&#10;gLYhZJP1PhqxDxWxW4GYDQAAtJVevXqtuOSSS+5K/+/mQXvRokX9Qwhh5syZhzUP2OnnXn311be4&#10;xgbIPkI2WW3HEbtD1LOyhpgNAAC0lfRVdvPHXnzxxdEPPPDAv4UQwi9+8YsvNw/YIYRQWVlZ5Rob&#10;IDsJ2WSt9yL2gyJ223o/Zg96L2Y/PHOSmA0AAOyt7a+yW8I1NkD2ErLJSs0i9tkidttLJBLhxCPf&#10;i9lbtlaI2QAAQGvY0VX2zlRWVlZ93PANQOYQssk6InY0xGwAAKC1fZyrbNfYANlNyCariNjRErMB&#10;AIDW1pKrbNfYANlPyCZrNI/YHUXsyIjZAABAa+rVq9eK3X2Ao2tsgOwnZJMVto/YE0TsSO0oZr9b&#10;temwqHcBAACZ6eqrr75lZ1fZrrEBcoOQTcbb2pQs+vWf5/xOxI6XdMw++L2YfevDMyeL2QAAwJ7Y&#10;1VW2a2yA3CBkk9HSEXvW/DWfErHjJ5FIhJPEbAAAoBXs6CrbNTZA7hCyyVgidmYQswEAgNawo6vs&#10;q6666oeusQFyg5BNRhKxM4uYDQAAtIbmV9musQFyi5BNxhGxM5OYDQAA7K3mV9lXXXXVD8vKymqi&#10;3gRA+yiIegB8HCJ2ZkvH7BBCmLNgZcWtD8+c/LUJh43rU9lpZsTTAABaVcPWpg7L19Qcumpd7YE1&#10;Wxr3CamQiHoTZIsTzrpo/awlteuHjjqr8NnpS78Z9R7IFolESHbsULi65z5lc3vtUzanID+vIepN&#10;0JyQTcZoakoWNo/Y55wkYmeiHcbsc0ec1Kd7x1kRTwMA2Cubahsqp85Z8cWZ81efs7Rq8+HJZMrP&#10;W9BGDh5zfvjT1KU3Rb0DslV+fqJhQM/yqSP2r/zDUQf1vL9DcUF11JvAN1ZkhKamZOGv/jznweYR&#10;u0snETtTfSRmP/Tas2I2AJCpqtbXDvnLtMXfnfHPqs80JVOFIYRQVJgfunfrGLp1KQulJYUh4SAb&#10;gJhLplKhpq4hrNlQE1av31w0f1n1mPnLqsc8/sKCW44e2vM3nzi6/41dOhYvj3onuUvIJvZE7Owk&#10;ZgMAma6pKVn4zKvvXPWXqYuva0qmCgvy88LBg3qEoQN6hJ7dOoVEQrwGIDM1JZNhedXGMGfhyjB/&#10;6ZrSF2Yv/8o/3lz1+bPHDLpy9KG9f5FIJFJRbyT3CNnEmoid3cRsACBTrd+0pc8vn3zjkSWrNh2Z&#10;l0iEkUP7hJEH9QklRYVRTwOAvZaflxf69uwS+vbsEmrqGsK0N5aEN+av7Pjg5LfvfH3BmrP+v08O&#10;/WxpSeH6qHeSW/KiHgA7I2LnhnTMPnhQz1C7ZWvFrQ+99uy7qzcPj3oXAMDOrN5QO/jHv5sxdcmq&#10;TUd261IWPvOJw8JxwweI2ABkpbIOReGkI4eECeOGhfKykjB38bpTf/r7117YVNtQGfU2couQTSx9&#10;OGIXidhZTswGADLFmg11A3/+h5l/27C5ft9BffYJnx4/PHTv2jHqWQDQ5vat7BzO+8RhoXf38rBi&#10;bc3BP//Da3/bVNvQPepd5A4hm9jZFrHn/u6DiD1MxM4B28fs2x6aOVnMBgDipL5ha8e7Hp/9xw2b&#10;6/sM7tstnHrcgaGwID/qWQDQbkqKC8OZYw8JvbuXh5Xraofe88c3HmpKJr11Me1CyCZWPojYq88R&#10;sXNPOmYPHdgj1Gxp3EfMBgDi5LEXFvxw5brag3p3Lw+fOPaAkJ/nxykAck9RYX44Y+zBoaK8NMxf&#10;Vj1m8qtLr4x6E7nBd17EhohNCNti9rijhojZAECszFu6/oQXZi//SlFB/raIne9HKQByV3FhQTjl&#10;2ANCXiIR/jR10fUr19YcFPUmsp/vvogFEZvmxGwAIE5SqVTikSnzfxxCCKNHDAidykqingQAkaus&#10;6BhGDu0TmppSRU+8tPCmqPeQ/YRsIidisyNiNgAQF/OXVY9ZWrX58K6dOoShA3tGPQcAYmPkQX1D&#10;SVFBmL1gzVlV62uHRL2H7CZkEykRm10RswGAOHhh1rJLQwhh+P69Q15eIuo5ABAbRYX54eBB2/6R&#10;96XXl3854jlkOSGbyIjYtISYDQBEqb6xqWz2gjVn5efnhQP6V0Y9BwBi55DB20L29H9WnZdKpfyL&#10;L21GyCYSTU3Jwl//Ze5vRWxaYkcxe9nqzcOi3gUAZL9Fy6uP3dqULO7bo3MoLiqIeg4AxE7njh3C&#10;Pp1Lw4bN9fuuWl97QNR7yF5CNu0uHbFnzls9QcSmpbaP2bc+NPNZMRsAaGtLqzaNDCGEHhWdop4C&#10;ALHVs1t5CCGEpau2vW5CWxCyaVciNntDzAYA2tuyNTXDQgihe0XHqKcAQGx171oWQvjgdRPagpBN&#10;uxGxaQ1iNgDQnqo31/cOIYROpcVRTwGA2Eq/TlbXbHvdhLYgZNMuRGxak5gNALSXZDJVEEII+fl+&#10;dAKAnUm/TqZfN6Et+D8XbU7Epi2kY3YIIcxduGqfn/1++rNH96m7snuXDgsjnkaWWrJkyX5RbwAA&#10;AIBcJWTT5h589u2JM+etnpCfnydi06rSMbuuvjG8vXDZPp8++7RfRb2J7HbAAQf8s1+/fu9EvQMA&#10;AAByjZBNmzt++L4TZ85bPaG2fmvX195aFk44YlBIJBJRzyJLLF+9Mby7akNI5OWHY8ee+s/e3cre&#10;iHoT2euCCy647/TTT/9j1DsAAAAg1wjZtLm+lZ1e++q5h4277aGZk1+fv6JrCEHMplUsq6oOTzz/&#10;RmjcmgyfHDX45juv/PO1iUQiFfUuAAAAAFqXTyyhXaRjdmlxwfrX568Iz726IKRSeiN7rnnEHn9k&#10;v5vPPG6giA0AAACQpYRs2o2YTWsRsQEAAAByi5BNuxKz2VsiNgAAAEDuEbJpd2I2e0rEBgAAAMhN&#10;QjaR6FvZ6bWvTjjsZDGbllq+ulnEPqLfLSI2AAAAQO4QsolM3x6dZojZtMTy1dXh8eeaRezRA78l&#10;YgMAAADkDiGbSInZ7I6IDQAAAICQTeTEbHZGxAYAAAAgBCGbmBCz2Z6IDQAAAECakE1siNmkidgA&#10;AAAANCdkEytiNs0j9slH9PuhiA0AAACAkE3siNm5a1vEnvN+xD5r9MBrRGwAAAAAhGxiSczOPR9E&#10;7CYRGwAAAIAPEbKJLTE7d4jYAAAAAOyKkE2sidnZT8QGAAAAYHeEbGJPzM5eIjYAAAAALSFkkxHE&#10;7OwjYgMAAADQUkI2GaNvj04zLp9w2PgOxQUbxOzM9uGI3ff/F7EBAAAA2BUhm4zSr0en6V+dcNjJ&#10;78fs6WJ2pvloxB50tYgNAAAAwK4I2WScD8XseWJ2JhGxAQAAANgTQjYZSczOPCI2AAAAAHtKyCZj&#10;idmZQ8QGAAAAYG8I2WQ0MTv+VqzeKGIDAAAAsFeEbDKemB1fK1ZvDI8990Zo3NoUxo3s+yMRGwAA&#10;AIA9IWSTFfr16DT98gnDx4vZ8bF9xD77+EFXidgAAAAA7Akhm6yxX4/yV5vH7OfF7MiI2AAAAAC0&#10;JiGbrNI8Zs8WsyMhYgMAAADQ3KxZs4ZPnz595N78N4Rsso6YHR0RGwAAAIDt7b///m+feeaZT5x5&#10;5plP7GnQFrLJSmJ2+xOxAQAAANiRDh061F199dW3PPnkk2ccccQRr+5J0BayyVpidvsRsQEAAADY&#10;lYsuuuh/evXqtSKEENJB+6yzznq8pUFbyCarNYvZ1WJ221ixemN4/IOI/WMRGwAAAIDtpa+ymz/2&#10;xBNPnNnSoC1kk/Xei9kni9mtLx2xGz6I2FeK2AAAAADsyMUXX3x3z549V27/ePOgPWPGjMN39HeF&#10;bHKCmN36RGwAAAAAPo4OHTrUXXPNNTfv7M+feOKJM0eOHDl9R0FbyCZniNmtR8QGAAAAYE/s7Cq7&#10;uR0F7YSQR65ZsmrjEbc/PGtSXf3WzsOG9ApjRw4KiUQi6lkZQ8QGAHLJTx+c8cKC5dWjP3fayFBR&#10;Xhr1HACIpXdWrg93/M//hhlP3b2+orxkSdR7iL/Vq1d3X7Zs2b4tff6ZZ575REFbDoI4Sl9m3/7w&#10;rEmz563oHEIQs1toxRoRGwAAAPio+i014Z2Fb3V9J4SuUW8h+zz//PNjhWxy0n49yl+9/Jzh429/&#10;ZNYzYnbLrFizMTz+t20R+6TD+/5ExAYAAADS+h1wRPjRbyY9/pmTDrg86i3EWyqVCmedddYTr732&#10;2ojdPbdz587V3/jGN356xRVX/FzIJmft17P8FTG7ZbaP2J8aM+g/RWwAAAAgraCwOFR0q6zr06fP&#10;u1FvId6eeuqpU3cXsZsH7C5dumwIwYc9kuPSMTv9AZBTZiz0AZDbEbEBAAAAaA2pVCpx/fXXX7+z&#10;P+/cuXP19ddff/3ixYv7X3fddTekI3YIQjZ8KGbCzwCbAAAgAElEQVTPenu5mN2MiA0AAABAa/nr&#10;X//6iWnTph29/eO7CthpQjYEMXtHRGwAAAAAWsuOrrFbErDThGx4j5j9AREbAAAAgNbU/Br74wTs&#10;NCEbmhGzRWwAAAAAWlf6GntPAnZaQVsOhEyUjtm3PzLrmVlvL+8cQghjDh8YEolE1NPaXPOIfeLh&#10;fX4qYgMAAACwt6ZNm3b0Jz/5yb889dRTp36ceN2ckA07sF/P8lcuO2f4KXc8MuvpXInZ20fsc8YM&#10;/g8RGwAAAIC9dfTRR0875phjpu7Nf8Nbi8BO9O9Z/o/Lzhl+Si68zYiIDQAAAEBbaY3OJGTDLuRC&#10;zBaxAQAAAIg7IRt2I5tjtogNAAAAQCYQsqEFsjFmi9gAAAAAZAohG1ooHbNLivI3ZnrMXrFmY3j8&#10;ufci9og+PxOxAQAAAIgzIRs+hv49y/9x+YTDxmdyzH4/Yje+F7HHDv6miA0AAABAnAnZ8DFlcswW&#10;sQEAAADIREI27IHtY/YLGRCzRWwAAAAAMpWQDXuoecyeGfOYLWIDAAAAkMmEbNgLmRCzV4rYAAAA&#10;AGQ4IRv2Upxj9so1G8NjIjYAAAAAGU7IhlbQv2f5Py4/57BT4hSzm0fsE0b0+bmIDQAAAECmErKh&#10;lfTvVT4tLjF7+4g9Yezgb4jYAAAAAGQqIRtaURxitogNAAAAQLYRsqGVRRmzRWwAAAAAspGQDW3g&#10;IzH7tbaP2SvXbhKxAQAAAMhKQja0kQ/F7H+2bcxeuXZTeOxvr4vYAAAAAGQlIRvaUHvE7A9F7MP6&#10;3CpiAwAAAJBthGxoY/17lU+77Jzhn2iLmP2RiH3C4K+L2AAAAABkGyEb2sGAXp2ntnbMFrEBAAAA&#10;yBVCNrST1ozZIjYAAAAAuUTIhnbUGjFbxAYAAAAg1wjZ0M4+GrMXtThmi9gAAAAA5CIhGyLw4Zi9&#10;rEUxW8QGAAAAIFcJ2RCRdMwuLsrftLuY3Txijz1s39tEbAAAAAByiZANERrQq/PUy88ZfsquYvb2&#10;EfvcE4ZcIWIDAAAAkEuEbIjYrmK2iA0AAAAAQjbEwo5itogNAAAAANsI2RAT28fsh56ZJWIDAAAA&#10;QBCyIVbSMfuxid9ouvd754ee+av+IGIDAAAAkOsKoh4AfNiAXp2nrlz0Rmhqagpd8tY8J2IDAAAA&#10;kOtcZEOMJRKJqCcAAAAAQOSEbAAAgJ1JhFQIIaRSfkkOAHYmmdz2OpkIwQsmbUbIBgAA2ImOHYpW&#10;hxBCTV1D1FMAILZqt2x7nexYWlQV8RSymJANAACwE732KZ0bQghrNtREPQUAYmvN+m2vk70qyuZG&#10;PIUsJmQDAADsRN/KTtNDCKFq7eaopwBAbK1at+11sm+Pba+b0BaEbAAAgJ0Y2Lvzy4kQUu+sXB+a&#10;ksmo5wBA7Gypbwyr1m4KJUX5G3t3K3s96j1kLyEbAABgJzqVFlUN7tNlypaGrWHhu2ujngMAsfPm&#10;4qqQTKXCoYO6PVGQn+dDJWgzQjYAAMAujB7W+84QQpg9b0XUUwAgVpLJVHj9vdfH0Yfue1fEc8hy&#10;QjYAAMAuDB/c/dEuHYuXLauqDu+sXB/1HACIjbcWrwobNtWFfpWdpg/sXf5y1HvIbkI2AADALhTk&#10;5zWcNmrAf4UQwrP/mB8aGpuingQAkaupawgvvLYohBDCmaMHfiuRSKQinkSWE7IBAAB245ihPe89&#10;oF/XyRtrtoQpMxaEVMrP6gDkrmQyFSZNezvUN2wNxwztee+B+1U8E/Umsp+QDQAAsBuJRCL1b+MP&#10;vLC0uGD93IWrwvS570Y9CQAikUqlwpQZC8KSFetDRXnJknPGDv5G1JvIDUI2AABAC1SUlyy58PRD&#10;zi3Iz6t/efbi8OqcpS6zAcgpqVQqPD99QZg9b0XoUFxQffGZh55VWlK4Iepd5AYhGwAAoIUO6Nf1&#10;2YvPPOTsdMx+5r1fqwaAbFdT1xCenDL3/Yh9+YThJ/fp3nFW1LvIHUI2AADAxzC0/z5PXfqpYZ8s&#10;LSlY99aiqvB/f5kRFi5b6zobgP/H3p3G113Qef/+nuxLm3RL27R0pS0tUCiyFUEogrIoMoj8XQbv&#10;cVwB554bVBB3ZAY3QNGZEWHUwRFXUFxBFNkE2QotFCjQfW+T7k3SNNv5PyhHY21LaZP8fufkuh7B&#10;6SmvzwPoSd58c05BymazMX/xuvjBnU/G0tUbY/DA8uX/74KjThk3omZ20tvoX0qSHgAAAJBvpowZ&#10;fN8n333c9B/d8+LNzy3Z8KbfPPh8DB8yIKZPqo8p4+qitKQ46YkAcEB2tHXEC0sb4pkFq2PT1u0R&#10;EXHctJH/+7ZZky6tqijdlPA8+iEhG4CCsX1HR82Gra0Ttre2D056CwAHpqKsZOvQ2oolaf5GedCA&#10;8tUXnTv9nKdeanj7b/685N8aNjZN+uPjC+KBJxfFqLqaGD5kYAwbVB2VFaWRSXosALyCbDaiubUt&#10;Gjc1RcPGplizfmt0de38aaOD6gbMfctJE688dPzQuxOeST8mZAOQtzo7u0qfXbLhzc8sWn/u0jVb&#10;ZzZsapmSDa0AoJAMq61YPH5kzWOHTxz26yMnDbujtKS4NelN3WUymezRh4z48VFThv90/tKNZzz0&#10;zOqL5i/beMbytZvLl6/12VfQGzY1rIgt61fF0JHjY+CQkUnPgYJVXlrcNH3y0F+fdOToGw8eVftQ&#10;JpPxHlokSsgGIO+0tLYPvn/Oyn99aN7qD21tbqvPPV5ZXhpDaquisrw0yXkA9IDWtvbYtHV7rN/S&#10;OnH9ltaJs19seGdVRcnG1x5e/53Xv2bs9TXVZeuS3thdUSbTddiEoXcdNmHoXTvaO6tXNGx7zYp1&#10;245et7FlanNr+9Ck90EhuePRHx/225/ePO3CSz7z1FHHT1+c9B4oINmBVWUNI4dWPz92+MAnR9cN&#10;mFtaUrQj6VGQI2QDkDey2Wzm8fnr3v2z+xfc0LKjY3BExOjhtTFtwogYM6I2BlSVRybjIBugkDRv&#10;b4uVDZvjhSUNsWzNpiH3zF5x+YNPr77kLSdO/MTJM0b/V1Em05X0xl2VlxY3Txo96E+TRg/6U9Jb&#10;oBAtebTu338b8akTp4/67/e9+fBvJb0HgL4hZAOQF1pa2wd//+7535u3eMM5ERFTxtbFsYePiaG1&#10;1UlPA6AXVVeWxSHjhsch44bHlqbtMfv5lfHcorXVt9+/4BtPL2w8/z1nHfrO2gHla5LeCQBA7ypK&#10;egAAvJLNTTtGX/fjpx6Zt3jDOQOqyuLcWYfHmSdOFbEB+pnaAZVx2nGT422nHxGDBlbGgpWbT7n2&#10;R08+0bCpZUrS2wAA6F1CNgCptrlpx+iv3zbnvoZNLYeMHl4b7zrzNTGufnDSswBI0Ki62njnmUfF&#10;xIOGxuamHaNvuG3O/WI2AEBhE7IBSK0d7Z3V3/rFM79p3Lx98pgRg+LcUw6LCh/kCEBElJYUx9kn&#10;TovJY4fF1ua2+m/e8fRdzdt9qCIAQKESsgFIrV89tOhLKxubZowYOjDOOfnQKCkpTnoSAClSVJSJ&#10;M06YGuPqB8f6La0Tf/zHF29MehMAAL1DyAYglRas3HzKA3NX/UtpSXGcdeJUERuA3SoqysQbTzgk&#10;qipKY86CxgvmvNTwtqQ3AQDQ84RsAFKnK5stuv2+l74REXHSUROiproi6UkApFhleWmceuykiIj4&#10;+YMLr2/v6PTCAQBQYIRsAFJn/tKNZ65a33zE0NqqOPzgkUnPASAPHHzQsDhoRG1s2rZj7FMvNbw9&#10;6T0AAPQsIRuA1PnT06sujoiYccjoyGQySc8BIE8cdchBERHx4NxVH054CgAAPUzIBiBVtrW01T23&#10;dMPZ5aUlMWVcXdJzAMgj4+oHx8Dq8li2btuxazc0T0t6DwAAPUfIBiBVXly+6fRsNorGjxocpT7g&#10;EYBXoagoE5MOGhYREfOXb3xjwnMAAOhBQjYAqbJ83bZjIiLq62qSngJAHsq9fuReTwAAKAxCNgCp&#10;srKxaUZExPDBA5KeAkAeqnv59WNlQ9NRCU8BAKAHCdkApMqmba1jIiJqB1YmPQWAPFRTXR6ZTMTm&#10;ph0HJb0FAICeI2QDkCodnV0VERElxV6iAHj1MplMlBQXR3vHztcTAAAKg0oAAAAAAECqCdkAAAAA&#10;AKSakA0AAAAAQKoJ2QAAAAAApJqQDQAAAABAqgnZAAAAAACkmpANAAAAAECqCdkAAAAAAKSakA0A&#10;AAAAQKoJ2QAAAAAApJqQDQAAAABAqgnZAAAAAACkmpANAAAAAECqCdkAAAAAAKSakA0AAAAAQKoJ&#10;2QAAAAAApJqQDQAAAABAqgnZAAAAAACkmpANAAAAAECqCdkAAAAAAKSakA0AAAAAQKoJ2QAAAAAA&#10;pJqQDQAAAABAqgnZAAAAAACkmpANAAAAAECqCdkAAAAAAKSakA0AAAAAQKoJ2QAAAAAApJqQDQAA&#10;AABAqgnZAAAAAACkmpANAAAAAECqCdlQoDo7O4sffvjhE5PeAQCQj1paWqqefPLJo5PeAQDATkI2&#10;FJjOzs7iH/3oR+88/PDDn33uuecOS3oPAEA+aWlpqfrqV7/6kYkTJy7u6ury/RIAQEr4wgwKRGdn&#10;Z/GPf/zjdxx++OHPvutd7/phS0tL1Xve855bkt4FAJAPWlpaqr72ta9dNnHixMUf/ehHrz/mmGNm&#10;H3vssU8kvQsAgJ1Kkh4AHJjOzs7i22677YKrr776s/Pnz5+We/xTn/rUNWVlZW1JbgMASLuWlpaq&#10;m2666UNf/vKXP75u3boRucc/97nPfT7JXQAA/C0hG/LUngJ2RMTYsWOXu8YGANizPQXsiIg3velN&#10;v3WNDQCQLkI25Jm9Bewc19gAALu3t4Cd4xobACB9hGzIE/sSsCNcYwMA7M6+BOwI19gAAGklZEPK&#10;dXZ2Ft9+++1v+/znP/+5vQXsHNfYAAB/1dLSUnXzzTd/8Etf+tKVewvYOa6xAQDSSciGFHvyySdf&#10;M3369Hn7ErAjIqqqqlr+8Ic/nH7vvfe+vre3QW+Zt3j90BPPuzTpGQDkvWzccMMNl+5rwI6IqK+v&#10;X3399dd/tLeXAQdm3rx505PeAEDfy2Sz2aQ3ALsoKSnp6OzsLK6urt7W3Nw8MOk90Nfee/Ud8ZF/&#10;PitKS4qTngJAHrrxtj9HR3t7x3c+fU779u3bK5PeA/S89773vd/9zGc+82/jx49fmvQWAPqGi2xI&#10;sauvvvqzXV1dJV/5yleuaGxsrHul55eUlHTccsst/zRixIiGvtgHveGWO5/7QVlF1fCkdwCQ34pL&#10;SjoXL1488dprr738xhtvvHhfgvbw4cMbbrnlln8qLS3t6IuNwP6bPHnygnHjxi1LegcAfUfIhhQr&#10;Ly9v+/CHP3zDxRdffOONN9548SsF7Y6OjpI//elPJ3/rW9+6qC93Qk96YGnVjk3bdiQ9A4ACMHLk&#10;yLXXX3/9Ry+//PJr9yVoNzQ0DF+xYsXYD37wgzf35U4AAF5ZUdIDgFdWXV3d/LGPfey6JUuWTLj2&#10;2msvr6ura9zTc7/73e++d9myZeP6ch8AQJrlgvbixYsnfuQjH/lqZWXl9j0995prrvlUW1tbWV/u&#10;AwDglQnZkEe6B+2vfOUrV+wuaLe3t5d+8Ytf/EQS+wAA0qx70L7sssu+VlFR0brrc5YvXz72lltu&#10;eU8C8wAA2AshG/JQdXV18+WXX37tnoK2q2wAgD0bOXLk2q9+9asfWbJkyYTdBW1X2QAA6SNkQx7b&#10;NWgPGzZsfYSrbACAfbGnoO0qGwAgfYRsKAC5oL106dLxuaDtKhsAYN/sLmi7ygYASBchGwpI96B9&#10;zTXXfOrb3/72+5PeBACQL7oH7fPPP/9nP/nJT96e9CYAAHYqSXoA0PNyQdsVEQDAq5cL2r6WAgBI&#10;DxfZUMDKysrakt4AAJCvfC0FAJAeQjYAAAAAAKkmZAMAAAAAkGpCNgAAAAAAqSZkAwAAAACQakI2&#10;AAAAAACpJmQDAAAAAJBqQjYAAAAAAKkmZAMAAAAAkGpCNgAAAAAAqSZkAwAAAACQakI2AAAAAACp&#10;JmQDAAAAAJBqQjYAAAAAAKkmZAMAAAAAkGpCNgAAAAAAqSZkAwAAAACQakI2AAAAAACpJmQDAAAA&#10;AJBqQjYAAAAAAKkmZAMAAAAAkGpCNgAAAAAAqSZkAwAAAACQakI2AAAAAACpJmQDAAAAAJBqQjYA&#10;AAAAAKkmZAMAAAAAkGpCNgAAAAAAqSZkAwAAAACQakI2AAAAAACpJmQDAAAAAJBqQjYAqZTNJr0A&#10;gHyV9SICAFBwhGwAUqWqvGRTRERrW3vSUwDIQx0dndHR2RVVFTtfTwAAKAxCNgCpMnxw1UsRERs2&#10;tyQ9BYA8tGHLztePukGVCxKeAgBADxKyAUiVMcMHPhUR0bBpW9JTAMhDDZuaIiJi7PCBTyY8BQCA&#10;HiRkA5AqE+prHomIWLF2c9JTAMhDudePCaNqH0l4CgAAPUjIBiBVJo6qfbi6onTD6satsXnb9qTn&#10;AJBHtu9ojyWrNkRJcdGOaeOG3J30HgAAeo6QDUCqFBcXtZ9weP13IiLmLVyT9BwA8sjzi9dFZ1c2&#10;jj5k+I8ry0u2JL0HAICeI2QDkDonTR91UyYTXc8uXBstrW1JzwEgD7S1d8acF1ZGRMTJR47+r4Tn&#10;AADQw4RsAFJn2KDKxTMPq/+f9o7OeODJRUnPASAP/PnpJdHS2h6HTxj6m3Eja55Ieg8AAD1LyAYg&#10;lc49aeKVA6vK1i1Yvj5eWtaY9BwAUmzF2s3xzII1UV5a3HTBqZP/b9J7AADoeUI2AKk0oLJs/TtO&#10;m3JRRMQ9j70Ua9ZvTXoSACm0YUtz3PXw/IiIeOvJkz46tLZyabKLAADoDUI2AKl15KS6X7zx2LFf&#10;7Ojsil/e/2ysFbMB6GbDlua449550drWESccXv+d106v/++kNwEA0DuEbABS7ZwTJ35q1lEHfb2t&#10;vTN+fu+8eHFZQ9KTAEiBpas3xu33PBMtre1xzNQRP3znaYd8KJPJZJPeBQBA7yhJegAA7E0mk8me&#10;f8qky8pLi5vvfnzZJ+/+84uxaMWGOOXog6O6sizpeQD0sda29nhozpJ4fvG6iIg4cfqom9/++imX&#10;FBVlOhOeBgBALxKyAUi9TCaTPefEiZ8aN7LmsR/d8+LNC1esH7FszcY47OD6OGJyfQwaWJn0RAB6&#10;2bbm1nh20dp4ZsGa2NHWEZXlJZsvmDX5X4+dNuJWl9gAAIVPyAYgbxxx8LBfHTyq9uFfPrzoi488&#10;u+Z9c19cVTT3xVVRP6wmxowYFMOHDIghtVVRWV6a9FQADlBrW0ds2toSDRubYuW6zbGqcUtkX87V&#10;Rx8y/MfnnTzpo4MGlK9OdiUAAH1FyAYgr1RXlm541+lTP3jGseO+8NC81R965Nk171uzfmvdGh8E&#10;CVDQKstLNh8/beT/nnTkqBtHDql+Iek9AAD0LSEbgLw0tLZy6bknHfyJN792wmeWrtk6c8marTNX&#10;NGw7unHT9sktOzoGJb0PgANTUVa8bdigykVjhw98ctzImscOHl37UElxUVvSuwAASIaQDUBeKy4q&#10;6jh49KCHDh496KGktwAAAAC9oyjpAQAAAAAAsDdCNgAAAAAAqSZkAwAAAACQakI2AAAAAACpJmQD&#10;AAAAAJBqQjYAAAAAAKkmZAMAAAAAkGpCNgAAAAAAqSZkAwAAAACQakI2AAAAAACpJmQDAAAAAJBq&#10;QjYAAAAAAKkmZAMAAAAAkGpCNgAAAAAAqSZkAwAAAACQakI2AAAAAACpJmQDAAAAAJBqQjYAAAAA&#10;AKkmZAMAAAAAkGpCNgAAAAAAqSZkAwAAAACQakI2AAAAAACpJmQDAAAAAJBqQjYAAAAAAKkmZAMA&#10;AAAAkGpCNgAAAAAAqSZkAwAAAACQakI2AAAAAACpJmQDAAAAAJBqQjYAAAAAAKkmZAMAAAAAkGpC&#10;NgAAAAAAqSZkAwAAAACQakI2AAAAAACpJmQDAAAAAJBqQjYAAAAAAKkmZAMAAAAAkGpCNgAAAAAA&#10;qSZkAwAAAACQakI2AAAAAACpJmQDAAAAAJBqQjYAAAAAAKkmZAMAAAAAkGpCNgAAAAAAqSZkAwAA&#10;AACQakI2AAAAAACpJmQDAAAAAJBqQjYAAAAAAKkmZAMAAAAAkGpCNgAAAAAAqSZkAwAAAACQakI2&#10;AAAAAACpJmQDAAAAAJBqQjYAAAAAAKlWkvQAAKD/2t7WPHjNluVHr29aO7W9s60q6T1A/1GUKeqs&#10;qRy8cmTNmDlDqocvyGQy2aQ3AQCwZ0I2ANCnurJdxS+snXPe7KUPXrxsw4uzspH1E2JAomorhyyf&#10;MebE7x497uRvDSivWZf0HgAA/p6QDQD0mTVblh/166f/97trt66YERFRVlwRQwfUR23VsCgtLkt6&#10;HtCPdGW7onnHltjYtDa2bN849oGXfn3Vnxf9/vJTDzn308dPOPUbmUxRV9IbAQD4KyEbAOgTTy1/&#10;6P13zvvBjV3ZrpLaymExtf7YGD1oYhQVFSc9DejntmzfEAvWzYll6+dX//75n35tYeOzZ11w9Ife&#10;Vl5SsS3pbQAA7ORHeQGAXvfE0vsv+c0z3//vbDZbctjoE+K0Q98RY4ZMFrGBVKitHBrHjD89Zk19&#10;W1SX18bixuff+MPHvnFXW0frgKS3AQCwk5ANAPSqxY3zT7/r2R//ZyYycfzBZ8W0+mOjKONLECB9&#10;hg6oj9dPvSBqKofGik2LTvz1M9//dtKbAADYyXeRAECv2dHROvBXT3/vuxHZzFHjTo2DBk9KehLA&#10;XpWXVsXrJv9DlJdUxXOrZ7/9+dVPXpD0JgAAhGwAoBc9tviPl25t3TRmZO24mDDssKTnAOyTyrLq&#10;eM24UyMi4g/zf3ZtV1enzxYCAEiYkA0A9IrOrs7S2cseuDgiYvpBJ0Umk0l6EsA+GzVoYgytro8t&#10;2zeMe2ndM+ckvQcAoL8TsgGAXrF0w4unNu3YUj9swKiorRya9ByAVyWTycTE4dMjImLeqsf/MeE5&#10;AAD9npANAPSKFRsXnhQRUT9oQtJTAPZLfe34iIhYsWnhickuAQBAyAYAesW6baumR0QMrhqe9BSA&#10;/VJWUhHVZTXRtGPryOYd2+qS3gMA0J8J2QBAr9je1jw0IqK8tCrpKQD7raK0OiIitrc3e48kAIAE&#10;CdkAQK/KhA95BPKXD6oFAEgHIRsAAAAAgFQTsgEAAAAASDUhGwAAAACAVBOyAQAAAABINSEbAAAA&#10;AIBUE7IBAAAAAEg1IRsAAAAAgFQTsgEAAAAASDUhGxLwvve9778vuuiib3Z2dmb25/ffe++9s448&#10;8si5+/v7AQAAACCfCNmQgMsuu+xrN91008Xl5eXtryZo33vvvbNGjBix7rTTTruvqqpqe3Fxcba3&#10;twIAAABA0oRsSMDhhx/+/IQJExZ3dnYW70vQ7h6wGxoahkdE/Pa3vz2rb1cDAAAAQDKEbEjIr371&#10;q3Nyf71r0M5mdx5av/jii5N3DdgRETNnznx0yJAhmxOYDQAAAAB9TsiGhOSusrs/lgvaXV1dxRER&#10;//Ef/3Fp94Cd4xobAAAAgP5EyIYEdb/K3leusQEAAADob4RsSNDurrJfiWtsAAAAAPobIRsS9mqu&#10;so8//vjHXGMDAAAA0N8I2ZCwV3OVfeedd57Z23sAAAAAIG2EbEiBfbnKdo0N9KUnnnji2Guvvfby&#10;pqamAUlvAQAAACEbUmBfrrJdYwN96Zhjjpl92223XTBhwoQlgjYAAABJE7IhJfZ2le0aG+hrmUwm&#10;e9VVV121fv36YVdcccVXckG7ubm5OultAAAA9D9CNqTE3q6yXWMDSTjrrLPuOvbYY5+IiMgF7fHj&#10;xy8VtAEAAOhrQjakyO6usl1jA0nJZDLZz33uc5/v/pigDQAAQBKEbEiR3V1lu8YGknT22Wffecwx&#10;x8ze9fHubzly3XXXfUzQBgAAoDcJ2ZAy3a+yXWMDScu9V/aefr2xsbHu8ssvv1bQBgAAoDdlstls&#10;0huAXUw8eOLiJYuXTNiwYcNgIRvSo6WlpWrHjh3lSe/oa9lsNk4//fQ/zpkz56hXem5dXV3jFVdc&#10;8ZWLL774xtuevvGu5RsXvO6Nh10YNZVD+mIqQI+7/4XbY2XD0njvCR8/fuiAEQuS3gPsVFlZub2i&#10;oqI16R0A9B0hG1KmvbOt8hu/uPr3t3/vVzN/+r07Th4z+OBHkt4ERGzdurXmiiuu+MpNN930oaS3&#10;5IO6urrGf/3PdzZ1VbVOELKBfHb/C7fHv7//P2PNovVJTwG6+exnP/v5K6644trq6urmpLcA0DdK&#10;kh4A/FV7Z1vlT2bf+Ivm8saTzvrgCfGDx75x9z8e/69niNmQvOuuu+5jN91004fq6uoaa2trtyS9&#10;p69t2bKlprGxcfi+Pv+www57buDAgUO2dDqUAvJf7bDqqIiBy4ozxe1JbwEiNmzYMPTqq6/+XH19&#10;/dqLLrroW0nvAaBvCNmQErmIvbjx+TcOKK+N4TVjYnHjswPFbEiXq6666qpLLrnkm0nv6EttbW1l&#10;kydP3qcfp581a9b9V1111VWnnHLKA7f8+boHt2xs7O15AL3unZ8+Iy6Z9fkzhw0Y+ULSW4CIT3/6&#10;0/9+zTXXfCrpHQD0LR/2CCmwa8Q++ZC3xlFjT43JI46Kto7WgT947Bt3r9i06ISkdwL90y233PKe&#10;5cuXj93bc2bNmnX//fffP+u+++479ZRTTnmgr7YBAADQPwjZkLDdReyqsoGRyWTiiINOErOBRLW1&#10;tZXt7eJp1qxZ9993332nCtgAAAD0JiEbErSniJ0jZgNJ29M1dveAPWvWrPsTmAYAAEA/ImRDQjo6&#10;2yv2FrFzdhezV25aPDOByUA/09bWVvaFL3zhk90fO+WUUx4QsAEAAOhrQjYkYF8jds6uMfvWx77+&#10;ezEb6G3f+973/mnZsmXjIv4asO+///5ZAim1ku0AACAASURBVDYAAAB9TciGPpaL2IsanztjXyJ2&#10;zl9j9gwxG+h1uffGFrABAABIAyEb+lD3iF39KiJ2zs6Y/ToxG+h1zz///KG33HLLewRsAAAA0kDI&#10;hj6ya8Q+5VVG7BwxG+gLM2bMmCtgAwAAkBZCNvSBnorYOWI2AAAAAP2JkA29rKcjdo6YDQAAAEB/&#10;IWRDL+qtiJ2za8z+wWNfv1vMBgAAAKDQCNnQS3o7Yuf8JWYPnxE7OlprxGwAAAAACo2QDb2gryJ2&#10;TiaTiSPGiNkAAAAAFCYhG3pYX0fsHDEbAAAAgEIlZEMPSipi54jZAAAAABQiIRt6SNIRO0fMBgAA&#10;AKDQCNnQA16O2HckHbFzdh+zlxyf2CAAAAAAOABCNhygbhH7zDRE7Jy/j9k3/F7MBgAAACAfCdlw&#10;ANIasXNyMXuSmA0AAABAHhOyYT+lPWLnZDKZOFLMBgAAACCPCdmwH/IlYueI2QAAAADkMyEbXqV8&#10;i9g5YjYAAAAA+UrIhlchXyN2zu5i9qpNS45LehcAAAAA7I2QDfuoo7O94qezv/XzfI3YObvG7Fsf&#10;u+EPYjYAAAAAaSZkwz7IReyFjc+elc8RO+evMftIMRsAAACA1BOy4RUUWsTO2RmzTxazgV6TyWS6&#10;IiKy2a6kpwDst66X/wzLRMYfZgAACRKyYS8KNWLniNlAbxpQXrsmIqK5bWvSUwD2W8vLf4YNKK9Z&#10;m/AUAIB+TciGPfi7iD2lsCJ2jpgN9JaRNQfNjYjY1Lwu6SkA+6WlbVu0trfE4Kphi8tLK/1fOQCA&#10;BAnZsBu7jdjlhRexc8RsoDeMH3rIfRERKzctimw2m/QcgFdt1aaFERExfujUexOeAgDQ7wnZsIv+&#10;FrFzxGygp40aNP6JuoGjntvWujEatq1Ieg7Aq9KV7YpFDc9ERMSMMa/9n4TnAAD0e0I2dNPR2V7x&#10;0ye/9bP+FrFz/j5mf/33YjawvzKZTHbmhNO+FhHx9Io/RWdXR9KTAPbZwnVzo2nHlhg9aPzjBw2e&#10;+EjSewAA+jshG172l4jd8OzZ/TFi5/xtzN5eK2YDB+LIg0743uhB4x/fun1DzFv5sLcYAfLCxuZ1&#10;8dyqRyITma4zD3vH/81kMv7wAgBImJANIWLvSswGekpRUXHHuTP++Z/KSiq2LWx4Op5b9YiYDaTa&#10;puaGeOilX0ZntjNOnvLmq0cPnvB40psAABCy4W8jdllNv4/YOWI20FOGDRj5wjuO/fA5pcVlLS+s&#10;nR2PLPpttLY3Jz0L4G9ks9lY2PBM3P/i7dHW2RqvGfu6m0+efPa/Jb0LAICdhGz6tb+L2IecL2J3&#10;I2YDPWX80CkPXDjz0tMHlg9avXrz4vjdvO/HMyv+FFu3b0x6GtDPtXfuiCXrn4t7nv9RzF1+f3R2&#10;dWZPmnTWF940/V0XZzJFXUnvAwBgp5KkB0BSOjrby0XsV5aL2RERCxuerr31sa///sKZl75h9KDx&#10;TyQ8DcgzYwYf/MhFp3z28Hvm/+zauSv+/M8vrZtT9NK6OVFRWhW1lcOipLgs6YlAP5LNdkXTji2x&#10;bfvGyMbOtzwaPnDUs2dP/8eLxw6Z9FDC8wAA2IWQTb/0csT+uYi9b3IxOxvZWNTwTO2tj97wBzEb&#10;2B+VZdWbzjny/7z/pMlnX/PUsgc/9MLauedtaF43pbV9edLTgH6qoqRq84RhU/941NgTv3Nw3aF3&#10;u8IGAEgnIZt+R8TeP5lMJmaMOSUiQswGDtjgqmFLTpv21itPm/bWK1vbWwZtaFo3pb2zrTrpXUD/&#10;kclkOmsqBq8cVDVsSSaT8Sm0kCJNTU0Dqqurmw/kv83Ozs7iHTt2lFdVVbX05DYAkiNk06+I2AdG&#10;zAZ6Q0Vp1ebRgyc8nvQOACAdmpubq88555xfX3HFFV8588wzf/dqgnZnZ2fxbbfddsG3v/3t9//6&#10;178+pzd3AtC3fNgj/YaI3TNyMfvg4Ufs/ADIR2/4w6rNS49NehcAAFAYRowYse7oo49+8uyzz75z&#10;5syZj951111nZbPZzN5+T2dnZ/FPfvKTt0+fPn3eO9/5zh+95S1v+VVlZeX2vtoMQO8TsukXROye&#10;JWYDAAC96fLLL7+2srJy++OPP37c3oJ294D9jne848fz58+fVl9fv+YDH/jAfye1HYDeIWRT8HaN&#10;2Ccf8lYRuweI2QAAQG8ZMWLEuksuueSbub/vHrQXLlx4cETE7Nmzj+4esHPPvfLKK7/kGhug8AjZ&#10;FLSOzvby25686WfdI3Z1eU3SswrG7mL26s1Lj0l6FwAAkP9yV9ndH3v88ceP+8lPfvKOiIjvfOc7&#10;7+8esCMiRo4cudY1NkBhErIpWLmIvaBh3ptE7N7zl5hdtzNmf//RG+4RswEAgAO161X2vnCNDVC4&#10;hGwKkojdtzKZTMwYK2YDAAA9a3dX2XsycuTItR/84Adv7u1NACRDyKbgiNjJELMBAICe9mqusl1j&#10;AxQ2IZuCImInS8wGAAB62r5cZbvGBih8QjYFo3vErhKxEyNmAwAAPWnEiBHrLr744hv39hzX2ACF&#10;T8imIOwasU8RsRO1a8y+9dGv/0HMBgAA9tferrJdYwP0D0I2eW9nxL75dhE7Xf4as6dHa0fLIDEb&#10;AADYXyNHjly7p6ts19gA/YOQTV77a8R+5s0idvrsjNmzxGwAAOCA7e4q2zU2QP8hZJO3ROz8IGYD&#10;AAA9YXdX2R//+Me/7BoboH8QsslLInZ+EbMBAICe0P0qe+TIkWs/9KEP3ZT0JgD6hpBN3hGx85OY&#10;DQAAHKjuV9musQH6l5KkB8CrIWLnt1zMjohY1Dhv0K2Pfv0PF878f28YNWj87GSXAQD0rLaO1gFr&#10;t66csb5p7dTtbU1DsxGZpDdBoXjDhTO3L9x26sYZZxw84KGFv7sy6T1QKDKR6aouH9g4bED98yNq&#10;Rj9TWlzmfxSRKkI2eUPELgy5mJ2NiMV/idmXnj5q0Lgnk94GAHAgtm7fNHruij+/94W1c966duvK&#10;IyOy4jX0kqPfMjkeXPSbf0t6BxSqTKaoc3Tt+Cem1b/m9iPHnHBLVdmADUlvAiGbvNDR2V5++1M3&#10;3yZiF4ZMJhNHvXyZvTNm33CPmA0A5KvGbWumPfDSr6+av3bO+dlsV3FERFlJRQyqGh6DKodGeWlV&#10;ZBxkA5ByXdmuaG1viS3bG2NTS2Pxys2LZ67cvHjmvS/+4pojRh9/68lT3nx1beWQ5UnvpP8Sskm9&#10;XMR+ad0z54jYhUPMBgDyXWdXR9mfFtz5qYcW3vXJrmxXSUlRaYwbdliMH3ZYDKqqi0xGvAYgP2Wz&#10;XbG+aU0sXf98rNj4UvmcFQ+/79nVT7zz9VPP+8Rx42f9ZyZT1JX0RvofIZtUE7ELm5gNAOSrzS0b&#10;xv109o13rN264qiiTHFMqz8upow8KkqLy5OeBgAHLJMpirqBo6Nu4Og44qATY/6aJ2Jhw9NVdz/3&#10;k6+/tO7pt5z/mg+83duN0NeKkh4AeyJi9w+5mD2xbnq0drQMuvXRG+5ZvXnZ0UnvAgDYk/VNaw/5&#10;7sNffmTt1hVHDaqqi9MOfUccNnqmiA1AQSovrYoZY0+JU6deEAPKB8WS9S+c9j8Pf+Xhba1b6pPe&#10;Rv8iZJNKfxuxB4rYBU7MBgDyxYbmdZP/95Gv3te0Y0v9QYMnx6lTL4jayqFJzwKAXjd0QH2cNu3t&#10;UTfwoNjQvO6Q/33k+vuadmwdkfQu+g8hm9Tp7Ooo+9uIfb6I3Q/sLmav2bL8NUnvAgDI2dG+vebH&#10;j//Xb5p2bKkfM2RKHDfxjCgu8m6NAPQfpSXlceKkc/4Ss2+b/a2fd3Z1lia9i/5ByCZVOrs6ym57&#10;8qbbRez+adeY/f1HvyZmAwCp8Yf5t1+3oXndlLqBo+PY8W+IooxvpwDof0qKS+O1k94cNZVDY8Wm&#10;Ra99eOHvrkx6E/2Dr7xIDRGbiF1idnvLYDEbAEiDJevnn/bU8oc+UFpcFsdNOCOKioqTngQAifnL&#10;62GmKB5c8NvPNGxddXjSmyh8QjapIGLTnZgNAKRJNpvN/OH5n10XEXHEmNdFZdmApCcBQOIGVQ2L&#10;qfXHRle2s/SPL9zxpaT3UPiEbBInYrM7YjYAkBZLN7x46tqtK2bUVAyJ8UMPTXoOAKTGlBGvifKS&#10;yljQMO9N65vWHpL0HgqbkE2iRGz2RswGANJg9tIHLomIOHj4EZHJZJKeAwCpUVJcGhOGHRYREU8u&#10;e/CihOdQ4IRsEiNisy/EbAAgSW0drQNeanjmnOKikhg7dGrScwAgdSbU7Xx77OdWz357NtulNdJr&#10;/MtFInZG7JtvE7HZF2I2AJCUFZsWv7azq6OsbuBBUVpclvQcAEid6vKaqK0cFk07ttSvb1rn7UXo&#10;NUI2fe6vEfvpt4jY7CsxGwBIwpoty46OiBhSPTLpKQCQWkOqR0RExJoty49OeAoFTMimT4nYHAgx&#10;GwDoaw1bV02PiBhcVZf0FABIrUEvv042bFt5RMJTKGBCNn1GxKYniNkAQF/atmNLfUREZdnApKcA&#10;QGpVvfw6ua115+sm9AYhmz4hYtOTxGwAoK9ks10lERFFGd86AcCeFGWKIyKi6+XXTegN/uWi14nY&#10;9IZczI6IWNw4b/D3Hr7+ngltx31qSPXwhckuo1AtXrx4QtIbAAAAoL8Ssul1v533g2+9tO7ptxRl&#10;iuPkKeeJ2PSYXMxubW+OpWtfHPyOCy78ZtKbKGyHHnroc+PHj1+a9A4AAADob4Rset3xE0674aV1&#10;z5zT0tY07IW1s+PocadFJpNJehYFonHbqli3dXlkijJx2ptOfnZ4zeh5SW+icL3rXe/64dlnn31n&#10;0jsAAACgvxGy6XUjag565t0zLzvt+49+7Y9L1z8/LCLEbHpEw9aV8fDCX0VnV0ecdti5V1/963Ou&#10;ymQy2aR3AQAAANCzfGIJfSIXs6vKBqxfuv75eHLZHyOb1RvZf90j9smT33T1KVNEbAAAAIBCJWTT&#10;Z8RseoqIDQAAANC/CNn0KTGbAyViAwAAAPQ/QjZ9TsxmfzVuE7EBAAAA+iMhm0TkYnZlafUGMZt9&#10;0bhtZTy04C8R+99EbAAAAID+Q8gmMSNqDnrm/5zwkdeL2byS3UTsz4nYAAAAAP2HkE2ixGxeiYgN&#10;AAAAgJBN4sRs9kTEBgAAACBCyCYlxGx2JWIDAAAAkCNkkxpiNjkiNgAAAADdCdmkyoiag5559wmX&#10;nSZm91/dI/brJp/97yI2AAAAAEI2qTOyZszT3WP2U8vuFbP7iV0j9qwpb/msiA0AAACAkE0qdY/Z&#10;S9Y/J2b3AyI2AAAAAHsiZJNaYnb/IWIDAAAAsDdCNqkmZhc+ERsAAACAVyJkk3piduESsQEAAADY&#10;F0I2eUHMLjwiNgAAAAD7Ssgmb3SL2RvF7Pz2NxF70tnXiNgAAAAA7I2QTV55OWa/XszOX38XsQ95&#10;y2dEbAAAAAD2Rsgm74jZ+UvEBgAAAGB/CNnkJTE7/4jYAAAAAOwvIZu8JWbnDxEbAAAAgAMhZJPX&#10;xOz0a9y2SsQGAAAA4IAI2eS9kTVjnn73zMtOE7PTZ2fE/mV0dnXESZPO+oKIDQAAAMD+ELIpCCNr&#10;x8wVs9Nl14h96iHnflrEBgAAAGB/CNkUDDE7PURsAAAAAHqSkE1B+fuYfZ+Y3cdEbAAAAAC6mzt3&#10;7oxHHnnkhAP5ZwjZFJy/jdnPitl9SMQGAAAAYFdTp0594YILLrjtzDPP/N3+Bm0hm4IkZvc9ERsA&#10;AACA3amoqGj9xCc+8cW77777jNe+9rV/3p+gLWRTsMTsvtO4bVU8vOBXIjYAAAAAu/W+973vO6NH&#10;j14VEZEL2medddZdjz766Mx9+f1CNgVNzO59uYjd0dUeJ00684siNgAAAAC7qqioaL3yyiu/1P2x&#10;3/3ud2eecMIJj+xL0BayKXgja8fMvXDmpaeL2T3v7yP2P3xKxAYAAABgd97//vd/e9SoUat3fXxf&#10;graQTb9QXzt2TveYPWe5mH2gRGwAAAAAXo3ce2Xv6df3FrSFbPqN7jF7caOYfSBEbAAAAAD2x56u&#10;srvbXdDOCHn0N2u2LD/q1kdvuGd7e/OQiXWHx1FjT41MJpP0rLwhYgMA/cktf772T8s3LjzpjYdd&#10;GDWVQ5KeAwCptG7L8vje7f8Vf/zunK01FYNWJr2H9Nu4ceOQtWvXjtzX55955pm/K+nNQZBGucvs&#10;Wx+94Z7Fjc8OiQgxex+J2AAAAMDutG1vj5WLV9dErD406S0Unscff/w4IZt+KRezv//o1/64uPHZ&#10;wRFi9ivpHrFPPPjML4nYAAAAQM6ko8fEd/5w/R1vPuLCi5LeQrpls9k488wz7547d+6MV3rukCFD&#10;Nn7sYx+77l/+5V/+U8im36qvHTvn3TMvO03MfmW7RuzXT/2HT4rYAAAAQE5JaXHUDqnZMXz48Iak&#10;t5Buv/3tb9/0ShG7e8AeOHDgtggf9kg/l4vZFaVVm3wA5O6J2AAAAAD0hGw2m7nqqquu2tOvDxky&#10;ZOMXvvCFTy5dunT8Jz7xiS/mInaEkA27idn3i9kvE7EBAAAA6Cl33nnn2bNnzz5m18f3FrBzhGyI&#10;XWP2PDE7RGwAAAAAes7urrH3JWDnCNnwMjH7r9ZvWy1iAwAAANBjul9jv5qAnSNkQzdi9s6I/dCC&#10;X4rYAAAAAPSI3DX2/gTsHCEbdvFyzD69P8bsv43YZ3xZxAYAAADgQD322GPHn3feeXfsT8DOKemN&#10;YZDv6mvHPvXumZed/v1Hv3bP4sZ5gyMijho7KzKZTNLTes3fR+zzPiFiAwAAAHCgZs6c+ejMmTMf&#10;PZB/hots2INczO4Pl9kiNgAAAABpJmTDXvSHmC1iAwAAAJB2Qja8gkKO2SI2AAAAAPlAyIZ9UIgx&#10;W8QGAAAAIF8I2bCPCilmd4/Yrz34jK+I2AAAAACkmZANr0IhxOxdI/ZpU8+7UsQGAAAAIM2EbHiV&#10;8jlmi9gAAAAA5CMhG/ZDPsZsERsAAACAfCVkw37Kp5gtYgMAAACQz4RsOAD5ELPXN4nYAAAAAOQ3&#10;IRsOUJpj9vqm1fHQSyI2AAAAAPlNyIYeUF879qkLj7/0DRUlVZvTErP/NmK/8VoRGwAAAIB8JWRD&#10;Dxk1aNyTF8689PQ0xOy/j9hv/biIDQAAAEC+ErKhB6UhZovYAAAAABQaIRt62K4xe24fxmwRGwAA&#10;AIBCJGRDL+gesxf1Ucxe37RGxAYAAACgIAnZ0Ev6MmbvjNi/ELEBAAAAKEhCNvSivojZ3SP2CRPf&#10;cJ2IDQAAAEChEbKhl+2M2f/vDb0Rs3eN2KdPO/8KERsAAACAQiNkQx8YNWj87J6O2SI2AAAAAP2F&#10;kA19pCdjtogNAAAAQH8iZEMf+vuY/cCrjtkiNgAAAAD9jZANfexvY/Yzrypm74zYvxSxAQAAAOhX&#10;hGxIwP7E7L9G7DYRGwAAAIB+RciGhORidnlJ5ZZXitm7ROzrRWwAAAAA+hMhGxI0atD42e+eeenp&#10;e4vZu4nYl4vYAAAAAPQnQjYkbG8xW8QGAAAAACEbUmF3MVvEBgAAAICdhGxIiV1j9gMv3C5iAwAA&#10;AEAI2ZAquZj99D2Ltt/z/cdjWu1x3xSxAQAAAOjvhGxImVGDxs9e/cS2+Q/+dE4cOmTmf4nYAAAA&#10;APR3QjakUFlJRVNERCaTSXoKAAAAACROyAYAANiDTGS6IiKy4YfkAGBPstEVERGZzM7XTegNQjYA&#10;AMAeVJUNbIyIaG1rTnoKAKTW9vadr5PVZQMaE55CAROyAQAA9qBuYP3zERGbt69PegoApNaWlp2v&#10;k3UDRz2X8BQKmJANAACwB/W1Y5+MiNjUvC7pKQCQWpuaGyIior523JMJT6GACdkAAAB7MGbIpIcj&#10;MtmGrSuiq6sz6TkAkDo7OrbHxua1UV5SuWX4wNHzkt5D4RKyAQAA9qCqbMD68UMPua+tszVWbV6U&#10;9BwASJ1l6+dHNrIxdeSMXxQXFbcnvYfCJWQDAADsxTHjT74xImJRwzNJTwGAVOnKdsWixp1H2EeP&#10;O/lbCc+hwAnZAAAAe3HIiBm/rKkYvGJ90+pYu2VZ0nMAIDWWrn8+mndsiVGDxj8xetCEx5LeQ2ET&#10;sgEAAPaiuKi4/dSp5346IuKpZfdGe2db0pMAIHHb25pi3sqHIyLi9Klv/Xgmk8kmPIkCJ2QDAAC8&#10;giNGz/z+wXWH3d3Sti3mLn8gslnfqwPQf2WzXfHE0nuivXNHHDXmpG+PH3bIfUlvovAJ2QAAAK8g&#10;k8lk33zEhR+oLK3esGzD/Ji/5vGkJwFAIrLZbDy17L5o2Lo8BlcNW/yGQ9/2saQ30T8I2QAAAPug&#10;tnLIiv/vmIveWlJU2vr86sfi+dWPucwGoF/JZrviqWX3xZL1z0VlafXGtx9zybkVpZVbkt5F/yBk&#10;AwAA7KNxQ6c8+I5jP3xOLmY/vuTuaOtoTXoWAPS67W1N8acFv4ol65+NytLqjRfOvPT04TWjn016&#10;F/2HkA0AAPAqTKybds+FMy99Q1XZgMYVG1+K3z/3g1i5cYHrbAAKUjbbFYsbn43fP3drNGxdHoMq&#10;hy35pxM+ekp97dg5SW+jfylJegAAAEC+GTtk0kMXnfK56XfO++GNL6ydc96ji++K2sqhMbHuiBg7&#10;dEqUFpcnPREADsiO9u2xdMP8WNw4L5p37Hz3kKPGnPTtNx76to+Wl1ZuTXge/ZCQDUDB2N7WPGRj&#10;c8Ok1vaWwUlvAeDAlJdWbhlcNWxxdXlNQ9Jb9mRAec26C47+0PkvrJ1z3n0v/urf1zetmTZn+X3x&#10;9IoHY+iAkTG4anjUVA6LitLKiMgkPRcA9iqbzUZre3Ns2b4+NjWvi43N6yIbO3/aaPSg8Y+fNvWt&#10;V44fdsh9Cc+kHxOyAchbHZ3t5S+ue/ofXlw799yVm5fM3NyyfkLSmwDoWTUVg1eOHjThsSkjjvj1&#10;tPrX3F5WUt6c9KbuMplMdlr9a34+deRRdyzd8MLrZy978KKFDc+e3bhtVVXjtlVJz4OC1LB8U2xY&#10;tTlGThgag0fWJD0HClZ5SeWWqSNn/OLocafcOHrQ+MczmYz30CJRQjYAeaelrWnYo4vvueyp5Q99&#10;oKVtW13u8YrS6qipHBrlJRXh8g0gn2WjrWNHbGvdGFtbNx20de2mg+avfer83z33k6/PGHPCLSdM&#10;fOO1NZWDU1WJM5lMdsKwaX+cMGzaHzs62yvWbl155Joty47e0LR2akt789Ck90Eh+eEv7jji/2fv&#10;zuOsLuj9j3/OzADDbOz7OoCouCPuloqJZmlZpuaWZXbN6+3e+9NruSXultlts7xXU7PF1mtpLqBZ&#10;mpqCgAsqsq+CgDDMDMvAzJzfHzSKCMgyM9/vmfN8/tfh4OP96KEeePnhe/7w08f3/soVZ0/4yIEH&#10;z0x6D7QVmYhsafuKpd3L+7zep9PAST3L+00tLCjckPQuaCJkA5AzstlsZsqCZ89//PXf3VZXv64i&#10;IqJnxcAY3G3P6FkxIIrblSQ9EYBmVle/NpbVLIr570yLxVVzOr0w58l/nzTv7/9yzO6fuuqQIcd+&#10;ryBT0JD0xs0VFbZb179L5Qv9u1S+kPQWaIsm955zQ8TDex8w4Ih7PnPA+XckvQeA1iFkA5AT1qyv&#10;7f7AlLt/MWvZa8dHRAzqtkfs0efgKC/unPQ0AFpQh6KO0b/LsOjfZVisqauJN5dMitnLXi1+/I3f&#10;f2fakimf+ezIC06v6NhlYdI7AQBoWQVJDwCAD7Nq7YqBP33mludnLXvt+JL2FfHR4afEQZVjRGyA&#10;PFPSoTwOGHR0HLPn56KiuGssWDnr8LueuWnispq3RiS9DQCAliVkA5Bqq9auGHDfP27768o1y4b2&#10;rBgYx434fPSsGJD0LAAS1LW0dxw74ozo32VY1NZV977v+f9+clnN4j2T3gUAQMsRsgFIrfX168ru&#10;n/DDR1auWT6kd6dBccSwT0a7og5JzwIgBQoLiuKQISfEwK67x+q66l6/mvDDR1fXvfcFwAAAtC1C&#10;NgCp9fgbf7h1ac1be3cr7ROHDf1EFBb4agcA3pPJFMRBlcdFn06VsWrtO4MefvWX/5PNZjNJ7wIA&#10;oPkJ2QCk0pzlbxw7ad7TFxYVto9Dhp4gYgOwRU0xu7hdaUxbMuWU19568fSkNwEA0PyEbABSpzHb&#10;WDjutd9+LyJiv/4fiZL25UlPAiDF2hcVx8hBx0RExBNv/OHWDQ3rOyY8CQCAZiZkA5A6M5dO/fjS&#10;mrf27tyxRwzuPiLpOQDkgL6dh0TPioFRvW5l/6mLJn4+6T0AADQvIRuA1Hlx7lMXRUQM67V/ZDIe&#10;dQrA9hnea/+IiHhx3lMXeVY2AEDbImQDkCqr66p7zlz22gntCjvEgK67JT0HgBzSq2JQlLaviMWr&#10;5h24vHbxnknvAQCg+QjZAKTK7OXTPhaRzfTpXOkLHgHYIZlMJvp1GRYREbOWvTEm4TkAADQjIRuA&#10;VFlcNW9URES30j5JTwEgB3Ur6x0REYtXzR2V8BQAAJqRkA1AqiypXrB/RESX0h5JTwEgB3Uu6RkR&#10;EUtWLTgg4SkAADQjIRuAVKleu3JARERp+05JTwEgB5W0L49MZKJ63cr+SW8BAKD5CNkApEp944YO&#10;EeH52ADslEwmE4UFRVHfWN8h6S0AADQfIRsAAAAAgFQTsgEAAAAASDUhGwAAAACAVBOyAQAAAABI&#10;NSEbAAAAAIBUE7IBAAAAAEg1IRsAAAAAgFQTsgEAAAAASDUhGwAAAACAVBOyAQAAAABINSEbAAAA&#10;AIBUE7IBAAAAAEg1IRsAAAAAgFQTsgEAAAAASDUhGwAAAACAVBOyAQAAAABINSEbAAAAAIBUE7IB&#10;AAAAAEg1IRsAAAAAgFQTsgEAAAAASDUhGwAAAACAVBOyAQAAAABINSEbAAAAAIBUE7IBAAAAAEg1&#10;IRsAAAAAgFQTsgEAAAAASDUhGwAAHLBsPwAAIABJREFUAACAVBOyAQAAAABINSEbAAAAAIBUE7IB&#10;AAAAAEg1IRsAAAAAgFQTsqGNqq+vL3rqqaeOSnoHAEAuqqmpKZ8wYcLBSe8AAGAjIRvamPr6+qKf&#10;/exnX9hjjz2mzZw5c1jSewAAcklNTU35Lbfc8o0hQ4bMLioqqk96DwAAGwnZ0EbU19cX3Xfffefu&#10;ueeeb5x33nn3NjQ0FJ577rn3Jb0LACAX1NbWln3rW9/6emVl5ZzLL7/85sMPP/y5kSNHTk56FwAA&#10;GxUlPQDYNfX19UW/+tWvzrz++uuv3vQC+6qrrrqhXbt2G5LcBgCQdrW1tWW33377v956663/9c47&#10;73Rrev2aa665NsldAAC8n5ANOWprATsiYvDgwXNdYwMAbN3WAnZExMknn/yga2wAgHQRsiHHbCtg&#10;N3GNDQCwZdsK2E1cYwMApI+QDTliewJ2hGtsAIAt2Z6AHeEaGwAgrYRsSLn6+vqi+++///PXXXfd&#10;N7cVsJu4xgYAeE9tbW3Zj3/844tuvfXW/1q+fHn3D3u/a2wAgHQSsiHFHnzwwZPuvvvu82fMmLHb&#10;9ry/pKRkzUMPPfTJhx9++BMtvQ1aysylr3X/5NcOT3oGALkuG/Htb3/7su0N2BERvXv3XnzDDTdc&#10;1dLTgF3z+uuvj0h6AwCtT8iGFLvtttsuWb58eY/tff+aNWtK/vSnP326JTdBa/j4RYcmPQGAHNfQ&#10;0FB483XXfXP16tWl2/tzlixZ0ueBBx44pSV3Ac3jggsu+N8TTzzxkaR3ANB6hGxIsXHjxh3/zDPP&#10;fOSWW275xuLFi/t82PsLCwsbfvnLX57Zt2/fxa2xD1rCb1+84/fFJe17Jr0DgNxWWFTYMHfu3MG3&#10;3XbbJT/84Q//bXuCdo8ePZbdf//9Z7Rv395j2iDlKisr5/Tv339h0jsAaD1CNqRYcXFx3de+9rUf&#10;XHDBBXfeeeedF3xY0G5oaCh84oknjrvzzjsvaM2d0Jwm1T1cV71uZdIzAGgDunfvvvzmm2++/JJL&#10;Lrlte4L2smXLekyfPn33r371qz9pzZ0AAHy4gqQHAB+uY8eOa7/2ta/9YNasWUO///3v/3ufPn22&#10;enF97733njdnzpzK1twHAJBmTUF77ty5g7/xjW/cUlpaunpr773pppuuqKur69Ca+wAA+HBCNuSQ&#10;7Qna9fX1RTfddNMVSewDAEiz7QnaCxcu7H/33Xd/KYl9AABsnZANOejDgrarbACArfuwoO0qGwAg&#10;fYRsyGFbC9qusgEAPtzWgrarbACA9BGyoQ3YUtB2lQ0AsH22FLRdZQMApIuQDW3IpkH7tttuu+Te&#10;e+89L+lNAAC5YtOgffbZZ//it7/97WlJbwIAYKOipAcAza8paNfX1/tnHABgBzUFbb+WAgBIDxfZ&#10;0IYVFRXVJ70BACBX+bUUAEB6CNkAAAAAAKSakA0AAAAAQKoJ2QAAAAAApJqQDQAAAABAqgnZAAAA&#10;AACkmpANAAAAAECqCdkAAAAAAKSakA0AAAAAQKoJ2QAAAAAApJqQDQAAAABAqgnZAAAAAACkmpAN&#10;AAAAAECqCdkAAAAAAKSakA0AAAAAQKoJ2QAAAAAApJqQDQAAAABAqgnZAAAAAACkmpANAAAAAECq&#10;CdkAAAAAAKSakA0AAAAAQKoJ2QAAAAAApJqQDQAAAABAqgnZAAAAAACkmpANAAAAAECqCdkAAAAA&#10;AKSakA0AAAAAQKoJ2QAAAAAApJqQDQAAAABAqgnZAAAAAACkmpANAAAAAECqCdkApFQ26QEA5Kis&#10;zxAAgDZHyAYgVTq2L10REVFXvy7pKQDkoPqGDdHQWB8d2238PAEAoG0QsgFIlW6lvaZHRFSvfSfp&#10;KQDkoOp1Gz8/upVt/DwBAKBtELIBSJU+nQZOiohYuWZp0lMAyEErV2/8/OhTMXBywlMAAGhGQjYA&#10;qdK/y5B/REQsrV6Q9BQAclDT50fT5wkAAG2DkA1AqgzoMvS5kvbly5bXvhU166qSngNADqnbsCYW&#10;r5obRQXt1g3tMWJc0nsAAGg+QjYAqVJQUFh/wIAjfhoRMXvZK0nPASCHzFn+ejRmG2Lvfgfd36Fd&#10;x+qk9wAA0HyEbABS58BBH/mfTKagYfay12LdhtVJzwEgB2xoWB8z3p4SEREHDT7mRwnPAQCgmQnZ&#10;AKRO55Luc0cOOPKuhsYNMWXe3yKbzSY9CYCUe3Xhs1FXvzZ2773/H/t08kWPAABtjZANQCqN3uPT&#10;l5d16LR4UdWsmL/izaTnAJBiS1bNi9nLXo0ORcXVJ+x1+teS3gMAQPMTsgFIpY7tS1d+ct+zvxIR&#10;MXnek7G85q2kJwGQQqvWLI8XZj8WERHH73X6f3Tq2HVBwpMAAGgBQjYAqTW8175//uhun7iuobE+&#10;npnxp1heK2YD8J5Va5bHU9MfiA0NdTFq0FE/2a//YfcmvQkAgJYhZAOQakcNP2ns4UPH3FrfuCH+&#10;/uYDMXf5G56ZDUC8tXJ2/PXN38f6+rWxX//D7j1h7zP+LZPJ+IAAAGijipIeAADbkslkssfu8Zmv&#10;tyvsUPvU9IeufXHu47GoamaMHHhMdGxflvQ8AFpZ3Ya18fLCv8f8d6ZFRMTBg4/54fF7nfYfmUxB&#10;Y8LTAABoQUI2AKmXyWSyRw3/5HX9Og+e+NArP79zcdWcfo9VL4jB3UbE0J77REXHbklPBKCF1a6r&#10;itnLpsbs5VOjvmF9dGxX+s6J+5z5r3v1HfWbpLcBANDyhGwAcsawnns/+tWjrtn7r2/+6YZJ857+&#10;l1nLXimateyV6FLSM3pWDIguJT2jomO3aF9UHJmkxwKw07IRsaGhLqrXroiqNUtjac3CeKd28T9/&#10;NJPdt/+hP//Ynp+9rKxDxdtJ7gQAoPUI2QDklOJ2JVUf3/vzFx8x9IRbJs//+wVT5j/75ZVrlvZd&#10;uWZp0tMAaEEl7cuW79f/sHtHDTrqJ11Ke8xOeg8AAK1LyAYgJ1V07LLw6N1Pvuao4Z+89q2qeaMW&#10;Vs05dPGqeQeuWL10t3Ub1nZOeh8Au6ZDUXF1l9Ies/pUDJzcr0vlC/07Vz5fUFBYn/QuAACSIWQD&#10;kNMymYLGfl0qJ/TrUjkh6S0AAABAyyhIegAAAAAAAGyLkA0AAAAAQKoJ2QAAAAAApJqQDQAAAABA&#10;qgnZAAAAAACkmpANAAAAAECqCdkAAAAAAKSakA0AAAAAQKoJ2QAAAAAApJqQDQAAAABAqgnZAAAA&#10;AACkmpANAAAAAECqCdkAAAAAAKSakA0AAAAAQKoJ2QAAAAAApJqQDQAAAABAqgnZAAAAAACkmpAN&#10;AAAAAECqCdkAAAAAAKSakA0AAAAAQKoJ2QAAAAAApJqQDQAAAABAqgnZAAAAAACkmpANAAAAAECq&#10;CdkAAAAAAKSakA0AAAAAQKoJ2QAAAAAApJqQDQAAAABAqgnZAAAAAACkmpANAAAAAECqCdkAAAAA&#10;AKSakA0AAAAAQKoJ2QAAAAAApJqQDQAAAABAqgnZAAAAAACkmpANAAAAAECqCdkAAAAAAKSakA0A&#10;AAAAQKoJ2QAAAAAApJqQDQAAAABAqgnZAAAAAACkmpANAAAAAECqCdkAAAAAAKSakA0AAAAAQKoJ&#10;2QAAAAAApJqQDQAAAABAqgnZAAAAAACkmpANAAAAAECqCdkAAAAAAKSakA0AAAAAQKoJ2QAAAAAA&#10;pJqQDQAAAABAqgnZAAAAAACkmpANAAAAAECqFSU9AADIX3WrqnpWz5o1avWihXs01NWVJL0HyB+Z&#10;goKG4m7dF5ZXVk4p6z/g9UxBQWPSmwAA2DohGwBoVY0NDUVvP/fsafPHPfrVqmlvHJn0HoAOXbos&#10;7nfMsfcMOP7jPy7u1m1R0nsAAPggIRsAaDWrZkw/eOqPf3R37YL5e0VEtCspjU4DB0Zpj55R1KFD&#10;RCbphUC+yDY0xtqqlVGzaFHUvr2kz+z/+/0Vcx968P8NO/2Mawaf9KnbMoWFDUlvBADgPUI2ANAq&#10;5j/26EXT7r7zB9nGxsLyPn1i4OFHRrfdhkemwFd2AMla887yWDRxQrw1ZUrx9F/c963lL005Yf//&#10;+sYp7UpLVyW9DQCAjfzOEQBocfMefujf37jrf27PZqNwyOiPxQFf+FJ0330PERtIhZJu3WO3E06M&#10;ked9KTp27RYrpr56zKQbrh1Xv3ZtedLbAADYyO8eAYAWtXzK5BOm3fPT72UKCmOvz54aAw49TMAG&#10;Uqm8T5844NzzoqxXr1g1Y/ohU2//wT3ZbNZDjwAAUsDvIgGAFrNh9epOU39y+10REbt9/MToPnz3&#10;pCcBbFO7kpLY54yzon1ZWbz9/D8+u+TZv5+R9CYAAIRsAKAFzXv4of+sW/FOv267DY/e++6X9ByA&#10;7dK+tDSGf/wTEREx/Rf3fauxvr5dwpMAAPKekA0AtIjGDRvaLxj/2IUREZXHjI5Mxp/OB3JHt92G&#10;R6cBA2Ld8uUDlr444eSk9wAA5DshGwBoESumvjp6fVVVr04DB0Vp9x5JzwHYYX1HjoqIiMV/f/qs&#10;hKcAAOQ9IRsAaBErp71xREREt2HDkp4CsFO6Dt3476+qN6cd7ksfAQCSJWQDAC2idv78fSIiynr3&#10;SXoKwE4pKi6O4s5dYn1VVa/11av80RIAgAQJ2QBAi9hQW9M1IqJ9aVnSUwB2Wvuy0oiI2FBb2zXh&#10;KQAAeU3IBgBalj+MD+QwX1QLAJAOQjYAAAAAAKkmZAMAAAAAkGpCNgAAAAAAqSZkAwAAAACQakI2&#10;AAAAAACpJmQDAAAAAJBqQjYAAAAAAKkmZAMAAAAAkGpCNiRg/PjxYx599NGPZ7PZzM78/IULF/b/&#10;7ne/+/929ucDAAAAQC4RsiEBhx566PNnn332Lw499NDndyRoL1y4sP/FF1/8o6FDh87q3LlzVSaT&#10;ybb0VgAAAABImpANCaioqKi+5JJLbpswYcLBJ5544iMfFrQ3Ddi33377v/br12/ROeec8/PW3g0A&#10;AAAASRCyISEXX3zxj7p27boiImILQTsiIpYsWdJr04C9fv369hERV1111Q3t2rXbkOB8AAAAAGg1&#10;RUkPgHzVdJV95ZVX3tj0WlPQLi8vr4mIOOGEE8Zt2LCh3aY/r7Kyco5rbAAAAADyiYtsSNCmV9mb&#10;qqmpKY+I2DxiR7jGBgAAACD/CNmQoKar7O19/+DBg+e6xgYAAAAg3wjZkLCtXWVviWtsAAAAAPKR&#10;kA0J296r7MGDB88999xz72uNTQAAAACQJkI2pMD2XGW7xgZa08SJEw+68cYbr6yurq5IegsAAAAI&#10;2ZACH3aV7RobaG2jRo168c9//vMnBw8ePFfQBgAAIGlCNqTEtq6yXWMDrS2TyWTHjh07duXKlV2u&#10;uuqqGwRtAAAAkiRkQ0ps7SrbNTaQlDFjxow/9NBDn4+IELQBAABIkpANKbKlq2zX2EBSMplM9ppr&#10;rrl209cEbQAAAJIgZEOKbH6V7RobSNrxxx8/7pBDDnlh89c3Ddo33XTTFYI2AAAALUnIhpTZ9Crb&#10;NTaQtKZnZW/tx1euXNnlyiuvvLGysnKOoA0AAEBLKUp6APB+FRUV1f/1H//xg0d/ff9XXGNDutTU&#10;1JSvWbOmJOkdrW3//fefMnLkyMmTJ08eubX3rFixouuVV15542233XbJJZdcctvFF1/8o9bcCNCS&#10;quvWx9Jly7qtLmrXK+ktwEZlZWW1paWlq5PeAUDrEbIhZerXrSs9qm7N6P33GdG1Zsb0w7qO2Ovp&#10;pDcBGy+PL7vssm/dddddFyS9Jc02Ddr/c9KJ1eVJDwJoBlc881zMPGDkM0nvAN5zxRVX3Pj1r3/9&#10;2xUVFdVJbwGgdQjZkCL169aVTrnlxoeqp73x0UxETL7x+kdGXnn1iWI2JO+///u///Ouu+66oE+f&#10;Pou7dOmyMuk9rW3FihVdlixZ0md73z9q1KgXO3fq1LOhtqYlZwG0ij6lpVHUs9fMgqKi9UlvASKW&#10;Ll3a86abbrpywIABCy+88MI7kt4DQOsQsiElmiL2iqmvHtOxW7foWjkkFr04sVTMhnS56qqrbrjo&#10;oot+nPSO1lRXV9dh2LBhM7fnvWPGjBk/duzYsYcddtg/Jlx9xdMrF7X0OoCWd+WhB8UR3//RSWX9&#10;+k9Leguw8ddjN95445VJ7wCgdfmyR0iBzSP2fmedE0OPOz4GHHZENNStK5184/WPrHj9tY8mvRPI&#10;T3ffffeXFi5c2H9b7xkzZsz455577vBx48Ydf9hhh/2jtbYBAACQH4RsSNiWInaHsvLIZDJRefQx&#10;YjaQqLq6ug433XTTFVv78TFjxox/9tlnjxCwAQAAaElCNiSooa6uZEsRu8mWYvbKN17/SIKTgTyz&#10;tWvsTQP24Ycf/lwS2wAAAMgfQjYkpKGurmTyzTf8eWsRu8nmMXvSDdc9KmYDraGurq7DzTfffPmm&#10;rx133HGPC9gAAAC0NiEbErC9EbuJmA0k4Z577vniggULBkS8F7DHjx8/RsAGAACgtQnZ0Mp2NGI3&#10;eS9mHy5mAy2u6dnYAjYAAABpIGRDK3pfxO66/RG7ycaYPVrMBlrctGnT9vj1r399hoANAABAGgjZ&#10;0Eo+ELHP3rGI3UTMBlrDfvvt97KADQAAQFoI2dAKGurqSibfcuNDuxqxm2wlZh/ZjJMBAAAAIDWE&#10;bGhh70bsV18Z3RwRu8kWYvZjYjYAAAAAbZGQDS2opSJ2EzEbAAAAgHwgZEMLaemI3eTdmH2omA0A&#10;AABA2yRkQwv4QMQ+q2UidpNMJhOVx4jZAAAAALRNQjY0sy1G7PKWi9hNxGwAAAAA2iohG5pRUhG7&#10;iZgNAAAAQFskZEMz+WfEfjCpiN3kAzH7xuseFbMBAAAAyGVCNjSDTSL2sUlG7Cbvi9nr1pWJ2QAA&#10;AADkMiEbdlHaInYTMRsAAACAtkLIhl2Q1ojd5L2YfZiYDQAAAEDOErJhJ70/YndNXcRusjFmHytm&#10;AwAAAJCzhGzYCR+M2OemMmI32WLMnvbGEUnvAgAAAIDtIWTDDmqoqyuZ8q2b/pQrEbvJB2L2Ddc+&#10;JmYDAAAAkAuEbNgBTRH7nVde/lguRewmYjYAAAAAuUjIhu2U6xG7iZgNAAAAQK4RsmE7tJWI3aQp&#10;Zvc/RMwGAAAAIP2EbPgQbS1iN8lkMjFktJgNtKCCgsaIiGxjNuklADutsaExIiIymUxjwlMAAPKa&#10;kA3b0FBX1/H9EfucNhGxm2wxZr857fCkdwFtQ4cuXd6KiFhXtTLpKQA7JZvNxrpVVRER0aFL18UJ&#10;zwEAyGtCNmzFPyP2g++P2BVJz2p2H4jZ148dJ2YDzaFicOVLERE1i99KegrATqmrro4Nq1dHSe8+&#10;M4s6dqxJeg8AQD4TsmEL8iViNxGzgZbQdZ99n4yIWDbtjchmPV4EyD3Lpr0eERFd99nnyYSnAADk&#10;PSEbNpNvEbuJmA00t4ohQyeVDRz06tp33omVc2YnPQdghzQ2NMRbkyZFRES/Y469J+E5AAB5T8iG&#10;TeRrxG7yXsw+VMwGdlkmk8kOPulT342ImPXE+Gisr096EsB2Wzjh+VhXtTI6D9/9H512G/5C0nsA&#10;APKdkA3/lO8Ru8nGmP0xMRtoFn0/etTPO+++x3Nrli+PWU+M94gRICdUL1oYc59+KjIFBQ17fvkr&#10;F2cyGf/yAgBImJAN8c+I/e2b/5TvEbuJmA00l0xhYcPeF3/tvKKSklVvTZ4Us5/8i5gNpFr1okXx&#10;yq9/FdmGhhh2xpnfrBgydHLSmwAAELLhvYj98kvHdewiYjf5QMy+4drHxGxgZ5T26Ttj5BVXf6Kw&#10;uLh24Qv/iKm//XXU1VQnPQvgfbKNjbFwwvPx8i/vi4a6uhhwwom3V57y2ZuT3gUAwEZCNnntAxH7&#10;bBF7U++L2WvXlovZwM7qsseezx409vrRxd27L1gxa2ZMuOPHMXP8Y1G79G0X2kCiNqxdG29NnhQv&#10;3vU/MeuJx6OxoaFx6GlnjN3z/Av+zSNFAADSoyjpAZAUEXv7NMXsiIiFLzxfPumGax878KprTuiy&#10;+x7PJTwNyDGdhu028Yjv/mDv6b+875aFj4//yqIXJxYuenFiFHXsGKU9ekZRhw5JTwTySLaxMdau&#10;XBlrV7zz7mvllUOmjPjKhV/t7MsdAQBSR8gmL4nYO+bdmJ2NWDhBzAZ2XlFJSfWICy68qPKUU29e&#10;+MT4C5ZOeP6U2gUL9lo1f14m6W1Afmpf0WlZ1333faL/6I/9tOs++z7pChsAIJ2EbPKOiL1zMplM&#10;DDn2n5fZYjawizp2775gtzPO/OZuZ5z5zfq1a8vWLFkyrGF9XUnSu4D8kSkoaCju2nVRh67dFonX&#10;kC41NTXlZWVltbvyz2Z9fX1RXV1dh9LS0tXNuQ2A5AjZ5BURe9dsKWaPuuqa4zvvvsc/Ep4G5LCi&#10;jh1rKyorX0p6BwCQDuvWrSs+8cQTH7n00ku/c/LJJz+4I0G7vr6+6Fe/+tWZ99xzzxcfffTRj7fk&#10;TgBaly97JG/8M2L/UcTeNU0xu//BG78A8sUbrh1X9ea0w5LeBQAAtA09evRYdvjhhz/36U9/+o8j&#10;R46c/Kc//elT2Wx2m48hq6+vL/r5z39+zp577vnGF77whZ+deuqpvy8uLl7XWpsBaHlCNnlhk4g9&#10;RsTedWI2AADQki699NLvlJSUrHnppZf231bQbgrYI0aMeP3cc8+9b+bMmcP69eu36Pzzz/9pUtsB&#10;aBlCNm3eByL2WSJ2cxCzAQCAltKjR49lF1988Y+a/vemQXv69OnDIyJeeOGFQ5oC9owZM3Zreu/l&#10;l19+s2tsgLZHyKZN22LErhCxm4uYDQAAtJSmq+xNX3vppZf2/93vfve5iIh77733vE0DdkRE3759&#10;33KNDdA2Cdm0WSJ263gvZh8iZgMAAM1m86vs7eEaG6DtErJpkxrWry8WsVvPxph93Ptj9vQ3D016&#10;FwAAkNu2dJW9NX379n3ry1/+8l0tvQmAZAjZtDkidjI+ELOvHztezAYAAHbFjlxlu8YGaNuEbNqU&#10;dyP2S1OOF7Fbn5gNAAA0t0suueS2D7vKdo0N0PYJ2bQZm0bs4i5dROyEiNkAAEBz6tmz59J//dd/&#10;vX1b73GNDdD2Cdm0CZtH7P3POlfETpCYDQAANKdtPSvbNTZAfhCyyXkidjo1xex+B4nZAADArtnW&#10;VbZrbID8IGST00TsdMtkMjH0Y2I2AACw67Z0le0aGyB/CNnkLBE7N2wesyddf+04MRsAANhRW7rK&#10;/sY3vnGLa2yA/CBkk5NE7NyyacyuX7umQswGAAB2xqZX2X369Fl8wQUX3Jn0JgBah5BNzhGxc5OY&#10;DQAA7KpNr7I9GxsgvxQlPQB2hIid25pidkTEookvVEy6/tpxB159zfGdh+/+fMLTAACa1Yba2i7V&#10;c2YfsHrRoj021NZ0i2w2k/QmaCvOGrFHdt0Rh71zXPeuPWb97jffTHoPtBmZTGP7ik7LygYMeL18&#10;cOWUoo4da5OeBJsSsskZm0fs/c46R8TOQe/F7GwsmjhBzAYA2oy1y5YOWvjE419++4XnP7N64YIR&#10;Se+BtuwTvXvGvD/87uqkd0CblclkKyqHTOl16GG/7zf6Y3d36Nz57aQngZBNTmhYv774pVtveWDT&#10;iF1c0SnpWeykjTF7TETEezH7m2PHdN5t+AsJTwMA2GE18+buO/PX91+39MUJJzddXrcvLYuyPn2i&#10;rGfPaFdaGpmMg2wA0i3b2Bjra2uj9u23o2bJ4kz17Fkjq2fPGjnzN7++ts+RR/566OdOv7akd59Z&#10;Se8kfwnZpF5TxF4+ZfIJInbb8YGYfd3Y8WI2AJBLGtavL571u99cM+eP/3dZZLMFRcXF0Wuf/aL3&#10;fvtHaY8e4jUAOSubzUbNW2/FkpenxNuvTW331lN/O2fJc8+eNuzzZ101+BMn/XemsLAh6Y3kHyGb&#10;VBOx2zYxGwDIVWuWLB465ds3/7F2/vy9C4qKYuARR0b/gw6Jwvbtk54GALssk8lERb9+UdGvX1Qe&#10;c2zMf+6ZWDhhQofp991767KJE07e79LLTu3QqfPSpHeSXwqSHgBbI2Lnh6aY3e+gg6N+7ZqKSdeN&#10;HV81Y/ohSe8CANia2gULRrxw5Teeq50/f+/yvv3iwPMviEFHfETEBqBNatexYww99rg44AtfjJJu&#10;3WPlG69/ZMKVlz+77p3l/ZPeRn4Rskml90XsziJ2WydmAwC5onbRwj0mjr3qr+tXrerZc6+9Y/9z&#10;vhAl3bonPQsAWlxF375xwHlfii6VQ2LNksXDJl5z9V/XrVjRN+ld5A8hm9T5QMQ+W8TOB2I2AJB2&#10;G1av7jz55hv+vH7Vqp699t4n9jjpU1FQWJj0LABoNUUdOsRep572bsx+6ds3P9C4YYM/kkSrELJJ&#10;FRE7v70bs0e9F7NXzZh+cNK7AAAiIt689+7vrl2yZGjnwZWx+ydPjkyB304BkH8K27WLvT77uSjt&#10;2StWzZxx8Oz/+/2VSW8iP/iVF6nxz4j9fyJ2fstkMjH0uPdi9ovXjX1czAYAkrb8pSljFv31L18s&#10;Ki6OPU7+lIgNQF4rbN8+9vzUKZEpLIzZ//f7K2rmzd036U20fX71RSpsErE/LmIjZgMAaZJtbCx4&#10;8757vxMRMfS446NDWXnSkwAgcaU9esSgIz4S2YaGoum/uO9bSe+h7ROySZyIzZaI2QBAWqyY+uro&#10;2vnz9int0SN67b1P0nMAIDX6H3JotCstjeVTJp9Qu3DBnknvoW0TskmUiM22iNkAQBrMH/foRRER&#10;fUcdHJlMJuk5AJAahe3aRZ/9R0ZExILx4y5MeA5tnJBNYkRstoeYDQAkqX7t2vJlk178REG7dtFr&#10;r72TngMAqdNn/wMiImLJc8+elm1s1BppMf7mIhEfiNhnidhs3Xsx+yAxGwBoVVVvTjs8W1/fvsvg&#10;yihs3z7pOQCQOsWdOkVZr14xOzmDAAAgAElEQVSxvmpl79WLFu2R9B7aLiGbVtewfn3xS9/51h/e&#10;F7E7idhs28aYffx7Mfv6sePFbACgpVXPnnVgRER5n75JTwGA1Crv2y8i3vvchJYgZNOq3o3Ykyed&#10;KGKzo94Xs9es6SRmAwAtrWbevH0iIsp69056CgCkVlmvjZ+TNfPm7pvwFNowIZtWI2LTHMRsAKA1&#10;1VWt7BMR0aGiIukpAJBaTZ+TdVUr/ZdfWoyQTasQsWlOYjYA0FqyDQ2FEREFBYVJTwGA1Coo3Pg5&#10;mW1oLEp4Cm2Yv7locSI2LaEpZkdELHpxYqcXrv3m+KqjRl9b2rff9ISn0UbNmDFjWNIbAAAAIF8J&#10;2bS41//3jjuWT550YkFRUex35tkiNs2mKWbX1dTEwtemdjr9K//y3aQ30bbtu+++rwwdOnRW0jsA&#10;AAAg3wjZtLjKT53y7eVTJn18/apVPec+/bfY/ZMnR6bAU21oHivnzI4Vs2ZGQSYTnzn6qCnlgwa/&#10;kvQm2q7TTz/9N8cff/y4pHcAAABAvhGyaXFlAwa8ftDYG46ZOPaqv7499dWeESFm0yxWzJ4Vr/3+&#10;t9FYXx8jzjrn6j+cetoNSW8CAAAAoPkpibSKppjdvlOnpW9PfTXe/PODkW1sTHoWOWzTiD3sjDOv&#10;HipiAwAAALRZQjatRsymuYjYAAAAAPlFyKZVidnsKhEbAAAAIP8I2bQ6MZudtXLObBEbAAAAIA8J&#10;2SRCzGZHrZwzO6b+7jciNgAAAEAeErJJzMaYff3od2P2ww+J2WzRZhH7myI2AAAAQH4RsklU2YCB&#10;r70bs199RczmA7YQsa9PehMAAAAArUvIJnFiNlsjYgMAAAAQIWSTEmI2mxOxAQAAAGgiZJMaYjZN&#10;RGwAAAAANiVkkyrvxuyKimVidn4SsQEAAADYnJBN6pQNGPjaQdfecIyYnX/eF7FP//w1IjYAAAAA&#10;EUI2KSVm558PROzPnX5d0psAAAAASAchm9QSs/OHiA0AAADAtgjZpJqY3faJ2AAAAAB8GCGb1BOz&#10;2y4RGwAAAIDtIWSTE8Tstmfl3DkiNgAAAADbRcgmZ5QNGPjaqLHXjxazc9/KuXNi6m9/LWIDAAAA&#10;sF2EbHJK+cBBU8Xs3LZpxB562hljRWwAAAAAPoyQTc75QMx+5M9ido7YPGIPO+2Ma5PeBAAAAED6&#10;CdnkpPfF7FdeFrNzgIgNAAAAwM4SsslZYnbuELEBAAAA2BVCNjlNzE4/ERsAAACAXSVkk/OaYna7&#10;8orlYna6bIzYvxGxAQAAANglQjZtQvnAQVMPuvb6Y8Ts9HgvYm+Ioaedca2IDQAAAMDOErJpM7YY&#10;s7PZpGflpS1E7LFJbwIAAAAgdwnZtCmbx+zpDz8kZrcyERsAAACATU2ZMuWAp5566qhd+WsI2bQ5&#10;m8bsJWJ2qxKxAQAAANjciBEjXj/nnHN+Pnr06Cd3NmgL2bRJYnbrE7EBAAAA2JIOHTrUXXHFFTf9&#10;9a9/Peboo4/+27HHHvuXp59++qM78tcQsmmzxOzWI2IDAAAAsC1f/OIX7xkwYMCCiIgnn3xy9FFH&#10;HfXUjgRtIZs2rXzgoKkHjb1+tJjdckRsAAAAAD5Mhw4d6i6//PKbN31tR4K2kE2bVz5o0KtidssQ&#10;sQEAAADYXl/60pfu7t+//8LNX9+eoC1kkxfE7OYnYgMAAACwI5qelb21H99W0BayyRtidvMRsQEA&#10;AADYGVu7yt7UloJ2Rsgj39TMm7fPxLFXP7mhprp77333i+GfOCkymUzSs3KGiA0A5JMXrrr871XT&#10;3jjyoK98NUq6d096DgCk0so5s+Nn3/te/GTa9Nr2nTsvSXoP6bdq1apOy5Yt67G97x89evSTRS05&#10;CNKo6TJ74tirn1zyysvdI0LM3k5V8+aK2AAAAMAHrGuoj/nLl5fF8uXDkt5C2zN16tS9hWzykpi9&#10;46rmzY1Xf/PrjRH7c6dfJ2IDAAAATQ7q3Sv+fuP1f9j7oou/nPQW0i2bzcbRRx/91CuvvLLvh723&#10;Z8+eSy+77LJvX3jhhXcI2eStjTH7umMnjv3mX8Tsbds8Yg8VsQEAAIBNFBUURHnHjhs6d+5clfQW&#10;0u3BBx88+cMi9qYBu7S0dHWEL3skz5UPGvzKQWOvO/bdL4B85M++AHIzW4rYmUzG/0kAAAAA7JBs&#10;NpsZO3bs2K39eM+ePZd+5zvfuXT27NlDLrnkktuaInaEkA3vj9kvvyRmb0LEBgAAAKC5PPTQQydN&#10;mTLlgM1f31bAbiJkQ4jZWyJiAwAAANBctnSNvT0Bu4mQDf8kZr9HxAYAAACgOW16jb0jAbuJkA2b&#10;ELNFbAAAAACaV9M19s4E7CZCNmzmvZhd/k6+xexNI/aQU0+7XsQGAAAAYFdNmDDh4DPPPPNXOxOw&#10;mwjZsAUbY/b1o/MpZm8esYed/vlrRGwAAAAAdtUhhxzywqWXXvqdnQnYTYRs2Ip8itkiNgAAAABp&#10;JmTDNuRDzBaxAQAAAEg7IRs+RFuO2VXz5sarvxWxAQAAAEg3IRu2Q1uM2e9G7A0iNgAAAADpJmTD&#10;diofNPiVUddcd2xbiNnvi9if/dwNIjYAAAAAaSZkww6oGFz5cq7H7A9E7DPO/KaIDQAAAECaCdmw&#10;g3I5ZovYAAAAAOQiIRt2wgdi9qMPpz5mi9gAAAAA5CohG3bS+2L2S1NSHbNFbAAAAABymZANuyAX&#10;YnbVvHkiNgAAAAA5TciGXZTmmL0xYt8vYgMAAACQ04RsaAbvxuyyshVpidmbRewbRWwAAAAAcpWQ&#10;Dc2kYnDly6PGXj86DTF7CxH7ahEbAAAAgFwlZEMzSkPMFrEBAAAAaGuEbGhmScZsERsAAACAtkjI&#10;hhawecye0Qoxu2q+iA0AAABA2yRkQwvZNGYvbuGYXTV/Xrz6GxEbAAAAgLZJyIYWVDG48uVR11x/&#10;bEvG7PdF7M+cepOIDQAAAEBbI2RDC6uorHyppWL2ByL258+6SsQGAAAAoK0RsqEVtETMFrEBAAAA&#10;yBdCNrSS5ozZIjYAAAAA+UTIhlbUHDFbxAYAAAAg3wjZ0Mo+ELMfe2S7Y7aIDQAAAEA+ErIhAe+L&#10;2VMmb1fMFrEBAAAAyFdCNiRkR2L2phG78pTP3ixiAwAAAJBPhGxI0MaYfd3HthWzN4/Yu5159pUi&#10;NgAAAAD5RMiGhFVUDpmytZgtYgMAAACAkA2psKWYXTVPxAYAAACACCEbUmPzmP3yL+8TsQEAAAAg&#10;hGxIlaaY/eiit1bf9eprUT76Y98XsQEAAADId0I2pExF5ZApLzZm3vz99JnR6ahj/lfEBgAAACDf&#10;CdmQQoXFxbUREZlMJukpAAAAAJA4IRsAAGArMgUFjRER2Wxj0lMAILWyjRs/JzMFGR+YtBghGwAA&#10;YCvad+q0NCJifW1t0lMAILXqamoiIqJ9xcbPTWgJQjYAAMBWlA0Y+FpERM2SJUlPAYDUWr307YiI&#10;KBs4cGrCU2jDhGwAAICtqBgydFJERO3it5KeAgCpVfPPz8mKIcMmJTyFNkzIBgAA2IrOu+/+XGQK&#10;GlfOnRON9fVJzwGA1Fm/enVUv/VWFJWWVpUNGPBa0ntou4RsAACArWhfXvFOt332ebJ+3bpY/ua0&#10;pOcAQOoseeXliGw2eh186AMFRUUbkt5D2yVkAwAAbMOAMSf8JCJi0aSJkc1mk54DAKmRbWyMxVM2&#10;Pk1kwPEbPy+hpQjZAAAA29DjoIMf7Niz59zqhQtjxayZSc8BgNRY/NKUWFdVFZ2G7/58p2G7TUx6&#10;D22bkA0AALANBYWF9bt9/uwrIyJmPPpI1K9bl/QkAEjcuupVMfuvf4mIiOFnn/v1hOeQB4RsAACA&#10;D9H7yI/c3+PAUQ/X1VTHjHGPesQIAHkt29gYbz70YDTU1cWAMSfc0XXEXk8nvYm2T8gGAAD4EJlM&#10;JjviXy76SvuKimVLX5sac5/6m5gNQF7KZrPx5iN/jqp5c6Okd5+Zw8/5wmVJbyI/CNkAAADbobhr&#10;17f2v+zyUwo7dFgz/7lnxGwA8k62sTGmP/xQvP3Ky9GuvGL5AZdfeVJRx441Se8iPwjZAAAA26nL&#10;Hns+O/KKq09sitmvP/CH2LBmTdKzAKDFrVu1Kl7+1S9iyT8j9kFjrx9d1q//tKR3kT+EbAAAgB3Q&#10;da+9nxp1zXXHtu/cZcnyaW/ExDvviLdfm+o6G4A2qbGhIRZNmhgv3nlHrJo/L0r69Jlx8A03faR8&#10;0KBXk95GfilKegAAAECu6Tx89+eP+O7393njp//7oyXPPnP6tD89EPOf+Xv0GXlg9Np7n2jXsWPS&#10;EwFgl6yvrY3FL78Ui6dMjrrqVRERMeD4j/94+Nnnfr2oY8fahOeRh4RsANqMupUre69ZsnjYhtWr&#10;uyS9BYBdU1RSsqqkV6/ZHbp2W5TJZFJ56ty+omL5fv956Rl9P3r0z2fc/8sba+bO2W/W4+Ni9l8e&#10;j/I+faO8T58o7dEz2pWWRiaTSXouAGxTtrEx1tfWRu3St6Nm8eKoXbIkIjZ+BHfeY89nhp91zuVd&#10;9hzxTLIryWdCNgA5q6GuruTt5//x2aUTX/hU1fTph9ateKdf0psAaF7tO3Va2mm34S/0GHXQQ30O&#10;P/I3RSUl1Ulv2lyPA0c93H3kgY9UTXvjyAXjH7tw6YsTT6petLC8etHCpKdBmzRnVXXMr66J3bp0&#10;ir5lZUnPgTarXUXF8l4HH/rAgONP+ElF5ZApSe+BjOe4QfocddRRTz399NMffe211/YaMWLE60nv&#10;gbSpq6rqNffBP1668Mknzq+vrX33+rq4U+co6dFj4x/ndvkGkLuy2ahfty7WvLM81q5Y8e7LhcXF&#10;tX2POvrnlZ/+7C0de/SYn+DCbWqsr29Xu2D+3tWzZh24etHCPdbX1nRLehO0JT986OGRd44bv+9V&#10;p5/2j9M+csSbSe+BtiITmWz7Tp2WlvYf8HqnoUMnlfbtNy1TWNiQ9C5o4iIbgJyRbWwsWDB+3IXT&#10;f/6zbzfUrSuNyETXYbtF7332jc6DKz2PFKANql+3LlYtmB9vv/pKLJ/+ZtmCcY99deFfnjh/2Gln&#10;jB38qVNuLSgsrE964+YKioo2VFQOmeJ6DVpGz8VLb4hx4/ftd/Qx9+1z4YV3JL0HgNYhZAOQE+pW&#10;VfV85XvfvX/Fq6+Mjkwmeu9/QAw6/Mgo7tw56WkAtKCi4uLottvw6Lbb8KirrYmFz/8jFr04sf2M&#10;X/3iprcnvHDK/pf81+c69ug5L+mdAAC0rIKkBwDAh1m7dOngFy6/7IUVr74yurhLl9jvrHNj9xM/&#10;KWID5JkOZeUx9GNj4oDzzo/Snj2jeuaMg57/+qUTa+bN2yfpbQAAtCwhG4BUW7t06eAJ11z5t7VL&#10;lw7uOnRYHPilC6LzwIFJzwIgQeW9e8fI886PnnvtHeurq3tMHHv1kzXz5+2d9C4AAFqOkA1AatWv&#10;WVMx6abrHlm3bNmgbrsNj71OPS2KOnRIehYAKVBQVBR7nPzp6L3vfrGhprr7pBuve7SuqqpX0rsA&#10;AGgZQjYAqTXtZ3d/d/XChXt2GjAwRnzm1CgoLEx6EgApkslkYvgnTopuw3ePunfe6f/aHbffmc1m&#10;M0nvgv/f3r1H2VnX9x7/7kvmlsnMhNxDEpIMIaBIuFis59DWilBFKRdlrbMUi8hlBeF0sbR69Bjx&#10;iKBFjx6qFFQQLFJqUWrtKU2gopxVKyhCQvACucAkIZlJJpNM5pa57b3PH6zY0CZkqjPz/Cbzev2V&#10;2fPsWZ9/sp7JO795BgAYfUI2AEnavW7tudsf/f4VxZqaOOnCi0VsAA4pl8vFie/446iaNi3af/bk&#10;+a3/8v/ek/UmAABGn5ANQHIqpVLhuW98/daIiOa3nBvV06ZlPQmAhBVramL5ee+IiIgN9917S2lg&#10;oC7jSQAAjDIhG4DktD/91Nt7X3rppPq5c2PO607Jeg4AE8AxzcfH9KXNMbBnz/wdTmUDABx1hGwA&#10;krP14dUfiIhY8DtviFzOo04BGJkFZ74hIiK2PbzmGs/KBgA4ugjZACRlYO/euR3PrDu3WFsbs056&#10;TdZzAJhApi9ZGjXTp0f3iy+c1rNt62uz3gMAwOgRsgFISsez68+OSiU34/hlkS8Ws54DwASSy+Vi&#10;1vITIyKi45l152Y8BwCAUSRkA5CUrs2bXh8R0XDsgqynADABHbh/dL2w+YyMpwAAMIqEbACS0t3y&#10;4qkREfVz52U9BYAJ6MD9o+vFl+8nAAAcHYRsAJLS39GxICKitqkp6ykATEDVDQ2Ry+djYE+HH+0B&#10;ADiKCNkAJKU8PFQdEZGfMiXrKQBMQLlcLvLFYpSHXr6fAABwdBCyAQAAAABImpANAAAAAEDShGwA&#10;AAAAAJImZAMAAAAAkDQhGwAAAACApAnZAAAAAAAkTcgGAAAAACBpQjYAAAAAAEkTsgEAAAAASJqQ&#10;DQAAAABA0oRsAAAAAACSJmQDAAAAAJA0IRsAAAAAgKQJ2QAAAAAAJE3IBgAAAAAgaUI2AAAAAABJ&#10;E7IBAAAAAEiakA0AAAAAQNKEbAAAAAAAkiZkAwAAAACQNCEbAAAAAICkCdkAAAAAACRNyAYAAAAA&#10;IGlCNgAAAAAASROyAQAAAABImpANAAAAAEDShGwAAAAAAJImZAMAAAAAkDQhGwAAAACApAnZAAAA&#10;AAAkTcgGAAAAACBpQjYcpQYHB6t+8IMfvDnrHQAAE1FnZ2fT448//sasdwAA8DIhG44yg4ODVXfe&#10;eedVJ5xwwoatW7cuynoPAMBE0tnZ2XTjjTfesHTp0hdqa2v3Z70HAICXCdlwlBgcHKy66667rjzh&#10;hBM2XH311V8rFovDl1566X1Z7wIAmAj27dvX+OlPf/oTS5YsefGTn/zkp970pjc9duqpp67LehcA&#10;AC8rZj0A+O0MDg5W3XvvvX9y0003rdqyZctxB15ftWrVTcVicTjLbQAAqdu3b1/jl770pT/94he/&#10;+MHOzs6mA6/fcMMNN2a5CwCAVxKyYYI6XMCOiGhubt7sNDYAwOEdLmBHRFx00UXfdRobACAtQjZM&#10;MAcC9s033/zxlpaWxYe6xmlsAIBDe7WAfYDT2AAA6RGyYYIYScCOcBobAOBQRhKwI5zGBgBIlZAN&#10;iRsaGppy4BEirxawD3AaGwDg3+zbt6/xy1/+8n//whe+8KFXC9gHOI0NAJAmIRsS9uCDD1589913&#10;XzGSgB0RUVdX1/fAAw9c8p3vfOddYzwNxsyeZ9fP+rNTX5f1DAAmuEol4qabblo10oAdETF37ty2&#10;VatW3TTW24DfzvPPP7886w0AjD8hGxJ2++23f6CtrW3eSK/v6+urW7169XljuQnGw/Apr816AgAT&#10;XKlUKnz+85//cFdXV8NI39PW1jb3oYceevtY7gJGx8qVK+84//zz/2/WOwAYP0I2JGz16tVve+KJ&#10;J974mc985n9u27Zt4ZGuz+fz5QceeOCSBQsWbB+PfTAWnv7zm783NRdzst4BwMRWLBZKLS0ti2+9&#10;9dbrb7311utHErRnzpzZ/uCDD76zurp6cDw2Ar+5RYsWbZ03b15r1jsAGD9CNiSsqqpqaOXKlV+5&#10;/PLL77nnnnsuP1LQLpfL+Yceeugdd9999/vHcyeMpv45swf7d+/OegYAR4Hp06fv/dSnPvXJ66+/&#10;/taRBO3du3fPWr9+/YrrrrvutvHcCQDAkeWzHgAcWXV19cDKlSu/snHjxmV33HHHNQsXLtx2uGvv&#10;vffeP9m8eXPzeO4DAEjZgaDd0tKy+IYbbrixoaGh63DXfvazn/1Yf39/zXjuAwDgyIRsmEBGErRL&#10;pVLh5ptv/ngW+wAAUjaSoL1jx475d91115VZ7AMA4PCEbJiAjhS0ncoGADi8IwVtp7IBANIjZMME&#10;drig7VQ2AMCRHS5oO5UNAJAeIRuOAocK2k5lAwCMzKGCtlPZAABpEbLhKHJw0L7tttuu++Y3v/ne&#10;rDcBAEwUBwftK6+88q5vf/vbl2S9CQCAlxWzHgCMvgNBu1QqFbLeAgAw0RwI2r6XAgBIhxPZcBQr&#10;FAqlrDcAAExUvpcCAEiHkA0AAAAAQNKEbAAAAAAAkiZkAwAAAACQNCEbAAAAAICkCdkAAAAAACRN&#10;yAYAAAAAIGlCNgAAAAAASROyAQAAAABImpANAAAAAEDShGwAAAAAAJImZAMAAAAAkDQhGwAAAACA&#10;pAnZAAAAAAAkTcgGAAAAACBpQjYAAAAAAEkTsgEAAAAASJqQDQAAAABA0oRsAAAAAACSJmQDAAAA&#10;AJA0IRsAAAAAgKQJ2QAAAAAAJE3IBgAAAAAgaUI2AAAAAABJE7IBAAAAAEiakA0AAAAAQNKEbAAA&#10;AAAAkiZkAwAAAACQNCEbAAAAAICkCdkAAAAAACRNyAYAAAAAIGlCNgBpqlSyXgDABFVxDwEAOOoI&#10;2QAkZUr9tD0REYN9vVlPAWACKg0NRXloKKbU1+/JegsAAKNHyAYgKVPnz38+IqKvvT3rKQBMQL27&#10;dkVExNT5xz6f8RQAAEaRkA1AUhqWNj8VEdHd1pr1FAAmoAP3jwP3EwAAjg5CNgBJaVp+4o8jIva+&#10;+ELWUwCYgA7cPxqXL3884ykAAIwiIRuApDSesPyJqqamnV0vvRR9HbuzngPABDLY2xt7Nm2KQnV1&#10;38wVpz2S9R4AAEaPkA1AUvKFwvCCN7/l6xERO572U+EAjFzrurVRKZdi3lm/f3+xtrY76z0AAIwe&#10;IRuA5Cw454++misUhlvXPh0D3V1ZzwFgAhju74/tT/4kIiIWvvW8v8x4DgAAo0zIBiA5tbNmbV3w&#10;lnO/Vh4ejo1rVkelUsl6EgCJ2/yD78dQX1/MeeN/+U7DkiXrst4DAMDoErIBSNKyd1/68epjZmzv&#10;2Lghdq5/Jus5ACSsY9PGaFu3NopTp3ae+L4rrs96DwAAo0/IBiBJU6ZO7Tz5mmuvjIjYsGZ1dG5p&#10;yXgRACnqbmuLX33vuxERcdL7r/rTmhkztmc8CQCAMSBkA5CsmaedvmbZuy/9eKU0HM8+8K3o3LIl&#10;60kAJKS7rS3W/819URoYiOPefv5fzP+DN30z600AAIwNIRuApC256J2fXfrOS24qDw3F+m/dH61r&#10;n/bMbACi/Ve/jGfu+6sY3r8/Fpxz7teWX3b5B7PeBADA2ClmPQAAXk0ul6sc/9/efUOhurpv4/33&#10;fWbD6odi94bnY9lb3xY1jU1ZzwNgnA329sSmRx6O9l/9MiIiFp9/wRdOeO9lH8nl8+WMpwEAMIaE&#10;bACSl8vlKksvftdnG49f9tOf337b3Xs2b1r006/cHnNfd0rMP+P1UT9nbtYTARhjfR27Y8fTT0Xr&#10;urVRHhqKqsbGXa+5auU1c373jX+X9TYAAMaekA3AhDHjlBWP/tcv/sXrNj3wrf+1dc0/Xdu6bm1V&#10;67q1MXX27Ji+eEnUz50XU2fNjim1tRG5rNcC8BurRAz190dfx+7oaW2Nzi0t0d26IyIicvl8acHZ&#10;59yz7D3v/VhVQ8PujJcCADBOhGwAJpRiXV3Xie97/weXXHjxLS89+s9XvvT9f76qd9eu43p37cp6&#10;GgBjqKppetuCN59994Jz/uirtbNmbc16DwAA40vIBmBCqm5q2tn8zktuXnrxuz7TvaXllH0bnn9j&#10;1+bNZ/S2tS4b7u318GyACa5YW9tVO3fu5oYlzU83LVv2k4bm43/mOdgAAJOXkA3AhJbL5SoNi5c8&#10;07B4yTNZbwEAAADGRj7rAQAAAAAA8GqEbAAAAAAAkiZkAwAAAACQNCEbAAAAAICkCdkAAAAAACRN&#10;yAYAAAAAIGlCNgAAAAAASROyAQAAAABImpANAAAAAEDShGwAAAAAAJImZAMAAAAAkDQhGwAAAACA&#10;pAnZAAAAAAAkTcgGAAAAACBpQjYAAAAAAEkTsgEAAAAASJqQDQAAAABA0oRsAAAAAACSJmQDAAAA&#10;AJA0IRsAAAAAgKQJ2QAAAAAAJE3IBgAAAAAgaUI2AAAAAABJE7IBAAAAAEiakA0AAAAAQNKEbAAA&#10;AAAAkiZkAwAAAACQNCEbAAAAAICkCdkAAAAAACRNyAYAAAAAIGlCNgAAAAAASROyAQAAAABImpAN&#10;AAAAAEDShGwAAAAAAJImZAMAAAAAkDQhGwAAAACApAnZAAAAAAAkTcgGAAAAACBpQjYAAAAAAEkT&#10;sgEAAAAASJqQDQAAAABA0oRsAAAAAACSJmQDAAAAAJA0IRsAAAAAgKQJ2QAAAAAAJE3IBgAAAAAg&#10;aUI2AAAAAABJE7IBAAAAAEiakA0AAAAAQNKEbAAAAAAAkiZkAwAAAACQNCEbAAAAAICkCdkAAAAA&#10;ACRNyAYAAAAAIGlCNgAAAAAASROyAQAAAABImpANAAAAAEDShGwAAAAAAJImZAMAAAAAkDQhGwAA&#10;AACApAnZAAAAAAAkTcgGAAAAACBpQjYAAAAAAEkTsgEAAAAASJqQDQAAAABA0oRsAAAAAACSJmQD&#10;AAAAAJA0IRsAAAAAgKQJ2QAAAAAAJE3IBgAAAAAgaUI2AAAAAABJE7IBAAAAAEiakA0AAAAAQNKE&#10;bAAAAAAAkiZkAwAAAACQNCEbAAAAAICkCdmQgTVr1rz1e9/73gWVSiX3m7y/paVl8ec+97mP/Kbv&#10;BwAAAICJRMiGDJx11lk/uuKKK75++umnP/2fCdotLS2Lr7766q8tW7Zs45w5c3bmcrnKWG8FAAAA&#10;gKwJ2ZCB+vr6ng9/+MOfX7du3akXXnjh3x8paB8csO+8886rjjvuuC3vec97/nq8dwMAAABAFoRs&#10;yMi11177lzNmzOiIiDhE0I6IiO3bt88/OGAPDw8XIyI+8YlPfLpYLA5nOB8AAAAAxk3uQDADxt8t&#10;t9zyPz760Y/++b9/ferUqT29vb31hUKhVCqVCgd/rrm5efNzzz13opANAAAAwGQhZEOGenp66hcv&#10;XtzS0dExY6Tv+cY3vtCTjNwAAAsFSURBVPG+yy677K/GchcAAAAApMSjRSBDB56VPdLrm5ubN3s2&#10;NgAAAACTjZANGTv4WdlHsmrVqps8UgQAAACAyUbIhoyN9FR2c3Pz5ksvvfS+8dgEAAAAACkRsiEB&#10;IzmV7TQ2AAAAAJOVkA0JONKpbKexAQAAAJjMhGxIxKudynYaGwAAAIDJTMiGRBzuVLbT2AAAAABM&#10;dkI2JORQp7KdxgYAAABgshOyISH//lS209gAAAAAIGRDcg4+le00NgAAAABE5CqVym/85kqlkisP&#10;728oD/c1jOImmPRuv+OOa/7m/vvf/cPHHntTsVAoZb0Hjha5fHGoUNXQnsvl/b0CAACACeQ/FbIr&#10;lUpuf+emN/Tseuod+/dtPrN/3wtnlIZ6jhnDfQAwunKF4ZppC39e07D0qakzT360fvbp/1go1nZn&#10;PQsAAAA4vBGF7HJpsLbzpccu37v1kWsGuredfPDnplQ3RL5YE7kxmwgAo6NcLsXwYFeUS0O/fi1f&#10;qOlpPPb37z1m8du+VF0///kM5wEAAACHccSQ3b3zyQtaf3HPbcP9HQsiIqpqZ0Tj7NfE1IaFUVM/&#10;O/KFqnEZCgCjoVKpxOD+vbG/e0d079kY3R2bIqISkcuXpi865445y9/9sXyxpifrnQAAAMC/OWzI&#10;Lg3vn9b286/fvm/Hv1waETG1aXHMXPC7Ude4MHI5568BODoMDfTE3ra10bH9Z1EpD8WU2tkvHrvi&#10;uvfWHbP8X7PeBgAAALzskCF7qH/vvK1P3vzIQPe2kwvF2pjbfE40zjoxg3kAMD4G+/dF66aHo7ez&#10;JSJXGDr2lA+8r/HYs+7PehcAAABwiJA9PNA5t+WJG3842Lv9xNppx8bCky6IYlV9RvMAYPxUKpXo&#10;2P5k7Gp5LCJy5fkrrr2s6djfuy/rXQAAADDZvSJkl4f7p774+A3/OtC9ZUVd46JY9JqLPQMbgEln&#10;78710bpxTUTkyot+52Pn1c9a8XDWmwAAAGAyyx/8Qduv7v0/A91bVtROmydiAzBpTZ9zSsxtPici&#10;Kvnt677818MDnXOy3gQAAACT2a9Ddk/7M+d2bnv0qnyhOhaceKGIDcCkdsy806Jx9mujNNQ9o/Xn&#10;X7+jUqn4TccAAACQkXxERKU8PKXtF/fcFhExd+mbY0r1tGxXAUAC5i49O4pVU6N7508v6t29/tys&#10;9wAAAMBklY+I6Gr7ybsG+1qX1U6bH42zT856EwAkoVCsidnH/UFEROze9Hcfz3gOAAAATFr5iIi9&#10;Wx75QETEjGPPjFzOT04DwAGNs06KYlV99O197vf6u7f6314AAADIQH6gt3VZ397nzipW1ce0Gcdn&#10;vQcAkpLLF2L63BUREdG57bH3ZzwHAAAAJqV8T/u6t0VENMxcHrlc/kjXA8Ck0zDrpIiI6Glfe17G&#10;UwAAAGBSyvd3bjozIqKuYWHWWwAgSVU106MwpS4Ge3csLw31NWa9BwAAACabfH9Xy2kRETX1c7Le&#10;AgBJyuVyv75P9ne1nJrxHAAAAJh08oP72xfncoWYUt2Q9RYASFZ17TERETG0v31xtksAAABg8slX&#10;SgN1+UJV5HK5rLcAQLLyhaqIiCiXBqZmPAUAAAAmHb/dEQBGxH/4AgAAQFaEbAAAAAAAkiZkAwAA&#10;AACQNCEbAAAAAICkCdkAAAAAACRNyAYAAAAAIGlCNgAAAAAASROyAQAAAABImpANAAAAAEDShGwA&#10;AAAAAJImZAMAAAAAkDQhGwAAAACApAnZAAAAAAAkTcgGAAAAACBpQjYAAAAAAEkTsgEAAAAASJqQ&#10;DQAAAABA0oRsAAAAAACSJmQDAAAAAJA0IRsAAAAAgKQJ2QAAAAAAJE3IBgAAAAAgaUI2AAAAAABJ&#10;E7IBAAAAAEiakA0AAAAAQNKEbAAAAAAAkiZkAwAAAACQNCEbAAAAAICkCdkAAAAAACRNyAYAAAAA&#10;IGlCNgAAAAAASROyAQAAAABImpANAAAAAEDShGwAAAAAAJImZAMAAAAAkDQhGwAAAACApAnZAAAA&#10;AAAkTcgGAAAAACBpQjYAAAAAAEkTsgEAAAAASJqQDQAAAABA0oRsAAAAAACSJmQDAAAAAJA0IRsA&#10;AAAAgKQJ2QAAAAAAJE3IBgAAAAAgaUI2AAAAAABJE7IBAAAAAEiakA0AAAAAQNKEbAAAAAAAkiZk&#10;AwAAAACQNCEbAAAAAICkCdkAAAAAACRNyAYAAAAAIGlCNgAAAAAASROyAQAAAABImpANAAAAAEDS&#10;hGwAAAAAAJImZAMAAAAAkDQhGwAAAACApAnZAAAAAAAkTcgGAAAAACBpQjYAAAAAAEkTsgEAAAAA&#10;SJqQDQAAAABA0oRsAAAAAACSJmQDAAAAAJA0IRsAAAAAgKQJ2QAAAAAAJE3IBgAAAAAgaUI2AAAA&#10;AABJE7IBAAAAAEiakA0AAAAAQNKEbAAAAAAAkiZkAwAAAACQNCEbAAAAAICkCdkAAAAAACRNyAYA&#10;AAAAIGlCNgAAAAAASROyAQAAAABImpANAAAAAEDShGwAGJFK1gMAAABg0srnCzU9pdJAVCr+gQ4A&#10;h1MaHoiIiHyxtivjKQAAADDp5KfUzdkclXIM9u/NegsAJGuwryMiIqrqZr+Q8RQAAACYdPK1jUue&#10;jojo79mZ9RYASFKlUon9vTsjIleumXbcM1nvAQAAgMkmX9u07CcREb37tma9BQCSNNDbHuXh/qie&#10;tujZfLGmN+s9AAAAMNnk62ed+k8REd27N0S5PJz1HgBIzr72X0RExLTZp/9jxlMAAABgUspPqZ25&#10;beqsU9eUhvdHV/tzWe8BgKSUy8PRufPZiMhVmhb+4d1Z7wEAAIDJKB8Rccyic2+PiOjY/tOoVMrZ&#10;LgKAhOxteyZKw/1RP2vFmqq6OX7RIwAAAGQgHxFRP/u0h2oalqwd6Nsde3b8LOtNAJCEoYHuaN/y&#10;o4iImHn8u27MeA4AAABMWvmIiFwuX5538pUrI3LlXVt+FAN9HVnvAoBMVSqVaN30cJRLA9G08Ow7&#10;66YveyLrTQAAADBZ5Q/8obbp+J/ObL7glkp5OLb96rsxPNSX5S4AyFT71h9Fz94XolgzY9ucEy/9&#10;s6z3AAAAwGSWP/iDWcsu+WTdjNf+cHD/ntjy7N+K2QBMSu1bfxy7tz0eufyU/oWnf+idhSl1XVlv&#10;AgAAgMnsFSE7ly8OLTzjwxfUTj/hxwN97dGy/n6PGQFg0qiUS9H2wqPRvvVHL0fs13/kj2ubmp/M&#10;ehcAAABMdrlKpfIfXiwN9TVse/p//31fxy/+MJcvxuzjzopj5r8+crn8Ib4EAEx8+3vaYseG1THQ&#10;1x75Ym3XwtM/dPHUma97NOtdAAAAwGFCdkREpTw8ZdeGB27seOEfPhJRyVfXzYwZC94QDTOXRz5f&#10;HOeZADA29ve0xZ4dT8W+Xb+MiErUNDY/eeyK695bXT//+ay3AQAAAC87bMg+YH/npjNbf37XV/q7&#10;XjwtIqJQrI2GmSdEXeOiqKmfE1U10yOXy43LWAD4bZWG+6O/Z2f0de+I7o6N0d/TFhER+UJt98zj&#10;L7p5xpJ3fCGXLwxnPBMAAAA4yBFDdkREpVLO9+xa+/Y9Wx/5QG/7ure+8ivko1CoHqt9ADBqKpVS&#10;lEuDr3htSu2sLdMXveWrTQvffGexqmF3RtMAAACAVzGikH2wof27F3bvWvv2/n2bzty/78Uzhvp2&#10;Li2X+uvHaB8AjJ5cYXhK9fQd1Q2L1tc2Ln2qbsbJj9ZNX/7jXC5fynoaAAAAcHj/Hz0Us9urRiZ5&#10;AAAAAElFTkSuQmCCUEsDBAoAAAAAAAAAIQB3zFCg/wAAAP8AAAAUAAAAZHJzL21lZGlhL2ltYWdl&#10;Mi5wbmeJUE5HDQoaCgAAAA1JSERSAAAADwAAAA8IBgAAADvWlUoAAAAGYktHRAD/AP8A/6C9p5MA&#10;AAAJcEhZcwAADsQAAA7EAZUrDhsAAACfSURBVCiRlc+xDQMhDIXhJ5SaRfA43JL2OGSR1CfLacKJ&#10;AxtdCjcWvz8BAEZETUSqqiYzQzSqmkSkElEDYCilvAHY7sgS/d6CmY++mI+c5/maoz4iUqGqadTH&#10;yTl/vD0RNVVNMDNX342IVDPD9adIj9Qr/kfv6i1+oo/qLX6ij+oS7/RZXeKdPqtu7Ome6sae7qlh&#10;POqRGsajzsxH9OYL+KXGt7/X8gsAAAAASUVORK5CYIJQSwMECgAAAAAAAAAhADtaUtBsAQAAbAEA&#10;ABQAAABkcnMvbWVkaWEvaW1hZ2UzLnBuZ4lQTkcNChoKAAAADUlIRFIAAAAQAAAADwgGAAAA7XNP&#10;LwAAAAZiS0dEAP8A/wD/oL2nkwAAAAlwSFlzAAAOxAAADsQBlSsOGwAAAQxJREFUKJGdk7FOhUAU&#10;RMdABR3UtCZ2EExsISHaQoG28AMKP6DwAwo/oC1YaAsh0ZYEox0JLTV2vErDWkHMc18eazHlmbt7&#10;7wwIIWDROI5imqaXiqL0ANaDwzDIcRxfy7I8ACAAiK7rb3vBvu+VMAxvRVEcZ3BWVVXWTrBt2yPf&#10;9+95nv/aBgEQy7IqQgj+gHVdnziO80SDfqtpmuPFYJqmg7IsT03TfNkHAiCu6z7OA5Hn+bmmae9r&#10;QACE47jvrusOF4O14PbfF4Msyy5UVf349wvmHRRFcWYYxivzDmhXsG37mekKu3Lged4Dcw5oSQyC&#10;4E4QhA1TEmldiKLoRpKkT6Yu0NqYJMnV3MYfSjzkIDhkV0sAAAAASUVORK5CYIJQSwMEFAAGAAgA&#10;AAAhALjRzC3hAAAADAEAAA8AAABkcnMvZG93bnJldi54bWxMj8FOwzAQRO9I/IO1SNyo4yCXEOJU&#10;VQWcKiRaJMTNjbdJ1NiOYjdJ/57tCW6zO6PZt8Vqth0bcQitdwrEIgGGrvKmdbWCr/3bQwYsRO2M&#10;7rxDBRcMsCpvbwqdGz+5Txx3sWZU4kKuFTQx9jnnoWrQ6rDwPTryjn6wOtI41NwMeqJy2/E0SZbc&#10;6tbRhUb3uGmwOu3OVsH7pKf1o3gdt6fj5vKzlx/fW4FK3d/N6xdgEef4F4YrPqFDSUwHf3YmsE6B&#10;fFpSkvbpM4lrQMgsBXYgJTMpgJcF//9E+QsAAP//AwBQSwMEFAAGAAgAAAAhADcnR2HMAAAAKQIA&#10;ABkAAABkcnMvX3JlbHMvZTJvRG9jLnhtbC5yZWxzvJHBagIxEIbvQt8hzL2b3RWKiFkvIngV+wBD&#10;MpsNbiYhiaW+vYFSqCD15nFm+L//g9lsv/0svihlF1hB17QgiHUwjq2Cz9P+fQUiF2SDc2BScKUM&#10;2+FtsTnSjKWG8uRiFpXCWcFUSlxLmfVEHnMTInG9jCF5LHVMVkbUZ7Qk+7b9kOkvA4Y7pjgYBelg&#10;liBO11ibn7PDODpNu6Avnrg8qJDO1+4KxGSpKPBkHP4sl01kC/KxQ/8ah/4/h+41Dt2vg7x78HAD&#10;AAD//wMAUEsBAi0AFAAGAAgAAAAhALGCZ7YKAQAAEwIAABMAAAAAAAAAAAAAAAAAAAAAAFtDb250&#10;ZW50X1R5cGVzXS54bWxQSwECLQAUAAYACAAAACEAOP0h/9YAAACUAQAACwAAAAAAAAAAAAAAAAA7&#10;AQAAX3JlbHMvLnJlbHNQSwECLQAUAAYACAAAACEA9+h27IsHAAAnJQAADgAAAAAAAAAAAAAAAAA6&#10;AgAAZHJzL2Uyb0RvYy54bWxQSwECLQAKAAAAAAAAACEANZ4BnbnrAAC56wAAFAAAAAAAAAAAAAAA&#10;AADxCQAAZHJzL21lZGlhL2ltYWdlMS5wbmdQSwECLQAKAAAAAAAAACEAd8xQoP8AAAD/AAAAFAAA&#10;AAAAAAAAAAAAAADc9QAAZHJzL21lZGlhL2ltYWdlMi5wbmdQSwECLQAKAAAAAAAAACEAO1pS0GwB&#10;AABsAQAAFAAAAAAAAAAAAAAAAAAN9wAAZHJzL21lZGlhL2ltYWdlMy5wbmdQSwECLQAUAAYACAAA&#10;ACEAuNHMLeEAAAAMAQAADwAAAAAAAAAAAAAAAACr+AAAZHJzL2Rvd25yZXYueG1sUEsBAi0AFAAG&#10;AAgAAAAhADcnR2HMAAAAKQIAABkAAAAAAAAAAAAAAAAAufkAAGRycy9fcmVscy9lMm9Eb2MueG1s&#10;LnJlbHNQSwUGAAAAAAgACAAAAgAAvPoAAAAA&#10;">
                 <v:shapetype id="_x0000_t75" coordsize="21600,21600" o:spt="75" o:preferrelative="t" path="m@4@5l@4@11@9@11@9@5xe" filled="f" stroked="f">
                   <v:stroke joinstyle="miter"/>
                   <v:formulas>
